--- a/BTTuan8/BaoCaoKiemThu.docx
+++ b/BTTuan8/BaoCaoKiemThu.docx
@@ -2,7 +2,4705 @@
 <file path=word/document.xml><?xml version="1.0" encoding="utf-8"?>
 <w:document xmlns:wpc="http://schemas.microsoft.com/office/word/2010/wordprocessingCanvas" xmlns:cx="http://schemas.microsoft.com/office/drawing/2014/chartex" xmlns:cx1="http://schemas.microsoft.com/office/drawing/2015/9/8/chartex" xmlns:cx2="http://schemas.microsoft.com/office/drawing/2015/10/21/chartex" xmlns:cx3="http://schemas.microsoft.com/office/drawing/2016/5/9/chartex" xmlns:cx4="http://schemas.microsoft.com/office/drawing/2016/5/10/chartex" xmlns:cx5="http://schemas.microsoft.com/office/drawing/2016/5/11/chartex" xmlns:cx6="http://schemas.microsoft.com/office/drawing/2016/5/12/chartex" xmlns:cx7="http://schemas.microsoft.com/office/drawing/2016/5/13/chartex" xmlns:cx8="http://schemas.microsoft.com/office/drawing/2016/5/14/chartex" xmlns:mc="http://schemas.openxmlformats.org/markup-compatibility/2006" xmlns:aink="http://schemas.microsoft.com/office/drawing/2016/ink" xmlns:am3d="http://schemas.microsoft.com/office/drawing/2017/model3d" xmlns:o="urn:schemas-microsoft-com:office:office" xmlns:r="http://schemas.openxmlformats.org/officeDocument/2006/relationships" xmlns:m="http://schemas.openxmlformats.org/officeDocument/2006/math" xmlns:v="urn:schemas-microsoft-com:vml" xmlns:wp14="http://schemas.microsoft.com/office/word/2010/wordprocessingDrawing" xmlns:wp="http://schemas.openxmlformats.org/drawingml/2006/wordprocessingDrawing" xmlns:w10="urn:schemas-microsoft-com:office:word" xmlns:w="http://schemas.openxmlformats.org/wordprocessingml/2006/main" xmlns:w14="http://schemas.microsoft.com/office/word/2010/wordml" xmlns:w15="http://schemas.microsoft.com/office/word/2012/wordml" xmlns:w16cex="http://schemas.microsoft.com/office/word/2018/wordml/cex" xmlns:w16cid="http://schemas.microsoft.com/office/word/2016/wordml/cid" xmlns:w16="http://schemas.microsoft.com/office/word/2018/wordml" xmlns:w16sdtdh="http://schemas.microsoft.com/office/word/2020/wordml/sdtdatahash" xmlns:w16se="http://schemas.microsoft.com/office/word/2015/wordml/symex" xmlns:wpg="http://schemas.microsoft.com/office/word/2010/wordprocessingGroup" xmlns:wpi="http://schemas.microsoft.com/office/word/2010/wordprocessingInk" xmlns:wne="http://schemas.microsoft.com/office/word/2006/wordml" xmlns:wps="http://schemas.microsoft.com/office/word/2010/wordprocessingShape" mc:Ignorable="w14 w15 w16se w16cid w16 w16cex w16sdtdh wp14">
   <w:body>
-    <w:p/>
+    <w:p>
+      <w:pPr>
+        <w:rPr>
+          <w:rFonts w:ascii="Times New Roman" w:hAnsi="Times New Roman" w:cs="Times New Roman"/>
+          <w:lang w:val="en-US"/>
+        </w:rPr>
+      </w:pPr>
+      <w:r>
+        <w:rPr>
+          <w:rFonts w:ascii="Times New Roman" w:hAnsi="Times New Roman" w:cs="Times New Roman"/>
+          <w:lang w:val="en-US"/>
+        </w:rPr>
+        <w:t>Bài 1.1:</w:t>
+      </w:r>
+      <w:r>
+        <w:t xml:space="preserve"> </w:t>
+      </w:r>
+      <w:r>
+        <w:rPr>
+          <w:rFonts w:ascii="Times New Roman" w:hAnsi="Times New Roman" w:cs="Times New Roman"/>
+          <w:lang w:val="en-US"/>
+        </w:rPr>
+        <w:t>KIỂM THỬ TIÊU ĐỀ TRANG WEB (1.0 điểm)</w:t>
+      </w:r>
+    </w:p>
+    <w:tbl>
+      <w:tblPr>
+        <w:tblStyle w:val="TableGrid"/>
+        <w:tblW w:w="11716" w:type="dxa"/>
+        <w:tblInd w:w="-1281" w:type="dxa"/>
+        <w:tblLayout w:type="fixed"/>
+        <w:tblLook w:val="04A0" w:firstRow="1" w:lastRow="0" w:firstColumn="1" w:lastColumn="0" w:noHBand="0" w:noVBand="1"/>
+      </w:tblPr>
+      <w:tblGrid>
+        <w:gridCol w:w="828"/>
+        <w:gridCol w:w="1179"/>
+        <w:gridCol w:w="787"/>
+        <w:gridCol w:w="925"/>
+        <w:gridCol w:w="1759"/>
+        <w:gridCol w:w="2199"/>
+        <w:gridCol w:w="1618"/>
+        <w:gridCol w:w="1618"/>
+        <w:gridCol w:w="803"/>
+      </w:tblGrid>
+      <w:tr>
+        <w:tc>
+          <w:tcPr>
+            <w:tcW w:w="828" w:type="dxa"/>
+            <w:hideMark/>
+          </w:tcPr>
+          <w:p>
+            <w:pPr>
+              <w:spacing w:after="160" w:line="259" w:lineRule="auto"/>
+              <w:rPr>
+                <w:rFonts w:ascii="Times New Roman" w:hAnsi="Times New Roman" w:cs="Times New Roman"/>
+                <w:b/>
+                <w:bCs/>
+                <w:lang w:val="en-AI"/>
+              </w:rPr>
+            </w:pPr>
+            <w:r>
+              <w:rPr>
+                <w:rFonts w:ascii="Times New Roman" w:hAnsi="Times New Roman" w:cs="Times New Roman"/>
+                <w:b/>
+                <w:bCs/>
+                <w:lang w:val="en-AI"/>
+              </w:rPr>
+              <w:t>TC ID</w:t>
+            </w:r>
+          </w:p>
+        </w:tc>
+        <w:tc>
+          <w:tcPr>
+            <w:tcW w:w="1179" w:type="dxa"/>
+            <w:hideMark/>
+          </w:tcPr>
+          <w:p>
+            <w:pPr>
+              <w:spacing w:after="160" w:line="259" w:lineRule="auto"/>
+              <w:rPr>
+                <w:rFonts w:ascii="Times New Roman" w:hAnsi="Times New Roman" w:cs="Times New Roman"/>
+                <w:b/>
+                <w:bCs/>
+                <w:lang w:val="en-AI"/>
+              </w:rPr>
+            </w:pPr>
+            <w:r>
+              <w:rPr>
+                <w:rFonts w:ascii="Times New Roman" w:hAnsi="Times New Roman" w:cs="Times New Roman"/>
+                <w:b/>
+                <w:bCs/>
+                <w:lang w:val="en-AI"/>
+              </w:rPr>
+              <w:t>Tên TC</w:t>
+            </w:r>
+          </w:p>
+        </w:tc>
+        <w:tc>
+          <w:tcPr>
+            <w:tcW w:w="787" w:type="dxa"/>
+            <w:hideMark/>
+          </w:tcPr>
+          <w:p>
+            <w:pPr>
+              <w:spacing w:after="160" w:line="259" w:lineRule="auto"/>
+              <w:rPr>
+                <w:rFonts w:ascii="Times New Roman" w:hAnsi="Times New Roman" w:cs="Times New Roman"/>
+                <w:b/>
+                <w:bCs/>
+                <w:lang w:val="en-AI"/>
+              </w:rPr>
+            </w:pPr>
+            <w:r>
+              <w:rPr>
+                <w:rFonts w:ascii="Times New Roman" w:hAnsi="Times New Roman" w:cs="Times New Roman"/>
+                <w:b/>
+                <w:bCs/>
+                <w:lang w:val="en-AI"/>
+              </w:rPr>
+              <w:t>Module</w:t>
+            </w:r>
+          </w:p>
+        </w:tc>
+        <w:tc>
+          <w:tcPr>
+            <w:tcW w:w="925" w:type="dxa"/>
+            <w:hideMark/>
+          </w:tcPr>
+          <w:p>
+            <w:pPr>
+              <w:spacing w:after="160" w:line="259" w:lineRule="auto"/>
+              <w:rPr>
+                <w:rFonts w:ascii="Times New Roman" w:hAnsi="Times New Roman" w:cs="Times New Roman"/>
+                <w:b/>
+                <w:bCs/>
+                <w:lang w:val="en-AI"/>
+              </w:rPr>
+            </w:pPr>
+            <w:r>
+              <w:rPr>
+                <w:rFonts w:ascii="Times New Roman" w:hAnsi="Times New Roman" w:cs="Times New Roman"/>
+                <w:b/>
+                <w:bCs/>
+                <w:lang w:val="en-AI"/>
+              </w:rPr>
+              <w:t>Điều kiện tiên quyết</w:t>
+            </w:r>
+          </w:p>
+        </w:tc>
+        <w:tc>
+          <w:tcPr>
+            <w:tcW w:w="1759" w:type="dxa"/>
+            <w:hideMark/>
+          </w:tcPr>
+          <w:p>
+            <w:pPr>
+              <w:spacing w:after="160" w:line="259" w:lineRule="auto"/>
+              <w:rPr>
+                <w:rFonts w:ascii="Times New Roman" w:hAnsi="Times New Roman" w:cs="Times New Roman"/>
+                <w:b/>
+                <w:bCs/>
+                <w:lang w:val="en-AI"/>
+              </w:rPr>
+            </w:pPr>
+            <w:r>
+              <w:rPr>
+                <w:rFonts w:ascii="Times New Roman" w:hAnsi="Times New Roman" w:cs="Times New Roman"/>
+                <w:b/>
+                <w:bCs/>
+                <w:lang w:val="en-AI"/>
+              </w:rPr>
+              <w:t>Bước thực hiện</w:t>
+            </w:r>
+          </w:p>
+        </w:tc>
+        <w:tc>
+          <w:tcPr>
+            <w:tcW w:w="2199" w:type="dxa"/>
+            <w:hideMark/>
+          </w:tcPr>
+          <w:p>
+            <w:pPr>
+              <w:spacing w:after="160" w:line="259" w:lineRule="auto"/>
+              <w:rPr>
+                <w:rFonts w:ascii="Times New Roman" w:hAnsi="Times New Roman" w:cs="Times New Roman"/>
+                <w:b/>
+                <w:bCs/>
+                <w:lang w:val="en-AI"/>
+              </w:rPr>
+            </w:pPr>
+            <w:r>
+              <w:rPr>
+                <w:rFonts w:ascii="Times New Roman" w:hAnsi="Times New Roman" w:cs="Times New Roman"/>
+                <w:b/>
+                <w:bCs/>
+                <w:lang w:val="en-AI"/>
+              </w:rPr>
+              <w:t>Dữ liệu đầu vào</w:t>
+            </w:r>
+          </w:p>
+        </w:tc>
+        <w:tc>
+          <w:tcPr>
+            <w:tcW w:w="1618" w:type="dxa"/>
+            <w:hideMark/>
+          </w:tcPr>
+          <w:p>
+            <w:pPr>
+              <w:spacing w:after="160" w:line="259" w:lineRule="auto"/>
+              <w:rPr>
+                <w:rFonts w:ascii="Times New Roman" w:hAnsi="Times New Roman" w:cs="Times New Roman"/>
+                <w:b/>
+                <w:bCs/>
+                <w:lang w:val="en-AI"/>
+              </w:rPr>
+            </w:pPr>
+            <w:r>
+              <w:rPr>
+                <w:rFonts w:ascii="Times New Roman" w:hAnsi="Times New Roman" w:cs="Times New Roman"/>
+                <w:b/>
+                <w:bCs/>
+                <w:lang w:val="en-AI"/>
+              </w:rPr>
+              <w:t>Kết quả mong đợi</w:t>
+            </w:r>
+          </w:p>
+        </w:tc>
+        <w:tc>
+          <w:tcPr>
+            <w:tcW w:w="1618" w:type="dxa"/>
+            <w:hideMark/>
+          </w:tcPr>
+          <w:p>
+            <w:pPr>
+              <w:spacing w:after="160" w:line="259" w:lineRule="auto"/>
+              <w:rPr>
+                <w:rFonts w:ascii="Times New Roman" w:hAnsi="Times New Roman" w:cs="Times New Roman"/>
+                <w:b/>
+                <w:bCs/>
+                <w:lang w:val="en-AI"/>
+              </w:rPr>
+            </w:pPr>
+            <w:r>
+              <w:rPr>
+                <w:rFonts w:ascii="Times New Roman" w:hAnsi="Times New Roman" w:cs="Times New Roman"/>
+                <w:b/>
+                <w:bCs/>
+                <w:lang w:val="en-AI"/>
+              </w:rPr>
+              <w:t>Kết quả thực tế</w:t>
+            </w:r>
+          </w:p>
+        </w:tc>
+        <w:tc>
+          <w:tcPr>
+            <w:tcW w:w="803" w:type="dxa"/>
+            <w:hideMark/>
+          </w:tcPr>
+          <w:p>
+            <w:pPr>
+              <w:spacing w:after="160" w:line="259" w:lineRule="auto"/>
+              <w:rPr>
+                <w:rFonts w:ascii="Times New Roman" w:hAnsi="Times New Roman" w:cs="Times New Roman"/>
+                <w:b/>
+                <w:bCs/>
+                <w:lang w:val="en-AI"/>
+              </w:rPr>
+            </w:pPr>
+            <w:r>
+              <w:rPr>
+                <w:rFonts w:ascii="Times New Roman" w:hAnsi="Times New Roman" w:cs="Times New Roman"/>
+                <w:b/>
+                <w:bCs/>
+                <w:lang w:val="en-AI"/>
+              </w:rPr>
+              <w:t>Trạng thái</w:t>
+            </w:r>
+          </w:p>
+        </w:tc>
+      </w:tr>
+      <w:tr>
+        <w:tc>
+          <w:tcPr>
+            <w:tcW w:w="828" w:type="dxa"/>
+            <w:hideMark/>
+          </w:tcPr>
+          <w:p>
+            <w:pPr>
+              <w:spacing w:after="160" w:line="259" w:lineRule="auto"/>
+              <w:rPr>
+                <w:rFonts w:ascii="Times New Roman" w:hAnsi="Times New Roman" w:cs="Times New Roman"/>
+                <w:lang w:val="en-AI"/>
+              </w:rPr>
+            </w:pPr>
+            <w:r>
+              <w:rPr>
+                <w:rFonts w:ascii="Times New Roman" w:hAnsi="Times New Roman" w:cs="Times New Roman"/>
+                <w:lang w:val="en-AI"/>
+              </w:rPr>
+              <w:t>TC001</w:t>
+            </w:r>
+          </w:p>
+        </w:tc>
+        <w:tc>
+          <w:tcPr>
+            <w:tcW w:w="1179" w:type="dxa"/>
+            <w:hideMark/>
+          </w:tcPr>
+          <w:p>
+            <w:pPr>
+              <w:spacing w:after="160" w:line="259" w:lineRule="auto"/>
+              <w:rPr>
+                <w:rFonts w:ascii="Times New Roman" w:hAnsi="Times New Roman" w:cs="Times New Roman"/>
+                <w:lang w:val="en-AI"/>
+              </w:rPr>
+            </w:pPr>
+            <w:r>
+              <w:rPr>
+                <w:rFonts w:ascii="Times New Roman" w:hAnsi="Times New Roman" w:cs="Times New Roman"/>
+                <w:lang w:val="en-AI"/>
+              </w:rPr>
+              <w:t>Kiểm thử tiêu đề trang chủ</w:t>
+            </w:r>
+          </w:p>
+        </w:tc>
+        <w:tc>
+          <w:tcPr>
+            <w:tcW w:w="787" w:type="dxa"/>
+            <w:hideMark/>
+          </w:tcPr>
+          <w:p>
+            <w:pPr>
+              <w:spacing w:after="160" w:line="259" w:lineRule="auto"/>
+              <w:rPr>
+                <w:rFonts w:ascii="Times New Roman" w:hAnsi="Times New Roman" w:cs="Times New Roman"/>
+                <w:lang w:val="en-AI"/>
+              </w:rPr>
+            </w:pPr>
+            <w:r>
+              <w:rPr>
+                <w:rFonts w:ascii="Times New Roman" w:hAnsi="Times New Roman" w:cs="Times New Roman"/>
+                <w:lang w:val="en-AI"/>
+              </w:rPr>
+              <w:t>Title</w:t>
+            </w:r>
+          </w:p>
+        </w:tc>
+        <w:tc>
+          <w:tcPr>
+            <w:tcW w:w="925" w:type="dxa"/>
+            <w:hideMark/>
+          </w:tcPr>
+          <w:p>
+            <w:pPr>
+              <w:spacing w:after="160" w:line="259" w:lineRule="auto"/>
+              <w:rPr>
+                <w:rFonts w:ascii="Times New Roman" w:hAnsi="Times New Roman" w:cs="Times New Roman"/>
+                <w:lang w:val="en-AI"/>
+              </w:rPr>
+            </w:pPr>
+            <w:r>
+              <w:rPr>
+                <w:rFonts w:ascii="Times New Roman" w:hAnsi="Times New Roman" w:cs="Times New Roman"/>
+                <w:lang w:val="en-AI"/>
+              </w:rPr>
+              <w:t>Trình duyệt Chrome đã cài đặt, có kết nối Internet</w:t>
+            </w:r>
+          </w:p>
+        </w:tc>
+        <w:tc>
+          <w:tcPr>
+            <w:tcW w:w="1759" w:type="dxa"/>
+            <w:hideMark/>
+          </w:tcPr>
+          <w:p>
+            <w:pPr>
+              <w:spacing w:after="160" w:line="259" w:lineRule="auto"/>
+              <w:rPr>
+                <w:rFonts w:ascii="Times New Roman" w:hAnsi="Times New Roman" w:cs="Times New Roman"/>
+                <w:lang w:val="en-AI"/>
+              </w:rPr>
+            </w:pPr>
+            <w:r>
+              <w:rPr>
+                <w:rFonts w:ascii="Times New Roman" w:hAnsi="Times New Roman" w:cs="Times New Roman"/>
+                <w:lang w:val="en-AI"/>
+              </w:rPr>
+              <w:t>1. Mở trình duyệt Chrome 2. Truy cập </w:t>
+            </w:r>
+            <w:hyperlink r:id="rId4" w:history="1">
+              <w:r>
+                <w:rPr>
+                  <w:rStyle w:val="Hyperlink"/>
+                  <w:rFonts w:ascii="Times New Roman" w:hAnsi="Times New Roman" w:cs="Times New Roman"/>
+                  <w:lang w:val="en-AI"/>
+                </w:rPr>
+                <w:t>https://www.saucedemo.com</w:t>
+              </w:r>
+            </w:hyperlink>
+            <w:r>
+              <w:rPr>
+                <w:rFonts w:ascii="Times New Roman" w:hAnsi="Times New Roman" w:cs="Times New Roman"/>
+                <w:lang w:val="en-AI"/>
+              </w:rPr>
+              <w:t> 3. Lấy tiêu đề trang</w:t>
+            </w:r>
+          </w:p>
+        </w:tc>
+        <w:tc>
+          <w:tcPr>
+            <w:tcW w:w="2199" w:type="dxa"/>
+            <w:hideMark/>
+          </w:tcPr>
+          <w:p>
+            <w:pPr>
+              <w:spacing w:after="160" w:line="259" w:lineRule="auto"/>
+              <w:rPr>
+                <w:rFonts w:ascii="Times New Roman" w:hAnsi="Times New Roman" w:cs="Times New Roman"/>
+                <w:lang w:val="en-AI"/>
+              </w:rPr>
+            </w:pPr>
+            <w:r>
+              <w:rPr>
+                <w:rFonts w:ascii="Times New Roman" w:hAnsi="Times New Roman" w:cs="Times New Roman"/>
+                <w:lang w:val="en-AI"/>
+              </w:rPr>
+              <w:t>URL: </w:t>
+            </w:r>
+            <w:hyperlink r:id="rId5" w:history="1">
+              <w:r>
+                <w:rPr>
+                  <w:rStyle w:val="Hyperlink"/>
+                  <w:rFonts w:ascii="Times New Roman" w:hAnsi="Times New Roman" w:cs="Times New Roman"/>
+                  <w:lang w:val="en-AI"/>
+                </w:rPr>
+                <w:t>https://www.saucedemo.com</w:t>
+              </w:r>
+            </w:hyperlink>
+          </w:p>
+        </w:tc>
+        <w:tc>
+          <w:tcPr>
+            <w:tcW w:w="1618" w:type="dxa"/>
+            <w:hideMark/>
+          </w:tcPr>
+          <w:p>
+            <w:pPr>
+              <w:spacing w:after="160" w:line="259" w:lineRule="auto"/>
+              <w:rPr>
+                <w:rFonts w:ascii="Times New Roman" w:hAnsi="Times New Roman" w:cs="Times New Roman"/>
+                <w:lang w:val="en-AI"/>
+              </w:rPr>
+            </w:pPr>
+            <w:r>
+              <w:rPr>
+                <w:rFonts w:ascii="Times New Roman" w:hAnsi="Times New Roman" w:cs="Times New Roman"/>
+                <w:lang w:val="en-AI"/>
+              </w:rPr>
+              <w:t>Tiêu đề trang là "Swag Labs"</w:t>
+            </w:r>
+          </w:p>
+        </w:tc>
+        <w:tc>
+          <w:tcPr>
+            <w:tcW w:w="1618" w:type="dxa"/>
+            <w:hideMark/>
+          </w:tcPr>
+          <w:p>
+            <w:pPr>
+              <w:spacing w:after="160" w:line="259" w:lineRule="auto"/>
+              <w:rPr>
+                <w:rFonts w:ascii="Times New Roman" w:hAnsi="Times New Roman" w:cs="Times New Roman"/>
+                <w:lang w:val="en-AI"/>
+              </w:rPr>
+            </w:pPr>
+            <w:r>
+              <w:rPr>
+                <w:rFonts w:ascii="Times New Roman" w:hAnsi="Times New Roman" w:cs="Times New Roman"/>
+                <w:lang w:val="en-AI"/>
+              </w:rPr>
+              <w:t>Tiêu đề trang là "Swag Labs"</w:t>
+            </w:r>
+          </w:p>
+        </w:tc>
+        <w:tc>
+          <w:tcPr>
+            <w:tcW w:w="803" w:type="dxa"/>
+            <w:hideMark/>
+          </w:tcPr>
+          <w:p>
+            <w:pPr>
+              <w:spacing w:after="160" w:line="259" w:lineRule="auto"/>
+              <w:rPr>
+                <w:rFonts w:ascii="Times New Roman" w:hAnsi="Times New Roman" w:cs="Times New Roman"/>
+                <w:lang w:val="en-AI"/>
+              </w:rPr>
+            </w:pPr>
+            <w:r>
+              <w:rPr>
+                <w:rFonts w:ascii="Times New Roman" w:hAnsi="Times New Roman" w:cs="Times New Roman"/>
+                <w:lang w:val="en-AI"/>
+              </w:rPr>
+              <w:t>Pass</w:t>
+            </w:r>
+          </w:p>
+        </w:tc>
+      </w:tr>
+      <w:tr>
+        <w:tc>
+          <w:tcPr>
+            <w:tcW w:w="828" w:type="dxa"/>
+            <w:hideMark/>
+          </w:tcPr>
+          <w:p>
+            <w:pPr>
+              <w:spacing w:after="160" w:line="259" w:lineRule="auto"/>
+              <w:rPr>
+                <w:rFonts w:ascii="Times New Roman" w:hAnsi="Times New Roman" w:cs="Times New Roman"/>
+                <w:lang w:val="en-AI"/>
+              </w:rPr>
+            </w:pPr>
+            <w:r>
+              <w:rPr>
+                <w:rFonts w:ascii="Times New Roman" w:hAnsi="Times New Roman" w:cs="Times New Roman"/>
+                <w:lang w:val="en-AI"/>
+              </w:rPr>
+              <w:t>TC002</w:t>
+            </w:r>
+          </w:p>
+        </w:tc>
+        <w:tc>
+          <w:tcPr>
+            <w:tcW w:w="1179" w:type="dxa"/>
+            <w:hideMark/>
+          </w:tcPr>
+          <w:p>
+            <w:pPr>
+              <w:spacing w:after="160" w:line="259" w:lineRule="auto"/>
+              <w:rPr>
+                <w:rFonts w:ascii="Times New Roman" w:hAnsi="Times New Roman" w:cs="Times New Roman"/>
+                <w:lang w:val="en-AI"/>
+              </w:rPr>
+            </w:pPr>
+            <w:r>
+              <w:rPr>
+                <w:rFonts w:ascii="Times New Roman" w:hAnsi="Times New Roman" w:cs="Times New Roman"/>
+                <w:lang w:val="en-AI"/>
+              </w:rPr>
+              <w:t>Kiểm thử URL trang chủ</w:t>
+            </w:r>
+          </w:p>
+        </w:tc>
+        <w:tc>
+          <w:tcPr>
+            <w:tcW w:w="787" w:type="dxa"/>
+            <w:hideMark/>
+          </w:tcPr>
+          <w:p>
+            <w:pPr>
+              <w:spacing w:after="160" w:line="259" w:lineRule="auto"/>
+              <w:rPr>
+                <w:rFonts w:ascii="Times New Roman" w:hAnsi="Times New Roman" w:cs="Times New Roman"/>
+                <w:lang w:val="en-AI"/>
+              </w:rPr>
+            </w:pPr>
+            <w:r>
+              <w:rPr>
+                <w:rFonts w:ascii="Times New Roman" w:hAnsi="Times New Roman" w:cs="Times New Roman"/>
+                <w:lang w:val="en-AI"/>
+              </w:rPr>
+              <w:t>URL</w:t>
+            </w:r>
+          </w:p>
+        </w:tc>
+        <w:tc>
+          <w:tcPr>
+            <w:tcW w:w="925" w:type="dxa"/>
+            <w:hideMark/>
+          </w:tcPr>
+          <w:p>
+            <w:pPr>
+              <w:spacing w:after="160" w:line="259" w:lineRule="auto"/>
+              <w:rPr>
+                <w:rFonts w:ascii="Times New Roman" w:hAnsi="Times New Roman" w:cs="Times New Roman"/>
+                <w:lang w:val="en-AI"/>
+              </w:rPr>
+            </w:pPr>
+            <w:r>
+              <w:rPr>
+                <w:rFonts w:ascii="Times New Roman" w:hAnsi="Times New Roman" w:cs="Times New Roman"/>
+                <w:lang w:val="en-AI"/>
+              </w:rPr>
+              <w:t>Trình duyệt Chrome đã cài đặt, có kết nối Internet</w:t>
+            </w:r>
+          </w:p>
+        </w:tc>
+        <w:tc>
+          <w:tcPr>
+            <w:tcW w:w="1759" w:type="dxa"/>
+            <w:hideMark/>
+          </w:tcPr>
+          <w:p>
+            <w:pPr>
+              <w:spacing w:after="160" w:line="259" w:lineRule="auto"/>
+              <w:rPr>
+                <w:rFonts w:ascii="Times New Roman" w:hAnsi="Times New Roman" w:cs="Times New Roman"/>
+                <w:lang w:val="en-AI"/>
+              </w:rPr>
+            </w:pPr>
+            <w:r>
+              <w:rPr>
+                <w:rFonts w:ascii="Times New Roman" w:hAnsi="Times New Roman" w:cs="Times New Roman"/>
+                <w:lang w:val="en-AI"/>
+              </w:rPr>
+              <w:t>1. Mở trình duyệt Chrome 2. Truy cập </w:t>
+            </w:r>
+            <w:hyperlink r:id="rId6" w:history="1">
+              <w:r>
+                <w:rPr>
+                  <w:rStyle w:val="Hyperlink"/>
+                  <w:rFonts w:ascii="Times New Roman" w:hAnsi="Times New Roman" w:cs="Times New Roman"/>
+                  <w:lang w:val="en-AI"/>
+                </w:rPr>
+                <w:t>https://www.saucedemo.com</w:t>
+              </w:r>
+            </w:hyperlink>
+            <w:r>
+              <w:rPr>
+                <w:rFonts w:ascii="Times New Roman" w:hAnsi="Times New Roman" w:cs="Times New Roman"/>
+                <w:lang w:val="en-AI"/>
+              </w:rPr>
+              <w:t> 3. Lấy URL hiện tại</w:t>
+            </w:r>
+          </w:p>
+        </w:tc>
+        <w:tc>
+          <w:tcPr>
+            <w:tcW w:w="2199" w:type="dxa"/>
+            <w:hideMark/>
+          </w:tcPr>
+          <w:p>
+            <w:pPr>
+              <w:spacing w:after="160" w:line="259" w:lineRule="auto"/>
+              <w:rPr>
+                <w:rFonts w:ascii="Times New Roman" w:hAnsi="Times New Roman" w:cs="Times New Roman"/>
+                <w:lang w:val="en-AI"/>
+              </w:rPr>
+            </w:pPr>
+            <w:r>
+              <w:rPr>
+                <w:rFonts w:ascii="Times New Roman" w:hAnsi="Times New Roman" w:cs="Times New Roman"/>
+                <w:lang w:val="en-AI"/>
+              </w:rPr>
+              <w:t>URL: </w:t>
+            </w:r>
+            <w:hyperlink r:id="rId7" w:history="1">
+              <w:r>
+                <w:rPr>
+                  <w:rStyle w:val="Hyperlink"/>
+                  <w:rFonts w:ascii="Times New Roman" w:hAnsi="Times New Roman" w:cs="Times New Roman"/>
+                  <w:lang w:val="en-AI"/>
+                </w:rPr>
+                <w:t>https://www.saucedemo.com</w:t>
+              </w:r>
+            </w:hyperlink>
+          </w:p>
+        </w:tc>
+        <w:tc>
+          <w:tcPr>
+            <w:tcW w:w="1618" w:type="dxa"/>
+            <w:hideMark/>
+          </w:tcPr>
+          <w:p>
+            <w:pPr>
+              <w:spacing w:after="160" w:line="259" w:lineRule="auto"/>
+              <w:rPr>
+                <w:rFonts w:ascii="Times New Roman" w:hAnsi="Times New Roman" w:cs="Times New Roman"/>
+                <w:lang w:val="en-AI"/>
+              </w:rPr>
+            </w:pPr>
+            <w:r>
+              <w:rPr>
+                <w:rFonts w:ascii="Times New Roman" w:hAnsi="Times New Roman" w:cs="Times New Roman"/>
+                <w:lang w:val="en-AI"/>
+              </w:rPr>
+              <w:t>URL chứa "saucedemo"</w:t>
+            </w:r>
+          </w:p>
+        </w:tc>
+        <w:tc>
+          <w:tcPr>
+            <w:tcW w:w="1618" w:type="dxa"/>
+            <w:hideMark/>
+          </w:tcPr>
+          <w:p>
+            <w:pPr>
+              <w:spacing w:after="160" w:line="259" w:lineRule="auto"/>
+              <w:rPr>
+                <w:rFonts w:ascii="Times New Roman" w:hAnsi="Times New Roman" w:cs="Times New Roman"/>
+                <w:lang w:val="en-AI"/>
+              </w:rPr>
+            </w:pPr>
+            <w:r>
+              <w:rPr>
+                <w:rFonts w:ascii="Times New Roman" w:hAnsi="Times New Roman" w:cs="Times New Roman"/>
+                <w:lang w:val="en-AI"/>
+              </w:rPr>
+              <w:t>URL chứa "saucedemo"</w:t>
+            </w:r>
+          </w:p>
+        </w:tc>
+        <w:tc>
+          <w:tcPr>
+            <w:tcW w:w="803" w:type="dxa"/>
+            <w:hideMark/>
+          </w:tcPr>
+          <w:p>
+            <w:pPr>
+              <w:spacing w:after="160" w:line="259" w:lineRule="auto"/>
+              <w:rPr>
+                <w:rFonts w:ascii="Times New Roman" w:hAnsi="Times New Roman" w:cs="Times New Roman"/>
+                <w:lang w:val="en-AI"/>
+              </w:rPr>
+            </w:pPr>
+            <w:r>
+              <w:rPr>
+                <w:rFonts w:ascii="Times New Roman" w:hAnsi="Times New Roman" w:cs="Times New Roman"/>
+                <w:lang w:val="en-AI"/>
+              </w:rPr>
+              <w:t>Pass</w:t>
+            </w:r>
+          </w:p>
+        </w:tc>
+      </w:tr>
+      <w:tr>
+        <w:tc>
+          <w:tcPr>
+            <w:tcW w:w="828" w:type="dxa"/>
+            <w:hideMark/>
+          </w:tcPr>
+          <w:p>
+            <w:pPr>
+              <w:spacing w:after="160" w:line="259" w:lineRule="auto"/>
+              <w:rPr>
+                <w:rFonts w:ascii="Times New Roman" w:hAnsi="Times New Roman" w:cs="Times New Roman"/>
+                <w:lang w:val="en-AI"/>
+              </w:rPr>
+            </w:pPr>
+            <w:r>
+              <w:rPr>
+                <w:rFonts w:ascii="Times New Roman" w:hAnsi="Times New Roman" w:cs="Times New Roman"/>
+                <w:lang w:val="en-AI"/>
+              </w:rPr>
+              <w:t>TC003</w:t>
+            </w:r>
+          </w:p>
+        </w:tc>
+        <w:tc>
+          <w:tcPr>
+            <w:tcW w:w="1179" w:type="dxa"/>
+            <w:hideMark/>
+          </w:tcPr>
+          <w:p>
+            <w:pPr>
+              <w:spacing w:after="160" w:line="259" w:lineRule="auto"/>
+              <w:rPr>
+                <w:rFonts w:ascii="Times New Roman" w:hAnsi="Times New Roman" w:cs="Times New Roman"/>
+                <w:lang w:val="en-AI"/>
+              </w:rPr>
+            </w:pPr>
+            <w:r>
+              <w:rPr>
+                <w:rFonts w:ascii="Times New Roman" w:hAnsi="Times New Roman" w:cs="Times New Roman"/>
+                <w:lang w:val="en-AI"/>
+              </w:rPr>
+              <w:t>Kiểm thử nguồn trang (page source)</w:t>
+            </w:r>
+          </w:p>
+        </w:tc>
+        <w:tc>
+          <w:tcPr>
+            <w:tcW w:w="787" w:type="dxa"/>
+            <w:hideMark/>
+          </w:tcPr>
+          <w:p>
+            <w:pPr>
+              <w:spacing w:after="160" w:line="259" w:lineRule="auto"/>
+              <w:rPr>
+                <w:rFonts w:ascii="Times New Roman" w:hAnsi="Times New Roman" w:cs="Times New Roman"/>
+                <w:lang w:val="en-AI"/>
+              </w:rPr>
+            </w:pPr>
+            <w:r>
+              <w:rPr>
+                <w:rFonts w:ascii="Times New Roman" w:hAnsi="Times New Roman" w:cs="Times New Roman"/>
+                <w:lang w:val="en-AI"/>
+              </w:rPr>
+              <w:t>Page Source</w:t>
+            </w:r>
+          </w:p>
+        </w:tc>
+        <w:tc>
+          <w:tcPr>
+            <w:tcW w:w="925" w:type="dxa"/>
+            <w:hideMark/>
+          </w:tcPr>
+          <w:p>
+            <w:pPr>
+              <w:spacing w:after="160" w:line="259" w:lineRule="auto"/>
+              <w:rPr>
+                <w:rFonts w:ascii="Times New Roman" w:hAnsi="Times New Roman" w:cs="Times New Roman"/>
+                <w:lang w:val="en-AI"/>
+              </w:rPr>
+            </w:pPr>
+            <w:r>
+              <w:rPr>
+                <w:rFonts w:ascii="Times New Roman" w:hAnsi="Times New Roman" w:cs="Times New Roman"/>
+                <w:lang w:val="en-AI"/>
+              </w:rPr>
+              <w:t>Trình duyệt Chrome đã cài đặt, có kết nối Internet</w:t>
+            </w:r>
+          </w:p>
+        </w:tc>
+        <w:tc>
+          <w:tcPr>
+            <w:tcW w:w="1759" w:type="dxa"/>
+            <w:hideMark/>
+          </w:tcPr>
+          <w:p>
+            <w:pPr>
+              <w:spacing w:after="160" w:line="259" w:lineRule="auto"/>
+              <w:rPr>
+                <w:rFonts w:ascii="Times New Roman" w:hAnsi="Times New Roman" w:cs="Times New Roman"/>
+                <w:lang w:val="en-AI"/>
+              </w:rPr>
+            </w:pPr>
+            <w:r>
+              <w:rPr>
+                <w:rFonts w:ascii="Times New Roman" w:hAnsi="Times New Roman" w:cs="Times New Roman"/>
+                <w:lang w:val="en-AI"/>
+              </w:rPr>
+              <w:t>1. Mở trình duyệt Chrome 2. Truy cập </w:t>
+            </w:r>
+            <w:hyperlink r:id="rId8" w:history="1">
+              <w:r>
+                <w:rPr>
+                  <w:rStyle w:val="Hyperlink"/>
+                  <w:rFonts w:ascii="Times New Roman" w:hAnsi="Times New Roman" w:cs="Times New Roman"/>
+                  <w:lang w:val="en-AI"/>
+                </w:rPr>
+                <w:t>https://www.saucedemo.com</w:t>
+              </w:r>
+            </w:hyperlink>
+            <w:r>
+              <w:rPr>
+                <w:rFonts w:ascii="Times New Roman" w:hAnsi="Times New Roman" w:cs="Times New Roman"/>
+                <w:lang w:val="en-AI"/>
+              </w:rPr>
+              <w:t> 3. Lấy page source</w:t>
+            </w:r>
+          </w:p>
+        </w:tc>
+        <w:tc>
+          <w:tcPr>
+            <w:tcW w:w="2199" w:type="dxa"/>
+            <w:hideMark/>
+          </w:tcPr>
+          <w:p>
+            <w:pPr>
+              <w:spacing w:after="160" w:line="259" w:lineRule="auto"/>
+              <w:rPr>
+                <w:rFonts w:ascii="Times New Roman" w:hAnsi="Times New Roman" w:cs="Times New Roman"/>
+                <w:lang w:val="en-AI"/>
+              </w:rPr>
+            </w:pPr>
+            <w:r>
+              <w:rPr>
+                <w:rFonts w:ascii="Times New Roman" w:hAnsi="Times New Roman" w:cs="Times New Roman"/>
+                <w:lang w:val="en-AI"/>
+              </w:rPr>
+              <w:t>URL: </w:t>
+            </w:r>
+            <w:hyperlink r:id="rId9" w:history="1">
+              <w:r>
+                <w:rPr>
+                  <w:rStyle w:val="Hyperlink"/>
+                  <w:rFonts w:ascii="Times New Roman" w:hAnsi="Times New Roman" w:cs="Times New Roman"/>
+                  <w:lang w:val="en-AI"/>
+                </w:rPr>
+                <w:t>https://www.saucedemo.com</w:t>
+              </w:r>
+            </w:hyperlink>
+          </w:p>
+        </w:tc>
+        <w:tc>
+          <w:tcPr>
+            <w:tcW w:w="1618" w:type="dxa"/>
+            <w:hideMark/>
+          </w:tcPr>
+          <w:p>
+            <w:pPr>
+              <w:spacing w:after="160" w:line="259" w:lineRule="auto"/>
+              <w:rPr>
+                <w:rFonts w:ascii="Times New Roman" w:hAnsi="Times New Roman" w:cs="Times New Roman"/>
+                <w:lang w:val="en-AI"/>
+              </w:rPr>
+            </w:pPr>
+            <w:r>
+              <w:rPr>
+                <w:rFonts w:ascii="Times New Roman" w:hAnsi="Times New Roman" w:cs="Times New Roman"/>
+                <w:lang w:val="en-AI"/>
+              </w:rPr>
+              <w:t>Page source không null, chứa "Swag Labs" và "login-button"</w:t>
+            </w:r>
+          </w:p>
+        </w:tc>
+        <w:tc>
+          <w:tcPr>
+            <w:tcW w:w="1618" w:type="dxa"/>
+            <w:hideMark/>
+          </w:tcPr>
+          <w:p>
+            <w:pPr>
+              <w:spacing w:after="160" w:line="259" w:lineRule="auto"/>
+              <w:rPr>
+                <w:rFonts w:ascii="Times New Roman" w:hAnsi="Times New Roman" w:cs="Times New Roman"/>
+                <w:lang w:val="en-AI"/>
+              </w:rPr>
+            </w:pPr>
+            <w:r>
+              <w:rPr>
+                <w:rFonts w:ascii="Times New Roman" w:hAnsi="Times New Roman" w:cs="Times New Roman"/>
+                <w:lang w:val="en-AI"/>
+              </w:rPr>
+              <w:t>Page source chứa "Swag Labs" và "login-button"</w:t>
+            </w:r>
+          </w:p>
+        </w:tc>
+        <w:tc>
+          <w:tcPr>
+            <w:tcW w:w="803" w:type="dxa"/>
+            <w:hideMark/>
+          </w:tcPr>
+          <w:p>
+            <w:pPr>
+              <w:spacing w:after="160" w:line="259" w:lineRule="auto"/>
+              <w:rPr>
+                <w:rFonts w:ascii="Times New Roman" w:hAnsi="Times New Roman" w:cs="Times New Roman"/>
+                <w:lang w:val="en-AI"/>
+              </w:rPr>
+            </w:pPr>
+            <w:r>
+              <w:rPr>
+                <w:rFonts w:ascii="Times New Roman" w:hAnsi="Times New Roman" w:cs="Times New Roman"/>
+                <w:lang w:val="en-AI"/>
+              </w:rPr>
+              <w:t>Pass</w:t>
+            </w:r>
+          </w:p>
+        </w:tc>
+      </w:tr>
+      <w:tr>
+        <w:tc>
+          <w:tcPr>
+            <w:tcW w:w="828" w:type="dxa"/>
+            <w:hideMark/>
+          </w:tcPr>
+          <w:p>
+            <w:pPr>
+              <w:spacing w:after="160" w:line="259" w:lineRule="auto"/>
+              <w:rPr>
+                <w:rFonts w:ascii="Times New Roman" w:hAnsi="Times New Roman" w:cs="Times New Roman"/>
+                <w:lang w:val="en-AI"/>
+              </w:rPr>
+            </w:pPr>
+            <w:r>
+              <w:rPr>
+                <w:rFonts w:ascii="Times New Roman" w:hAnsi="Times New Roman" w:cs="Times New Roman"/>
+                <w:lang w:val="en-AI"/>
+              </w:rPr>
+              <w:t>TC004</w:t>
+            </w:r>
+          </w:p>
+        </w:tc>
+        <w:tc>
+          <w:tcPr>
+            <w:tcW w:w="1179" w:type="dxa"/>
+            <w:hideMark/>
+          </w:tcPr>
+          <w:p>
+            <w:pPr>
+              <w:spacing w:after="160" w:line="259" w:lineRule="auto"/>
+              <w:rPr>
+                <w:rFonts w:ascii="Times New Roman" w:hAnsi="Times New Roman" w:cs="Times New Roman"/>
+                <w:lang w:val="en-AI"/>
+              </w:rPr>
+            </w:pPr>
+            <w:r>
+              <w:rPr>
+                <w:rFonts w:ascii="Times New Roman" w:hAnsi="Times New Roman" w:cs="Times New Roman"/>
+                <w:lang w:val="en-AI"/>
+              </w:rPr>
+              <w:t>Kiểm thử form đăng nhập có hiển thị</w:t>
+            </w:r>
+          </w:p>
+        </w:tc>
+        <w:tc>
+          <w:tcPr>
+            <w:tcW w:w="787" w:type="dxa"/>
+            <w:hideMark/>
+          </w:tcPr>
+          <w:p>
+            <w:pPr>
+              <w:spacing w:after="160" w:line="259" w:lineRule="auto"/>
+              <w:rPr>
+                <w:rFonts w:ascii="Times New Roman" w:hAnsi="Times New Roman" w:cs="Times New Roman"/>
+                <w:lang w:val="en-AI"/>
+              </w:rPr>
+            </w:pPr>
+            <w:r>
+              <w:rPr>
+                <w:rFonts w:ascii="Times New Roman" w:hAnsi="Times New Roman" w:cs="Times New Roman"/>
+                <w:lang w:val="en-AI"/>
+              </w:rPr>
+              <w:t>Login Form</w:t>
+            </w:r>
+          </w:p>
+        </w:tc>
+        <w:tc>
+          <w:tcPr>
+            <w:tcW w:w="925" w:type="dxa"/>
+            <w:hideMark/>
+          </w:tcPr>
+          <w:p>
+            <w:pPr>
+              <w:spacing w:after="160" w:line="259" w:lineRule="auto"/>
+              <w:rPr>
+                <w:rFonts w:ascii="Times New Roman" w:hAnsi="Times New Roman" w:cs="Times New Roman"/>
+                <w:lang w:val="en-AI"/>
+              </w:rPr>
+            </w:pPr>
+            <w:r>
+              <w:rPr>
+                <w:rFonts w:ascii="Times New Roman" w:hAnsi="Times New Roman" w:cs="Times New Roman"/>
+                <w:lang w:val="en-AI"/>
+              </w:rPr>
+              <w:t>Trình duyệt Chrome đã cài đặt, có kết nối Internet</w:t>
+            </w:r>
+          </w:p>
+        </w:tc>
+        <w:tc>
+          <w:tcPr>
+            <w:tcW w:w="1759" w:type="dxa"/>
+            <w:hideMark/>
+          </w:tcPr>
+          <w:p>
+            <w:pPr>
+              <w:spacing w:after="160" w:line="259" w:lineRule="auto"/>
+              <w:rPr>
+                <w:rFonts w:ascii="Times New Roman" w:hAnsi="Times New Roman" w:cs="Times New Roman"/>
+                <w:lang w:val="en-AI"/>
+              </w:rPr>
+            </w:pPr>
+            <w:r>
+              <w:rPr>
+                <w:rFonts w:ascii="Times New Roman" w:hAnsi="Times New Roman" w:cs="Times New Roman"/>
+                <w:lang w:val="en-AI"/>
+              </w:rPr>
+              <w:t>1. Mở trình duyệt Chrome 2. Truy cập </w:t>
+            </w:r>
+            <w:hyperlink r:id="rId10" w:history="1">
+              <w:r>
+                <w:rPr>
+                  <w:rStyle w:val="Hyperlink"/>
+                  <w:rFonts w:ascii="Times New Roman" w:hAnsi="Times New Roman" w:cs="Times New Roman"/>
+                  <w:lang w:val="en-AI"/>
+                </w:rPr>
+                <w:t>https://www.saucedemo.com</w:t>
+              </w:r>
+            </w:hyperlink>
+            <w:r>
+              <w:rPr>
+                <w:rFonts w:ascii="Times New Roman" w:hAnsi="Times New Roman" w:cs="Times New Roman"/>
+                <w:lang w:val="en-AI"/>
+              </w:rPr>
+              <w:t> 3. Kiểm tra hiển thị trường Username, Password, nút Login</w:t>
+            </w:r>
+          </w:p>
+        </w:tc>
+        <w:tc>
+          <w:tcPr>
+            <w:tcW w:w="2199" w:type="dxa"/>
+            <w:hideMark/>
+          </w:tcPr>
+          <w:p>
+            <w:pPr>
+              <w:spacing w:after="160" w:line="259" w:lineRule="auto"/>
+              <w:rPr>
+                <w:rFonts w:ascii="Times New Roman" w:hAnsi="Times New Roman" w:cs="Times New Roman"/>
+                <w:lang w:val="en-AI"/>
+              </w:rPr>
+            </w:pPr>
+            <w:r>
+              <w:rPr>
+                <w:rFonts w:ascii="Times New Roman" w:hAnsi="Times New Roman" w:cs="Times New Roman"/>
+                <w:lang w:val="en-AI"/>
+              </w:rPr>
+              <w:t>URL: </w:t>
+            </w:r>
+            <w:hyperlink r:id="rId11" w:history="1">
+              <w:r>
+                <w:rPr>
+                  <w:rStyle w:val="Hyperlink"/>
+                  <w:rFonts w:ascii="Times New Roman" w:hAnsi="Times New Roman" w:cs="Times New Roman"/>
+                  <w:lang w:val="en-AI"/>
+                </w:rPr>
+                <w:t>https://www.saucedemo.com</w:t>
+              </w:r>
+            </w:hyperlink>
+          </w:p>
+        </w:tc>
+        <w:tc>
+          <w:tcPr>
+            <w:tcW w:w="1618" w:type="dxa"/>
+            <w:hideMark/>
+          </w:tcPr>
+          <w:p>
+            <w:pPr>
+              <w:spacing w:after="160" w:line="259" w:lineRule="auto"/>
+              <w:rPr>
+                <w:rFonts w:ascii="Times New Roman" w:hAnsi="Times New Roman" w:cs="Times New Roman"/>
+                <w:lang w:val="en-AI"/>
+              </w:rPr>
+            </w:pPr>
+            <w:r>
+              <w:rPr>
+                <w:rFonts w:ascii="Times New Roman" w:hAnsi="Times New Roman" w:cs="Times New Roman"/>
+                <w:lang w:val="en-AI"/>
+              </w:rPr>
+              <w:t>Trường Username, Password và nút Login đều hiển thị</w:t>
+            </w:r>
+          </w:p>
+        </w:tc>
+        <w:tc>
+          <w:tcPr>
+            <w:tcW w:w="1618" w:type="dxa"/>
+            <w:hideMark/>
+          </w:tcPr>
+          <w:p>
+            <w:pPr>
+              <w:spacing w:after="160" w:line="259" w:lineRule="auto"/>
+              <w:rPr>
+                <w:rFonts w:ascii="Times New Roman" w:hAnsi="Times New Roman" w:cs="Times New Roman"/>
+                <w:lang w:val="en-AI"/>
+              </w:rPr>
+            </w:pPr>
+            <w:r>
+              <w:rPr>
+                <w:rFonts w:ascii="Times New Roman" w:hAnsi="Times New Roman" w:cs="Times New Roman"/>
+                <w:lang w:val="en-AI"/>
+              </w:rPr>
+              <w:t>Cả 3 thành phần đều hiển thị</w:t>
+            </w:r>
+          </w:p>
+        </w:tc>
+        <w:tc>
+          <w:tcPr>
+            <w:tcW w:w="803" w:type="dxa"/>
+            <w:hideMark/>
+          </w:tcPr>
+          <w:p>
+            <w:pPr>
+              <w:spacing w:after="160" w:line="259" w:lineRule="auto"/>
+              <w:rPr>
+                <w:rFonts w:ascii="Times New Roman" w:hAnsi="Times New Roman" w:cs="Times New Roman"/>
+                <w:lang w:val="en-AI"/>
+              </w:rPr>
+            </w:pPr>
+            <w:r>
+              <w:rPr>
+                <w:rFonts w:ascii="Times New Roman" w:hAnsi="Times New Roman" w:cs="Times New Roman"/>
+                <w:lang w:val="en-AI"/>
+              </w:rPr>
+              <w:t>Pass</w:t>
+            </w:r>
+          </w:p>
+        </w:tc>
+      </w:tr>
+      <w:tr>
+        <w:tc>
+          <w:tcPr>
+            <w:tcW w:w="828" w:type="dxa"/>
+            <w:hideMark/>
+          </w:tcPr>
+          <w:p>
+            <w:pPr>
+              <w:spacing w:after="160" w:line="259" w:lineRule="auto"/>
+              <w:rPr>
+                <w:rFonts w:ascii="Times New Roman" w:hAnsi="Times New Roman" w:cs="Times New Roman"/>
+                <w:lang w:val="en-AI"/>
+              </w:rPr>
+            </w:pPr>
+            <w:r>
+              <w:rPr>
+                <w:rFonts w:ascii="Times New Roman" w:hAnsi="Times New Roman" w:cs="Times New Roman"/>
+                <w:lang w:val="en-AI"/>
+              </w:rPr>
+              <w:t>TC005</w:t>
+            </w:r>
+          </w:p>
+        </w:tc>
+        <w:tc>
+          <w:tcPr>
+            <w:tcW w:w="1179" w:type="dxa"/>
+            <w:hideMark/>
+          </w:tcPr>
+          <w:p>
+            <w:pPr>
+              <w:spacing w:after="160" w:line="259" w:lineRule="auto"/>
+              <w:rPr>
+                <w:rFonts w:ascii="Times New Roman" w:hAnsi="Times New Roman" w:cs="Times New Roman"/>
+                <w:lang w:val="en-AI"/>
+              </w:rPr>
+            </w:pPr>
+            <w:r>
+              <w:rPr>
+                <w:rFonts w:ascii="Times New Roman" w:hAnsi="Times New Roman" w:cs="Times New Roman"/>
+                <w:lang w:val="en-AI"/>
+              </w:rPr>
+              <w:t>Kiểm thử placeholder của các trường input</w:t>
+            </w:r>
+          </w:p>
+        </w:tc>
+        <w:tc>
+          <w:tcPr>
+            <w:tcW w:w="787" w:type="dxa"/>
+            <w:hideMark/>
+          </w:tcPr>
+          <w:p>
+            <w:pPr>
+              <w:spacing w:after="160" w:line="259" w:lineRule="auto"/>
+              <w:rPr>
+                <w:rFonts w:ascii="Times New Roman" w:hAnsi="Times New Roman" w:cs="Times New Roman"/>
+                <w:lang w:val="en-AI"/>
+              </w:rPr>
+            </w:pPr>
+            <w:r>
+              <w:rPr>
+                <w:rFonts w:ascii="Times New Roman" w:hAnsi="Times New Roman" w:cs="Times New Roman"/>
+                <w:lang w:val="en-AI"/>
+              </w:rPr>
+              <w:t>Login Form</w:t>
+            </w:r>
+          </w:p>
+        </w:tc>
+        <w:tc>
+          <w:tcPr>
+            <w:tcW w:w="925" w:type="dxa"/>
+            <w:hideMark/>
+          </w:tcPr>
+          <w:p>
+            <w:pPr>
+              <w:spacing w:after="160" w:line="259" w:lineRule="auto"/>
+              <w:rPr>
+                <w:rFonts w:ascii="Times New Roman" w:hAnsi="Times New Roman" w:cs="Times New Roman"/>
+                <w:lang w:val="en-AI"/>
+              </w:rPr>
+            </w:pPr>
+            <w:r>
+              <w:rPr>
+                <w:rFonts w:ascii="Times New Roman" w:hAnsi="Times New Roman" w:cs="Times New Roman"/>
+                <w:lang w:val="en-AI"/>
+              </w:rPr>
+              <w:t>Trình duyệt Chrome đã cài đặt, có kết nối Internet</w:t>
+            </w:r>
+          </w:p>
+        </w:tc>
+        <w:tc>
+          <w:tcPr>
+            <w:tcW w:w="1759" w:type="dxa"/>
+            <w:hideMark/>
+          </w:tcPr>
+          <w:p>
+            <w:pPr>
+              <w:spacing w:after="160" w:line="259" w:lineRule="auto"/>
+              <w:rPr>
+                <w:rFonts w:ascii="Times New Roman" w:hAnsi="Times New Roman" w:cs="Times New Roman"/>
+                <w:lang w:val="en-AI"/>
+              </w:rPr>
+            </w:pPr>
+            <w:r>
+              <w:rPr>
+                <w:rFonts w:ascii="Times New Roman" w:hAnsi="Times New Roman" w:cs="Times New Roman"/>
+                <w:lang w:val="en-AI"/>
+              </w:rPr>
+              <w:t>1. Mở trình duyệt Chrome 2. Truy cập </w:t>
+            </w:r>
+            <w:hyperlink r:id="rId12" w:history="1">
+              <w:r>
+                <w:rPr>
+                  <w:rStyle w:val="Hyperlink"/>
+                  <w:rFonts w:ascii="Times New Roman" w:hAnsi="Times New Roman" w:cs="Times New Roman"/>
+                  <w:lang w:val="en-AI"/>
+                </w:rPr>
+                <w:t>https://www.saucedemo.com</w:t>
+              </w:r>
+            </w:hyperlink>
+            <w:r>
+              <w:rPr>
+                <w:rFonts w:ascii="Times New Roman" w:hAnsi="Times New Roman" w:cs="Times New Roman"/>
+                <w:lang w:val="en-AI"/>
+              </w:rPr>
+              <w:t> 3. Kiểm tra placeholder của trường Username và Password</w:t>
+            </w:r>
+          </w:p>
+        </w:tc>
+        <w:tc>
+          <w:tcPr>
+            <w:tcW w:w="2199" w:type="dxa"/>
+            <w:hideMark/>
+          </w:tcPr>
+          <w:p>
+            <w:pPr>
+              <w:spacing w:after="160" w:line="259" w:lineRule="auto"/>
+              <w:rPr>
+                <w:rFonts w:ascii="Times New Roman" w:hAnsi="Times New Roman" w:cs="Times New Roman"/>
+                <w:lang w:val="en-AI"/>
+              </w:rPr>
+            </w:pPr>
+            <w:r>
+              <w:rPr>
+                <w:rFonts w:ascii="Times New Roman" w:hAnsi="Times New Roman" w:cs="Times New Roman"/>
+                <w:lang w:val="en-AI"/>
+              </w:rPr>
+              <w:t>URL: </w:t>
+            </w:r>
+            <w:hyperlink r:id="rId13" w:history="1">
+              <w:r>
+                <w:rPr>
+                  <w:rStyle w:val="Hyperlink"/>
+                  <w:rFonts w:ascii="Times New Roman" w:hAnsi="Times New Roman" w:cs="Times New Roman"/>
+                  <w:lang w:val="en-AI"/>
+                </w:rPr>
+                <w:t>https://www.saucedemo.com</w:t>
+              </w:r>
+            </w:hyperlink>
+          </w:p>
+        </w:tc>
+        <w:tc>
+          <w:tcPr>
+            <w:tcW w:w="1618" w:type="dxa"/>
+            <w:hideMark/>
+          </w:tcPr>
+          <w:p>
+            <w:pPr>
+              <w:spacing w:after="160" w:line="259" w:lineRule="auto"/>
+              <w:rPr>
+                <w:rFonts w:ascii="Times New Roman" w:hAnsi="Times New Roman" w:cs="Times New Roman"/>
+                <w:lang w:val="en-AI"/>
+              </w:rPr>
+            </w:pPr>
+            <w:r>
+              <w:rPr>
+                <w:rFonts w:ascii="Times New Roman" w:hAnsi="Times New Roman" w:cs="Times New Roman"/>
+                <w:lang w:val="en-AI"/>
+              </w:rPr>
+              <w:t>Placeholder Username là "Username", Password là "Password"</w:t>
+            </w:r>
+          </w:p>
+        </w:tc>
+        <w:tc>
+          <w:tcPr>
+            <w:tcW w:w="1618" w:type="dxa"/>
+            <w:hideMark/>
+          </w:tcPr>
+          <w:p>
+            <w:pPr>
+              <w:spacing w:after="160" w:line="259" w:lineRule="auto"/>
+              <w:rPr>
+                <w:rFonts w:ascii="Times New Roman" w:hAnsi="Times New Roman" w:cs="Times New Roman"/>
+                <w:lang w:val="en-AI"/>
+              </w:rPr>
+            </w:pPr>
+            <w:r>
+              <w:rPr>
+                <w:rFonts w:ascii="Times New Roman" w:hAnsi="Times New Roman" w:cs="Times New Roman"/>
+                <w:lang w:val="en-AI"/>
+              </w:rPr>
+              <w:t>Placeholder đúng như mong đợi</w:t>
+            </w:r>
+          </w:p>
+        </w:tc>
+        <w:tc>
+          <w:tcPr>
+            <w:tcW w:w="803" w:type="dxa"/>
+            <w:hideMark/>
+          </w:tcPr>
+          <w:p>
+            <w:pPr>
+              <w:spacing w:after="160" w:line="259" w:lineRule="auto"/>
+              <w:rPr>
+                <w:rFonts w:ascii="Times New Roman" w:hAnsi="Times New Roman" w:cs="Times New Roman"/>
+                <w:lang w:val="en-AI"/>
+              </w:rPr>
+            </w:pPr>
+            <w:r>
+              <w:rPr>
+                <w:rFonts w:ascii="Times New Roman" w:hAnsi="Times New Roman" w:cs="Times New Roman"/>
+                <w:lang w:val="en-AI"/>
+              </w:rPr>
+              <w:t>Pass</w:t>
+            </w:r>
+          </w:p>
+        </w:tc>
+      </w:tr>
+      <w:tr>
+        <w:tc>
+          <w:tcPr>
+            <w:tcW w:w="828" w:type="dxa"/>
+            <w:hideMark/>
+          </w:tcPr>
+          <w:p>
+            <w:pPr>
+              <w:spacing w:after="160" w:line="259" w:lineRule="auto"/>
+              <w:rPr>
+                <w:rFonts w:ascii="Times New Roman" w:hAnsi="Times New Roman" w:cs="Times New Roman"/>
+                <w:lang w:val="en-AI"/>
+              </w:rPr>
+            </w:pPr>
+            <w:r>
+              <w:rPr>
+                <w:rFonts w:ascii="Times New Roman" w:hAnsi="Times New Roman" w:cs="Times New Roman"/>
+                <w:lang w:val="en-AI"/>
+              </w:rPr>
+              <w:lastRenderedPageBreak/>
+              <w:t>TC006</w:t>
+            </w:r>
+          </w:p>
+        </w:tc>
+        <w:tc>
+          <w:tcPr>
+            <w:tcW w:w="1179" w:type="dxa"/>
+            <w:hideMark/>
+          </w:tcPr>
+          <w:p>
+            <w:pPr>
+              <w:spacing w:after="160" w:line="259" w:lineRule="auto"/>
+              <w:rPr>
+                <w:rFonts w:ascii="Times New Roman" w:hAnsi="Times New Roman" w:cs="Times New Roman"/>
+                <w:lang w:val="en-AI"/>
+              </w:rPr>
+            </w:pPr>
+            <w:r>
+              <w:rPr>
+                <w:rFonts w:ascii="Times New Roman" w:hAnsi="Times New Roman" w:cs="Times New Roman"/>
+                <w:lang w:val="en-AI"/>
+              </w:rPr>
+              <w:t>Kiểm thử logo trang web hiển thị</w:t>
+            </w:r>
+          </w:p>
+        </w:tc>
+        <w:tc>
+          <w:tcPr>
+            <w:tcW w:w="787" w:type="dxa"/>
+            <w:hideMark/>
+          </w:tcPr>
+          <w:p>
+            <w:pPr>
+              <w:spacing w:after="160" w:line="259" w:lineRule="auto"/>
+              <w:rPr>
+                <w:rFonts w:ascii="Times New Roman" w:hAnsi="Times New Roman" w:cs="Times New Roman"/>
+                <w:lang w:val="en-AI"/>
+              </w:rPr>
+            </w:pPr>
+            <w:r>
+              <w:rPr>
+                <w:rFonts w:ascii="Times New Roman" w:hAnsi="Times New Roman" w:cs="Times New Roman"/>
+                <w:lang w:val="en-AI"/>
+              </w:rPr>
+              <w:t>UI</w:t>
+            </w:r>
+          </w:p>
+        </w:tc>
+        <w:tc>
+          <w:tcPr>
+            <w:tcW w:w="925" w:type="dxa"/>
+            <w:hideMark/>
+          </w:tcPr>
+          <w:p>
+            <w:pPr>
+              <w:spacing w:after="160" w:line="259" w:lineRule="auto"/>
+              <w:rPr>
+                <w:rFonts w:ascii="Times New Roman" w:hAnsi="Times New Roman" w:cs="Times New Roman"/>
+                <w:lang w:val="en-AI"/>
+              </w:rPr>
+            </w:pPr>
+            <w:r>
+              <w:rPr>
+                <w:rFonts w:ascii="Times New Roman" w:hAnsi="Times New Roman" w:cs="Times New Roman"/>
+                <w:lang w:val="en-AI"/>
+              </w:rPr>
+              <w:t>Trình duyệt Chrome đã cài đặt, có kết nối Internet</w:t>
+            </w:r>
+          </w:p>
+        </w:tc>
+        <w:tc>
+          <w:tcPr>
+            <w:tcW w:w="1759" w:type="dxa"/>
+            <w:hideMark/>
+          </w:tcPr>
+          <w:p>
+            <w:pPr>
+              <w:spacing w:after="160" w:line="259" w:lineRule="auto"/>
+              <w:rPr>
+                <w:rFonts w:ascii="Times New Roman" w:hAnsi="Times New Roman" w:cs="Times New Roman"/>
+                <w:lang w:val="en-AI"/>
+              </w:rPr>
+            </w:pPr>
+            <w:r>
+              <w:rPr>
+                <w:rFonts w:ascii="Times New Roman" w:hAnsi="Times New Roman" w:cs="Times New Roman"/>
+                <w:lang w:val="en-AI"/>
+              </w:rPr>
+              <w:t>1. Mở trình duyệt Chrome 2. Truy cập </w:t>
+            </w:r>
+            <w:hyperlink r:id="rId14" w:history="1">
+              <w:r>
+                <w:rPr>
+                  <w:rStyle w:val="Hyperlink"/>
+                  <w:rFonts w:ascii="Times New Roman" w:hAnsi="Times New Roman" w:cs="Times New Roman"/>
+                  <w:lang w:val="en-AI"/>
+                </w:rPr>
+                <w:t>https://www.saucedemo.com</w:t>
+              </w:r>
+            </w:hyperlink>
+            <w:r>
+              <w:rPr>
+                <w:rFonts w:ascii="Times New Roman" w:hAnsi="Times New Roman" w:cs="Times New Roman"/>
+                <w:lang w:val="en-AI"/>
+              </w:rPr>
+              <w:t> 3. Kiểm tra logo hiển thị và text</w:t>
+            </w:r>
+          </w:p>
+        </w:tc>
+        <w:tc>
+          <w:tcPr>
+            <w:tcW w:w="2199" w:type="dxa"/>
+            <w:hideMark/>
+          </w:tcPr>
+          <w:p>
+            <w:pPr>
+              <w:spacing w:after="160" w:line="259" w:lineRule="auto"/>
+              <w:rPr>
+                <w:rFonts w:ascii="Times New Roman" w:hAnsi="Times New Roman" w:cs="Times New Roman"/>
+                <w:lang w:val="en-AI"/>
+              </w:rPr>
+            </w:pPr>
+            <w:r>
+              <w:rPr>
+                <w:rFonts w:ascii="Times New Roman" w:hAnsi="Times New Roman" w:cs="Times New Roman"/>
+                <w:lang w:val="en-AI"/>
+              </w:rPr>
+              <w:t>URL: </w:t>
+            </w:r>
+            <w:hyperlink r:id="rId15" w:history="1">
+              <w:r>
+                <w:rPr>
+                  <w:rStyle w:val="Hyperlink"/>
+                  <w:rFonts w:ascii="Times New Roman" w:hAnsi="Times New Roman" w:cs="Times New Roman"/>
+                  <w:lang w:val="en-AI"/>
+                </w:rPr>
+                <w:t>https://www.saucedemo.com</w:t>
+              </w:r>
+            </w:hyperlink>
+          </w:p>
+        </w:tc>
+        <w:tc>
+          <w:tcPr>
+            <w:tcW w:w="1618" w:type="dxa"/>
+            <w:hideMark/>
+          </w:tcPr>
+          <w:p>
+            <w:pPr>
+              <w:spacing w:after="160" w:line="259" w:lineRule="auto"/>
+              <w:rPr>
+                <w:rFonts w:ascii="Times New Roman" w:hAnsi="Times New Roman" w:cs="Times New Roman"/>
+                <w:lang w:val="en-AI"/>
+              </w:rPr>
+            </w:pPr>
+            <w:r>
+              <w:rPr>
+                <w:rFonts w:ascii="Times New Roman" w:hAnsi="Times New Roman" w:cs="Times New Roman"/>
+                <w:lang w:val="en-AI"/>
+              </w:rPr>
+              <w:t>Logo hiển thị và text là "Swag Labs"</w:t>
+            </w:r>
+          </w:p>
+        </w:tc>
+        <w:tc>
+          <w:tcPr>
+            <w:tcW w:w="1618" w:type="dxa"/>
+            <w:hideMark/>
+          </w:tcPr>
+          <w:p>
+            <w:pPr>
+              <w:spacing w:after="160" w:line="259" w:lineRule="auto"/>
+              <w:rPr>
+                <w:rFonts w:ascii="Times New Roman" w:hAnsi="Times New Roman" w:cs="Times New Roman"/>
+                <w:lang w:val="en-AI"/>
+              </w:rPr>
+            </w:pPr>
+            <w:r>
+              <w:rPr>
+                <w:rFonts w:ascii="Times New Roman" w:hAnsi="Times New Roman" w:cs="Times New Roman"/>
+                <w:lang w:val="en-AI"/>
+              </w:rPr>
+              <w:t>Logo hiển thị, text là "Swag Labs"</w:t>
+            </w:r>
+          </w:p>
+        </w:tc>
+        <w:tc>
+          <w:tcPr>
+            <w:tcW w:w="803" w:type="dxa"/>
+            <w:hideMark/>
+          </w:tcPr>
+          <w:p>
+            <w:pPr>
+              <w:spacing w:after="160" w:line="259" w:lineRule="auto"/>
+              <w:rPr>
+                <w:rFonts w:ascii="Times New Roman" w:hAnsi="Times New Roman" w:cs="Times New Roman"/>
+                <w:lang w:val="en-AI"/>
+              </w:rPr>
+            </w:pPr>
+            <w:r>
+              <w:rPr>
+                <w:rFonts w:ascii="Times New Roman" w:hAnsi="Times New Roman" w:cs="Times New Roman"/>
+                <w:lang w:val="en-AI"/>
+              </w:rPr>
+              <w:t>Pass</w:t>
+            </w:r>
+          </w:p>
+        </w:tc>
+      </w:tr>
+      <w:tr>
+        <w:tc>
+          <w:tcPr>
+            <w:tcW w:w="828" w:type="dxa"/>
+            <w:hideMark/>
+          </w:tcPr>
+          <w:p>
+            <w:pPr>
+              <w:spacing w:after="160" w:line="259" w:lineRule="auto"/>
+              <w:rPr>
+                <w:rFonts w:ascii="Times New Roman" w:hAnsi="Times New Roman" w:cs="Times New Roman"/>
+                <w:lang w:val="en-AI"/>
+              </w:rPr>
+            </w:pPr>
+            <w:r>
+              <w:rPr>
+                <w:rFonts w:ascii="Times New Roman" w:hAnsi="Times New Roman" w:cs="Times New Roman"/>
+                <w:lang w:val="en-AI"/>
+              </w:rPr>
+              <w:t>TC007</w:t>
+            </w:r>
+          </w:p>
+        </w:tc>
+        <w:tc>
+          <w:tcPr>
+            <w:tcW w:w="1179" w:type="dxa"/>
+            <w:hideMark/>
+          </w:tcPr>
+          <w:p>
+            <w:pPr>
+              <w:spacing w:after="160" w:line="259" w:lineRule="auto"/>
+              <w:rPr>
+                <w:rFonts w:ascii="Times New Roman" w:hAnsi="Times New Roman" w:cs="Times New Roman"/>
+                <w:lang w:val="en-AI"/>
+              </w:rPr>
+            </w:pPr>
+            <w:r>
+              <w:rPr>
+                <w:rFonts w:ascii="Times New Roman" w:hAnsi="Times New Roman" w:cs="Times New Roman"/>
+                <w:lang w:val="en-AI"/>
+              </w:rPr>
+              <w:t>Kiểm thử đăng nhập với thông tin hợp lệ</w:t>
+            </w:r>
+          </w:p>
+        </w:tc>
+        <w:tc>
+          <w:tcPr>
+            <w:tcW w:w="787" w:type="dxa"/>
+            <w:hideMark/>
+          </w:tcPr>
+          <w:p>
+            <w:pPr>
+              <w:spacing w:after="160" w:line="259" w:lineRule="auto"/>
+              <w:rPr>
+                <w:rFonts w:ascii="Times New Roman" w:hAnsi="Times New Roman" w:cs="Times New Roman"/>
+                <w:lang w:val="en-AI"/>
+              </w:rPr>
+            </w:pPr>
+            <w:r>
+              <w:rPr>
+                <w:rFonts w:ascii="Times New Roman" w:hAnsi="Times New Roman" w:cs="Times New Roman"/>
+                <w:lang w:val="en-AI"/>
+              </w:rPr>
+              <w:t>Login</w:t>
+            </w:r>
+          </w:p>
+        </w:tc>
+        <w:tc>
+          <w:tcPr>
+            <w:tcW w:w="925" w:type="dxa"/>
+            <w:hideMark/>
+          </w:tcPr>
+          <w:p>
+            <w:pPr>
+              <w:spacing w:after="160" w:line="259" w:lineRule="auto"/>
+              <w:rPr>
+                <w:rFonts w:ascii="Times New Roman" w:hAnsi="Times New Roman" w:cs="Times New Roman"/>
+                <w:lang w:val="en-AI"/>
+              </w:rPr>
+            </w:pPr>
+            <w:r>
+              <w:rPr>
+                <w:rFonts w:ascii="Times New Roman" w:hAnsi="Times New Roman" w:cs="Times New Roman"/>
+                <w:lang w:val="en-AI"/>
+              </w:rPr>
+              <w:t>Trình duyệt Chrome đã cài đặt, có kết nối Internet</w:t>
+            </w:r>
+          </w:p>
+        </w:tc>
+        <w:tc>
+          <w:tcPr>
+            <w:tcW w:w="1759" w:type="dxa"/>
+            <w:hideMark/>
+          </w:tcPr>
+          <w:p>
+            <w:pPr>
+              <w:spacing w:after="160" w:line="259" w:lineRule="auto"/>
+              <w:rPr>
+                <w:rFonts w:ascii="Times New Roman" w:hAnsi="Times New Roman" w:cs="Times New Roman"/>
+                <w:lang w:val="en-AI"/>
+              </w:rPr>
+            </w:pPr>
+            <w:r>
+              <w:rPr>
+                <w:rFonts w:ascii="Times New Roman" w:hAnsi="Times New Roman" w:cs="Times New Roman"/>
+                <w:lang w:val="en-AI"/>
+              </w:rPr>
+              <w:t>1. Mở trình duyệt Chrome 2. Truy cập </w:t>
+            </w:r>
+            <w:hyperlink r:id="rId16" w:history="1">
+              <w:r>
+                <w:rPr>
+                  <w:rStyle w:val="Hyperlink"/>
+                  <w:rFonts w:ascii="Times New Roman" w:hAnsi="Times New Roman" w:cs="Times New Roman"/>
+                  <w:lang w:val="en-AI"/>
+                </w:rPr>
+                <w:t>https://www.saucedemo.com</w:t>
+              </w:r>
+            </w:hyperlink>
+            <w:r>
+              <w:rPr>
+                <w:rFonts w:ascii="Times New Roman" w:hAnsi="Times New Roman" w:cs="Times New Roman"/>
+                <w:lang w:val="en-AI"/>
+              </w:rPr>
+              <w:t> 3. Nhập Username và Password hợp lệ 4. Nhấn nút Login</w:t>
+            </w:r>
+          </w:p>
+        </w:tc>
+        <w:tc>
+          <w:tcPr>
+            <w:tcW w:w="2199" w:type="dxa"/>
+            <w:hideMark/>
+          </w:tcPr>
+          <w:p>
+            <w:pPr>
+              <w:spacing w:after="160" w:line="259" w:lineRule="auto"/>
+              <w:rPr>
+                <w:rFonts w:ascii="Times New Roman" w:hAnsi="Times New Roman" w:cs="Times New Roman"/>
+                <w:lang w:val="en-AI"/>
+              </w:rPr>
+            </w:pPr>
+            <w:r>
+              <w:rPr>
+                <w:rFonts w:ascii="Times New Roman" w:hAnsi="Times New Roman" w:cs="Times New Roman"/>
+                <w:lang w:val="en-AI"/>
+              </w:rPr>
+              <w:t>Username: standard_user, Password: secret_sauce</w:t>
+            </w:r>
+          </w:p>
+        </w:tc>
+        <w:tc>
+          <w:tcPr>
+            <w:tcW w:w="1618" w:type="dxa"/>
+            <w:hideMark/>
+          </w:tcPr>
+          <w:p>
+            <w:pPr>
+              <w:spacing w:after="160" w:line="259" w:lineRule="auto"/>
+              <w:rPr>
+                <w:rFonts w:ascii="Times New Roman" w:hAnsi="Times New Roman" w:cs="Times New Roman"/>
+                <w:lang w:val="en-AI"/>
+              </w:rPr>
+            </w:pPr>
+            <w:r>
+              <w:rPr>
+                <w:rFonts w:ascii="Times New Roman" w:hAnsi="Times New Roman" w:cs="Times New Roman"/>
+                <w:lang w:val="en-AI"/>
+              </w:rPr>
+              <w:t>Chuyển hướng đến trang inventory</w:t>
+            </w:r>
+          </w:p>
+        </w:tc>
+        <w:tc>
+          <w:tcPr>
+            <w:tcW w:w="1618" w:type="dxa"/>
+            <w:hideMark/>
+          </w:tcPr>
+          <w:p>
+            <w:pPr>
+              <w:spacing w:after="160" w:line="259" w:lineRule="auto"/>
+              <w:rPr>
+                <w:rFonts w:ascii="Times New Roman" w:hAnsi="Times New Roman" w:cs="Times New Roman"/>
+                <w:lang w:val="en-AI"/>
+              </w:rPr>
+            </w:pPr>
+            <w:r>
+              <w:rPr>
+                <w:rFonts w:ascii="Times New Roman" w:hAnsi="Times New Roman" w:cs="Times New Roman"/>
+                <w:lang w:val="en-AI"/>
+              </w:rPr>
+              <w:t>URL chứa "inventory"</w:t>
+            </w:r>
+          </w:p>
+        </w:tc>
+        <w:tc>
+          <w:tcPr>
+            <w:tcW w:w="803" w:type="dxa"/>
+            <w:hideMark/>
+          </w:tcPr>
+          <w:p>
+            <w:pPr>
+              <w:spacing w:after="160" w:line="259" w:lineRule="auto"/>
+              <w:rPr>
+                <w:rFonts w:ascii="Times New Roman" w:hAnsi="Times New Roman" w:cs="Times New Roman"/>
+                <w:lang w:val="en-AI"/>
+              </w:rPr>
+            </w:pPr>
+            <w:r>
+              <w:rPr>
+                <w:rFonts w:ascii="Times New Roman" w:hAnsi="Times New Roman" w:cs="Times New Roman"/>
+                <w:lang w:val="en-AI"/>
+              </w:rPr>
+              <w:t>Pass</w:t>
+            </w:r>
+          </w:p>
+        </w:tc>
+      </w:tr>
+      <w:tr>
+        <w:tc>
+          <w:tcPr>
+            <w:tcW w:w="828" w:type="dxa"/>
+            <w:hideMark/>
+          </w:tcPr>
+          <w:p>
+            <w:pPr>
+              <w:spacing w:after="160" w:line="259" w:lineRule="auto"/>
+              <w:rPr>
+                <w:rFonts w:ascii="Times New Roman" w:hAnsi="Times New Roman" w:cs="Times New Roman"/>
+                <w:lang w:val="en-AI"/>
+              </w:rPr>
+            </w:pPr>
+            <w:r>
+              <w:rPr>
+                <w:rFonts w:ascii="Times New Roman" w:hAnsi="Times New Roman" w:cs="Times New Roman"/>
+                <w:lang w:val="en-AI"/>
+              </w:rPr>
+              <w:t>TC008</w:t>
+            </w:r>
+          </w:p>
+        </w:tc>
+        <w:tc>
+          <w:tcPr>
+            <w:tcW w:w="1179" w:type="dxa"/>
+            <w:hideMark/>
+          </w:tcPr>
+          <w:p>
+            <w:pPr>
+              <w:spacing w:after="160" w:line="259" w:lineRule="auto"/>
+              <w:rPr>
+                <w:rFonts w:ascii="Times New Roman" w:hAnsi="Times New Roman" w:cs="Times New Roman"/>
+                <w:lang w:val="en-AI"/>
+              </w:rPr>
+            </w:pPr>
+            <w:r>
+              <w:rPr>
+                <w:rFonts w:ascii="Times New Roman" w:hAnsi="Times New Roman" w:cs="Times New Roman"/>
+                <w:lang w:val="en-AI"/>
+              </w:rPr>
+              <w:t>Kiểm thử đăng nhập với thông tin không hợp lệ</w:t>
+            </w:r>
+          </w:p>
+        </w:tc>
+        <w:tc>
+          <w:tcPr>
+            <w:tcW w:w="787" w:type="dxa"/>
+            <w:hideMark/>
+          </w:tcPr>
+          <w:p>
+            <w:pPr>
+              <w:spacing w:after="160" w:line="259" w:lineRule="auto"/>
+              <w:rPr>
+                <w:rFonts w:ascii="Times New Roman" w:hAnsi="Times New Roman" w:cs="Times New Roman"/>
+                <w:lang w:val="en-AI"/>
+              </w:rPr>
+            </w:pPr>
+            <w:r>
+              <w:rPr>
+                <w:rFonts w:ascii="Times New Roman" w:hAnsi="Times New Roman" w:cs="Times New Roman"/>
+                <w:lang w:val="en-AI"/>
+              </w:rPr>
+              <w:t>Login</w:t>
+            </w:r>
+          </w:p>
+        </w:tc>
+        <w:tc>
+          <w:tcPr>
+            <w:tcW w:w="925" w:type="dxa"/>
+            <w:hideMark/>
+          </w:tcPr>
+          <w:p>
+            <w:pPr>
+              <w:spacing w:after="160" w:line="259" w:lineRule="auto"/>
+              <w:rPr>
+                <w:rFonts w:ascii="Times New Roman" w:hAnsi="Times New Roman" w:cs="Times New Roman"/>
+                <w:lang w:val="en-AI"/>
+              </w:rPr>
+            </w:pPr>
+            <w:r>
+              <w:rPr>
+                <w:rFonts w:ascii="Times New Roman" w:hAnsi="Times New Roman" w:cs="Times New Roman"/>
+                <w:lang w:val="en-AI"/>
+              </w:rPr>
+              <w:t>Trình duyệt Chrome đã cài đặt, có kết nối Internet</w:t>
+            </w:r>
+          </w:p>
+        </w:tc>
+        <w:tc>
+          <w:tcPr>
+            <w:tcW w:w="1759" w:type="dxa"/>
+            <w:hideMark/>
+          </w:tcPr>
+          <w:p>
+            <w:pPr>
+              <w:spacing w:after="160" w:line="259" w:lineRule="auto"/>
+              <w:rPr>
+                <w:rFonts w:ascii="Times New Roman" w:hAnsi="Times New Roman" w:cs="Times New Roman"/>
+                <w:lang w:val="en-AI"/>
+              </w:rPr>
+            </w:pPr>
+            <w:r>
+              <w:rPr>
+                <w:rFonts w:ascii="Times New Roman" w:hAnsi="Times New Roman" w:cs="Times New Roman"/>
+                <w:lang w:val="en-AI"/>
+              </w:rPr>
+              <w:t>1. Mở trình duyệt Chrome 2. Truy cập </w:t>
+            </w:r>
+            <w:hyperlink r:id="rId17" w:history="1">
+              <w:r>
+                <w:rPr>
+                  <w:rStyle w:val="Hyperlink"/>
+                  <w:rFonts w:ascii="Times New Roman" w:hAnsi="Times New Roman" w:cs="Times New Roman"/>
+                  <w:lang w:val="en-AI"/>
+                </w:rPr>
+                <w:t>https://www.saucedemo.com</w:t>
+              </w:r>
+            </w:hyperlink>
+            <w:r>
+              <w:rPr>
+                <w:rFonts w:ascii="Times New Roman" w:hAnsi="Times New Roman" w:cs="Times New Roman"/>
+                <w:lang w:val="en-AI"/>
+              </w:rPr>
+              <w:t> 3. Nhập Username và Password sai 4. Nhấn nút Login</w:t>
+            </w:r>
+          </w:p>
+        </w:tc>
+        <w:tc>
+          <w:tcPr>
+            <w:tcW w:w="2199" w:type="dxa"/>
+            <w:hideMark/>
+          </w:tcPr>
+          <w:p>
+            <w:pPr>
+              <w:spacing w:after="160" w:line="259" w:lineRule="auto"/>
+              <w:rPr>
+                <w:rFonts w:ascii="Times New Roman" w:hAnsi="Times New Roman" w:cs="Times New Roman"/>
+                <w:lang w:val="en-AI"/>
+              </w:rPr>
+            </w:pPr>
+            <w:r>
+              <w:rPr>
+                <w:rFonts w:ascii="Times New Roman" w:hAnsi="Times New Roman" w:cs="Times New Roman"/>
+                <w:lang w:val="en-AI"/>
+              </w:rPr>
+              <w:t>Username: invalid_user, Password: wrong_password</w:t>
+            </w:r>
+          </w:p>
+        </w:tc>
+        <w:tc>
+          <w:tcPr>
+            <w:tcW w:w="1618" w:type="dxa"/>
+            <w:hideMark/>
+          </w:tcPr>
+          <w:p>
+            <w:pPr>
+              <w:spacing w:after="160" w:line="259" w:lineRule="auto"/>
+              <w:rPr>
+                <w:rFonts w:ascii="Times New Roman" w:hAnsi="Times New Roman" w:cs="Times New Roman"/>
+                <w:lang w:val="en-AI"/>
+              </w:rPr>
+            </w:pPr>
+            <w:r>
+              <w:rPr>
+                <w:rFonts w:ascii="Times New Roman" w:hAnsi="Times New Roman" w:cs="Times New Roman"/>
+                <w:lang w:val="en-AI"/>
+              </w:rPr>
+              <w:t>Hiển thị thông báo lỗi "Username and password do not match"</w:t>
+            </w:r>
+          </w:p>
+        </w:tc>
+        <w:tc>
+          <w:tcPr>
+            <w:tcW w:w="1618" w:type="dxa"/>
+            <w:hideMark/>
+          </w:tcPr>
+          <w:p>
+            <w:pPr>
+              <w:spacing w:after="160" w:line="259" w:lineRule="auto"/>
+              <w:rPr>
+                <w:rFonts w:ascii="Times New Roman" w:hAnsi="Times New Roman" w:cs="Times New Roman"/>
+                <w:lang w:val="en-AI"/>
+              </w:rPr>
+            </w:pPr>
+            <w:r>
+              <w:rPr>
+                <w:rFonts w:ascii="Times New Roman" w:hAnsi="Times New Roman" w:cs="Times New Roman"/>
+                <w:lang w:val="en-AI"/>
+              </w:rPr>
+              <w:t>Hiện thông báo lỗi đúng</w:t>
+            </w:r>
+          </w:p>
+        </w:tc>
+        <w:tc>
+          <w:tcPr>
+            <w:tcW w:w="803" w:type="dxa"/>
+            <w:hideMark/>
+          </w:tcPr>
+          <w:p>
+            <w:pPr>
+              <w:spacing w:after="160" w:line="259" w:lineRule="auto"/>
+              <w:rPr>
+                <w:rFonts w:ascii="Times New Roman" w:hAnsi="Times New Roman" w:cs="Times New Roman"/>
+                <w:lang w:val="en-AI"/>
+              </w:rPr>
+            </w:pPr>
+            <w:r>
+              <w:rPr>
+                <w:rFonts w:ascii="Times New Roman" w:hAnsi="Times New Roman" w:cs="Times New Roman"/>
+                <w:lang w:val="en-AI"/>
+              </w:rPr>
+              <w:t>Pass</w:t>
+            </w:r>
+          </w:p>
+        </w:tc>
+      </w:tr>
+      <w:tr>
+        <w:tc>
+          <w:tcPr>
+            <w:tcW w:w="828" w:type="dxa"/>
+            <w:hideMark/>
+          </w:tcPr>
+          <w:p>
+            <w:pPr>
+              <w:spacing w:after="160" w:line="259" w:lineRule="auto"/>
+              <w:rPr>
+                <w:rFonts w:ascii="Times New Roman" w:hAnsi="Times New Roman" w:cs="Times New Roman"/>
+                <w:lang w:val="en-AI"/>
+              </w:rPr>
+            </w:pPr>
+            <w:r>
+              <w:rPr>
+                <w:rFonts w:ascii="Times New Roman" w:hAnsi="Times New Roman" w:cs="Times New Roman"/>
+                <w:lang w:val="en-AI"/>
+              </w:rPr>
+              <w:t>TC009</w:t>
+            </w:r>
+          </w:p>
+        </w:tc>
+        <w:tc>
+          <w:tcPr>
+            <w:tcW w:w="1179" w:type="dxa"/>
+            <w:hideMark/>
+          </w:tcPr>
+          <w:p>
+            <w:pPr>
+              <w:spacing w:after="160" w:line="259" w:lineRule="auto"/>
+              <w:rPr>
+                <w:rFonts w:ascii="Times New Roman" w:hAnsi="Times New Roman" w:cs="Times New Roman"/>
+                <w:lang w:val="en-AI"/>
+              </w:rPr>
+            </w:pPr>
+            <w:r>
+              <w:rPr>
+                <w:rFonts w:ascii="Times New Roman" w:hAnsi="Times New Roman" w:cs="Times New Roman"/>
+                <w:lang w:val="en-AI"/>
+              </w:rPr>
+              <w:t>Kiểm thử đăng nhập khi để trống các trường</w:t>
+            </w:r>
+          </w:p>
+        </w:tc>
+        <w:tc>
+          <w:tcPr>
+            <w:tcW w:w="787" w:type="dxa"/>
+            <w:hideMark/>
+          </w:tcPr>
+          <w:p>
+            <w:pPr>
+              <w:spacing w:after="160" w:line="259" w:lineRule="auto"/>
+              <w:rPr>
+                <w:rFonts w:ascii="Times New Roman" w:hAnsi="Times New Roman" w:cs="Times New Roman"/>
+                <w:lang w:val="en-AI"/>
+              </w:rPr>
+            </w:pPr>
+            <w:r>
+              <w:rPr>
+                <w:rFonts w:ascii="Times New Roman" w:hAnsi="Times New Roman" w:cs="Times New Roman"/>
+                <w:lang w:val="en-AI"/>
+              </w:rPr>
+              <w:t>Login</w:t>
+            </w:r>
+          </w:p>
+        </w:tc>
+        <w:tc>
+          <w:tcPr>
+            <w:tcW w:w="925" w:type="dxa"/>
+            <w:hideMark/>
+          </w:tcPr>
+          <w:p>
+            <w:pPr>
+              <w:spacing w:after="160" w:line="259" w:lineRule="auto"/>
+              <w:rPr>
+                <w:rFonts w:ascii="Times New Roman" w:hAnsi="Times New Roman" w:cs="Times New Roman"/>
+                <w:lang w:val="en-AI"/>
+              </w:rPr>
+            </w:pPr>
+            <w:r>
+              <w:rPr>
+                <w:rFonts w:ascii="Times New Roman" w:hAnsi="Times New Roman" w:cs="Times New Roman"/>
+                <w:lang w:val="en-AI"/>
+              </w:rPr>
+              <w:t>Trình duyệt Chrome đã cài đặt, có kết nối Internet</w:t>
+            </w:r>
+          </w:p>
+        </w:tc>
+        <w:tc>
+          <w:tcPr>
+            <w:tcW w:w="1759" w:type="dxa"/>
+            <w:hideMark/>
+          </w:tcPr>
+          <w:p>
+            <w:pPr>
+              <w:spacing w:after="160" w:line="259" w:lineRule="auto"/>
+              <w:rPr>
+                <w:rFonts w:ascii="Times New Roman" w:hAnsi="Times New Roman" w:cs="Times New Roman"/>
+                <w:lang w:val="en-AI"/>
+              </w:rPr>
+            </w:pPr>
+            <w:r>
+              <w:rPr>
+                <w:rFonts w:ascii="Times New Roman" w:hAnsi="Times New Roman" w:cs="Times New Roman"/>
+                <w:lang w:val="en-AI"/>
+              </w:rPr>
+              <w:t>1. Mở trình duyệt Chrome 2. Truy cập </w:t>
+            </w:r>
+            <w:hyperlink r:id="rId18" w:history="1">
+              <w:r>
+                <w:rPr>
+                  <w:rStyle w:val="Hyperlink"/>
+                  <w:rFonts w:ascii="Times New Roman" w:hAnsi="Times New Roman" w:cs="Times New Roman"/>
+                  <w:lang w:val="en-AI"/>
+                </w:rPr>
+                <w:t>https://www.saucedemo.com</w:t>
+              </w:r>
+            </w:hyperlink>
+            <w:r>
+              <w:rPr>
+                <w:rFonts w:ascii="Times New Roman" w:hAnsi="Times New Roman" w:cs="Times New Roman"/>
+                <w:lang w:val="en-AI"/>
+              </w:rPr>
+              <w:t> 3. Không nhập gì 4. Nhấn nút Login</w:t>
+            </w:r>
+          </w:p>
+        </w:tc>
+        <w:tc>
+          <w:tcPr>
+            <w:tcW w:w="2199" w:type="dxa"/>
+            <w:hideMark/>
+          </w:tcPr>
+          <w:p>
+            <w:pPr>
+              <w:spacing w:after="160" w:line="259" w:lineRule="auto"/>
+              <w:rPr>
+                <w:rFonts w:ascii="Times New Roman" w:hAnsi="Times New Roman" w:cs="Times New Roman"/>
+                <w:lang w:val="en-AI"/>
+              </w:rPr>
+            </w:pPr>
+            <w:r>
+              <w:rPr>
+                <w:rFonts w:ascii="Times New Roman" w:hAnsi="Times New Roman" w:cs="Times New Roman"/>
+                <w:lang w:val="en-AI"/>
+              </w:rPr>
+              <w:t>Username: (trống), Password: (trống)</w:t>
+            </w:r>
+          </w:p>
+        </w:tc>
+        <w:tc>
+          <w:tcPr>
+            <w:tcW w:w="1618" w:type="dxa"/>
+            <w:hideMark/>
+          </w:tcPr>
+          <w:p>
+            <w:pPr>
+              <w:spacing w:after="160" w:line="259" w:lineRule="auto"/>
+              <w:rPr>
+                <w:rFonts w:ascii="Times New Roman" w:hAnsi="Times New Roman" w:cs="Times New Roman"/>
+                <w:lang w:val="en-AI"/>
+              </w:rPr>
+            </w:pPr>
+            <w:r>
+              <w:rPr>
+                <w:rFonts w:ascii="Times New Roman" w:hAnsi="Times New Roman" w:cs="Times New Roman"/>
+                <w:lang w:val="en-AI"/>
+              </w:rPr>
+              <w:t>Hiển thị thông báo lỗi "Username is required"</w:t>
+            </w:r>
+          </w:p>
+        </w:tc>
+        <w:tc>
+          <w:tcPr>
+            <w:tcW w:w="1618" w:type="dxa"/>
+            <w:hideMark/>
+          </w:tcPr>
+          <w:p>
+            <w:pPr>
+              <w:spacing w:after="160" w:line="259" w:lineRule="auto"/>
+              <w:rPr>
+                <w:rFonts w:ascii="Times New Roman" w:hAnsi="Times New Roman" w:cs="Times New Roman"/>
+                <w:lang w:val="en-AI"/>
+              </w:rPr>
+            </w:pPr>
+            <w:r>
+              <w:rPr>
+                <w:rFonts w:ascii="Times New Roman" w:hAnsi="Times New Roman" w:cs="Times New Roman"/>
+                <w:lang w:val="en-AI"/>
+              </w:rPr>
+              <w:t>Hiện thông báo "Username is required"</w:t>
+            </w:r>
+          </w:p>
+        </w:tc>
+        <w:tc>
+          <w:tcPr>
+            <w:tcW w:w="803" w:type="dxa"/>
+            <w:hideMark/>
+          </w:tcPr>
+          <w:p>
+            <w:pPr>
+              <w:spacing w:after="160" w:line="259" w:lineRule="auto"/>
+              <w:rPr>
+                <w:rFonts w:ascii="Times New Roman" w:hAnsi="Times New Roman" w:cs="Times New Roman"/>
+                <w:lang w:val="en-AI"/>
+              </w:rPr>
+            </w:pPr>
+            <w:r>
+              <w:rPr>
+                <w:rFonts w:ascii="Times New Roman" w:hAnsi="Times New Roman" w:cs="Times New Roman"/>
+                <w:lang w:val="en-AI"/>
+              </w:rPr>
+              <w:t>Pass</w:t>
+            </w:r>
+          </w:p>
+        </w:tc>
+      </w:tr>
+      <w:tr>
+        <w:tc>
+          <w:tcPr>
+            <w:tcW w:w="828" w:type="dxa"/>
+            <w:hideMark/>
+          </w:tcPr>
+          <w:p>
+            <w:pPr>
+              <w:spacing w:after="160" w:line="259" w:lineRule="auto"/>
+              <w:rPr>
+                <w:rFonts w:ascii="Times New Roman" w:hAnsi="Times New Roman" w:cs="Times New Roman"/>
+                <w:lang w:val="en-AI"/>
+              </w:rPr>
+            </w:pPr>
+            <w:r>
+              <w:rPr>
+                <w:rFonts w:ascii="Times New Roman" w:hAnsi="Times New Roman" w:cs="Times New Roman"/>
+                <w:lang w:val="en-AI"/>
+              </w:rPr>
+              <w:t>TC010</w:t>
+            </w:r>
+          </w:p>
+        </w:tc>
+        <w:tc>
+          <w:tcPr>
+            <w:tcW w:w="1179" w:type="dxa"/>
+            <w:hideMark/>
+          </w:tcPr>
+          <w:p>
+            <w:pPr>
+              <w:spacing w:after="160" w:line="259" w:lineRule="auto"/>
+              <w:rPr>
+                <w:rFonts w:ascii="Times New Roman" w:hAnsi="Times New Roman" w:cs="Times New Roman"/>
+                <w:lang w:val="en-AI"/>
+              </w:rPr>
+            </w:pPr>
+            <w:r>
+              <w:rPr>
+                <w:rFonts w:ascii="Times New Roman" w:hAnsi="Times New Roman" w:cs="Times New Roman"/>
+                <w:lang w:val="en-AI"/>
+              </w:rPr>
+              <w:t>Kiểm thử danh sách accepted usernames hiển thị</w:t>
+            </w:r>
+          </w:p>
+        </w:tc>
+        <w:tc>
+          <w:tcPr>
+            <w:tcW w:w="787" w:type="dxa"/>
+            <w:hideMark/>
+          </w:tcPr>
+          <w:p>
+            <w:pPr>
+              <w:spacing w:after="160" w:line="259" w:lineRule="auto"/>
+              <w:rPr>
+                <w:rFonts w:ascii="Times New Roman" w:hAnsi="Times New Roman" w:cs="Times New Roman"/>
+                <w:lang w:val="en-AI"/>
+              </w:rPr>
+            </w:pPr>
+            <w:r>
+              <w:rPr>
+                <w:rFonts w:ascii="Times New Roman" w:hAnsi="Times New Roman" w:cs="Times New Roman"/>
+                <w:lang w:val="en-AI"/>
+              </w:rPr>
+              <w:t>UI</w:t>
+            </w:r>
+          </w:p>
+        </w:tc>
+        <w:tc>
+          <w:tcPr>
+            <w:tcW w:w="925" w:type="dxa"/>
+            <w:hideMark/>
+          </w:tcPr>
+          <w:p>
+            <w:pPr>
+              <w:spacing w:after="160" w:line="259" w:lineRule="auto"/>
+              <w:rPr>
+                <w:rFonts w:ascii="Times New Roman" w:hAnsi="Times New Roman" w:cs="Times New Roman"/>
+                <w:lang w:val="en-AI"/>
+              </w:rPr>
+            </w:pPr>
+            <w:r>
+              <w:rPr>
+                <w:rFonts w:ascii="Times New Roman" w:hAnsi="Times New Roman" w:cs="Times New Roman"/>
+                <w:lang w:val="en-AI"/>
+              </w:rPr>
+              <w:t>Trình duyệt Chrome đã cài đặt, có kết nối Internet</w:t>
+            </w:r>
+          </w:p>
+        </w:tc>
+        <w:tc>
+          <w:tcPr>
+            <w:tcW w:w="1759" w:type="dxa"/>
+            <w:hideMark/>
+          </w:tcPr>
+          <w:p>
+            <w:pPr>
+              <w:spacing w:after="160" w:line="259" w:lineRule="auto"/>
+              <w:rPr>
+                <w:rFonts w:ascii="Times New Roman" w:hAnsi="Times New Roman" w:cs="Times New Roman"/>
+                <w:lang w:val="en-AI"/>
+              </w:rPr>
+            </w:pPr>
+            <w:r>
+              <w:rPr>
+                <w:rFonts w:ascii="Times New Roman" w:hAnsi="Times New Roman" w:cs="Times New Roman"/>
+                <w:lang w:val="en-AI"/>
+              </w:rPr>
+              <w:t>1. Mở trình duyệt Chrome 2. Truy cập </w:t>
+            </w:r>
+            <w:hyperlink r:id="rId19" w:history="1">
+              <w:r>
+                <w:rPr>
+                  <w:rStyle w:val="Hyperlink"/>
+                  <w:rFonts w:ascii="Times New Roman" w:hAnsi="Times New Roman" w:cs="Times New Roman"/>
+                  <w:lang w:val="en-AI"/>
+                </w:rPr>
+                <w:t>https://www.saucedemo.com</w:t>
+              </w:r>
+            </w:hyperlink>
+            <w:r>
+              <w:rPr>
+                <w:rFonts w:ascii="Times New Roman" w:hAnsi="Times New Roman" w:cs="Times New Roman"/>
+                <w:lang w:val="en-AI"/>
+              </w:rPr>
+              <w:t> 3. Kiểm tra phần accepted usernames</w:t>
+            </w:r>
+          </w:p>
+        </w:tc>
+        <w:tc>
+          <w:tcPr>
+            <w:tcW w:w="2199" w:type="dxa"/>
+            <w:hideMark/>
+          </w:tcPr>
+          <w:p>
+            <w:pPr>
+              <w:spacing w:after="160" w:line="259" w:lineRule="auto"/>
+              <w:rPr>
+                <w:rFonts w:ascii="Times New Roman" w:hAnsi="Times New Roman" w:cs="Times New Roman"/>
+                <w:lang w:val="en-AI"/>
+              </w:rPr>
+            </w:pPr>
+            <w:r>
+              <w:rPr>
+                <w:rFonts w:ascii="Times New Roman" w:hAnsi="Times New Roman" w:cs="Times New Roman"/>
+                <w:lang w:val="en-AI"/>
+              </w:rPr>
+              <w:t>URL: </w:t>
+            </w:r>
+            <w:hyperlink r:id="rId20" w:history="1">
+              <w:r>
+                <w:rPr>
+                  <w:rStyle w:val="Hyperlink"/>
+                  <w:rFonts w:ascii="Times New Roman" w:hAnsi="Times New Roman" w:cs="Times New Roman"/>
+                  <w:lang w:val="en-AI"/>
+                </w:rPr>
+                <w:t>https://www.saucedemo.com</w:t>
+              </w:r>
+            </w:hyperlink>
+          </w:p>
+        </w:tc>
+        <w:tc>
+          <w:tcPr>
+            <w:tcW w:w="1618" w:type="dxa"/>
+            <w:hideMark/>
+          </w:tcPr>
+          <w:p>
+            <w:pPr>
+              <w:spacing w:after="160" w:line="259" w:lineRule="auto"/>
+              <w:rPr>
+                <w:rFonts w:ascii="Times New Roman" w:hAnsi="Times New Roman" w:cs="Times New Roman"/>
+                <w:lang w:val="en-AI"/>
+              </w:rPr>
+            </w:pPr>
+            <w:r>
+              <w:rPr>
+                <w:rFonts w:ascii="Times New Roman" w:hAnsi="Times New Roman" w:cs="Times New Roman"/>
+                <w:lang w:val="en-AI"/>
+              </w:rPr>
+              <w:t>Danh sách hiển thị và chứa "standard_user"</w:t>
+            </w:r>
+          </w:p>
+        </w:tc>
+        <w:tc>
+          <w:tcPr>
+            <w:tcW w:w="1618" w:type="dxa"/>
+            <w:hideMark/>
+          </w:tcPr>
+          <w:p>
+            <w:pPr>
+              <w:spacing w:after="160" w:line="259" w:lineRule="auto"/>
+              <w:rPr>
+                <w:rFonts w:ascii="Times New Roman" w:hAnsi="Times New Roman" w:cs="Times New Roman"/>
+                <w:lang w:val="en-AI"/>
+              </w:rPr>
+            </w:pPr>
+            <w:r>
+              <w:rPr>
+                <w:rFonts w:ascii="Times New Roman" w:hAnsi="Times New Roman" w:cs="Times New Roman"/>
+                <w:lang w:val="en-AI"/>
+              </w:rPr>
+              <w:t>Danh sách hiển thị, chứa "standard_user"</w:t>
+            </w:r>
+          </w:p>
+        </w:tc>
+        <w:tc>
+          <w:tcPr>
+            <w:tcW w:w="803" w:type="dxa"/>
+            <w:hideMark/>
+          </w:tcPr>
+          <w:p>
+            <w:pPr>
+              <w:spacing w:after="160" w:line="259" w:lineRule="auto"/>
+              <w:rPr>
+                <w:rFonts w:ascii="Times New Roman" w:hAnsi="Times New Roman" w:cs="Times New Roman"/>
+                <w:lang w:val="en-AI"/>
+              </w:rPr>
+            </w:pPr>
+            <w:r>
+              <w:rPr>
+                <w:rFonts w:ascii="Times New Roman" w:hAnsi="Times New Roman" w:cs="Times New Roman"/>
+                <w:lang w:val="en-AI"/>
+              </w:rPr>
+              <w:t>Pass</w:t>
+            </w:r>
+          </w:p>
+        </w:tc>
+      </w:tr>
+      <w:tr>
+        <w:tc>
+          <w:tcPr>
+            <w:tcW w:w="828" w:type="dxa"/>
+            <w:hideMark/>
+          </w:tcPr>
+          <w:p>
+            <w:pPr>
+              <w:spacing w:after="160" w:line="259" w:lineRule="auto"/>
+              <w:rPr>
+                <w:rFonts w:ascii="Times New Roman" w:hAnsi="Times New Roman" w:cs="Times New Roman"/>
+                <w:lang w:val="en-AI"/>
+              </w:rPr>
+            </w:pPr>
+            <w:r>
+              <w:rPr>
+                <w:rFonts w:ascii="Times New Roman" w:hAnsi="Times New Roman" w:cs="Times New Roman"/>
+                <w:lang w:val="en-AI"/>
+              </w:rPr>
+              <w:t>TC011</w:t>
+            </w:r>
+          </w:p>
+        </w:tc>
+        <w:tc>
+          <w:tcPr>
+            <w:tcW w:w="1179" w:type="dxa"/>
+            <w:hideMark/>
+          </w:tcPr>
+          <w:p>
+            <w:pPr>
+              <w:spacing w:after="160" w:line="259" w:lineRule="auto"/>
+              <w:rPr>
+                <w:rFonts w:ascii="Times New Roman" w:hAnsi="Times New Roman" w:cs="Times New Roman"/>
+                <w:lang w:val="en-AI"/>
+              </w:rPr>
+            </w:pPr>
+            <w:r>
+              <w:rPr>
+                <w:rFonts w:ascii="Times New Roman" w:hAnsi="Times New Roman" w:cs="Times New Roman"/>
+                <w:lang w:val="en-AI"/>
+              </w:rPr>
+              <w:t>Kiểm thử trường password có type là password</w:t>
+            </w:r>
+          </w:p>
+        </w:tc>
+        <w:tc>
+          <w:tcPr>
+            <w:tcW w:w="787" w:type="dxa"/>
+            <w:hideMark/>
+          </w:tcPr>
+          <w:p>
+            <w:pPr>
+              <w:spacing w:after="160" w:line="259" w:lineRule="auto"/>
+              <w:rPr>
+                <w:rFonts w:ascii="Times New Roman" w:hAnsi="Times New Roman" w:cs="Times New Roman"/>
+                <w:lang w:val="en-AI"/>
+              </w:rPr>
+            </w:pPr>
+            <w:r>
+              <w:rPr>
+                <w:rFonts w:ascii="Times New Roman" w:hAnsi="Times New Roman" w:cs="Times New Roman"/>
+                <w:lang w:val="en-AI"/>
+              </w:rPr>
+              <w:t>Login Form</w:t>
+            </w:r>
+          </w:p>
+        </w:tc>
+        <w:tc>
+          <w:tcPr>
+            <w:tcW w:w="925" w:type="dxa"/>
+            <w:hideMark/>
+          </w:tcPr>
+          <w:p>
+            <w:pPr>
+              <w:spacing w:after="160" w:line="259" w:lineRule="auto"/>
+              <w:rPr>
+                <w:rFonts w:ascii="Times New Roman" w:hAnsi="Times New Roman" w:cs="Times New Roman"/>
+                <w:lang w:val="en-AI"/>
+              </w:rPr>
+            </w:pPr>
+            <w:r>
+              <w:rPr>
+                <w:rFonts w:ascii="Times New Roman" w:hAnsi="Times New Roman" w:cs="Times New Roman"/>
+                <w:lang w:val="en-AI"/>
+              </w:rPr>
+              <w:t xml:space="preserve">Trình duyệt Chrome đã cài đặt, có </w:t>
+            </w:r>
+            <w:r>
+              <w:rPr>
+                <w:rFonts w:ascii="Times New Roman" w:hAnsi="Times New Roman" w:cs="Times New Roman"/>
+                <w:lang w:val="en-AI"/>
+              </w:rPr>
+              <w:lastRenderedPageBreak/>
+              <w:t>kết nối Internet</w:t>
+            </w:r>
+          </w:p>
+        </w:tc>
+        <w:tc>
+          <w:tcPr>
+            <w:tcW w:w="1759" w:type="dxa"/>
+            <w:hideMark/>
+          </w:tcPr>
+          <w:p>
+            <w:pPr>
+              <w:spacing w:after="160" w:line="259" w:lineRule="auto"/>
+              <w:rPr>
+                <w:rFonts w:ascii="Times New Roman" w:hAnsi="Times New Roman" w:cs="Times New Roman"/>
+                <w:lang w:val="en-AI"/>
+              </w:rPr>
+            </w:pPr>
+            <w:r>
+              <w:rPr>
+                <w:rFonts w:ascii="Times New Roman" w:hAnsi="Times New Roman" w:cs="Times New Roman"/>
+                <w:lang w:val="en-AI"/>
+              </w:rPr>
+              <w:lastRenderedPageBreak/>
+              <w:t>1. Mở trình duyệt Chrome 2. Truy cập </w:t>
+            </w:r>
+            <w:hyperlink r:id="rId21" w:history="1">
+              <w:r>
+                <w:rPr>
+                  <w:rStyle w:val="Hyperlink"/>
+                  <w:rFonts w:ascii="Times New Roman" w:hAnsi="Times New Roman" w:cs="Times New Roman"/>
+                  <w:lang w:val="en-AI"/>
+                </w:rPr>
+                <w:t>https://www.saucedemo.com</w:t>
+              </w:r>
+            </w:hyperlink>
+            <w:r>
+              <w:rPr>
+                <w:rFonts w:ascii="Times New Roman" w:hAnsi="Times New Roman" w:cs="Times New Roman"/>
+                <w:lang w:val="en-AI"/>
+              </w:rPr>
+              <w:t> </w:t>
+            </w:r>
+            <w:r>
+              <w:rPr>
+                <w:rFonts w:ascii="Times New Roman" w:hAnsi="Times New Roman" w:cs="Times New Roman"/>
+                <w:lang w:val="en-AI"/>
+              </w:rPr>
+              <w:lastRenderedPageBreak/>
+              <w:t>3. Kiểm tra thuộc tính type của trường Password</w:t>
+            </w:r>
+          </w:p>
+        </w:tc>
+        <w:tc>
+          <w:tcPr>
+            <w:tcW w:w="2199" w:type="dxa"/>
+            <w:hideMark/>
+          </w:tcPr>
+          <w:p>
+            <w:pPr>
+              <w:spacing w:after="160" w:line="259" w:lineRule="auto"/>
+              <w:rPr>
+                <w:rFonts w:ascii="Times New Roman" w:hAnsi="Times New Roman" w:cs="Times New Roman"/>
+                <w:lang w:val="en-AI"/>
+              </w:rPr>
+            </w:pPr>
+            <w:r>
+              <w:rPr>
+                <w:rFonts w:ascii="Times New Roman" w:hAnsi="Times New Roman" w:cs="Times New Roman"/>
+                <w:lang w:val="en-AI"/>
+              </w:rPr>
+              <w:lastRenderedPageBreak/>
+              <w:t>URL: </w:t>
+            </w:r>
+            <w:hyperlink r:id="rId22" w:history="1">
+              <w:r>
+                <w:rPr>
+                  <w:rStyle w:val="Hyperlink"/>
+                  <w:rFonts w:ascii="Times New Roman" w:hAnsi="Times New Roman" w:cs="Times New Roman"/>
+                  <w:lang w:val="en-AI"/>
+                </w:rPr>
+                <w:t>https://www.saucedemo.com</w:t>
+              </w:r>
+            </w:hyperlink>
+          </w:p>
+        </w:tc>
+        <w:tc>
+          <w:tcPr>
+            <w:tcW w:w="1618" w:type="dxa"/>
+            <w:hideMark/>
+          </w:tcPr>
+          <w:p>
+            <w:pPr>
+              <w:spacing w:after="160" w:line="259" w:lineRule="auto"/>
+              <w:rPr>
+                <w:rFonts w:ascii="Times New Roman" w:hAnsi="Times New Roman" w:cs="Times New Roman"/>
+                <w:lang w:val="en-AI"/>
+              </w:rPr>
+            </w:pPr>
+            <w:r>
+              <w:rPr>
+                <w:rFonts w:ascii="Times New Roman" w:hAnsi="Times New Roman" w:cs="Times New Roman"/>
+                <w:lang w:val="en-AI"/>
+              </w:rPr>
+              <w:t>Thuộc tính type = "password"</w:t>
+            </w:r>
+          </w:p>
+        </w:tc>
+        <w:tc>
+          <w:tcPr>
+            <w:tcW w:w="1618" w:type="dxa"/>
+            <w:hideMark/>
+          </w:tcPr>
+          <w:p>
+            <w:pPr>
+              <w:spacing w:after="160" w:line="259" w:lineRule="auto"/>
+              <w:rPr>
+                <w:rFonts w:ascii="Times New Roman" w:hAnsi="Times New Roman" w:cs="Times New Roman"/>
+                <w:lang w:val="en-AI"/>
+              </w:rPr>
+            </w:pPr>
+            <w:r>
+              <w:rPr>
+                <w:rFonts w:ascii="Times New Roman" w:hAnsi="Times New Roman" w:cs="Times New Roman"/>
+                <w:lang w:val="en-AI"/>
+              </w:rPr>
+              <w:t>type = "password"</w:t>
+            </w:r>
+          </w:p>
+        </w:tc>
+        <w:tc>
+          <w:tcPr>
+            <w:tcW w:w="803" w:type="dxa"/>
+            <w:hideMark/>
+          </w:tcPr>
+          <w:p>
+            <w:pPr>
+              <w:spacing w:after="160" w:line="259" w:lineRule="auto"/>
+              <w:rPr>
+                <w:rFonts w:ascii="Times New Roman" w:hAnsi="Times New Roman" w:cs="Times New Roman"/>
+                <w:lang w:val="en-AI"/>
+              </w:rPr>
+            </w:pPr>
+            <w:r>
+              <w:rPr>
+                <w:rFonts w:ascii="Times New Roman" w:hAnsi="Times New Roman" w:cs="Times New Roman"/>
+                <w:lang w:val="en-AI"/>
+              </w:rPr>
+              <w:t>Pass</w:t>
+            </w:r>
+          </w:p>
+        </w:tc>
+      </w:tr>
+    </w:tbl>
+    <w:p>
+      <w:pPr>
+        <w:rPr>
+          <w:lang w:val="en-US"/>
+        </w:rPr>
+      </w:pPr>
+    </w:p>
+    <w:p>
+      <w:pPr>
+        <w:rPr>
+          <w:rFonts w:ascii="Times New Roman" w:hAnsi="Times New Roman" w:cs="Times New Roman"/>
+          <w:lang w:val="en-US"/>
+        </w:rPr>
+      </w:pPr>
+      <w:r>
+        <w:rPr>
+          <w:rFonts w:ascii="Times New Roman" w:hAnsi="Times New Roman" w:cs="Times New Roman"/>
+          <w:lang w:val="en-US"/>
+        </w:rPr>
+        <w:t>Bài 1.2:</w:t>
+      </w:r>
+      <w:r>
+        <w:t xml:space="preserve"> </w:t>
+      </w:r>
+      <w:r>
+        <w:rPr>
+          <w:rFonts w:ascii="Times New Roman" w:hAnsi="Times New Roman" w:cs="Times New Roman"/>
+          <w:lang w:val="en-US"/>
+        </w:rPr>
+        <w:t>KIỂM THỬ FORM ĐĂNG NHẬP (1.0 điểm)</w:t>
+      </w:r>
+      <w:r>
+        <w:rPr>
+          <w:rFonts w:ascii="Times New Roman" w:hAnsi="Times New Roman" w:cs="Times New Roman"/>
+          <w:lang w:val="en-US"/>
+        </w:rPr>
+        <w:br/>
+      </w:r>
+      <w:r>
+        <w:rPr>
+          <w:rFonts w:ascii="Times New Roman" w:hAnsi="Times New Roman" w:cs="Times New Roman"/>
+          <w:lang w:val="en-US"/>
+        </w:rPr>
+        <w:drawing>
+          <wp:inline distT="0" distB="0" distL="0" distR="0" wp14:anchorId="410FA769" wp14:editId="0E712A47">
+            <wp:extent cx="5731510" cy="2986405"/>
+            <wp:effectExtent l="0" t="0" r="2540" b="4445"/>
+            <wp:docPr id="1" name="Picture 1"/>
+            <wp:cNvGraphicFramePr>
+              <a:graphicFrameLocks xmlns:a="http://schemas.openxmlformats.org/drawingml/2006/main" noChangeAspect="1"/>
+            </wp:cNvGraphicFramePr>
+            <a:graphic xmlns:a="http://schemas.openxmlformats.org/drawingml/2006/main">
+              <a:graphicData uri="http://schemas.openxmlformats.org/drawingml/2006/picture">
+                <pic:pic xmlns:pic="http://schemas.openxmlformats.org/drawingml/2006/picture">
+                  <pic:nvPicPr>
+                    <pic:cNvPr id="1" name=""/>
+                    <pic:cNvPicPr/>
+                  </pic:nvPicPr>
+                  <pic:blipFill>
+                    <a:blip r:embed="rId23"/>
+                    <a:stretch>
+                      <a:fillRect/>
+                    </a:stretch>
+                  </pic:blipFill>
+                  <pic:spPr>
+                    <a:xfrm>
+                      <a:off x="0" y="0"/>
+                      <a:ext cx="5731510" cy="2986405"/>
+                    </a:xfrm>
+                    <a:prstGeom prst="rect">
+                      <a:avLst/>
+                    </a:prstGeom>
+                  </pic:spPr>
+                </pic:pic>
+              </a:graphicData>
+            </a:graphic>
+          </wp:inline>
+        </w:drawing>
+      </w:r>
+      <w:r>
+        <w:rPr>
+          <w:rFonts w:ascii="Times New Roman" w:hAnsi="Times New Roman" w:cs="Times New Roman"/>
+          <w:lang w:val="en-US"/>
+        </w:rPr>
+        <w:br/>
+      </w:r>
+    </w:p>
+    <w:tbl>
+      <w:tblPr>
+        <w:tblStyle w:val="TableGrid"/>
+        <w:tblW w:w="11545" w:type="dxa"/>
+        <w:tblInd w:w="-1139" w:type="dxa"/>
+        <w:tblLayout w:type="fixed"/>
+        <w:tblLook w:val="04A0" w:firstRow="1" w:lastRow="0" w:firstColumn="1" w:lastColumn="0" w:noHBand="0" w:noVBand="1"/>
+      </w:tblPr>
+      <w:tblGrid>
+        <w:gridCol w:w="828"/>
+        <w:gridCol w:w="1582"/>
+        <w:gridCol w:w="851"/>
+        <w:gridCol w:w="992"/>
+        <w:gridCol w:w="2126"/>
+        <w:gridCol w:w="1389"/>
+        <w:gridCol w:w="1276"/>
+        <w:gridCol w:w="1698"/>
+        <w:gridCol w:w="803"/>
+      </w:tblGrid>
+      <w:tr>
+        <w:tc>
+          <w:tcPr>
+            <w:tcW w:w="828" w:type="dxa"/>
+            <w:hideMark/>
+          </w:tcPr>
+          <w:p>
+            <w:pPr>
+              <w:spacing w:after="160" w:line="259" w:lineRule="auto"/>
+              <w:rPr>
+                <w:rFonts w:ascii="Times New Roman" w:hAnsi="Times New Roman" w:cs="Times New Roman"/>
+                <w:b/>
+                <w:bCs/>
+                <w:lang w:val="en-AI"/>
+              </w:rPr>
+            </w:pPr>
+            <w:r>
+              <w:rPr>
+                <w:rFonts w:ascii="Times New Roman" w:hAnsi="Times New Roman" w:cs="Times New Roman"/>
+                <w:b/>
+                <w:bCs/>
+                <w:lang w:val="en-AI"/>
+              </w:rPr>
+              <w:t>TC ID</w:t>
+            </w:r>
+          </w:p>
+        </w:tc>
+        <w:tc>
+          <w:tcPr>
+            <w:tcW w:w="1582" w:type="dxa"/>
+            <w:hideMark/>
+          </w:tcPr>
+          <w:p>
+            <w:pPr>
+              <w:spacing w:after="160" w:line="259" w:lineRule="auto"/>
+              <w:rPr>
+                <w:rFonts w:ascii="Times New Roman" w:hAnsi="Times New Roman" w:cs="Times New Roman"/>
+                <w:b/>
+                <w:bCs/>
+                <w:lang w:val="en-AI"/>
+              </w:rPr>
+            </w:pPr>
+            <w:r>
+              <w:rPr>
+                <w:rFonts w:ascii="Times New Roman" w:hAnsi="Times New Roman" w:cs="Times New Roman"/>
+                <w:b/>
+                <w:bCs/>
+                <w:lang w:val="en-AI"/>
+              </w:rPr>
+              <w:t>Tên TC</w:t>
+            </w:r>
+          </w:p>
+        </w:tc>
+        <w:tc>
+          <w:tcPr>
+            <w:tcW w:w="851" w:type="dxa"/>
+            <w:hideMark/>
+          </w:tcPr>
+          <w:p>
+            <w:pPr>
+              <w:spacing w:after="160" w:line="259" w:lineRule="auto"/>
+              <w:rPr>
+                <w:rFonts w:ascii="Times New Roman" w:hAnsi="Times New Roman" w:cs="Times New Roman"/>
+                <w:b/>
+                <w:bCs/>
+                <w:lang w:val="en-AI"/>
+              </w:rPr>
+            </w:pPr>
+            <w:r>
+              <w:rPr>
+                <w:rFonts w:ascii="Times New Roman" w:hAnsi="Times New Roman" w:cs="Times New Roman"/>
+                <w:b/>
+                <w:bCs/>
+                <w:lang w:val="en-AI"/>
+              </w:rPr>
+              <w:t>Module</w:t>
+            </w:r>
+          </w:p>
+        </w:tc>
+        <w:tc>
+          <w:tcPr>
+            <w:tcW w:w="992" w:type="dxa"/>
+            <w:hideMark/>
+          </w:tcPr>
+          <w:p>
+            <w:pPr>
+              <w:spacing w:after="160" w:line="259" w:lineRule="auto"/>
+              <w:rPr>
+                <w:rFonts w:ascii="Times New Roman" w:hAnsi="Times New Roman" w:cs="Times New Roman"/>
+                <w:b/>
+                <w:bCs/>
+                <w:lang w:val="en-AI"/>
+              </w:rPr>
+            </w:pPr>
+            <w:r>
+              <w:rPr>
+                <w:rFonts w:ascii="Times New Roman" w:hAnsi="Times New Roman" w:cs="Times New Roman"/>
+                <w:b/>
+                <w:bCs/>
+                <w:lang w:val="en-AI"/>
+              </w:rPr>
+              <w:t>Điều kiện tiên quyết</w:t>
+            </w:r>
+          </w:p>
+        </w:tc>
+        <w:tc>
+          <w:tcPr>
+            <w:tcW w:w="2126" w:type="dxa"/>
+            <w:hideMark/>
+          </w:tcPr>
+          <w:p>
+            <w:pPr>
+              <w:spacing w:after="160" w:line="259" w:lineRule="auto"/>
+              <w:rPr>
+                <w:rFonts w:ascii="Times New Roman" w:hAnsi="Times New Roman" w:cs="Times New Roman"/>
+                <w:b/>
+                <w:bCs/>
+                <w:lang w:val="en-AI"/>
+              </w:rPr>
+            </w:pPr>
+            <w:r>
+              <w:rPr>
+                <w:rFonts w:ascii="Times New Roman" w:hAnsi="Times New Roman" w:cs="Times New Roman"/>
+                <w:b/>
+                <w:bCs/>
+                <w:lang w:val="en-AI"/>
+              </w:rPr>
+              <w:t>Bước thực hiện</w:t>
+            </w:r>
+          </w:p>
+        </w:tc>
+        <w:tc>
+          <w:tcPr>
+            <w:tcW w:w="1389" w:type="dxa"/>
+            <w:hideMark/>
+          </w:tcPr>
+          <w:p>
+            <w:pPr>
+              <w:spacing w:after="160" w:line="259" w:lineRule="auto"/>
+              <w:rPr>
+                <w:rFonts w:ascii="Times New Roman" w:hAnsi="Times New Roman" w:cs="Times New Roman"/>
+                <w:b/>
+                <w:bCs/>
+                <w:lang w:val="en-AI"/>
+              </w:rPr>
+            </w:pPr>
+            <w:r>
+              <w:rPr>
+                <w:rFonts w:ascii="Times New Roman" w:hAnsi="Times New Roman" w:cs="Times New Roman"/>
+                <w:b/>
+                <w:bCs/>
+                <w:lang w:val="en-AI"/>
+              </w:rPr>
+              <w:t>Dữ liệu đầu vào</w:t>
+            </w:r>
+          </w:p>
+        </w:tc>
+        <w:tc>
+          <w:tcPr>
+            <w:tcW w:w="1276" w:type="dxa"/>
+            <w:hideMark/>
+          </w:tcPr>
+          <w:p>
+            <w:pPr>
+              <w:spacing w:after="160" w:line="259" w:lineRule="auto"/>
+              <w:rPr>
+                <w:rFonts w:ascii="Times New Roman" w:hAnsi="Times New Roman" w:cs="Times New Roman"/>
+                <w:b/>
+                <w:bCs/>
+                <w:lang w:val="en-AI"/>
+              </w:rPr>
+            </w:pPr>
+            <w:r>
+              <w:rPr>
+                <w:rFonts w:ascii="Times New Roman" w:hAnsi="Times New Roman" w:cs="Times New Roman"/>
+                <w:b/>
+                <w:bCs/>
+                <w:lang w:val="en-AI"/>
+              </w:rPr>
+              <w:t>Kết quả mong đợi</w:t>
+            </w:r>
+          </w:p>
+        </w:tc>
+        <w:tc>
+          <w:tcPr>
+            <w:tcW w:w="1698" w:type="dxa"/>
+            <w:hideMark/>
+          </w:tcPr>
+          <w:p>
+            <w:pPr>
+              <w:spacing w:after="160" w:line="259" w:lineRule="auto"/>
+              <w:rPr>
+                <w:rFonts w:ascii="Times New Roman" w:hAnsi="Times New Roman" w:cs="Times New Roman"/>
+                <w:b/>
+                <w:bCs/>
+                <w:lang w:val="en-AI"/>
+              </w:rPr>
+            </w:pPr>
+            <w:r>
+              <w:rPr>
+                <w:rFonts w:ascii="Times New Roman" w:hAnsi="Times New Roman" w:cs="Times New Roman"/>
+                <w:b/>
+                <w:bCs/>
+                <w:lang w:val="en-AI"/>
+              </w:rPr>
+              <w:t>Kết quả thực tế</w:t>
+            </w:r>
+          </w:p>
+        </w:tc>
+        <w:tc>
+          <w:tcPr>
+            <w:tcW w:w="803" w:type="dxa"/>
+            <w:hideMark/>
+          </w:tcPr>
+          <w:p>
+            <w:pPr>
+              <w:spacing w:after="160" w:line="259" w:lineRule="auto"/>
+              <w:rPr>
+                <w:rFonts w:ascii="Times New Roman" w:hAnsi="Times New Roman" w:cs="Times New Roman"/>
+                <w:b/>
+                <w:bCs/>
+                <w:lang w:val="en-AI"/>
+              </w:rPr>
+            </w:pPr>
+            <w:r>
+              <w:rPr>
+                <w:rFonts w:ascii="Times New Roman" w:hAnsi="Times New Roman" w:cs="Times New Roman"/>
+                <w:b/>
+                <w:bCs/>
+                <w:lang w:val="en-AI"/>
+              </w:rPr>
+              <w:t>Trạng thái</w:t>
+            </w:r>
+          </w:p>
+        </w:tc>
+      </w:tr>
+      <w:tr>
+        <w:tc>
+          <w:tcPr>
+            <w:tcW w:w="828" w:type="dxa"/>
+            <w:hideMark/>
+          </w:tcPr>
+          <w:p>
+            <w:pPr>
+              <w:spacing w:after="160" w:line="259" w:lineRule="auto"/>
+              <w:rPr>
+                <w:rFonts w:ascii="Times New Roman" w:hAnsi="Times New Roman" w:cs="Times New Roman"/>
+                <w:lang w:val="en-AI"/>
+              </w:rPr>
+            </w:pPr>
+            <w:r>
+              <w:rPr>
+                <w:rFonts w:ascii="Times New Roman" w:hAnsi="Times New Roman" w:cs="Times New Roman"/>
+                <w:lang w:val="en-AI"/>
+              </w:rPr>
+              <w:t>TC001</w:t>
+            </w:r>
+          </w:p>
+        </w:tc>
+        <w:tc>
+          <w:tcPr>
+            <w:tcW w:w="1582" w:type="dxa"/>
+            <w:hideMark/>
+          </w:tcPr>
+          <w:p>
+            <w:pPr>
+              <w:spacing w:after="160" w:line="259" w:lineRule="auto"/>
+              <w:rPr>
+                <w:rFonts w:ascii="Times New Roman" w:hAnsi="Times New Roman" w:cs="Times New Roman"/>
+                <w:lang w:val="en-AI"/>
+              </w:rPr>
+            </w:pPr>
+            <w:r>
+              <w:rPr>
+                <w:rFonts w:ascii="Times New Roman" w:hAnsi="Times New Roman" w:cs="Times New Roman"/>
+                <w:lang w:val="en-AI"/>
+              </w:rPr>
+              <w:t>Đăng nhập thành công với user/pass hợp lệ</w:t>
+            </w:r>
+          </w:p>
+        </w:tc>
+        <w:tc>
+          <w:tcPr>
+            <w:tcW w:w="851" w:type="dxa"/>
+            <w:hideMark/>
+          </w:tcPr>
+          <w:p>
+            <w:pPr>
+              <w:spacing w:after="160" w:line="259" w:lineRule="auto"/>
+              <w:rPr>
+                <w:rFonts w:ascii="Times New Roman" w:hAnsi="Times New Roman" w:cs="Times New Roman"/>
+                <w:lang w:val="en-AI"/>
+              </w:rPr>
+            </w:pPr>
+            <w:r>
+              <w:rPr>
+                <w:rFonts w:ascii="Times New Roman" w:hAnsi="Times New Roman" w:cs="Times New Roman"/>
+                <w:lang w:val="en-AI"/>
+              </w:rPr>
+              <w:t>Login</w:t>
+            </w:r>
+          </w:p>
+        </w:tc>
+        <w:tc>
+          <w:tcPr>
+            <w:tcW w:w="992" w:type="dxa"/>
+            <w:hideMark/>
+          </w:tcPr>
+          <w:p>
+            <w:pPr>
+              <w:spacing w:after="160" w:line="259" w:lineRule="auto"/>
+              <w:rPr>
+                <w:rFonts w:ascii="Times New Roman" w:hAnsi="Times New Roman" w:cs="Times New Roman"/>
+                <w:lang w:val="en-AI"/>
+              </w:rPr>
+            </w:pPr>
+            <w:r>
+              <w:rPr>
+                <w:rFonts w:ascii="Times New Roman" w:hAnsi="Times New Roman" w:cs="Times New Roman"/>
+                <w:lang w:val="en-AI"/>
+              </w:rPr>
+              <w:t>Trình duyệt Chrome đã cài đặt, có kết nối Internet</w:t>
+            </w:r>
+          </w:p>
+        </w:tc>
+        <w:tc>
+          <w:tcPr>
+            <w:tcW w:w="2126" w:type="dxa"/>
+            <w:hideMark/>
+          </w:tcPr>
+          <w:p>
+            <w:pPr>
+              <w:spacing w:after="160" w:line="259" w:lineRule="auto"/>
+              <w:rPr>
+                <w:rFonts w:ascii="Times New Roman" w:hAnsi="Times New Roman" w:cs="Times New Roman"/>
+                <w:lang w:val="en-AI"/>
+              </w:rPr>
+            </w:pPr>
+            <w:r>
+              <w:rPr>
+                <w:rFonts w:ascii="Times New Roman" w:hAnsi="Times New Roman" w:cs="Times New Roman"/>
+                <w:lang w:val="en-AI"/>
+              </w:rPr>
+              <w:t>1. Mở trình duyệt Chrome 2. Truy cập </w:t>
+            </w:r>
+            <w:hyperlink r:id="rId24" w:history="1">
+              <w:r>
+                <w:rPr>
+                  <w:rStyle w:val="Hyperlink"/>
+                  <w:rFonts w:ascii="Times New Roman" w:hAnsi="Times New Roman" w:cs="Times New Roman"/>
+                  <w:lang w:val="en-AI"/>
+                </w:rPr>
+                <w:t>https://www.saucedemo.com</w:t>
+              </w:r>
+            </w:hyperlink>
+            <w:r>
+              <w:rPr>
+                <w:rFonts w:ascii="Times New Roman" w:hAnsi="Times New Roman" w:cs="Times New Roman"/>
+                <w:lang w:val="en-AI"/>
+              </w:rPr>
+              <w:t> 3. Nhập Username hợp lệ 4. Nhập Password hợp lệ 5. Nhấn nút Login</w:t>
+            </w:r>
+          </w:p>
+        </w:tc>
+        <w:tc>
+          <w:tcPr>
+            <w:tcW w:w="1389" w:type="dxa"/>
+            <w:hideMark/>
+          </w:tcPr>
+          <w:p>
+            <w:pPr>
+              <w:spacing w:after="160" w:line="259" w:lineRule="auto"/>
+              <w:rPr>
+                <w:rFonts w:ascii="Times New Roman" w:hAnsi="Times New Roman" w:cs="Times New Roman"/>
+                <w:lang w:val="en-AI"/>
+              </w:rPr>
+            </w:pPr>
+            <w:r>
+              <w:rPr>
+                <w:rFonts w:ascii="Times New Roman" w:hAnsi="Times New Roman" w:cs="Times New Roman"/>
+                <w:lang w:val="en-AI"/>
+              </w:rPr>
+              <w:t>Username: standard_user, Password: secret_sauce</w:t>
+            </w:r>
+          </w:p>
+        </w:tc>
+        <w:tc>
+          <w:tcPr>
+            <w:tcW w:w="1276" w:type="dxa"/>
+            <w:hideMark/>
+          </w:tcPr>
+          <w:p>
+            <w:pPr>
+              <w:spacing w:after="160" w:line="259" w:lineRule="auto"/>
+              <w:rPr>
+                <w:rFonts w:ascii="Times New Roman" w:hAnsi="Times New Roman" w:cs="Times New Roman"/>
+                <w:lang w:val="en-AI"/>
+              </w:rPr>
+            </w:pPr>
+            <w:r>
+              <w:rPr>
+                <w:rFonts w:ascii="Times New Roman" w:hAnsi="Times New Roman" w:cs="Times New Roman"/>
+                <w:lang w:val="en-AI"/>
+              </w:rPr>
+              <w:t>Chuyển hướng đến trang /inventory.html</w:t>
+            </w:r>
+          </w:p>
+        </w:tc>
+        <w:tc>
+          <w:tcPr>
+            <w:tcW w:w="1698" w:type="dxa"/>
+            <w:hideMark/>
+          </w:tcPr>
+          <w:p>
+            <w:pPr>
+              <w:spacing w:after="160" w:line="259" w:lineRule="auto"/>
+              <w:rPr>
+                <w:rFonts w:ascii="Times New Roman" w:hAnsi="Times New Roman" w:cs="Times New Roman"/>
+                <w:lang w:val="en-AI"/>
+              </w:rPr>
+            </w:pPr>
+            <w:r>
+              <w:rPr>
+                <w:rFonts w:ascii="Times New Roman" w:hAnsi="Times New Roman" w:cs="Times New Roman"/>
+                <w:lang w:val="en-AI"/>
+              </w:rPr>
+              <w:t>URL chứa "inventory.html"</w:t>
+            </w:r>
+          </w:p>
+        </w:tc>
+        <w:tc>
+          <w:tcPr>
+            <w:tcW w:w="803" w:type="dxa"/>
+            <w:hideMark/>
+          </w:tcPr>
+          <w:p>
+            <w:pPr>
+              <w:spacing w:after="160" w:line="259" w:lineRule="auto"/>
+              <w:rPr>
+                <w:rFonts w:ascii="Times New Roman" w:hAnsi="Times New Roman" w:cs="Times New Roman"/>
+                <w:lang w:val="en-AI"/>
+              </w:rPr>
+            </w:pPr>
+            <w:r>
+              <w:rPr>
+                <w:rFonts w:ascii="Times New Roman" w:hAnsi="Times New Roman" w:cs="Times New Roman"/>
+                <w:lang w:val="en-AI"/>
+              </w:rPr>
+              <w:t>Pass</w:t>
+            </w:r>
+          </w:p>
+        </w:tc>
+      </w:tr>
+      <w:tr>
+        <w:tc>
+          <w:tcPr>
+            <w:tcW w:w="828" w:type="dxa"/>
+            <w:hideMark/>
+          </w:tcPr>
+          <w:p>
+            <w:pPr>
+              <w:spacing w:after="160" w:line="259" w:lineRule="auto"/>
+              <w:rPr>
+                <w:rFonts w:ascii="Times New Roman" w:hAnsi="Times New Roman" w:cs="Times New Roman"/>
+                <w:lang w:val="en-AI"/>
+              </w:rPr>
+            </w:pPr>
+            <w:r>
+              <w:rPr>
+                <w:rFonts w:ascii="Times New Roman" w:hAnsi="Times New Roman" w:cs="Times New Roman"/>
+                <w:lang w:val="en-AI"/>
+              </w:rPr>
+              <w:t>TC002</w:t>
+            </w:r>
+          </w:p>
+        </w:tc>
+        <w:tc>
+          <w:tcPr>
+            <w:tcW w:w="1582" w:type="dxa"/>
+            <w:hideMark/>
+          </w:tcPr>
+          <w:p>
+            <w:pPr>
+              <w:spacing w:after="160" w:line="259" w:lineRule="auto"/>
+              <w:rPr>
+                <w:rFonts w:ascii="Times New Roman" w:hAnsi="Times New Roman" w:cs="Times New Roman"/>
+                <w:lang w:val="en-AI"/>
+              </w:rPr>
+            </w:pPr>
+            <w:r>
+              <w:rPr>
+                <w:rFonts w:ascii="Times New Roman" w:hAnsi="Times New Roman" w:cs="Times New Roman"/>
+                <w:lang w:val="en-AI"/>
+              </w:rPr>
+              <w:t>Đăng nhập với mật khẩu sai</w:t>
+            </w:r>
+          </w:p>
+        </w:tc>
+        <w:tc>
+          <w:tcPr>
+            <w:tcW w:w="851" w:type="dxa"/>
+            <w:hideMark/>
+          </w:tcPr>
+          <w:p>
+            <w:pPr>
+              <w:spacing w:after="160" w:line="259" w:lineRule="auto"/>
+              <w:rPr>
+                <w:rFonts w:ascii="Times New Roman" w:hAnsi="Times New Roman" w:cs="Times New Roman"/>
+                <w:lang w:val="en-AI"/>
+              </w:rPr>
+            </w:pPr>
+            <w:r>
+              <w:rPr>
+                <w:rFonts w:ascii="Times New Roman" w:hAnsi="Times New Roman" w:cs="Times New Roman"/>
+                <w:lang w:val="en-AI"/>
+              </w:rPr>
+              <w:t>Login</w:t>
+            </w:r>
+          </w:p>
+        </w:tc>
+        <w:tc>
+          <w:tcPr>
+            <w:tcW w:w="992" w:type="dxa"/>
+            <w:hideMark/>
+          </w:tcPr>
+          <w:p>
+            <w:pPr>
+              <w:spacing w:after="160" w:line="259" w:lineRule="auto"/>
+              <w:rPr>
+                <w:rFonts w:ascii="Times New Roman" w:hAnsi="Times New Roman" w:cs="Times New Roman"/>
+                <w:lang w:val="en-AI"/>
+              </w:rPr>
+            </w:pPr>
+            <w:r>
+              <w:rPr>
+                <w:rFonts w:ascii="Times New Roman" w:hAnsi="Times New Roman" w:cs="Times New Roman"/>
+                <w:lang w:val="en-AI"/>
+              </w:rPr>
+              <w:t>Trình duyệt Chrome đã cài đặt, có kết nối Internet</w:t>
+            </w:r>
+          </w:p>
+        </w:tc>
+        <w:tc>
+          <w:tcPr>
+            <w:tcW w:w="2126" w:type="dxa"/>
+            <w:hideMark/>
+          </w:tcPr>
+          <w:p>
+            <w:pPr>
+              <w:spacing w:after="160" w:line="259" w:lineRule="auto"/>
+              <w:rPr>
+                <w:rFonts w:ascii="Times New Roman" w:hAnsi="Times New Roman" w:cs="Times New Roman"/>
+                <w:lang w:val="en-AI"/>
+              </w:rPr>
+            </w:pPr>
+            <w:r>
+              <w:rPr>
+                <w:rFonts w:ascii="Times New Roman" w:hAnsi="Times New Roman" w:cs="Times New Roman"/>
+                <w:lang w:val="en-AI"/>
+              </w:rPr>
+              <w:t>1. Mở trình duyệt Chrome 2. Truy cập </w:t>
+            </w:r>
+            <w:hyperlink r:id="rId25" w:history="1">
+              <w:r>
+                <w:rPr>
+                  <w:rStyle w:val="Hyperlink"/>
+                  <w:rFonts w:ascii="Times New Roman" w:hAnsi="Times New Roman" w:cs="Times New Roman"/>
+                  <w:lang w:val="en-AI"/>
+                </w:rPr>
+                <w:t>https://www.saucedemo.com</w:t>
+              </w:r>
+            </w:hyperlink>
+            <w:r>
+              <w:rPr>
+                <w:rFonts w:ascii="Times New Roman" w:hAnsi="Times New Roman" w:cs="Times New Roman"/>
+                <w:lang w:val="en-AI"/>
+              </w:rPr>
+              <w:t> 3. Nhập Username hợp lệ 4. Nhập Password sai 5. Nhấn nút Login</w:t>
+            </w:r>
+          </w:p>
+        </w:tc>
+        <w:tc>
+          <w:tcPr>
+            <w:tcW w:w="1389" w:type="dxa"/>
+            <w:hideMark/>
+          </w:tcPr>
+          <w:p>
+            <w:pPr>
+              <w:spacing w:after="160" w:line="259" w:lineRule="auto"/>
+              <w:rPr>
+                <w:rFonts w:ascii="Times New Roman" w:hAnsi="Times New Roman" w:cs="Times New Roman"/>
+                <w:lang w:val="en-AI"/>
+              </w:rPr>
+            </w:pPr>
+            <w:r>
+              <w:rPr>
+                <w:rFonts w:ascii="Times New Roman" w:hAnsi="Times New Roman" w:cs="Times New Roman"/>
+                <w:lang w:val="en-AI"/>
+              </w:rPr>
+              <w:t>Username: standard_user, Password: wrong_password</w:t>
+            </w:r>
+          </w:p>
+        </w:tc>
+        <w:tc>
+          <w:tcPr>
+            <w:tcW w:w="1276" w:type="dxa"/>
+            <w:hideMark/>
+          </w:tcPr>
+          <w:p>
+            <w:pPr>
+              <w:spacing w:after="160" w:line="259" w:lineRule="auto"/>
+              <w:rPr>
+                <w:rFonts w:ascii="Times New Roman" w:hAnsi="Times New Roman" w:cs="Times New Roman"/>
+                <w:lang w:val="en-AI"/>
+              </w:rPr>
+            </w:pPr>
+            <w:r>
+              <w:rPr>
+                <w:rFonts w:ascii="Times New Roman" w:hAnsi="Times New Roman" w:cs="Times New Roman"/>
+                <w:lang w:val="en-AI"/>
+              </w:rPr>
+              <w:t>Hiển thị thông báo lỗi chứa "Username and password do not match"</w:t>
+            </w:r>
+          </w:p>
+        </w:tc>
+        <w:tc>
+          <w:tcPr>
+            <w:tcW w:w="1698" w:type="dxa"/>
+            <w:hideMark/>
+          </w:tcPr>
+          <w:p>
+            <w:pPr>
+              <w:spacing w:after="160" w:line="259" w:lineRule="auto"/>
+              <w:rPr>
+                <w:rFonts w:ascii="Times New Roman" w:hAnsi="Times New Roman" w:cs="Times New Roman"/>
+                <w:lang w:val="en-AI"/>
+              </w:rPr>
+            </w:pPr>
+            <w:r>
+              <w:rPr>
+                <w:rFonts w:ascii="Times New Roman" w:hAnsi="Times New Roman" w:cs="Times New Roman"/>
+                <w:lang w:val="en-AI"/>
+              </w:rPr>
+              <w:t>Thông báo lỗi hiển thị đúng nội dung</w:t>
+            </w:r>
+          </w:p>
+        </w:tc>
+        <w:tc>
+          <w:tcPr>
+            <w:tcW w:w="803" w:type="dxa"/>
+            <w:hideMark/>
+          </w:tcPr>
+          <w:p>
+            <w:pPr>
+              <w:spacing w:after="160" w:line="259" w:lineRule="auto"/>
+              <w:rPr>
+                <w:rFonts w:ascii="Times New Roman" w:hAnsi="Times New Roman" w:cs="Times New Roman"/>
+                <w:lang w:val="en-AI"/>
+              </w:rPr>
+            </w:pPr>
+            <w:r>
+              <w:rPr>
+                <w:rFonts w:ascii="Times New Roman" w:hAnsi="Times New Roman" w:cs="Times New Roman"/>
+                <w:lang w:val="en-AI"/>
+              </w:rPr>
+              <w:t>Pass</w:t>
+            </w:r>
+          </w:p>
+        </w:tc>
+      </w:tr>
+      <w:tr>
+        <w:tc>
+          <w:tcPr>
+            <w:tcW w:w="828" w:type="dxa"/>
+            <w:hideMark/>
+          </w:tcPr>
+          <w:p>
+            <w:pPr>
+              <w:spacing w:after="160" w:line="259" w:lineRule="auto"/>
+              <w:rPr>
+                <w:rFonts w:ascii="Times New Roman" w:hAnsi="Times New Roman" w:cs="Times New Roman"/>
+                <w:lang w:val="en-AI"/>
+              </w:rPr>
+            </w:pPr>
+            <w:r>
+              <w:rPr>
+                <w:rFonts w:ascii="Times New Roman" w:hAnsi="Times New Roman" w:cs="Times New Roman"/>
+                <w:lang w:val="en-AI"/>
+              </w:rPr>
+              <w:t>TC003</w:t>
+            </w:r>
+          </w:p>
+        </w:tc>
+        <w:tc>
+          <w:tcPr>
+            <w:tcW w:w="1582" w:type="dxa"/>
+            <w:hideMark/>
+          </w:tcPr>
+          <w:p>
+            <w:pPr>
+              <w:spacing w:after="160" w:line="259" w:lineRule="auto"/>
+              <w:rPr>
+                <w:rFonts w:ascii="Times New Roman" w:hAnsi="Times New Roman" w:cs="Times New Roman"/>
+                <w:lang w:val="en-AI"/>
+              </w:rPr>
+            </w:pPr>
+            <w:r>
+              <w:rPr>
+                <w:rFonts w:ascii="Times New Roman" w:hAnsi="Times New Roman" w:cs="Times New Roman"/>
+                <w:lang w:val="en-AI"/>
+              </w:rPr>
+              <w:t>Đăng nhập khi bỏ trống username</w:t>
+            </w:r>
+          </w:p>
+        </w:tc>
+        <w:tc>
+          <w:tcPr>
+            <w:tcW w:w="851" w:type="dxa"/>
+            <w:hideMark/>
+          </w:tcPr>
+          <w:p>
+            <w:pPr>
+              <w:spacing w:after="160" w:line="259" w:lineRule="auto"/>
+              <w:rPr>
+                <w:rFonts w:ascii="Times New Roman" w:hAnsi="Times New Roman" w:cs="Times New Roman"/>
+                <w:lang w:val="en-AI"/>
+              </w:rPr>
+            </w:pPr>
+            <w:r>
+              <w:rPr>
+                <w:rFonts w:ascii="Times New Roman" w:hAnsi="Times New Roman" w:cs="Times New Roman"/>
+                <w:lang w:val="en-AI"/>
+              </w:rPr>
+              <w:t>Login</w:t>
+            </w:r>
+          </w:p>
+        </w:tc>
+        <w:tc>
+          <w:tcPr>
+            <w:tcW w:w="992" w:type="dxa"/>
+            <w:hideMark/>
+          </w:tcPr>
+          <w:p>
+            <w:pPr>
+              <w:spacing w:after="160" w:line="259" w:lineRule="auto"/>
+              <w:rPr>
+                <w:rFonts w:ascii="Times New Roman" w:hAnsi="Times New Roman" w:cs="Times New Roman"/>
+                <w:lang w:val="en-AI"/>
+              </w:rPr>
+            </w:pPr>
+            <w:r>
+              <w:rPr>
+                <w:rFonts w:ascii="Times New Roman" w:hAnsi="Times New Roman" w:cs="Times New Roman"/>
+                <w:lang w:val="en-AI"/>
+              </w:rPr>
+              <w:t xml:space="preserve">Trình duyệt Chrome đã cài </w:t>
+            </w:r>
+            <w:r>
+              <w:rPr>
+                <w:rFonts w:ascii="Times New Roman" w:hAnsi="Times New Roman" w:cs="Times New Roman"/>
+                <w:lang w:val="en-AI"/>
+              </w:rPr>
+              <w:lastRenderedPageBreak/>
+              <w:t>đặt, có kết nối Internet</w:t>
+            </w:r>
+          </w:p>
+        </w:tc>
+        <w:tc>
+          <w:tcPr>
+            <w:tcW w:w="2126" w:type="dxa"/>
+            <w:hideMark/>
+          </w:tcPr>
+          <w:p>
+            <w:pPr>
+              <w:spacing w:after="160" w:line="259" w:lineRule="auto"/>
+              <w:rPr>
+                <w:rFonts w:ascii="Times New Roman" w:hAnsi="Times New Roman" w:cs="Times New Roman"/>
+                <w:lang w:val="en-AI"/>
+              </w:rPr>
+            </w:pPr>
+            <w:r>
+              <w:rPr>
+                <w:rFonts w:ascii="Times New Roman" w:hAnsi="Times New Roman" w:cs="Times New Roman"/>
+                <w:lang w:val="en-AI"/>
+              </w:rPr>
+              <w:lastRenderedPageBreak/>
+              <w:t>1. Mở trình duyệt Chrome 2. Truy cập </w:t>
+            </w:r>
+            <w:hyperlink r:id="rId26" w:history="1">
+              <w:r>
+                <w:rPr>
+                  <w:rStyle w:val="Hyperlink"/>
+                  <w:rFonts w:ascii="Times New Roman" w:hAnsi="Times New Roman" w:cs="Times New Roman"/>
+                  <w:lang w:val="en-AI"/>
+                </w:rPr>
+                <w:t>https://www.saucedemo.com</w:t>
+              </w:r>
+            </w:hyperlink>
+            <w:r>
+              <w:rPr>
+                <w:rFonts w:ascii="Times New Roman" w:hAnsi="Times New Roman" w:cs="Times New Roman"/>
+                <w:lang w:val="en-AI"/>
+              </w:rPr>
+              <w:t xml:space="preserve"> 3. Bỏ </w:t>
+            </w:r>
+            <w:r>
+              <w:rPr>
+                <w:rFonts w:ascii="Times New Roman" w:hAnsi="Times New Roman" w:cs="Times New Roman"/>
+                <w:lang w:val="en-AI"/>
+              </w:rPr>
+              <w:lastRenderedPageBreak/>
+              <w:t>trống Username 4. Nhập Password 5. Nhấn nút Login</w:t>
+            </w:r>
+          </w:p>
+        </w:tc>
+        <w:tc>
+          <w:tcPr>
+            <w:tcW w:w="1389" w:type="dxa"/>
+            <w:hideMark/>
+          </w:tcPr>
+          <w:p>
+            <w:pPr>
+              <w:spacing w:after="160" w:line="259" w:lineRule="auto"/>
+              <w:rPr>
+                <w:rFonts w:ascii="Times New Roman" w:hAnsi="Times New Roman" w:cs="Times New Roman"/>
+                <w:lang w:val="en-AI"/>
+              </w:rPr>
+            </w:pPr>
+            <w:r>
+              <w:rPr>
+                <w:rFonts w:ascii="Times New Roman" w:hAnsi="Times New Roman" w:cs="Times New Roman"/>
+                <w:lang w:val="en-AI"/>
+              </w:rPr>
+              <w:lastRenderedPageBreak/>
+              <w:t>Username: (trống), Password: secret_sauce</w:t>
+            </w:r>
+          </w:p>
+        </w:tc>
+        <w:tc>
+          <w:tcPr>
+            <w:tcW w:w="1276" w:type="dxa"/>
+            <w:hideMark/>
+          </w:tcPr>
+          <w:p>
+            <w:pPr>
+              <w:spacing w:after="160" w:line="259" w:lineRule="auto"/>
+              <w:rPr>
+                <w:rFonts w:ascii="Times New Roman" w:hAnsi="Times New Roman" w:cs="Times New Roman"/>
+                <w:lang w:val="en-AI"/>
+              </w:rPr>
+            </w:pPr>
+            <w:r>
+              <w:rPr>
+                <w:rFonts w:ascii="Times New Roman" w:hAnsi="Times New Roman" w:cs="Times New Roman"/>
+                <w:lang w:val="en-AI"/>
+              </w:rPr>
+              <w:t xml:space="preserve">Hiển thị thông báo lỗi chứa </w:t>
+            </w:r>
+            <w:r>
+              <w:rPr>
+                <w:rFonts w:ascii="Times New Roman" w:hAnsi="Times New Roman" w:cs="Times New Roman"/>
+                <w:lang w:val="en-AI"/>
+              </w:rPr>
+              <w:lastRenderedPageBreak/>
+              <w:t>"Username is required"</w:t>
+            </w:r>
+          </w:p>
+        </w:tc>
+        <w:tc>
+          <w:tcPr>
+            <w:tcW w:w="1698" w:type="dxa"/>
+            <w:hideMark/>
+          </w:tcPr>
+          <w:p>
+            <w:pPr>
+              <w:spacing w:after="160" w:line="259" w:lineRule="auto"/>
+              <w:rPr>
+                <w:rFonts w:ascii="Times New Roman" w:hAnsi="Times New Roman" w:cs="Times New Roman"/>
+                <w:lang w:val="en-AI"/>
+              </w:rPr>
+            </w:pPr>
+            <w:r>
+              <w:rPr>
+                <w:rFonts w:ascii="Times New Roman" w:hAnsi="Times New Roman" w:cs="Times New Roman"/>
+                <w:lang w:val="en-AI"/>
+              </w:rPr>
+              <w:lastRenderedPageBreak/>
+              <w:t>Thông báo lỗi "Username is required" hiển thị</w:t>
+            </w:r>
+          </w:p>
+        </w:tc>
+        <w:tc>
+          <w:tcPr>
+            <w:tcW w:w="803" w:type="dxa"/>
+            <w:hideMark/>
+          </w:tcPr>
+          <w:p>
+            <w:pPr>
+              <w:spacing w:after="160" w:line="259" w:lineRule="auto"/>
+              <w:rPr>
+                <w:rFonts w:ascii="Times New Roman" w:hAnsi="Times New Roman" w:cs="Times New Roman"/>
+                <w:lang w:val="en-AI"/>
+              </w:rPr>
+            </w:pPr>
+            <w:r>
+              <w:rPr>
+                <w:rFonts w:ascii="Times New Roman" w:hAnsi="Times New Roman" w:cs="Times New Roman"/>
+                <w:lang w:val="en-AI"/>
+              </w:rPr>
+              <w:t>Pass</w:t>
+            </w:r>
+          </w:p>
+        </w:tc>
+      </w:tr>
+      <w:tr>
+        <w:tc>
+          <w:tcPr>
+            <w:tcW w:w="828" w:type="dxa"/>
+            <w:hideMark/>
+          </w:tcPr>
+          <w:p>
+            <w:pPr>
+              <w:spacing w:after="160" w:line="259" w:lineRule="auto"/>
+              <w:rPr>
+                <w:rFonts w:ascii="Times New Roman" w:hAnsi="Times New Roman" w:cs="Times New Roman"/>
+                <w:lang w:val="en-AI"/>
+              </w:rPr>
+            </w:pPr>
+            <w:r>
+              <w:rPr>
+                <w:rFonts w:ascii="Times New Roman" w:hAnsi="Times New Roman" w:cs="Times New Roman"/>
+                <w:lang w:val="en-AI"/>
+              </w:rPr>
+              <w:t>TC004</w:t>
+            </w:r>
+          </w:p>
+        </w:tc>
+        <w:tc>
+          <w:tcPr>
+            <w:tcW w:w="1582" w:type="dxa"/>
+            <w:hideMark/>
+          </w:tcPr>
+          <w:p>
+            <w:pPr>
+              <w:spacing w:after="160" w:line="259" w:lineRule="auto"/>
+              <w:rPr>
+                <w:rFonts w:ascii="Times New Roman" w:hAnsi="Times New Roman" w:cs="Times New Roman"/>
+                <w:lang w:val="en-AI"/>
+              </w:rPr>
+            </w:pPr>
+            <w:r>
+              <w:rPr>
+                <w:rFonts w:ascii="Times New Roman" w:hAnsi="Times New Roman" w:cs="Times New Roman"/>
+                <w:lang w:val="en-AI"/>
+              </w:rPr>
+              <w:t>Đăng nhập khi bỏ trống password</w:t>
+            </w:r>
+          </w:p>
+        </w:tc>
+        <w:tc>
+          <w:tcPr>
+            <w:tcW w:w="851" w:type="dxa"/>
+            <w:hideMark/>
+          </w:tcPr>
+          <w:p>
+            <w:pPr>
+              <w:spacing w:after="160" w:line="259" w:lineRule="auto"/>
+              <w:rPr>
+                <w:rFonts w:ascii="Times New Roman" w:hAnsi="Times New Roman" w:cs="Times New Roman"/>
+                <w:lang w:val="en-AI"/>
+              </w:rPr>
+            </w:pPr>
+            <w:r>
+              <w:rPr>
+                <w:rFonts w:ascii="Times New Roman" w:hAnsi="Times New Roman" w:cs="Times New Roman"/>
+                <w:lang w:val="en-AI"/>
+              </w:rPr>
+              <w:t>Login</w:t>
+            </w:r>
+          </w:p>
+        </w:tc>
+        <w:tc>
+          <w:tcPr>
+            <w:tcW w:w="992" w:type="dxa"/>
+            <w:hideMark/>
+          </w:tcPr>
+          <w:p>
+            <w:pPr>
+              <w:spacing w:after="160" w:line="259" w:lineRule="auto"/>
+              <w:rPr>
+                <w:rFonts w:ascii="Times New Roman" w:hAnsi="Times New Roman" w:cs="Times New Roman"/>
+                <w:lang w:val="en-AI"/>
+              </w:rPr>
+            </w:pPr>
+            <w:r>
+              <w:rPr>
+                <w:rFonts w:ascii="Times New Roman" w:hAnsi="Times New Roman" w:cs="Times New Roman"/>
+                <w:lang w:val="en-AI"/>
+              </w:rPr>
+              <w:t>Trình duyệt Chrome đã cài đặt, có kết nối Internet</w:t>
+            </w:r>
+          </w:p>
+        </w:tc>
+        <w:tc>
+          <w:tcPr>
+            <w:tcW w:w="2126" w:type="dxa"/>
+            <w:hideMark/>
+          </w:tcPr>
+          <w:p>
+            <w:pPr>
+              <w:spacing w:after="160" w:line="259" w:lineRule="auto"/>
+              <w:rPr>
+                <w:rFonts w:ascii="Times New Roman" w:hAnsi="Times New Roman" w:cs="Times New Roman"/>
+                <w:lang w:val="en-AI"/>
+              </w:rPr>
+            </w:pPr>
+            <w:r>
+              <w:rPr>
+                <w:rFonts w:ascii="Times New Roman" w:hAnsi="Times New Roman" w:cs="Times New Roman"/>
+                <w:lang w:val="en-AI"/>
+              </w:rPr>
+              <w:t>1. Mở trình duyệt Chrome 2. Truy cập </w:t>
+            </w:r>
+            <w:hyperlink r:id="rId27" w:history="1">
+              <w:r>
+                <w:rPr>
+                  <w:rStyle w:val="Hyperlink"/>
+                  <w:rFonts w:ascii="Times New Roman" w:hAnsi="Times New Roman" w:cs="Times New Roman"/>
+                  <w:lang w:val="en-AI"/>
+                </w:rPr>
+                <w:t>https://www.saucedemo.com</w:t>
+              </w:r>
+            </w:hyperlink>
+            <w:r>
+              <w:rPr>
+                <w:rFonts w:ascii="Times New Roman" w:hAnsi="Times New Roman" w:cs="Times New Roman"/>
+                <w:lang w:val="en-AI"/>
+              </w:rPr>
+              <w:t> 3. Nhập Username hợp lệ 4. Bỏ trống Password 5. Nhấn nút Login</w:t>
+            </w:r>
+          </w:p>
+        </w:tc>
+        <w:tc>
+          <w:tcPr>
+            <w:tcW w:w="1389" w:type="dxa"/>
+            <w:hideMark/>
+          </w:tcPr>
+          <w:p>
+            <w:pPr>
+              <w:spacing w:after="160" w:line="259" w:lineRule="auto"/>
+              <w:rPr>
+                <w:rFonts w:ascii="Times New Roman" w:hAnsi="Times New Roman" w:cs="Times New Roman"/>
+                <w:lang w:val="en-AI"/>
+              </w:rPr>
+            </w:pPr>
+            <w:r>
+              <w:rPr>
+                <w:rFonts w:ascii="Times New Roman" w:hAnsi="Times New Roman" w:cs="Times New Roman"/>
+                <w:lang w:val="en-AI"/>
+              </w:rPr>
+              <w:t>Username: standard_user, Password: (trống)</w:t>
+            </w:r>
+          </w:p>
+        </w:tc>
+        <w:tc>
+          <w:tcPr>
+            <w:tcW w:w="1276" w:type="dxa"/>
+            <w:hideMark/>
+          </w:tcPr>
+          <w:p>
+            <w:pPr>
+              <w:spacing w:after="160" w:line="259" w:lineRule="auto"/>
+              <w:rPr>
+                <w:rFonts w:ascii="Times New Roman" w:hAnsi="Times New Roman" w:cs="Times New Roman"/>
+                <w:lang w:val="en-AI"/>
+              </w:rPr>
+            </w:pPr>
+            <w:r>
+              <w:rPr>
+                <w:rFonts w:ascii="Times New Roman" w:hAnsi="Times New Roman" w:cs="Times New Roman"/>
+                <w:lang w:val="en-AI"/>
+              </w:rPr>
+              <w:t>Hiển thị thông báo lỗi chứa "Password is required"</w:t>
+            </w:r>
+          </w:p>
+        </w:tc>
+        <w:tc>
+          <w:tcPr>
+            <w:tcW w:w="1698" w:type="dxa"/>
+            <w:hideMark/>
+          </w:tcPr>
+          <w:p>
+            <w:pPr>
+              <w:spacing w:after="160" w:line="259" w:lineRule="auto"/>
+              <w:rPr>
+                <w:rFonts w:ascii="Times New Roman" w:hAnsi="Times New Roman" w:cs="Times New Roman"/>
+                <w:lang w:val="en-AI"/>
+              </w:rPr>
+            </w:pPr>
+            <w:r>
+              <w:rPr>
+                <w:rFonts w:ascii="Times New Roman" w:hAnsi="Times New Roman" w:cs="Times New Roman"/>
+                <w:lang w:val="en-AI"/>
+              </w:rPr>
+              <w:t>Thông báo lỗi "Password is required" hiển thị</w:t>
+            </w:r>
+          </w:p>
+        </w:tc>
+        <w:tc>
+          <w:tcPr>
+            <w:tcW w:w="803" w:type="dxa"/>
+            <w:hideMark/>
+          </w:tcPr>
+          <w:p>
+            <w:pPr>
+              <w:spacing w:after="160" w:line="259" w:lineRule="auto"/>
+              <w:rPr>
+                <w:rFonts w:ascii="Times New Roman" w:hAnsi="Times New Roman" w:cs="Times New Roman"/>
+                <w:lang w:val="en-AI"/>
+              </w:rPr>
+            </w:pPr>
+            <w:r>
+              <w:rPr>
+                <w:rFonts w:ascii="Times New Roman" w:hAnsi="Times New Roman" w:cs="Times New Roman"/>
+                <w:lang w:val="en-AI"/>
+              </w:rPr>
+              <w:t>Pass</w:t>
+            </w:r>
+          </w:p>
+        </w:tc>
+      </w:tr>
+      <w:tr>
+        <w:tc>
+          <w:tcPr>
+            <w:tcW w:w="828" w:type="dxa"/>
+            <w:hideMark/>
+          </w:tcPr>
+          <w:p>
+            <w:pPr>
+              <w:spacing w:after="160" w:line="259" w:lineRule="auto"/>
+              <w:rPr>
+                <w:rFonts w:ascii="Times New Roman" w:hAnsi="Times New Roman" w:cs="Times New Roman"/>
+                <w:lang w:val="en-AI"/>
+              </w:rPr>
+            </w:pPr>
+            <w:r>
+              <w:rPr>
+                <w:rFonts w:ascii="Times New Roman" w:hAnsi="Times New Roman" w:cs="Times New Roman"/>
+                <w:lang w:val="en-AI"/>
+              </w:rPr>
+              <w:t>TC005</w:t>
+            </w:r>
+          </w:p>
+        </w:tc>
+        <w:tc>
+          <w:tcPr>
+            <w:tcW w:w="1582" w:type="dxa"/>
+            <w:hideMark/>
+          </w:tcPr>
+          <w:p>
+            <w:pPr>
+              <w:spacing w:after="160" w:line="259" w:lineRule="auto"/>
+              <w:rPr>
+                <w:rFonts w:ascii="Times New Roman" w:hAnsi="Times New Roman" w:cs="Times New Roman"/>
+                <w:lang w:val="en-AI"/>
+              </w:rPr>
+            </w:pPr>
+            <w:r>
+              <w:rPr>
+                <w:rFonts w:ascii="Times New Roman" w:hAnsi="Times New Roman" w:cs="Times New Roman"/>
+                <w:lang w:val="en-AI"/>
+              </w:rPr>
+              <w:t>Đăng nhập với tài khoản bị khóa (locked_out_user)</w:t>
+            </w:r>
+          </w:p>
+        </w:tc>
+        <w:tc>
+          <w:tcPr>
+            <w:tcW w:w="851" w:type="dxa"/>
+            <w:hideMark/>
+          </w:tcPr>
+          <w:p>
+            <w:pPr>
+              <w:spacing w:after="160" w:line="259" w:lineRule="auto"/>
+              <w:rPr>
+                <w:rFonts w:ascii="Times New Roman" w:hAnsi="Times New Roman" w:cs="Times New Roman"/>
+                <w:lang w:val="en-AI"/>
+              </w:rPr>
+            </w:pPr>
+            <w:r>
+              <w:rPr>
+                <w:rFonts w:ascii="Times New Roman" w:hAnsi="Times New Roman" w:cs="Times New Roman"/>
+                <w:lang w:val="en-AI"/>
+              </w:rPr>
+              <w:t>Login</w:t>
+            </w:r>
+          </w:p>
+        </w:tc>
+        <w:tc>
+          <w:tcPr>
+            <w:tcW w:w="992" w:type="dxa"/>
+            <w:hideMark/>
+          </w:tcPr>
+          <w:p>
+            <w:pPr>
+              <w:spacing w:after="160" w:line="259" w:lineRule="auto"/>
+              <w:rPr>
+                <w:rFonts w:ascii="Times New Roman" w:hAnsi="Times New Roman" w:cs="Times New Roman"/>
+                <w:lang w:val="en-AI"/>
+              </w:rPr>
+            </w:pPr>
+            <w:r>
+              <w:rPr>
+                <w:rFonts w:ascii="Times New Roman" w:hAnsi="Times New Roman" w:cs="Times New Roman"/>
+                <w:lang w:val="en-AI"/>
+              </w:rPr>
+              <w:t>Trình duyệt Chrome đã cài đặt, có kết nối Internet</w:t>
+            </w:r>
+          </w:p>
+        </w:tc>
+        <w:tc>
+          <w:tcPr>
+            <w:tcW w:w="2126" w:type="dxa"/>
+            <w:hideMark/>
+          </w:tcPr>
+          <w:p>
+            <w:pPr>
+              <w:spacing w:after="160" w:line="259" w:lineRule="auto"/>
+              <w:rPr>
+                <w:rFonts w:ascii="Times New Roman" w:hAnsi="Times New Roman" w:cs="Times New Roman"/>
+                <w:lang w:val="en-AI"/>
+              </w:rPr>
+            </w:pPr>
+            <w:r>
+              <w:rPr>
+                <w:rFonts w:ascii="Times New Roman" w:hAnsi="Times New Roman" w:cs="Times New Roman"/>
+                <w:lang w:val="en-AI"/>
+              </w:rPr>
+              <w:t>1. Mở trình duyệt Chrome 2. Truy cập </w:t>
+            </w:r>
+            <w:hyperlink r:id="rId28" w:history="1">
+              <w:r>
+                <w:rPr>
+                  <w:rStyle w:val="Hyperlink"/>
+                  <w:rFonts w:ascii="Times New Roman" w:hAnsi="Times New Roman" w:cs="Times New Roman"/>
+                  <w:lang w:val="en-AI"/>
+                </w:rPr>
+                <w:t>https://www.saucedemo.com</w:t>
+              </w:r>
+            </w:hyperlink>
+            <w:r>
+              <w:rPr>
+                <w:rFonts w:ascii="Times New Roman" w:hAnsi="Times New Roman" w:cs="Times New Roman"/>
+                <w:lang w:val="en-AI"/>
+              </w:rPr>
+              <w:t> 3. Nhập Username locked_out_user 4. Nhập Password hợp lệ 5. Nhấn nút Login</w:t>
+            </w:r>
+          </w:p>
+        </w:tc>
+        <w:tc>
+          <w:tcPr>
+            <w:tcW w:w="1389" w:type="dxa"/>
+            <w:hideMark/>
+          </w:tcPr>
+          <w:p>
+            <w:pPr>
+              <w:spacing w:after="160" w:line="259" w:lineRule="auto"/>
+              <w:rPr>
+                <w:rFonts w:ascii="Times New Roman" w:hAnsi="Times New Roman" w:cs="Times New Roman"/>
+                <w:lang w:val="en-AI"/>
+              </w:rPr>
+            </w:pPr>
+            <w:r>
+              <w:rPr>
+                <w:rFonts w:ascii="Times New Roman" w:hAnsi="Times New Roman" w:cs="Times New Roman"/>
+                <w:lang w:val="en-AI"/>
+              </w:rPr>
+              <w:t>Username: locked_out_user, Password: secret_sauce</w:t>
+            </w:r>
+          </w:p>
+        </w:tc>
+        <w:tc>
+          <w:tcPr>
+            <w:tcW w:w="1276" w:type="dxa"/>
+            <w:hideMark/>
+          </w:tcPr>
+          <w:p>
+            <w:pPr>
+              <w:spacing w:after="160" w:line="259" w:lineRule="auto"/>
+              <w:rPr>
+                <w:rFonts w:ascii="Times New Roman" w:hAnsi="Times New Roman" w:cs="Times New Roman"/>
+                <w:lang w:val="en-AI"/>
+              </w:rPr>
+            </w:pPr>
+            <w:r>
+              <w:rPr>
+                <w:rFonts w:ascii="Times New Roman" w:hAnsi="Times New Roman" w:cs="Times New Roman"/>
+                <w:lang w:val="en-AI"/>
+              </w:rPr>
+              <w:t>Hiển thị thông báo lỗi chứa "Sorry, this user has been locked out"</w:t>
+            </w:r>
+          </w:p>
+        </w:tc>
+        <w:tc>
+          <w:tcPr>
+            <w:tcW w:w="1698" w:type="dxa"/>
+            <w:hideMark/>
+          </w:tcPr>
+          <w:p>
+            <w:pPr>
+              <w:spacing w:after="160" w:line="259" w:lineRule="auto"/>
+              <w:rPr>
+                <w:rFonts w:ascii="Times New Roman" w:hAnsi="Times New Roman" w:cs="Times New Roman"/>
+                <w:lang w:val="en-AI"/>
+              </w:rPr>
+            </w:pPr>
+            <w:r>
+              <w:rPr>
+                <w:rFonts w:ascii="Times New Roman" w:hAnsi="Times New Roman" w:cs="Times New Roman"/>
+                <w:lang w:val="en-AI"/>
+              </w:rPr>
+              <w:t>Thông báo lỗi "Sorry, this user has been locked out" hiển thị</w:t>
+            </w:r>
+          </w:p>
+        </w:tc>
+        <w:tc>
+          <w:tcPr>
+            <w:tcW w:w="803" w:type="dxa"/>
+            <w:hideMark/>
+          </w:tcPr>
+          <w:p>
+            <w:pPr>
+              <w:spacing w:after="160" w:line="259" w:lineRule="auto"/>
+              <w:rPr>
+                <w:rFonts w:ascii="Times New Roman" w:hAnsi="Times New Roman" w:cs="Times New Roman"/>
+                <w:lang w:val="en-AI"/>
+              </w:rPr>
+            </w:pPr>
+            <w:r>
+              <w:rPr>
+                <w:rFonts w:ascii="Times New Roman" w:hAnsi="Times New Roman" w:cs="Times New Roman"/>
+                <w:lang w:val="en-AI"/>
+              </w:rPr>
+              <w:t>Pass</w:t>
+            </w:r>
+          </w:p>
+        </w:tc>
+      </w:tr>
+    </w:tbl>
+    <w:p>
+      <w:pPr>
+        <w:rPr>
+          <w:rFonts w:ascii="Times New Roman" w:hAnsi="Times New Roman" w:cs="Times New Roman"/>
+          <w:lang w:val="en-US"/>
+        </w:rPr>
+      </w:pPr>
+    </w:p>
+    <w:p>
+      <w:pPr>
+        <w:rPr>
+          <w:rFonts w:ascii="Times New Roman" w:hAnsi="Times New Roman" w:cs="Times New Roman"/>
+          <w:lang w:val="en-US"/>
+        </w:rPr>
+      </w:pPr>
+      <w:r>
+        <w:rPr>
+          <w:rFonts w:ascii="Times New Roman" w:hAnsi="Times New Roman" w:cs="Times New Roman"/>
+          <w:lang w:val="en-US"/>
+        </w:rPr>
+        <w:t xml:space="preserve">Bài </w:t>
+      </w:r>
+      <w:r>
+        <w:rPr>
+          <w:rFonts w:ascii="Times New Roman" w:hAnsi="Times New Roman" w:cs="Times New Roman"/>
+          <w:lang w:val="en-US"/>
+        </w:rPr>
+        <w:t>2.1</w:t>
+      </w:r>
+      <w:r>
+        <w:rPr>
+          <w:rFonts w:ascii="Times New Roman" w:hAnsi="Times New Roman" w:cs="Times New Roman"/>
+          <w:lang w:val="en-US"/>
+        </w:rPr>
+        <w:t>:</w:t>
+      </w:r>
+      <w:r>
+        <w:t xml:space="preserve"> </w:t>
+      </w:r>
+      <w:r>
+        <w:rPr>
+          <w:rFonts w:ascii="Times New Roman" w:hAnsi="Times New Roman" w:cs="Times New Roman"/>
+          <w:lang w:val="en-US"/>
+        </w:rPr>
+        <w:t>XÂY DỰNG TESTNG SUITE XML (1.0 điểm)</w:t>
+      </w:r>
+    </w:p>
+    <w:p>
+      <w:pPr>
+        <w:rPr>
+          <w:rFonts w:ascii="Times New Roman" w:hAnsi="Times New Roman" w:cs="Times New Roman"/>
+          <w:lang w:val="en-US"/>
+        </w:rPr>
+      </w:pPr>
+      <w:r>
+        <w:rPr>
+          <w:rFonts w:ascii="Times New Roman" w:hAnsi="Times New Roman" w:cs="Times New Roman"/>
+          <w:lang w:val="en-US"/>
+        </w:rPr>
+        <w:t xml:space="preserve">Bài </w:t>
+      </w:r>
+      <w:r>
+        <w:rPr>
+          <w:rFonts w:ascii="Times New Roman" w:hAnsi="Times New Roman" w:cs="Times New Roman"/>
+          <w:lang w:val="en-US"/>
+        </w:rPr>
+        <w:t>2.2</w:t>
+      </w:r>
+      <w:r>
+        <w:rPr>
+          <w:rFonts w:ascii="Times New Roman" w:hAnsi="Times New Roman" w:cs="Times New Roman"/>
+          <w:lang w:val="en-US"/>
+        </w:rPr>
+        <w:t>:</w:t>
+      </w:r>
+      <w:r>
+        <w:t xml:space="preserve"> </w:t>
+      </w:r>
+      <w:r>
+        <w:rPr>
+          <w:rFonts w:ascii="Times New Roman" w:hAnsi="Times New Roman" w:cs="Times New Roman"/>
+          <w:lang w:val="en-US"/>
+        </w:rPr>
+        <w:t>PARALLEL EXECUTION VỚI THREADLOCAL (1.0 điểm)</w:t>
+      </w:r>
+    </w:p>
+    <w:p>
+      <w:pPr>
+        <w:rPr>
+          <w:rFonts w:ascii="Times New Roman" w:hAnsi="Times New Roman" w:cs="Times New Roman"/>
+          <w:lang w:val="en-US"/>
+        </w:rPr>
+      </w:pPr>
+      <w:r>
+        <w:rPr>
+          <w:rFonts w:ascii="Times New Roman" w:hAnsi="Times New Roman" w:cs="Times New Roman"/>
+          <w:lang w:val="en-US"/>
+        </w:rPr>
+        <w:drawing>
+          <wp:inline distT="0" distB="0" distL="0" distR="0" wp14:anchorId="192C92C8" wp14:editId="7A625B17">
+            <wp:extent cx="5731510" cy="3222625"/>
+            <wp:effectExtent l="0" t="0" r="2540" b="0"/>
+            <wp:docPr id="2" name="Picture 2"/>
+            <wp:cNvGraphicFramePr>
+              <a:graphicFrameLocks xmlns:a="http://schemas.openxmlformats.org/drawingml/2006/main" noChangeAspect="1"/>
+            </wp:cNvGraphicFramePr>
+            <a:graphic xmlns:a="http://schemas.openxmlformats.org/drawingml/2006/main">
+              <a:graphicData uri="http://schemas.openxmlformats.org/drawingml/2006/picture">
+                <pic:pic xmlns:pic="http://schemas.openxmlformats.org/drawingml/2006/picture">
+                  <pic:nvPicPr>
+                    <pic:cNvPr id="1" name=""/>
+                    <pic:cNvPicPr/>
+                  </pic:nvPicPr>
+                  <pic:blipFill>
+                    <a:blip r:embed="rId29"/>
+                    <a:stretch>
+                      <a:fillRect/>
+                    </a:stretch>
+                  </pic:blipFill>
+                  <pic:spPr>
+                    <a:xfrm>
+                      <a:off x="0" y="0"/>
+                      <a:ext cx="5731510" cy="3222625"/>
+                    </a:xfrm>
+                    <a:prstGeom prst="rect">
+                      <a:avLst/>
+                    </a:prstGeom>
+                  </pic:spPr>
+                </pic:pic>
+              </a:graphicData>
+            </a:graphic>
+          </wp:inline>
+        </w:drawing>
+      </w:r>
+    </w:p>
+    <w:p>
+      <w:pPr>
+        <w:rPr>
+          <w:rFonts w:ascii="Times New Roman" w:hAnsi="Times New Roman" w:cs="Times New Roman"/>
+          <w:lang w:val="en-US"/>
+        </w:rPr>
+      </w:pPr>
+      <w:r>
+        <w:rPr>
+          <w:rFonts w:ascii="Times New Roman" w:hAnsi="Times New Roman" w:cs="Times New Roman"/>
+          <w:lang w:val="en-US"/>
+        </w:rPr>
+        <w:t xml:space="preserve">Bài </w:t>
+      </w:r>
+      <w:r>
+        <w:rPr>
+          <w:rFonts w:ascii="Times New Roman" w:hAnsi="Times New Roman" w:cs="Times New Roman"/>
+          <w:lang w:val="en-US"/>
+        </w:rPr>
+        <w:t>3.1</w:t>
+      </w:r>
+      <w:r>
+        <w:rPr>
+          <w:rFonts w:ascii="Times New Roman" w:hAnsi="Times New Roman" w:cs="Times New Roman"/>
+          <w:lang w:val="en-US"/>
+        </w:rPr>
+        <w:t>:</w:t>
+      </w:r>
+      <w:r>
+        <w:t xml:space="preserve"> </w:t>
+      </w:r>
+      <w:r>
+        <w:rPr>
+          <w:rFonts w:ascii="Times New Roman" w:hAnsi="Times New Roman" w:cs="Times New Roman"/>
+          <w:lang w:val="en-US"/>
+        </w:rPr>
+        <w:t>PHÂN TÍCH CFG VÀ TÍNH TOÁN COVERAGE (1.0 điểm)</w:t>
+      </w:r>
+    </w:p>
+    <w:p>
+      <w:pPr>
+        <w:rPr>
+          <w:rFonts w:ascii="Times New Roman" w:hAnsi="Times New Roman" w:cs="Times New Roman"/>
+          <w:lang w:val="en-US"/>
+        </w:rPr>
+      </w:pPr>
+      <w:r>
+        <w:rPr>
+          <w:rFonts w:ascii="Times New Roman" w:hAnsi="Times New Roman" w:cs="Times New Roman"/>
+          <w:lang w:val="en-US"/>
+        </w:rPr>
+        <w:t xml:space="preserve">Bài </w:t>
+      </w:r>
+      <w:r>
+        <w:rPr>
+          <w:rFonts w:ascii="Times New Roman" w:hAnsi="Times New Roman" w:cs="Times New Roman"/>
+          <w:lang w:val="en-US"/>
+        </w:rPr>
+        <w:t>3</w:t>
+      </w:r>
+      <w:r>
+        <w:rPr>
+          <w:rFonts w:ascii="Times New Roman" w:hAnsi="Times New Roman" w:cs="Times New Roman"/>
+          <w:lang w:val="en-US"/>
+        </w:rPr>
+        <w:t>.2:</w:t>
+      </w:r>
+      <w:r>
+        <w:rPr>
+          <w:rFonts w:ascii="Times New Roman" w:hAnsi="Times New Roman" w:cs="Times New Roman"/>
+          <w:lang w:val="en-US"/>
+        </w:rPr>
+        <w:t xml:space="preserve"> </w:t>
+      </w:r>
+      <w:r>
+        <w:rPr>
+          <w:rFonts w:ascii="Times New Roman" w:hAnsi="Times New Roman" w:cs="Times New Roman"/>
+          <w:lang w:val="en-US"/>
+        </w:rPr>
+        <w:t>STATEMENT &amp; BRANCH COVERAGE THỰC TẾ (1.0 điểm)</w:t>
+      </w:r>
+    </w:p>
+    <w:p>
+      <w:pPr>
+        <w:rPr>
+          <w:rFonts w:ascii="Times New Roman" w:hAnsi="Times New Roman" w:cs="Times New Roman"/>
+          <w:lang w:val="en-US"/>
+        </w:rPr>
+      </w:pPr>
+      <w:r>
+        <w:rPr>
+          <w:rFonts w:ascii="Times New Roman" w:hAnsi="Times New Roman" w:cs="Times New Roman"/>
+          <w:lang w:val="en-US"/>
+        </w:rPr>
+        <w:t xml:space="preserve">Bài </w:t>
+      </w:r>
+      <w:r>
+        <w:rPr>
+          <w:rFonts w:ascii="Times New Roman" w:hAnsi="Times New Roman" w:cs="Times New Roman"/>
+          <w:lang w:val="en-US"/>
+        </w:rPr>
+        <w:t>4</w:t>
+      </w:r>
+      <w:r>
+        <w:rPr>
+          <w:rFonts w:ascii="Times New Roman" w:hAnsi="Times New Roman" w:cs="Times New Roman"/>
+          <w:lang w:val="en-US"/>
+        </w:rPr>
+        <w:t>.</w:t>
+      </w:r>
+      <w:r>
+        <w:rPr>
+          <w:rFonts w:ascii="Times New Roman" w:hAnsi="Times New Roman" w:cs="Times New Roman"/>
+          <w:lang w:val="en-US"/>
+        </w:rPr>
+        <w:t>1</w:t>
+      </w:r>
+      <w:r>
+        <w:rPr>
+          <w:rFonts w:ascii="Times New Roman" w:hAnsi="Times New Roman" w:cs="Times New Roman"/>
+          <w:lang w:val="en-US"/>
+        </w:rPr>
+        <w:t>:</w:t>
+      </w:r>
+      <w:r>
+        <w:t xml:space="preserve"> </w:t>
+      </w:r>
+      <w:r>
+        <w:rPr>
+          <w:rFonts w:ascii="Times New Roman" w:hAnsi="Times New Roman" w:cs="Times New Roman"/>
+          <w:lang w:val="en-US"/>
+        </w:rPr>
+        <w:t>TÍNH CC VÀ BASIS PATH (1.0 điểm)</w:t>
+      </w:r>
+    </w:p>
+    <w:p>
+      <w:pPr>
+        <w:rPr>
+          <w:rFonts w:ascii="Times New Roman" w:hAnsi="Times New Roman" w:cs="Times New Roman"/>
+          <w:lang w:val="en-US"/>
+        </w:rPr>
+      </w:pPr>
+      <w:r>
+        <w:rPr>
+          <w:rFonts w:ascii="Times New Roman" w:hAnsi="Times New Roman" w:cs="Times New Roman"/>
+          <w:lang w:val="en-US"/>
+        </w:rPr>
+        <w:t>Bài 4.2:</w:t>
+      </w:r>
+      <w:r>
+        <w:rPr>
+          <w:rFonts w:ascii="Times New Roman" w:hAnsi="Times New Roman" w:cs="Times New Roman"/>
+          <w:lang w:val="en-US"/>
+        </w:rPr>
+        <w:tab/>
+      </w:r>
+      <w:r>
+        <w:rPr>
+          <w:rFonts w:ascii="Times New Roman" w:hAnsi="Times New Roman" w:cs="Times New Roman"/>
+          <w:lang w:val="en-US"/>
+        </w:rPr>
+        <w:t>VIẾT TEST CASE TESTNG TỪ BASIS PATH (1.0 điểm)</w:t>
+      </w:r>
+    </w:p>
+    <w:p>
+      <w:pPr>
+        <w:rPr>
+          <w:rFonts w:ascii="Times New Roman" w:hAnsi="Times New Roman" w:cs="Times New Roman"/>
+          <w:lang w:val="en-US"/>
+        </w:rPr>
+      </w:pPr>
+      <w:r>
+        <w:rPr>
+          <w:rFonts w:ascii="Times New Roman" w:hAnsi="Times New Roman" w:cs="Times New Roman"/>
+          <w:lang w:val="en-US"/>
+        </w:rPr>
+        <w:lastRenderedPageBreak/>
+        <w:t xml:space="preserve">Bài 5.1: </w:t>
+      </w:r>
+      <w:r>
+        <w:rPr>
+          <w:rFonts w:ascii="Times New Roman" w:hAnsi="Times New Roman" w:cs="Times New Roman"/>
+          <w:lang w:val="en-US"/>
+        </w:rPr>
+        <w:t>PHÂN TÍCH CONDITION VÀ MC/DC (1.0 điểm)</w:t>
+      </w:r>
+    </w:p>
+    <w:p>
+      <w:pPr>
+        <w:rPr>
+          <w:rFonts w:ascii="Times New Roman" w:hAnsi="Times New Roman" w:cs="Times New Roman"/>
+          <w:lang w:val="en-US"/>
+        </w:rPr>
+      </w:pPr>
+      <w:r>
+        <w:rPr>
+          <w:rFonts w:ascii="Times New Roman" w:hAnsi="Times New Roman" w:cs="Times New Roman"/>
+          <w:lang w:val="en-US"/>
+        </w:rPr>
+        <w:t xml:space="preserve">Bài 5.2: </w:t>
+      </w:r>
+      <w:r>
+        <w:rPr>
+          <w:rFonts w:ascii="Times New Roman" w:hAnsi="Times New Roman" w:cs="Times New Roman"/>
+          <w:lang w:val="en-US"/>
+        </w:rPr>
+        <w:t>VIẾT TEST TESTNG TỪ MC/DC (1.0 điểm)</w:t>
+      </w:r>
+    </w:p>
+    <w:p>
+      <w:pPr>
+        <w:rPr>
+          <w:rFonts w:ascii="Times New Roman" w:hAnsi="Times New Roman" w:cs="Times New Roman"/>
+          <w:lang w:val="en-US"/>
+        </w:rPr>
+      </w:pPr>
+      <w:r>
+        <w:rPr>
+          <w:rFonts w:ascii="Times New Roman" w:hAnsi="Times New Roman" w:cs="Times New Roman"/>
+          <w:lang w:val="en-US"/>
+        </w:rPr>
+        <w:t>Bài 6.1:</w:t>
+      </w:r>
+      <w:r>
+        <w:t xml:space="preserve"> </w:t>
+      </w:r>
+      <w:r>
+        <w:rPr>
+          <w:rFonts w:ascii="Times New Roman" w:hAnsi="Times New Roman" w:cs="Times New Roman"/>
+          <w:lang w:val="en-US"/>
+        </w:rPr>
+        <w:t>TDD: THIẾT KẾ CFG → VIẾT TEST → VIẾT CODE (1.0 điểm)</w:t>
+      </w:r>
+    </w:p>
+    <w:p>
+      <w:pPr>
+        <w:rPr>
+          <w:rFonts w:ascii="Times New Roman" w:hAnsi="Times New Roman" w:cs="Times New Roman"/>
+          <w:lang w:val="en-US"/>
+        </w:rPr>
+      </w:pPr>
+      <w:r>
+        <w:rPr>
+          <w:rFonts w:ascii="Times New Roman" w:hAnsi="Times New Roman" w:cs="Times New Roman"/>
+          <w:lang w:val="en-US"/>
+        </w:rPr>
+        <w:t>Bài 6.2:</w:t>
+      </w:r>
+      <w:r>
+        <w:t xml:space="preserve"> </w:t>
+      </w:r>
+      <w:r>
+        <w:rPr>
+          <w:rFonts w:ascii="Times New Roman" w:hAnsi="Times New Roman" w:cs="Times New Roman"/>
+          <w:lang w:val="en-US"/>
+        </w:rPr>
+        <w:t>WHITE-BOX + SELENIUM: KIỂM THỬ FORM GIAO DIỆN (1.0</w:t>
+      </w:r>
+      <w:r>
+        <w:rPr>
+          <w:rFonts w:ascii="Times New Roman" w:hAnsi="Times New Roman" w:cs="Times New Roman"/>
+          <w:lang w:val="en-US"/>
+        </w:rPr>
+        <w:t xml:space="preserve"> </w:t>
+      </w:r>
+      <w:r>
+        <w:rPr>
+          <w:rFonts w:ascii="Times New Roman" w:hAnsi="Times New Roman" w:cs="Times New Roman"/>
+          <w:lang w:val="en-US"/>
+        </w:rPr>
+        <w:t>điểm)</w:t>
+      </w:r>
+    </w:p>
+    <w:p>
+      <w:pPr>
+        <w:rPr>
+          <w:rFonts w:ascii="Times New Roman" w:hAnsi="Times New Roman" w:cs="Times New Roman"/>
+          <w:lang w:val="en-US"/>
+        </w:rPr>
+      </w:pPr>
+      <w:r>
+        <w:rPr>
+          <w:rFonts w:ascii="Times New Roman" w:hAnsi="Times New Roman" w:cs="Times New Roman"/>
+          <w:lang w:val="en-US"/>
+        </w:rPr>
+        <w:t>Bài 7</w:t>
+      </w:r>
+      <w:r>
+        <w:rPr>
+          <w:rFonts w:ascii="Times New Roman" w:hAnsi="Times New Roman" w:cs="Times New Roman"/>
+          <w:lang w:val="en-US"/>
+        </w:rPr>
+        <w:t>.1</w:t>
+      </w:r>
+      <w:r>
+        <w:rPr>
+          <w:rFonts w:ascii="Times New Roman" w:hAnsi="Times New Roman" w:cs="Times New Roman"/>
+          <w:lang w:val="en-US"/>
+        </w:rPr>
+        <w:t>:</w:t>
+      </w:r>
+      <w:r>
+        <w:t xml:space="preserve"> </w:t>
+      </w:r>
+      <w:r>
+        <w:rPr>
+          <w:rFonts w:ascii="Times New Roman" w:hAnsi="Times New Roman" w:cs="Times New Roman"/>
+          <w:lang w:val="en-US"/>
+        </w:rPr>
+        <w:t>PHÂN TÍCH VÀ THIẾT KẾ TEST SUITE TOÀN DIỆN (5 điểm)</w:t>
+      </w:r>
+    </w:p>
+    <w:p>
+      <w:pPr>
+        <w:rPr>
+          <w:rFonts w:ascii="Times New Roman" w:hAnsi="Times New Roman" w:cs="Times New Roman"/>
+          <w:lang w:val="en-US"/>
+        </w:rPr>
+      </w:pPr>
+      <w:r>
+        <w:rPr>
+          <w:rFonts w:ascii="Times New Roman" w:hAnsi="Times New Roman" w:cs="Times New Roman"/>
+          <w:lang w:val="en-US"/>
+        </w:rPr>
+        <w:t xml:space="preserve">Bài 7.2: </w:t>
+      </w:r>
+      <w:r>
+        <w:rPr>
+          <w:rFonts w:ascii="Times New Roman" w:hAnsi="Times New Roman" w:cs="Times New Roman"/>
+          <w:lang w:val="en-US"/>
+        </w:rPr>
+        <w:t>TÍCH HỢP ALLURE + JACOCO (3 điểm)</w:t>
+      </w:r>
+    </w:p>
+    <w:p>
+      <w:pPr>
+        <w:rPr>
+          <w:rFonts w:ascii="Times New Roman" w:hAnsi="Times New Roman" w:cs="Times New Roman"/>
+          <w:lang w:val="en-US"/>
+        </w:rPr>
+      </w:pPr>
+    </w:p>
     <w:sectPr>
       <w:pgSz w:w="11906" w:h="16838"/>
       <w:pgMar w:top="1440" w:right="1440" w:bottom="1440" w:left="1440" w:header="708" w:footer="708" w:gutter="0"/>
@@ -415,7 +5113,6 @@
   <w:style w:type="character" w:default="1" w:styleId="DefaultParagraphFont">
     <w:name w:val="Default Paragraph Font"/>
     <w:uiPriority w:val="1"/>
-    <w:semiHidden/>
     <w:unhideWhenUsed/>
   </w:style>
   <w:style w:type="table" w:default="1" w:styleId="TableNormal">
@@ -438,6 +5135,48 @@
     <w:uiPriority w:val="99"/>
     <w:semiHidden/>
     <w:unhideWhenUsed/>
+  </w:style>
+  <w:style w:type="character" w:styleId="Hyperlink">
+    <w:name w:val="Hyperlink"/>
+    <w:basedOn w:val="DefaultParagraphFont"/>
+    <w:uiPriority w:val="99"/>
+    <w:unhideWhenUsed/>
+    <w:rsid w:val="008C69E8"/>
+    <w:rPr>
+      <w:color w:val="0563C1" w:themeColor="hyperlink"/>
+      <w:u w:val="single"/>
+    </w:rPr>
+  </w:style>
+  <w:style w:type="character" w:styleId="UnresolvedMention">
+    <w:name w:val="Unresolved Mention"/>
+    <w:basedOn w:val="DefaultParagraphFont"/>
+    <w:uiPriority w:val="99"/>
+    <w:semiHidden/>
+    <w:unhideWhenUsed/>
+    <w:rsid w:val="008C69E8"/>
+    <w:rPr>
+      <w:color w:val="605E5C"/>
+      <w:shd w:val="clear" w:color="auto" w:fill="E1DFDD"/>
+    </w:rPr>
+  </w:style>
+  <w:style w:type="table" w:styleId="TableGrid">
+    <w:name w:val="Table Grid"/>
+    <w:basedOn w:val="TableNormal"/>
+    <w:uiPriority w:val="39"/>
+    <w:rsid w:val="008C69E8"/>
+    <w:pPr>
+      <w:spacing w:after="0" w:line="240" w:lineRule="auto"/>
+    </w:pPr>
+    <w:tblPr>
+      <w:tblBorders>
+        <w:top w:val="single" w:sz="4" w:space="0" w:color="auto"/>
+        <w:left w:val="single" w:sz="4" w:space="0" w:color="auto"/>
+        <w:bottom w:val="single" w:sz="4" w:space="0" w:color="auto"/>
+        <w:right w:val="single" w:sz="4" w:space="0" w:color="auto"/>
+        <w:insideH w:val="single" w:sz="4" w:space="0" w:color="auto"/>
+        <w:insideV w:val="single" w:sz="4" w:space="0" w:color="auto"/>
+      </w:tblBorders>
+    </w:tblPr>
   </w:style>
 </w:styles>
 </file>

--- a/BTTuan8/BaoCaoKiemThu.docx
+++ b/BTTuan8/BaoCaoKiemThu.docx
@@ -6,22 +6,28 @@
       <w:pPr>
         <w:rPr>
           <w:rFonts w:ascii="Times New Roman" w:hAnsi="Times New Roman" w:cs="Times New Roman"/>
+          <w:color w:val="000000" w:themeColor="text1"/>
           <w:lang w:val="en-US"/>
         </w:rPr>
       </w:pPr>
       <w:r>
         <w:rPr>
           <w:rFonts w:ascii="Times New Roman" w:hAnsi="Times New Roman" w:cs="Times New Roman"/>
+          <w:color w:val="000000" w:themeColor="text1"/>
           <w:lang w:val="en-US"/>
         </w:rPr>
         <w:t>Bài 1.1:</w:t>
       </w:r>
       <w:r>
+        <w:rPr>
+          <w:color w:val="000000" w:themeColor="text1"/>
+        </w:rPr>
         <w:t xml:space="preserve"> </w:t>
       </w:r>
       <w:r>
         <w:rPr>
           <w:rFonts w:ascii="Times New Roman" w:hAnsi="Times New Roman" w:cs="Times New Roman"/>
+          <w:color w:val="000000" w:themeColor="text1"/>
           <w:lang w:val="en-US"/>
         </w:rPr>
         <w:t>KIỂM THỬ TIÊU ĐỀ TRANG WEB (1.0 điểm)</w:t>
@@ -59,7 +65,7 @@
                 <w:rFonts w:ascii="Times New Roman" w:hAnsi="Times New Roman" w:cs="Times New Roman"/>
                 <w:b/>
                 <w:bCs/>
-                <w:lang w:val="en-AI"/>
+                <w:color w:val="000000" w:themeColor="text1"/>
               </w:rPr>
             </w:pPr>
             <w:r>
@@ -67,7 +73,7 @@
                 <w:rFonts w:ascii="Times New Roman" w:hAnsi="Times New Roman" w:cs="Times New Roman"/>
                 <w:b/>
                 <w:bCs/>
-                <w:lang w:val="en-AI"/>
+                <w:color w:val="000000" w:themeColor="text1"/>
               </w:rPr>
               <w:t>TC ID</w:t>
             </w:r>
@@ -85,7 +91,7 @@
                 <w:rFonts w:ascii="Times New Roman" w:hAnsi="Times New Roman" w:cs="Times New Roman"/>
                 <w:b/>
                 <w:bCs/>
-                <w:lang w:val="en-AI"/>
+                <w:color w:val="000000" w:themeColor="text1"/>
               </w:rPr>
             </w:pPr>
             <w:r>
@@ -93,7 +99,7 @@
                 <w:rFonts w:ascii="Times New Roman" w:hAnsi="Times New Roman" w:cs="Times New Roman"/>
                 <w:b/>
                 <w:bCs/>
-                <w:lang w:val="en-AI"/>
+                <w:color w:val="000000" w:themeColor="text1"/>
               </w:rPr>
               <w:t>Tên TC</w:t>
             </w:r>
@@ -111,7 +117,7 @@
                 <w:rFonts w:ascii="Times New Roman" w:hAnsi="Times New Roman" w:cs="Times New Roman"/>
                 <w:b/>
                 <w:bCs/>
-                <w:lang w:val="en-AI"/>
+                <w:color w:val="000000" w:themeColor="text1"/>
               </w:rPr>
             </w:pPr>
             <w:r>
@@ -119,7 +125,7 @@
                 <w:rFonts w:ascii="Times New Roman" w:hAnsi="Times New Roman" w:cs="Times New Roman"/>
                 <w:b/>
                 <w:bCs/>
-                <w:lang w:val="en-AI"/>
+                <w:color w:val="000000" w:themeColor="text1"/>
               </w:rPr>
               <w:t>Module</w:t>
             </w:r>
@@ -137,7 +143,7 @@
                 <w:rFonts w:ascii="Times New Roman" w:hAnsi="Times New Roman" w:cs="Times New Roman"/>
                 <w:b/>
                 <w:bCs/>
-                <w:lang w:val="en-AI"/>
+                <w:color w:val="000000" w:themeColor="text1"/>
               </w:rPr>
             </w:pPr>
             <w:r>
@@ -145,7 +151,7 @@
                 <w:rFonts w:ascii="Times New Roman" w:hAnsi="Times New Roman" w:cs="Times New Roman"/>
                 <w:b/>
                 <w:bCs/>
-                <w:lang w:val="en-AI"/>
+                <w:color w:val="000000" w:themeColor="text1"/>
               </w:rPr>
               <w:t>Điều kiện tiên quyết</w:t>
             </w:r>
@@ -163,7 +169,7 @@
                 <w:rFonts w:ascii="Times New Roman" w:hAnsi="Times New Roman" w:cs="Times New Roman"/>
                 <w:b/>
                 <w:bCs/>
-                <w:lang w:val="en-AI"/>
+                <w:color w:val="000000" w:themeColor="text1"/>
               </w:rPr>
             </w:pPr>
             <w:r>
@@ -171,7 +177,7 @@
                 <w:rFonts w:ascii="Times New Roman" w:hAnsi="Times New Roman" w:cs="Times New Roman"/>
                 <w:b/>
                 <w:bCs/>
-                <w:lang w:val="en-AI"/>
+                <w:color w:val="000000" w:themeColor="text1"/>
               </w:rPr>
               <w:t>Bước thực hiện</w:t>
             </w:r>
@@ -189,7 +195,7 @@
                 <w:rFonts w:ascii="Times New Roman" w:hAnsi="Times New Roman" w:cs="Times New Roman"/>
                 <w:b/>
                 <w:bCs/>
-                <w:lang w:val="en-AI"/>
+                <w:color w:val="000000" w:themeColor="text1"/>
               </w:rPr>
             </w:pPr>
             <w:r>
@@ -197,7 +203,7 @@
                 <w:rFonts w:ascii="Times New Roman" w:hAnsi="Times New Roman" w:cs="Times New Roman"/>
                 <w:b/>
                 <w:bCs/>
-                <w:lang w:val="en-AI"/>
+                <w:color w:val="000000" w:themeColor="text1"/>
               </w:rPr>
               <w:t>Dữ liệu đầu vào</w:t>
             </w:r>
@@ -215,7 +221,7 @@
                 <w:rFonts w:ascii="Times New Roman" w:hAnsi="Times New Roman" w:cs="Times New Roman"/>
                 <w:b/>
                 <w:bCs/>
-                <w:lang w:val="en-AI"/>
+                <w:color w:val="000000" w:themeColor="text1"/>
               </w:rPr>
             </w:pPr>
             <w:r>
@@ -223,7 +229,7 @@
                 <w:rFonts w:ascii="Times New Roman" w:hAnsi="Times New Roman" w:cs="Times New Roman"/>
                 <w:b/>
                 <w:bCs/>
-                <w:lang w:val="en-AI"/>
+                <w:color w:val="000000" w:themeColor="text1"/>
               </w:rPr>
               <w:t>Kết quả mong đợi</w:t>
             </w:r>
@@ -241,7 +247,7 @@
                 <w:rFonts w:ascii="Times New Roman" w:hAnsi="Times New Roman" w:cs="Times New Roman"/>
                 <w:b/>
                 <w:bCs/>
-                <w:lang w:val="en-AI"/>
+                <w:color w:val="000000" w:themeColor="text1"/>
               </w:rPr>
             </w:pPr>
             <w:r>
@@ -249,7 +255,7 @@
                 <w:rFonts w:ascii="Times New Roman" w:hAnsi="Times New Roman" w:cs="Times New Roman"/>
                 <w:b/>
                 <w:bCs/>
-                <w:lang w:val="en-AI"/>
+                <w:color w:val="000000" w:themeColor="text1"/>
               </w:rPr>
               <w:t>Kết quả thực tế</w:t>
             </w:r>
@@ -267,7 +273,7 @@
                 <w:rFonts w:ascii="Times New Roman" w:hAnsi="Times New Roman" w:cs="Times New Roman"/>
                 <w:b/>
                 <w:bCs/>
-                <w:lang w:val="en-AI"/>
+                <w:color w:val="000000" w:themeColor="text1"/>
               </w:rPr>
             </w:pPr>
             <w:r>
@@ -275,7 +281,7 @@
                 <w:rFonts w:ascii="Times New Roman" w:hAnsi="Times New Roman" w:cs="Times New Roman"/>
                 <w:b/>
                 <w:bCs/>
-                <w:lang w:val="en-AI"/>
+                <w:color w:val="000000" w:themeColor="text1"/>
               </w:rPr>
               <w:t>Trạng thái</w:t>
             </w:r>
@@ -293,13 +299,13 @@
               <w:spacing w:after="160" w:line="259" w:lineRule="auto"/>
               <w:rPr>
                 <w:rFonts w:ascii="Times New Roman" w:hAnsi="Times New Roman" w:cs="Times New Roman"/>
-                <w:lang w:val="en-AI"/>
-              </w:rPr>
-            </w:pPr>
-            <w:r>
-              <w:rPr>
-                <w:rFonts w:ascii="Times New Roman" w:hAnsi="Times New Roman" w:cs="Times New Roman"/>
-                <w:lang w:val="en-AI"/>
+                <w:color w:val="000000" w:themeColor="text1"/>
+              </w:rPr>
+            </w:pPr>
+            <w:r>
+              <w:rPr>
+                <w:rFonts w:ascii="Times New Roman" w:hAnsi="Times New Roman" w:cs="Times New Roman"/>
+                <w:color w:val="000000" w:themeColor="text1"/>
               </w:rPr>
               <w:t>TC001</w:t>
             </w:r>
@@ -315,13 +321,13 @@
               <w:spacing w:after="160" w:line="259" w:lineRule="auto"/>
               <w:rPr>
                 <w:rFonts w:ascii="Times New Roman" w:hAnsi="Times New Roman" w:cs="Times New Roman"/>
-                <w:lang w:val="en-AI"/>
-              </w:rPr>
-            </w:pPr>
-            <w:r>
-              <w:rPr>
-                <w:rFonts w:ascii="Times New Roman" w:hAnsi="Times New Roman" w:cs="Times New Roman"/>
-                <w:lang w:val="en-AI"/>
+                <w:color w:val="000000" w:themeColor="text1"/>
+              </w:rPr>
+            </w:pPr>
+            <w:r>
+              <w:rPr>
+                <w:rFonts w:ascii="Times New Roman" w:hAnsi="Times New Roman" w:cs="Times New Roman"/>
+                <w:color w:val="000000" w:themeColor="text1"/>
               </w:rPr>
               <w:t>Kiểm thử tiêu đề trang chủ</w:t>
             </w:r>
@@ -337,13 +343,13 @@
               <w:spacing w:after="160" w:line="259" w:lineRule="auto"/>
               <w:rPr>
                 <w:rFonts w:ascii="Times New Roman" w:hAnsi="Times New Roman" w:cs="Times New Roman"/>
-                <w:lang w:val="en-AI"/>
-              </w:rPr>
-            </w:pPr>
-            <w:r>
-              <w:rPr>
-                <w:rFonts w:ascii="Times New Roman" w:hAnsi="Times New Roman" w:cs="Times New Roman"/>
-                <w:lang w:val="en-AI"/>
+                <w:color w:val="000000" w:themeColor="text1"/>
+              </w:rPr>
+            </w:pPr>
+            <w:r>
+              <w:rPr>
+                <w:rFonts w:ascii="Times New Roman" w:hAnsi="Times New Roman" w:cs="Times New Roman"/>
+                <w:color w:val="000000" w:themeColor="text1"/>
               </w:rPr>
               <w:t>Title</w:t>
             </w:r>
@@ -359,13 +365,13 @@
               <w:spacing w:after="160" w:line="259" w:lineRule="auto"/>
               <w:rPr>
                 <w:rFonts w:ascii="Times New Roman" w:hAnsi="Times New Roman" w:cs="Times New Roman"/>
-                <w:lang w:val="en-AI"/>
-              </w:rPr>
-            </w:pPr>
-            <w:r>
-              <w:rPr>
-                <w:rFonts w:ascii="Times New Roman" w:hAnsi="Times New Roman" w:cs="Times New Roman"/>
-                <w:lang w:val="en-AI"/>
+                <w:color w:val="000000" w:themeColor="text1"/>
+              </w:rPr>
+            </w:pPr>
+            <w:r>
+              <w:rPr>
+                <w:rFonts w:ascii="Times New Roman" w:hAnsi="Times New Roman" w:cs="Times New Roman"/>
+                <w:color w:val="000000" w:themeColor="text1"/>
               </w:rPr>
               <w:t>Trình duyệt Chrome đã cài đặt, có kết nối Internet</w:t>
             </w:r>
@@ -381,13 +387,13 @@
               <w:spacing w:after="160" w:line="259" w:lineRule="auto"/>
               <w:rPr>
                 <w:rFonts w:ascii="Times New Roman" w:hAnsi="Times New Roman" w:cs="Times New Roman"/>
-                <w:lang w:val="en-AI"/>
-              </w:rPr>
-            </w:pPr>
-            <w:r>
-              <w:rPr>
-                <w:rFonts w:ascii="Times New Roman" w:hAnsi="Times New Roman" w:cs="Times New Roman"/>
-                <w:lang w:val="en-AI"/>
+                <w:color w:val="000000" w:themeColor="text1"/>
+              </w:rPr>
+            </w:pPr>
+            <w:r>
+              <w:rPr>
+                <w:rFonts w:ascii="Times New Roman" w:hAnsi="Times New Roman" w:cs="Times New Roman"/>
+                <w:color w:val="000000" w:themeColor="text1"/>
               </w:rPr>
               <w:t>1. Mở trình duyệt Chrome 2. Truy cập </w:t>
             </w:r>
@@ -396,7 +402,7 @@
                 <w:rPr>
                   <w:rStyle w:val="Hyperlink"/>
                   <w:rFonts w:ascii="Times New Roman" w:hAnsi="Times New Roman" w:cs="Times New Roman"/>
-                  <w:lang w:val="en-AI"/>
+                  <w:color w:val="000000" w:themeColor="text1"/>
                 </w:rPr>
                 <w:t>https://www.saucedemo.com</w:t>
               </w:r>
@@ -404,7 +410,7 @@
             <w:r>
               <w:rPr>
                 <w:rFonts w:ascii="Times New Roman" w:hAnsi="Times New Roman" w:cs="Times New Roman"/>
-                <w:lang w:val="en-AI"/>
+                <w:color w:val="000000" w:themeColor="text1"/>
               </w:rPr>
               <w:t> 3. Lấy tiêu đề trang</w:t>
             </w:r>
@@ -420,13 +426,13 @@
               <w:spacing w:after="160" w:line="259" w:lineRule="auto"/>
               <w:rPr>
                 <w:rFonts w:ascii="Times New Roman" w:hAnsi="Times New Roman" w:cs="Times New Roman"/>
-                <w:lang w:val="en-AI"/>
-              </w:rPr>
-            </w:pPr>
-            <w:r>
-              <w:rPr>
-                <w:rFonts w:ascii="Times New Roman" w:hAnsi="Times New Roman" w:cs="Times New Roman"/>
-                <w:lang w:val="en-AI"/>
+                <w:color w:val="000000" w:themeColor="text1"/>
+              </w:rPr>
+            </w:pPr>
+            <w:r>
+              <w:rPr>
+                <w:rFonts w:ascii="Times New Roman" w:hAnsi="Times New Roman" w:cs="Times New Roman"/>
+                <w:color w:val="000000" w:themeColor="text1"/>
               </w:rPr>
               <w:t>URL: </w:t>
             </w:r>
@@ -435,7 +441,7 @@
                 <w:rPr>
                   <w:rStyle w:val="Hyperlink"/>
                   <w:rFonts w:ascii="Times New Roman" w:hAnsi="Times New Roman" w:cs="Times New Roman"/>
-                  <w:lang w:val="en-AI"/>
+                  <w:color w:val="000000" w:themeColor="text1"/>
                 </w:rPr>
                 <w:t>https://www.saucedemo.com</w:t>
               </w:r>
@@ -452,13 +458,13 @@
               <w:spacing w:after="160" w:line="259" w:lineRule="auto"/>
               <w:rPr>
                 <w:rFonts w:ascii="Times New Roman" w:hAnsi="Times New Roman" w:cs="Times New Roman"/>
-                <w:lang w:val="en-AI"/>
-              </w:rPr>
-            </w:pPr>
-            <w:r>
-              <w:rPr>
-                <w:rFonts w:ascii="Times New Roman" w:hAnsi="Times New Roman" w:cs="Times New Roman"/>
-                <w:lang w:val="en-AI"/>
+                <w:color w:val="000000" w:themeColor="text1"/>
+              </w:rPr>
+            </w:pPr>
+            <w:r>
+              <w:rPr>
+                <w:rFonts w:ascii="Times New Roman" w:hAnsi="Times New Roman" w:cs="Times New Roman"/>
+                <w:color w:val="000000" w:themeColor="text1"/>
               </w:rPr>
               <w:t>Tiêu đề trang là "Swag Labs"</w:t>
             </w:r>
@@ -474,13 +480,13 @@
               <w:spacing w:after="160" w:line="259" w:lineRule="auto"/>
               <w:rPr>
                 <w:rFonts w:ascii="Times New Roman" w:hAnsi="Times New Roman" w:cs="Times New Roman"/>
-                <w:lang w:val="en-AI"/>
-              </w:rPr>
-            </w:pPr>
-            <w:r>
-              <w:rPr>
-                <w:rFonts w:ascii="Times New Roman" w:hAnsi="Times New Roman" w:cs="Times New Roman"/>
-                <w:lang w:val="en-AI"/>
+                <w:color w:val="000000" w:themeColor="text1"/>
+              </w:rPr>
+            </w:pPr>
+            <w:r>
+              <w:rPr>
+                <w:rFonts w:ascii="Times New Roman" w:hAnsi="Times New Roman" w:cs="Times New Roman"/>
+                <w:color w:val="000000" w:themeColor="text1"/>
               </w:rPr>
               <w:t>Tiêu đề trang là "Swag Labs"</w:t>
             </w:r>
@@ -496,13 +502,13 @@
               <w:spacing w:after="160" w:line="259" w:lineRule="auto"/>
               <w:rPr>
                 <w:rFonts w:ascii="Times New Roman" w:hAnsi="Times New Roman" w:cs="Times New Roman"/>
-                <w:lang w:val="en-AI"/>
-              </w:rPr>
-            </w:pPr>
-            <w:r>
-              <w:rPr>
-                <w:rFonts w:ascii="Times New Roman" w:hAnsi="Times New Roman" w:cs="Times New Roman"/>
-                <w:lang w:val="en-AI"/>
+                <w:color w:val="000000" w:themeColor="text1"/>
+              </w:rPr>
+            </w:pPr>
+            <w:r>
+              <w:rPr>
+                <w:rFonts w:ascii="Times New Roman" w:hAnsi="Times New Roman" w:cs="Times New Roman"/>
+                <w:color w:val="000000" w:themeColor="text1"/>
               </w:rPr>
               <w:t>Pass</w:t>
             </w:r>
@@ -520,13 +526,13 @@
               <w:spacing w:after="160" w:line="259" w:lineRule="auto"/>
               <w:rPr>
                 <w:rFonts w:ascii="Times New Roman" w:hAnsi="Times New Roman" w:cs="Times New Roman"/>
-                <w:lang w:val="en-AI"/>
-              </w:rPr>
-            </w:pPr>
-            <w:r>
-              <w:rPr>
-                <w:rFonts w:ascii="Times New Roman" w:hAnsi="Times New Roman" w:cs="Times New Roman"/>
-                <w:lang w:val="en-AI"/>
+                <w:color w:val="000000" w:themeColor="text1"/>
+              </w:rPr>
+            </w:pPr>
+            <w:r>
+              <w:rPr>
+                <w:rFonts w:ascii="Times New Roman" w:hAnsi="Times New Roman" w:cs="Times New Roman"/>
+                <w:color w:val="000000" w:themeColor="text1"/>
               </w:rPr>
               <w:t>TC002</w:t>
             </w:r>
@@ -542,13 +548,13 @@
               <w:spacing w:after="160" w:line="259" w:lineRule="auto"/>
               <w:rPr>
                 <w:rFonts w:ascii="Times New Roman" w:hAnsi="Times New Roman" w:cs="Times New Roman"/>
-                <w:lang w:val="en-AI"/>
-              </w:rPr>
-            </w:pPr>
-            <w:r>
-              <w:rPr>
-                <w:rFonts w:ascii="Times New Roman" w:hAnsi="Times New Roman" w:cs="Times New Roman"/>
-                <w:lang w:val="en-AI"/>
+                <w:color w:val="000000" w:themeColor="text1"/>
+              </w:rPr>
+            </w:pPr>
+            <w:r>
+              <w:rPr>
+                <w:rFonts w:ascii="Times New Roman" w:hAnsi="Times New Roman" w:cs="Times New Roman"/>
+                <w:color w:val="000000" w:themeColor="text1"/>
               </w:rPr>
               <w:t>Kiểm thử URL trang chủ</w:t>
             </w:r>
@@ -564,13 +570,13 @@
               <w:spacing w:after="160" w:line="259" w:lineRule="auto"/>
               <w:rPr>
                 <w:rFonts w:ascii="Times New Roman" w:hAnsi="Times New Roman" w:cs="Times New Roman"/>
-                <w:lang w:val="en-AI"/>
-              </w:rPr>
-            </w:pPr>
-            <w:r>
-              <w:rPr>
-                <w:rFonts w:ascii="Times New Roman" w:hAnsi="Times New Roman" w:cs="Times New Roman"/>
-                <w:lang w:val="en-AI"/>
+                <w:color w:val="000000" w:themeColor="text1"/>
+              </w:rPr>
+            </w:pPr>
+            <w:r>
+              <w:rPr>
+                <w:rFonts w:ascii="Times New Roman" w:hAnsi="Times New Roman" w:cs="Times New Roman"/>
+                <w:color w:val="000000" w:themeColor="text1"/>
               </w:rPr>
               <w:t>URL</w:t>
             </w:r>
@@ -586,13 +592,13 @@
               <w:spacing w:after="160" w:line="259" w:lineRule="auto"/>
               <w:rPr>
                 <w:rFonts w:ascii="Times New Roman" w:hAnsi="Times New Roman" w:cs="Times New Roman"/>
-                <w:lang w:val="en-AI"/>
-              </w:rPr>
-            </w:pPr>
-            <w:r>
-              <w:rPr>
-                <w:rFonts w:ascii="Times New Roman" w:hAnsi="Times New Roman" w:cs="Times New Roman"/>
-                <w:lang w:val="en-AI"/>
+                <w:color w:val="000000" w:themeColor="text1"/>
+              </w:rPr>
+            </w:pPr>
+            <w:r>
+              <w:rPr>
+                <w:rFonts w:ascii="Times New Roman" w:hAnsi="Times New Roman" w:cs="Times New Roman"/>
+                <w:color w:val="000000" w:themeColor="text1"/>
               </w:rPr>
               <w:t>Trình duyệt Chrome đã cài đặt, có kết nối Internet</w:t>
             </w:r>
@@ -608,13 +614,13 @@
               <w:spacing w:after="160" w:line="259" w:lineRule="auto"/>
               <w:rPr>
                 <w:rFonts w:ascii="Times New Roman" w:hAnsi="Times New Roman" w:cs="Times New Roman"/>
-                <w:lang w:val="en-AI"/>
-              </w:rPr>
-            </w:pPr>
-            <w:r>
-              <w:rPr>
-                <w:rFonts w:ascii="Times New Roman" w:hAnsi="Times New Roman" w:cs="Times New Roman"/>
-                <w:lang w:val="en-AI"/>
+                <w:color w:val="000000" w:themeColor="text1"/>
+              </w:rPr>
+            </w:pPr>
+            <w:r>
+              <w:rPr>
+                <w:rFonts w:ascii="Times New Roman" w:hAnsi="Times New Roman" w:cs="Times New Roman"/>
+                <w:color w:val="000000" w:themeColor="text1"/>
               </w:rPr>
               <w:t>1. Mở trình duyệt Chrome 2. Truy cập </w:t>
             </w:r>
@@ -623,7 +629,7 @@
                 <w:rPr>
                   <w:rStyle w:val="Hyperlink"/>
                   <w:rFonts w:ascii="Times New Roman" w:hAnsi="Times New Roman" w:cs="Times New Roman"/>
-                  <w:lang w:val="en-AI"/>
+                  <w:color w:val="000000" w:themeColor="text1"/>
                 </w:rPr>
                 <w:t>https://www.saucedemo.com</w:t>
               </w:r>
@@ -631,7 +637,7 @@
             <w:r>
               <w:rPr>
                 <w:rFonts w:ascii="Times New Roman" w:hAnsi="Times New Roman" w:cs="Times New Roman"/>
-                <w:lang w:val="en-AI"/>
+                <w:color w:val="000000" w:themeColor="text1"/>
               </w:rPr>
               <w:t> 3. Lấy URL hiện tại</w:t>
             </w:r>
@@ -647,13 +653,13 @@
               <w:spacing w:after="160" w:line="259" w:lineRule="auto"/>
               <w:rPr>
                 <w:rFonts w:ascii="Times New Roman" w:hAnsi="Times New Roman" w:cs="Times New Roman"/>
-                <w:lang w:val="en-AI"/>
-              </w:rPr>
-            </w:pPr>
-            <w:r>
-              <w:rPr>
-                <w:rFonts w:ascii="Times New Roman" w:hAnsi="Times New Roman" w:cs="Times New Roman"/>
-                <w:lang w:val="en-AI"/>
+                <w:color w:val="000000" w:themeColor="text1"/>
+              </w:rPr>
+            </w:pPr>
+            <w:r>
+              <w:rPr>
+                <w:rFonts w:ascii="Times New Roman" w:hAnsi="Times New Roman" w:cs="Times New Roman"/>
+                <w:color w:val="000000" w:themeColor="text1"/>
               </w:rPr>
               <w:t>URL: </w:t>
             </w:r>
@@ -662,7 +668,7 @@
                 <w:rPr>
                   <w:rStyle w:val="Hyperlink"/>
                   <w:rFonts w:ascii="Times New Roman" w:hAnsi="Times New Roman" w:cs="Times New Roman"/>
-                  <w:lang w:val="en-AI"/>
+                  <w:color w:val="000000" w:themeColor="text1"/>
                 </w:rPr>
                 <w:t>https://www.saucedemo.com</w:t>
               </w:r>
@@ -679,13 +685,13 @@
               <w:spacing w:after="160" w:line="259" w:lineRule="auto"/>
               <w:rPr>
                 <w:rFonts w:ascii="Times New Roman" w:hAnsi="Times New Roman" w:cs="Times New Roman"/>
-                <w:lang w:val="en-AI"/>
-              </w:rPr>
-            </w:pPr>
-            <w:r>
-              <w:rPr>
-                <w:rFonts w:ascii="Times New Roman" w:hAnsi="Times New Roman" w:cs="Times New Roman"/>
-                <w:lang w:val="en-AI"/>
+                <w:color w:val="000000" w:themeColor="text1"/>
+              </w:rPr>
+            </w:pPr>
+            <w:r>
+              <w:rPr>
+                <w:rFonts w:ascii="Times New Roman" w:hAnsi="Times New Roman" w:cs="Times New Roman"/>
+                <w:color w:val="000000" w:themeColor="text1"/>
               </w:rPr>
               <w:t>URL chứa "saucedemo"</w:t>
             </w:r>
@@ -701,13 +707,13 @@
               <w:spacing w:after="160" w:line="259" w:lineRule="auto"/>
               <w:rPr>
                 <w:rFonts w:ascii="Times New Roman" w:hAnsi="Times New Roman" w:cs="Times New Roman"/>
-                <w:lang w:val="en-AI"/>
-              </w:rPr>
-            </w:pPr>
-            <w:r>
-              <w:rPr>
-                <w:rFonts w:ascii="Times New Roman" w:hAnsi="Times New Roman" w:cs="Times New Roman"/>
-                <w:lang w:val="en-AI"/>
+                <w:color w:val="000000" w:themeColor="text1"/>
+              </w:rPr>
+            </w:pPr>
+            <w:r>
+              <w:rPr>
+                <w:rFonts w:ascii="Times New Roman" w:hAnsi="Times New Roman" w:cs="Times New Roman"/>
+                <w:color w:val="000000" w:themeColor="text1"/>
               </w:rPr>
               <w:t>URL chứa "saucedemo"</w:t>
             </w:r>
@@ -723,13 +729,13 @@
               <w:spacing w:after="160" w:line="259" w:lineRule="auto"/>
               <w:rPr>
                 <w:rFonts w:ascii="Times New Roman" w:hAnsi="Times New Roman" w:cs="Times New Roman"/>
-                <w:lang w:val="en-AI"/>
-              </w:rPr>
-            </w:pPr>
-            <w:r>
-              <w:rPr>
-                <w:rFonts w:ascii="Times New Roman" w:hAnsi="Times New Roman" w:cs="Times New Roman"/>
-                <w:lang w:val="en-AI"/>
+                <w:color w:val="000000" w:themeColor="text1"/>
+              </w:rPr>
+            </w:pPr>
+            <w:r>
+              <w:rPr>
+                <w:rFonts w:ascii="Times New Roman" w:hAnsi="Times New Roman" w:cs="Times New Roman"/>
+                <w:color w:val="000000" w:themeColor="text1"/>
               </w:rPr>
               <w:t>Pass</w:t>
             </w:r>
@@ -747,13 +753,13 @@
               <w:spacing w:after="160" w:line="259" w:lineRule="auto"/>
               <w:rPr>
                 <w:rFonts w:ascii="Times New Roman" w:hAnsi="Times New Roman" w:cs="Times New Roman"/>
-                <w:lang w:val="en-AI"/>
-              </w:rPr>
-            </w:pPr>
-            <w:r>
-              <w:rPr>
-                <w:rFonts w:ascii="Times New Roman" w:hAnsi="Times New Roman" w:cs="Times New Roman"/>
-                <w:lang w:val="en-AI"/>
+                <w:color w:val="000000" w:themeColor="text1"/>
+              </w:rPr>
+            </w:pPr>
+            <w:r>
+              <w:rPr>
+                <w:rFonts w:ascii="Times New Roman" w:hAnsi="Times New Roman" w:cs="Times New Roman"/>
+                <w:color w:val="000000" w:themeColor="text1"/>
               </w:rPr>
               <w:t>TC003</w:t>
             </w:r>
@@ -769,13 +775,13 @@
               <w:spacing w:after="160" w:line="259" w:lineRule="auto"/>
               <w:rPr>
                 <w:rFonts w:ascii="Times New Roman" w:hAnsi="Times New Roman" w:cs="Times New Roman"/>
-                <w:lang w:val="en-AI"/>
-              </w:rPr>
-            </w:pPr>
-            <w:r>
-              <w:rPr>
-                <w:rFonts w:ascii="Times New Roman" w:hAnsi="Times New Roman" w:cs="Times New Roman"/>
-                <w:lang w:val="en-AI"/>
+                <w:color w:val="000000" w:themeColor="text1"/>
+              </w:rPr>
+            </w:pPr>
+            <w:r>
+              <w:rPr>
+                <w:rFonts w:ascii="Times New Roman" w:hAnsi="Times New Roman" w:cs="Times New Roman"/>
+                <w:color w:val="000000" w:themeColor="text1"/>
               </w:rPr>
               <w:t>Kiểm thử nguồn trang (page source)</w:t>
             </w:r>
@@ -791,13 +797,13 @@
               <w:spacing w:after="160" w:line="259" w:lineRule="auto"/>
               <w:rPr>
                 <w:rFonts w:ascii="Times New Roman" w:hAnsi="Times New Roman" w:cs="Times New Roman"/>
-                <w:lang w:val="en-AI"/>
-              </w:rPr>
-            </w:pPr>
-            <w:r>
-              <w:rPr>
-                <w:rFonts w:ascii="Times New Roman" w:hAnsi="Times New Roman" w:cs="Times New Roman"/>
-                <w:lang w:val="en-AI"/>
+                <w:color w:val="000000" w:themeColor="text1"/>
+              </w:rPr>
+            </w:pPr>
+            <w:r>
+              <w:rPr>
+                <w:rFonts w:ascii="Times New Roman" w:hAnsi="Times New Roman" w:cs="Times New Roman"/>
+                <w:color w:val="000000" w:themeColor="text1"/>
               </w:rPr>
               <w:t>Page Source</w:t>
             </w:r>
@@ -813,13 +819,13 @@
               <w:spacing w:after="160" w:line="259" w:lineRule="auto"/>
               <w:rPr>
                 <w:rFonts w:ascii="Times New Roman" w:hAnsi="Times New Roman" w:cs="Times New Roman"/>
-                <w:lang w:val="en-AI"/>
-              </w:rPr>
-            </w:pPr>
-            <w:r>
-              <w:rPr>
-                <w:rFonts w:ascii="Times New Roman" w:hAnsi="Times New Roman" w:cs="Times New Roman"/>
-                <w:lang w:val="en-AI"/>
+                <w:color w:val="000000" w:themeColor="text1"/>
+              </w:rPr>
+            </w:pPr>
+            <w:r>
+              <w:rPr>
+                <w:rFonts w:ascii="Times New Roman" w:hAnsi="Times New Roman" w:cs="Times New Roman"/>
+                <w:color w:val="000000" w:themeColor="text1"/>
               </w:rPr>
               <w:t>Trình duyệt Chrome đã cài đặt, có kết nối Internet</w:t>
             </w:r>
@@ -835,13 +841,13 @@
               <w:spacing w:after="160" w:line="259" w:lineRule="auto"/>
               <w:rPr>
                 <w:rFonts w:ascii="Times New Roman" w:hAnsi="Times New Roman" w:cs="Times New Roman"/>
-                <w:lang w:val="en-AI"/>
-              </w:rPr>
-            </w:pPr>
-            <w:r>
-              <w:rPr>
-                <w:rFonts w:ascii="Times New Roman" w:hAnsi="Times New Roman" w:cs="Times New Roman"/>
-                <w:lang w:val="en-AI"/>
+                <w:color w:val="000000" w:themeColor="text1"/>
+              </w:rPr>
+            </w:pPr>
+            <w:r>
+              <w:rPr>
+                <w:rFonts w:ascii="Times New Roman" w:hAnsi="Times New Roman" w:cs="Times New Roman"/>
+                <w:color w:val="000000" w:themeColor="text1"/>
               </w:rPr>
               <w:t>1. Mở trình duyệt Chrome 2. Truy cập </w:t>
             </w:r>
@@ -850,7 +856,7 @@
                 <w:rPr>
                   <w:rStyle w:val="Hyperlink"/>
                   <w:rFonts w:ascii="Times New Roman" w:hAnsi="Times New Roman" w:cs="Times New Roman"/>
-                  <w:lang w:val="en-AI"/>
+                  <w:color w:val="000000" w:themeColor="text1"/>
                 </w:rPr>
                 <w:t>https://www.saucedemo.com</w:t>
               </w:r>
@@ -858,7 +864,7 @@
             <w:r>
               <w:rPr>
                 <w:rFonts w:ascii="Times New Roman" w:hAnsi="Times New Roman" w:cs="Times New Roman"/>
-                <w:lang w:val="en-AI"/>
+                <w:color w:val="000000" w:themeColor="text1"/>
               </w:rPr>
               <w:t> 3. Lấy page source</w:t>
             </w:r>
@@ -874,13 +880,13 @@
               <w:spacing w:after="160" w:line="259" w:lineRule="auto"/>
               <w:rPr>
                 <w:rFonts w:ascii="Times New Roman" w:hAnsi="Times New Roman" w:cs="Times New Roman"/>
-                <w:lang w:val="en-AI"/>
-              </w:rPr>
-            </w:pPr>
-            <w:r>
-              <w:rPr>
-                <w:rFonts w:ascii="Times New Roman" w:hAnsi="Times New Roman" w:cs="Times New Roman"/>
-                <w:lang w:val="en-AI"/>
+                <w:color w:val="000000" w:themeColor="text1"/>
+              </w:rPr>
+            </w:pPr>
+            <w:r>
+              <w:rPr>
+                <w:rFonts w:ascii="Times New Roman" w:hAnsi="Times New Roman" w:cs="Times New Roman"/>
+                <w:color w:val="000000" w:themeColor="text1"/>
               </w:rPr>
               <w:t>URL: </w:t>
             </w:r>
@@ -889,7 +895,7 @@
                 <w:rPr>
                   <w:rStyle w:val="Hyperlink"/>
                   <w:rFonts w:ascii="Times New Roman" w:hAnsi="Times New Roman" w:cs="Times New Roman"/>
-                  <w:lang w:val="en-AI"/>
+                  <w:color w:val="000000" w:themeColor="text1"/>
                 </w:rPr>
                 <w:t>https://www.saucedemo.com</w:t>
               </w:r>
@@ -906,13 +912,13 @@
               <w:spacing w:after="160" w:line="259" w:lineRule="auto"/>
               <w:rPr>
                 <w:rFonts w:ascii="Times New Roman" w:hAnsi="Times New Roman" w:cs="Times New Roman"/>
-                <w:lang w:val="en-AI"/>
-              </w:rPr>
-            </w:pPr>
-            <w:r>
-              <w:rPr>
-                <w:rFonts w:ascii="Times New Roman" w:hAnsi="Times New Roman" w:cs="Times New Roman"/>
-                <w:lang w:val="en-AI"/>
+                <w:color w:val="000000" w:themeColor="text1"/>
+              </w:rPr>
+            </w:pPr>
+            <w:r>
+              <w:rPr>
+                <w:rFonts w:ascii="Times New Roman" w:hAnsi="Times New Roman" w:cs="Times New Roman"/>
+                <w:color w:val="000000" w:themeColor="text1"/>
               </w:rPr>
               <w:t>Page source không null, chứa "Swag Labs" và "login-button"</w:t>
             </w:r>
@@ -928,13 +934,13 @@
               <w:spacing w:after="160" w:line="259" w:lineRule="auto"/>
               <w:rPr>
                 <w:rFonts w:ascii="Times New Roman" w:hAnsi="Times New Roman" w:cs="Times New Roman"/>
-                <w:lang w:val="en-AI"/>
-              </w:rPr>
-            </w:pPr>
-            <w:r>
-              <w:rPr>
-                <w:rFonts w:ascii="Times New Roman" w:hAnsi="Times New Roman" w:cs="Times New Roman"/>
-                <w:lang w:val="en-AI"/>
+                <w:color w:val="000000" w:themeColor="text1"/>
+              </w:rPr>
+            </w:pPr>
+            <w:r>
+              <w:rPr>
+                <w:rFonts w:ascii="Times New Roman" w:hAnsi="Times New Roman" w:cs="Times New Roman"/>
+                <w:color w:val="000000" w:themeColor="text1"/>
               </w:rPr>
               <w:t>Page source chứa "Swag Labs" và "login-button"</w:t>
             </w:r>
@@ -950,13 +956,13 @@
               <w:spacing w:after="160" w:line="259" w:lineRule="auto"/>
               <w:rPr>
                 <w:rFonts w:ascii="Times New Roman" w:hAnsi="Times New Roman" w:cs="Times New Roman"/>
-                <w:lang w:val="en-AI"/>
-              </w:rPr>
-            </w:pPr>
-            <w:r>
-              <w:rPr>
-                <w:rFonts w:ascii="Times New Roman" w:hAnsi="Times New Roman" w:cs="Times New Roman"/>
-                <w:lang w:val="en-AI"/>
+                <w:color w:val="000000" w:themeColor="text1"/>
+              </w:rPr>
+            </w:pPr>
+            <w:r>
+              <w:rPr>
+                <w:rFonts w:ascii="Times New Roman" w:hAnsi="Times New Roman" w:cs="Times New Roman"/>
+                <w:color w:val="000000" w:themeColor="text1"/>
               </w:rPr>
               <w:t>Pass</w:t>
             </w:r>
@@ -974,13 +980,13 @@
               <w:spacing w:after="160" w:line="259" w:lineRule="auto"/>
               <w:rPr>
                 <w:rFonts w:ascii="Times New Roman" w:hAnsi="Times New Roman" w:cs="Times New Roman"/>
-                <w:lang w:val="en-AI"/>
-              </w:rPr>
-            </w:pPr>
-            <w:r>
-              <w:rPr>
-                <w:rFonts w:ascii="Times New Roman" w:hAnsi="Times New Roman" w:cs="Times New Roman"/>
-                <w:lang w:val="en-AI"/>
+                <w:color w:val="000000" w:themeColor="text1"/>
+              </w:rPr>
+            </w:pPr>
+            <w:r>
+              <w:rPr>
+                <w:rFonts w:ascii="Times New Roman" w:hAnsi="Times New Roman" w:cs="Times New Roman"/>
+                <w:color w:val="000000" w:themeColor="text1"/>
               </w:rPr>
               <w:t>TC004</w:t>
             </w:r>
@@ -996,13 +1002,13 @@
               <w:spacing w:after="160" w:line="259" w:lineRule="auto"/>
               <w:rPr>
                 <w:rFonts w:ascii="Times New Roman" w:hAnsi="Times New Roman" w:cs="Times New Roman"/>
-                <w:lang w:val="en-AI"/>
-              </w:rPr>
-            </w:pPr>
-            <w:r>
-              <w:rPr>
-                <w:rFonts w:ascii="Times New Roman" w:hAnsi="Times New Roman" w:cs="Times New Roman"/>
-                <w:lang w:val="en-AI"/>
+                <w:color w:val="000000" w:themeColor="text1"/>
+              </w:rPr>
+            </w:pPr>
+            <w:r>
+              <w:rPr>
+                <w:rFonts w:ascii="Times New Roman" w:hAnsi="Times New Roman" w:cs="Times New Roman"/>
+                <w:color w:val="000000" w:themeColor="text1"/>
               </w:rPr>
               <w:t>Kiểm thử form đăng nhập có hiển thị</w:t>
             </w:r>
@@ -1018,13 +1024,13 @@
               <w:spacing w:after="160" w:line="259" w:lineRule="auto"/>
               <w:rPr>
                 <w:rFonts w:ascii="Times New Roman" w:hAnsi="Times New Roman" w:cs="Times New Roman"/>
-                <w:lang w:val="en-AI"/>
-              </w:rPr>
-            </w:pPr>
-            <w:r>
-              <w:rPr>
-                <w:rFonts w:ascii="Times New Roman" w:hAnsi="Times New Roman" w:cs="Times New Roman"/>
-                <w:lang w:val="en-AI"/>
+                <w:color w:val="000000" w:themeColor="text1"/>
+              </w:rPr>
+            </w:pPr>
+            <w:r>
+              <w:rPr>
+                <w:rFonts w:ascii="Times New Roman" w:hAnsi="Times New Roman" w:cs="Times New Roman"/>
+                <w:color w:val="000000" w:themeColor="text1"/>
               </w:rPr>
               <w:t>Login Form</w:t>
             </w:r>
@@ -1040,13 +1046,13 @@
               <w:spacing w:after="160" w:line="259" w:lineRule="auto"/>
               <w:rPr>
                 <w:rFonts w:ascii="Times New Roman" w:hAnsi="Times New Roman" w:cs="Times New Roman"/>
-                <w:lang w:val="en-AI"/>
-              </w:rPr>
-            </w:pPr>
-            <w:r>
-              <w:rPr>
-                <w:rFonts w:ascii="Times New Roman" w:hAnsi="Times New Roman" w:cs="Times New Roman"/>
-                <w:lang w:val="en-AI"/>
+                <w:color w:val="000000" w:themeColor="text1"/>
+              </w:rPr>
+            </w:pPr>
+            <w:r>
+              <w:rPr>
+                <w:rFonts w:ascii="Times New Roman" w:hAnsi="Times New Roman" w:cs="Times New Roman"/>
+                <w:color w:val="000000" w:themeColor="text1"/>
               </w:rPr>
               <w:t>Trình duyệt Chrome đã cài đặt, có kết nối Internet</w:t>
             </w:r>
@@ -1062,13 +1068,13 @@
               <w:spacing w:after="160" w:line="259" w:lineRule="auto"/>
               <w:rPr>
                 <w:rFonts w:ascii="Times New Roman" w:hAnsi="Times New Roman" w:cs="Times New Roman"/>
-                <w:lang w:val="en-AI"/>
-              </w:rPr>
-            </w:pPr>
-            <w:r>
-              <w:rPr>
-                <w:rFonts w:ascii="Times New Roman" w:hAnsi="Times New Roman" w:cs="Times New Roman"/>
-                <w:lang w:val="en-AI"/>
+                <w:color w:val="000000" w:themeColor="text1"/>
+              </w:rPr>
+            </w:pPr>
+            <w:r>
+              <w:rPr>
+                <w:rFonts w:ascii="Times New Roman" w:hAnsi="Times New Roman" w:cs="Times New Roman"/>
+                <w:color w:val="000000" w:themeColor="text1"/>
               </w:rPr>
               <w:t>1. Mở trình duyệt Chrome 2. Truy cập </w:t>
             </w:r>
@@ -1077,7 +1083,7 @@
                 <w:rPr>
                   <w:rStyle w:val="Hyperlink"/>
                   <w:rFonts w:ascii="Times New Roman" w:hAnsi="Times New Roman" w:cs="Times New Roman"/>
-                  <w:lang w:val="en-AI"/>
+                  <w:color w:val="000000" w:themeColor="text1"/>
                 </w:rPr>
                 <w:t>https://www.saucedemo.com</w:t>
               </w:r>
@@ -1085,7 +1091,7 @@
             <w:r>
               <w:rPr>
                 <w:rFonts w:ascii="Times New Roman" w:hAnsi="Times New Roman" w:cs="Times New Roman"/>
-                <w:lang w:val="en-AI"/>
+                <w:color w:val="000000" w:themeColor="text1"/>
               </w:rPr>
               <w:t> 3. Kiểm tra hiển thị trường Username, Password, nút Login</w:t>
             </w:r>
@@ -1101,13 +1107,13 @@
               <w:spacing w:after="160" w:line="259" w:lineRule="auto"/>
               <w:rPr>
                 <w:rFonts w:ascii="Times New Roman" w:hAnsi="Times New Roman" w:cs="Times New Roman"/>
-                <w:lang w:val="en-AI"/>
-              </w:rPr>
-            </w:pPr>
-            <w:r>
-              <w:rPr>
-                <w:rFonts w:ascii="Times New Roman" w:hAnsi="Times New Roman" w:cs="Times New Roman"/>
-                <w:lang w:val="en-AI"/>
+                <w:color w:val="000000" w:themeColor="text1"/>
+              </w:rPr>
+            </w:pPr>
+            <w:r>
+              <w:rPr>
+                <w:rFonts w:ascii="Times New Roman" w:hAnsi="Times New Roman" w:cs="Times New Roman"/>
+                <w:color w:val="000000" w:themeColor="text1"/>
               </w:rPr>
               <w:t>URL: </w:t>
             </w:r>
@@ -1116,7 +1122,7 @@
                 <w:rPr>
                   <w:rStyle w:val="Hyperlink"/>
                   <w:rFonts w:ascii="Times New Roman" w:hAnsi="Times New Roman" w:cs="Times New Roman"/>
-                  <w:lang w:val="en-AI"/>
+                  <w:color w:val="000000" w:themeColor="text1"/>
                 </w:rPr>
                 <w:t>https://www.saucedemo.com</w:t>
               </w:r>
@@ -1133,13 +1139,13 @@
               <w:spacing w:after="160" w:line="259" w:lineRule="auto"/>
               <w:rPr>
                 <w:rFonts w:ascii="Times New Roman" w:hAnsi="Times New Roman" w:cs="Times New Roman"/>
-                <w:lang w:val="en-AI"/>
-              </w:rPr>
-            </w:pPr>
-            <w:r>
-              <w:rPr>
-                <w:rFonts w:ascii="Times New Roman" w:hAnsi="Times New Roman" w:cs="Times New Roman"/>
-                <w:lang w:val="en-AI"/>
+                <w:color w:val="000000" w:themeColor="text1"/>
+              </w:rPr>
+            </w:pPr>
+            <w:r>
+              <w:rPr>
+                <w:rFonts w:ascii="Times New Roman" w:hAnsi="Times New Roman" w:cs="Times New Roman"/>
+                <w:color w:val="000000" w:themeColor="text1"/>
               </w:rPr>
               <w:t>Trường Username, Password và nút Login đều hiển thị</w:t>
             </w:r>
@@ -1155,13 +1161,13 @@
               <w:spacing w:after="160" w:line="259" w:lineRule="auto"/>
               <w:rPr>
                 <w:rFonts w:ascii="Times New Roman" w:hAnsi="Times New Roman" w:cs="Times New Roman"/>
-                <w:lang w:val="en-AI"/>
-              </w:rPr>
-            </w:pPr>
-            <w:r>
-              <w:rPr>
-                <w:rFonts w:ascii="Times New Roman" w:hAnsi="Times New Roman" w:cs="Times New Roman"/>
-                <w:lang w:val="en-AI"/>
+                <w:color w:val="000000" w:themeColor="text1"/>
+              </w:rPr>
+            </w:pPr>
+            <w:r>
+              <w:rPr>
+                <w:rFonts w:ascii="Times New Roman" w:hAnsi="Times New Roman" w:cs="Times New Roman"/>
+                <w:color w:val="000000" w:themeColor="text1"/>
               </w:rPr>
               <w:t>Cả 3 thành phần đều hiển thị</w:t>
             </w:r>
@@ -1177,13 +1183,13 @@
               <w:spacing w:after="160" w:line="259" w:lineRule="auto"/>
               <w:rPr>
                 <w:rFonts w:ascii="Times New Roman" w:hAnsi="Times New Roman" w:cs="Times New Roman"/>
-                <w:lang w:val="en-AI"/>
-              </w:rPr>
-            </w:pPr>
-            <w:r>
-              <w:rPr>
-                <w:rFonts w:ascii="Times New Roman" w:hAnsi="Times New Roman" w:cs="Times New Roman"/>
-                <w:lang w:val="en-AI"/>
+                <w:color w:val="000000" w:themeColor="text1"/>
+              </w:rPr>
+            </w:pPr>
+            <w:r>
+              <w:rPr>
+                <w:rFonts w:ascii="Times New Roman" w:hAnsi="Times New Roman" w:cs="Times New Roman"/>
+                <w:color w:val="000000" w:themeColor="text1"/>
               </w:rPr>
               <w:t>Pass</w:t>
             </w:r>
@@ -1201,13 +1207,13 @@
               <w:spacing w:after="160" w:line="259" w:lineRule="auto"/>
               <w:rPr>
                 <w:rFonts w:ascii="Times New Roman" w:hAnsi="Times New Roman" w:cs="Times New Roman"/>
-                <w:lang w:val="en-AI"/>
-              </w:rPr>
-            </w:pPr>
-            <w:r>
-              <w:rPr>
-                <w:rFonts w:ascii="Times New Roman" w:hAnsi="Times New Roman" w:cs="Times New Roman"/>
-                <w:lang w:val="en-AI"/>
+                <w:color w:val="000000" w:themeColor="text1"/>
+              </w:rPr>
+            </w:pPr>
+            <w:r>
+              <w:rPr>
+                <w:rFonts w:ascii="Times New Roman" w:hAnsi="Times New Roman" w:cs="Times New Roman"/>
+                <w:color w:val="000000" w:themeColor="text1"/>
               </w:rPr>
               <w:t>TC005</w:t>
             </w:r>
@@ -1223,13 +1229,13 @@
               <w:spacing w:after="160" w:line="259" w:lineRule="auto"/>
               <w:rPr>
                 <w:rFonts w:ascii="Times New Roman" w:hAnsi="Times New Roman" w:cs="Times New Roman"/>
-                <w:lang w:val="en-AI"/>
-              </w:rPr>
-            </w:pPr>
-            <w:r>
-              <w:rPr>
-                <w:rFonts w:ascii="Times New Roman" w:hAnsi="Times New Roman" w:cs="Times New Roman"/>
-                <w:lang w:val="en-AI"/>
+                <w:color w:val="000000" w:themeColor="text1"/>
+              </w:rPr>
+            </w:pPr>
+            <w:r>
+              <w:rPr>
+                <w:rFonts w:ascii="Times New Roman" w:hAnsi="Times New Roman" w:cs="Times New Roman"/>
+                <w:color w:val="000000" w:themeColor="text1"/>
               </w:rPr>
               <w:t>Kiểm thử placeholder của các trường input</w:t>
             </w:r>
@@ -1245,13 +1251,13 @@
               <w:spacing w:after="160" w:line="259" w:lineRule="auto"/>
               <w:rPr>
                 <w:rFonts w:ascii="Times New Roman" w:hAnsi="Times New Roman" w:cs="Times New Roman"/>
-                <w:lang w:val="en-AI"/>
-              </w:rPr>
-            </w:pPr>
-            <w:r>
-              <w:rPr>
-                <w:rFonts w:ascii="Times New Roman" w:hAnsi="Times New Roman" w:cs="Times New Roman"/>
-                <w:lang w:val="en-AI"/>
+                <w:color w:val="000000" w:themeColor="text1"/>
+              </w:rPr>
+            </w:pPr>
+            <w:r>
+              <w:rPr>
+                <w:rFonts w:ascii="Times New Roman" w:hAnsi="Times New Roman" w:cs="Times New Roman"/>
+                <w:color w:val="000000" w:themeColor="text1"/>
               </w:rPr>
               <w:t>Login Form</w:t>
             </w:r>
@@ -1267,13 +1273,13 @@
               <w:spacing w:after="160" w:line="259" w:lineRule="auto"/>
               <w:rPr>
                 <w:rFonts w:ascii="Times New Roman" w:hAnsi="Times New Roman" w:cs="Times New Roman"/>
-                <w:lang w:val="en-AI"/>
-              </w:rPr>
-            </w:pPr>
-            <w:r>
-              <w:rPr>
-                <w:rFonts w:ascii="Times New Roman" w:hAnsi="Times New Roman" w:cs="Times New Roman"/>
-                <w:lang w:val="en-AI"/>
+                <w:color w:val="000000" w:themeColor="text1"/>
+              </w:rPr>
+            </w:pPr>
+            <w:r>
+              <w:rPr>
+                <w:rFonts w:ascii="Times New Roman" w:hAnsi="Times New Roman" w:cs="Times New Roman"/>
+                <w:color w:val="000000" w:themeColor="text1"/>
               </w:rPr>
               <w:t>Trình duyệt Chrome đã cài đặt, có kết nối Internet</w:t>
             </w:r>
@@ -1289,13 +1295,13 @@
               <w:spacing w:after="160" w:line="259" w:lineRule="auto"/>
               <w:rPr>
                 <w:rFonts w:ascii="Times New Roman" w:hAnsi="Times New Roman" w:cs="Times New Roman"/>
-                <w:lang w:val="en-AI"/>
-              </w:rPr>
-            </w:pPr>
-            <w:r>
-              <w:rPr>
-                <w:rFonts w:ascii="Times New Roman" w:hAnsi="Times New Roman" w:cs="Times New Roman"/>
-                <w:lang w:val="en-AI"/>
+                <w:color w:val="000000" w:themeColor="text1"/>
+              </w:rPr>
+            </w:pPr>
+            <w:r>
+              <w:rPr>
+                <w:rFonts w:ascii="Times New Roman" w:hAnsi="Times New Roman" w:cs="Times New Roman"/>
+                <w:color w:val="000000" w:themeColor="text1"/>
               </w:rPr>
               <w:t>1. Mở trình duyệt Chrome 2. Truy cập </w:t>
             </w:r>
@@ -1304,7 +1310,7 @@
                 <w:rPr>
                   <w:rStyle w:val="Hyperlink"/>
                   <w:rFonts w:ascii="Times New Roman" w:hAnsi="Times New Roman" w:cs="Times New Roman"/>
-                  <w:lang w:val="en-AI"/>
+                  <w:color w:val="000000" w:themeColor="text1"/>
                 </w:rPr>
                 <w:t>https://www.saucedemo.com</w:t>
               </w:r>
@@ -1312,7 +1318,7 @@
             <w:r>
               <w:rPr>
                 <w:rFonts w:ascii="Times New Roman" w:hAnsi="Times New Roman" w:cs="Times New Roman"/>
-                <w:lang w:val="en-AI"/>
+                <w:color w:val="000000" w:themeColor="text1"/>
               </w:rPr>
               <w:t> 3. Kiểm tra placeholder của trường Username và Password</w:t>
             </w:r>
@@ -1328,13 +1334,13 @@
               <w:spacing w:after="160" w:line="259" w:lineRule="auto"/>
               <w:rPr>
                 <w:rFonts w:ascii="Times New Roman" w:hAnsi="Times New Roman" w:cs="Times New Roman"/>
-                <w:lang w:val="en-AI"/>
-              </w:rPr>
-            </w:pPr>
-            <w:r>
-              <w:rPr>
-                <w:rFonts w:ascii="Times New Roman" w:hAnsi="Times New Roman" w:cs="Times New Roman"/>
-                <w:lang w:val="en-AI"/>
+                <w:color w:val="000000" w:themeColor="text1"/>
+              </w:rPr>
+            </w:pPr>
+            <w:r>
+              <w:rPr>
+                <w:rFonts w:ascii="Times New Roman" w:hAnsi="Times New Roman" w:cs="Times New Roman"/>
+                <w:color w:val="000000" w:themeColor="text1"/>
               </w:rPr>
               <w:t>URL: </w:t>
             </w:r>
@@ -1343,7 +1349,7 @@
                 <w:rPr>
                   <w:rStyle w:val="Hyperlink"/>
                   <w:rFonts w:ascii="Times New Roman" w:hAnsi="Times New Roman" w:cs="Times New Roman"/>
-                  <w:lang w:val="en-AI"/>
+                  <w:color w:val="000000" w:themeColor="text1"/>
                 </w:rPr>
                 <w:t>https://www.saucedemo.com</w:t>
               </w:r>
@@ -1360,13 +1366,13 @@
               <w:spacing w:after="160" w:line="259" w:lineRule="auto"/>
               <w:rPr>
                 <w:rFonts w:ascii="Times New Roman" w:hAnsi="Times New Roman" w:cs="Times New Roman"/>
-                <w:lang w:val="en-AI"/>
-              </w:rPr>
-            </w:pPr>
-            <w:r>
-              <w:rPr>
-                <w:rFonts w:ascii="Times New Roman" w:hAnsi="Times New Roman" w:cs="Times New Roman"/>
-                <w:lang w:val="en-AI"/>
+                <w:color w:val="000000" w:themeColor="text1"/>
+              </w:rPr>
+            </w:pPr>
+            <w:r>
+              <w:rPr>
+                <w:rFonts w:ascii="Times New Roman" w:hAnsi="Times New Roman" w:cs="Times New Roman"/>
+                <w:color w:val="000000" w:themeColor="text1"/>
               </w:rPr>
               <w:t>Placeholder Username là "Username", Password là "Password"</w:t>
             </w:r>
@@ -1382,13 +1388,13 @@
               <w:spacing w:after="160" w:line="259" w:lineRule="auto"/>
               <w:rPr>
                 <w:rFonts w:ascii="Times New Roman" w:hAnsi="Times New Roman" w:cs="Times New Roman"/>
-                <w:lang w:val="en-AI"/>
-              </w:rPr>
-            </w:pPr>
-            <w:r>
-              <w:rPr>
-                <w:rFonts w:ascii="Times New Roman" w:hAnsi="Times New Roman" w:cs="Times New Roman"/>
-                <w:lang w:val="en-AI"/>
+                <w:color w:val="000000" w:themeColor="text1"/>
+              </w:rPr>
+            </w:pPr>
+            <w:r>
+              <w:rPr>
+                <w:rFonts w:ascii="Times New Roman" w:hAnsi="Times New Roman" w:cs="Times New Roman"/>
+                <w:color w:val="000000" w:themeColor="text1"/>
               </w:rPr>
               <w:t>Placeholder đúng như mong đợi</w:t>
             </w:r>
@@ -1404,13 +1410,13 @@
               <w:spacing w:after="160" w:line="259" w:lineRule="auto"/>
               <w:rPr>
                 <w:rFonts w:ascii="Times New Roman" w:hAnsi="Times New Roman" w:cs="Times New Roman"/>
-                <w:lang w:val="en-AI"/>
-              </w:rPr>
-            </w:pPr>
-            <w:r>
-              <w:rPr>
-                <w:rFonts w:ascii="Times New Roman" w:hAnsi="Times New Roman" w:cs="Times New Roman"/>
-                <w:lang w:val="en-AI"/>
+                <w:color w:val="000000" w:themeColor="text1"/>
+              </w:rPr>
+            </w:pPr>
+            <w:r>
+              <w:rPr>
+                <w:rFonts w:ascii="Times New Roman" w:hAnsi="Times New Roman" w:cs="Times New Roman"/>
+                <w:color w:val="000000" w:themeColor="text1"/>
               </w:rPr>
               <w:t>Pass</w:t>
             </w:r>
@@ -1428,13 +1434,13 @@
               <w:spacing w:after="160" w:line="259" w:lineRule="auto"/>
               <w:rPr>
                 <w:rFonts w:ascii="Times New Roman" w:hAnsi="Times New Roman" w:cs="Times New Roman"/>
-                <w:lang w:val="en-AI"/>
-              </w:rPr>
-            </w:pPr>
-            <w:r>
-              <w:rPr>
-                <w:rFonts w:ascii="Times New Roman" w:hAnsi="Times New Roman" w:cs="Times New Roman"/>
-                <w:lang w:val="en-AI"/>
+                <w:color w:val="000000" w:themeColor="text1"/>
+              </w:rPr>
+            </w:pPr>
+            <w:r>
+              <w:rPr>
+                <w:rFonts w:ascii="Times New Roman" w:hAnsi="Times New Roman" w:cs="Times New Roman"/>
+                <w:color w:val="000000" w:themeColor="text1"/>
               </w:rPr>
               <w:lastRenderedPageBreak/>
               <w:t>TC006</w:t>
@@ -1451,13 +1457,13 @@
               <w:spacing w:after="160" w:line="259" w:lineRule="auto"/>
               <w:rPr>
                 <w:rFonts w:ascii="Times New Roman" w:hAnsi="Times New Roman" w:cs="Times New Roman"/>
-                <w:lang w:val="en-AI"/>
-              </w:rPr>
-            </w:pPr>
-            <w:r>
-              <w:rPr>
-                <w:rFonts w:ascii="Times New Roman" w:hAnsi="Times New Roman" w:cs="Times New Roman"/>
-                <w:lang w:val="en-AI"/>
+                <w:color w:val="000000" w:themeColor="text1"/>
+              </w:rPr>
+            </w:pPr>
+            <w:r>
+              <w:rPr>
+                <w:rFonts w:ascii="Times New Roman" w:hAnsi="Times New Roman" w:cs="Times New Roman"/>
+                <w:color w:val="000000" w:themeColor="text1"/>
               </w:rPr>
               <w:t>Kiểm thử logo trang web hiển thị</w:t>
             </w:r>
@@ -1473,13 +1479,13 @@
               <w:spacing w:after="160" w:line="259" w:lineRule="auto"/>
               <w:rPr>
                 <w:rFonts w:ascii="Times New Roman" w:hAnsi="Times New Roman" w:cs="Times New Roman"/>
-                <w:lang w:val="en-AI"/>
-              </w:rPr>
-            </w:pPr>
-            <w:r>
-              <w:rPr>
-                <w:rFonts w:ascii="Times New Roman" w:hAnsi="Times New Roman" w:cs="Times New Roman"/>
-                <w:lang w:val="en-AI"/>
+                <w:color w:val="000000" w:themeColor="text1"/>
+              </w:rPr>
+            </w:pPr>
+            <w:r>
+              <w:rPr>
+                <w:rFonts w:ascii="Times New Roman" w:hAnsi="Times New Roman" w:cs="Times New Roman"/>
+                <w:color w:val="000000" w:themeColor="text1"/>
               </w:rPr>
               <w:t>UI</w:t>
             </w:r>
@@ -1495,13 +1501,13 @@
               <w:spacing w:after="160" w:line="259" w:lineRule="auto"/>
               <w:rPr>
                 <w:rFonts w:ascii="Times New Roman" w:hAnsi="Times New Roman" w:cs="Times New Roman"/>
-                <w:lang w:val="en-AI"/>
-              </w:rPr>
-            </w:pPr>
-            <w:r>
-              <w:rPr>
-                <w:rFonts w:ascii="Times New Roman" w:hAnsi="Times New Roman" w:cs="Times New Roman"/>
-                <w:lang w:val="en-AI"/>
+                <w:color w:val="000000" w:themeColor="text1"/>
+              </w:rPr>
+            </w:pPr>
+            <w:r>
+              <w:rPr>
+                <w:rFonts w:ascii="Times New Roman" w:hAnsi="Times New Roman" w:cs="Times New Roman"/>
+                <w:color w:val="000000" w:themeColor="text1"/>
               </w:rPr>
               <w:t>Trình duyệt Chrome đã cài đặt, có kết nối Internet</w:t>
             </w:r>
@@ -1517,13 +1523,13 @@
               <w:spacing w:after="160" w:line="259" w:lineRule="auto"/>
               <w:rPr>
                 <w:rFonts w:ascii="Times New Roman" w:hAnsi="Times New Roman" w:cs="Times New Roman"/>
-                <w:lang w:val="en-AI"/>
-              </w:rPr>
-            </w:pPr>
-            <w:r>
-              <w:rPr>
-                <w:rFonts w:ascii="Times New Roman" w:hAnsi="Times New Roman" w:cs="Times New Roman"/>
-                <w:lang w:val="en-AI"/>
+                <w:color w:val="000000" w:themeColor="text1"/>
+              </w:rPr>
+            </w:pPr>
+            <w:r>
+              <w:rPr>
+                <w:rFonts w:ascii="Times New Roman" w:hAnsi="Times New Roman" w:cs="Times New Roman"/>
+                <w:color w:val="000000" w:themeColor="text1"/>
               </w:rPr>
               <w:t>1. Mở trình duyệt Chrome 2. Truy cập </w:t>
             </w:r>
@@ -1532,7 +1538,7 @@
                 <w:rPr>
                   <w:rStyle w:val="Hyperlink"/>
                   <w:rFonts w:ascii="Times New Roman" w:hAnsi="Times New Roman" w:cs="Times New Roman"/>
-                  <w:lang w:val="en-AI"/>
+                  <w:color w:val="000000" w:themeColor="text1"/>
                 </w:rPr>
                 <w:t>https://www.saucedemo.com</w:t>
               </w:r>
@@ -1540,7 +1546,7 @@
             <w:r>
               <w:rPr>
                 <w:rFonts w:ascii="Times New Roman" w:hAnsi="Times New Roman" w:cs="Times New Roman"/>
-                <w:lang w:val="en-AI"/>
+                <w:color w:val="000000" w:themeColor="text1"/>
               </w:rPr>
               <w:t> 3. Kiểm tra logo hiển thị và text</w:t>
             </w:r>
@@ -1556,13 +1562,13 @@
               <w:spacing w:after="160" w:line="259" w:lineRule="auto"/>
               <w:rPr>
                 <w:rFonts w:ascii="Times New Roman" w:hAnsi="Times New Roman" w:cs="Times New Roman"/>
-                <w:lang w:val="en-AI"/>
-              </w:rPr>
-            </w:pPr>
-            <w:r>
-              <w:rPr>
-                <w:rFonts w:ascii="Times New Roman" w:hAnsi="Times New Roman" w:cs="Times New Roman"/>
-                <w:lang w:val="en-AI"/>
+                <w:color w:val="000000" w:themeColor="text1"/>
+              </w:rPr>
+            </w:pPr>
+            <w:r>
+              <w:rPr>
+                <w:rFonts w:ascii="Times New Roman" w:hAnsi="Times New Roman" w:cs="Times New Roman"/>
+                <w:color w:val="000000" w:themeColor="text1"/>
               </w:rPr>
               <w:t>URL: </w:t>
             </w:r>
@@ -1571,7 +1577,7 @@
                 <w:rPr>
                   <w:rStyle w:val="Hyperlink"/>
                   <w:rFonts w:ascii="Times New Roman" w:hAnsi="Times New Roman" w:cs="Times New Roman"/>
-                  <w:lang w:val="en-AI"/>
+                  <w:color w:val="000000" w:themeColor="text1"/>
                 </w:rPr>
                 <w:t>https://www.saucedemo.com</w:t>
               </w:r>
@@ -1588,13 +1594,13 @@
               <w:spacing w:after="160" w:line="259" w:lineRule="auto"/>
               <w:rPr>
                 <w:rFonts w:ascii="Times New Roman" w:hAnsi="Times New Roman" w:cs="Times New Roman"/>
-                <w:lang w:val="en-AI"/>
-              </w:rPr>
-            </w:pPr>
-            <w:r>
-              <w:rPr>
-                <w:rFonts w:ascii="Times New Roman" w:hAnsi="Times New Roman" w:cs="Times New Roman"/>
-                <w:lang w:val="en-AI"/>
+                <w:color w:val="000000" w:themeColor="text1"/>
+              </w:rPr>
+            </w:pPr>
+            <w:r>
+              <w:rPr>
+                <w:rFonts w:ascii="Times New Roman" w:hAnsi="Times New Roman" w:cs="Times New Roman"/>
+                <w:color w:val="000000" w:themeColor="text1"/>
               </w:rPr>
               <w:t>Logo hiển thị và text là "Swag Labs"</w:t>
             </w:r>
@@ -1610,13 +1616,13 @@
               <w:spacing w:after="160" w:line="259" w:lineRule="auto"/>
               <w:rPr>
                 <w:rFonts w:ascii="Times New Roman" w:hAnsi="Times New Roman" w:cs="Times New Roman"/>
-                <w:lang w:val="en-AI"/>
-              </w:rPr>
-            </w:pPr>
-            <w:r>
-              <w:rPr>
-                <w:rFonts w:ascii="Times New Roman" w:hAnsi="Times New Roman" w:cs="Times New Roman"/>
-                <w:lang w:val="en-AI"/>
+                <w:color w:val="000000" w:themeColor="text1"/>
+              </w:rPr>
+            </w:pPr>
+            <w:r>
+              <w:rPr>
+                <w:rFonts w:ascii="Times New Roman" w:hAnsi="Times New Roman" w:cs="Times New Roman"/>
+                <w:color w:val="000000" w:themeColor="text1"/>
               </w:rPr>
               <w:t>Logo hiển thị, text là "Swag Labs"</w:t>
             </w:r>
@@ -1632,13 +1638,13 @@
               <w:spacing w:after="160" w:line="259" w:lineRule="auto"/>
               <w:rPr>
                 <w:rFonts w:ascii="Times New Roman" w:hAnsi="Times New Roman" w:cs="Times New Roman"/>
-                <w:lang w:val="en-AI"/>
-              </w:rPr>
-            </w:pPr>
-            <w:r>
-              <w:rPr>
-                <w:rFonts w:ascii="Times New Roman" w:hAnsi="Times New Roman" w:cs="Times New Roman"/>
-                <w:lang w:val="en-AI"/>
+                <w:color w:val="000000" w:themeColor="text1"/>
+              </w:rPr>
+            </w:pPr>
+            <w:r>
+              <w:rPr>
+                <w:rFonts w:ascii="Times New Roman" w:hAnsi="Times New Roman" w:cs="Times New Roman"/>
+                <w:color w:val="000000" w:themeColor="text1"/>
               </w:rPr>
               <w:t>Pass</w:t>
             </w:r>
@@ -1656,13 +1662,13 @@
               <w:spacing w:after="160" w:line="259" w:lineRule="auto"/>
               <w:rPr>
                 <w:rFonts w:ascii="Times New Roman" w:hAnsi="Times New Roman" w:cs="Times New Roman"/>
-                <w:lang w:val="en-AI"/>
-              </w:rPr>
-            </w:pPr>
-            <w:r>
-              <w:rPr>
-                <w:rFonts w:ascii="Times New Roman" w:hAnsi="Times New Roman" w:cs="Times New Roman"/>
-                <w:lang w:val="en-AI"/>
+                <w:color w:val="000000" w:themeColor="text1"/>
+              </w:rPr>
+            </w:pPr>
+            <w:r>
+              <w:rPr>
+                <w:rFonts w:ascii="Times New Roman" w:hAnsi="Times New Roman" w:cs="Times New Roman"/>
+                <w:color w:val="000000" w:themeColor="text1"/>
               </w:rPr>
               <w:t>TC007</w:t>
             </w:r>
@@ -1678,13 +1684,13 @@
               <w:spacing w:after="160" w:line="259" w:lineRule="auto"/>
               <w:rPr>
                 <w:rFonts w:ascii="Times New Roman" w:hAnsi="Times New Roman" w:cs="Times New Roman"/>
-                <w:lang w:val="en-AI"/>
-              </w:rPr>
-            </w:pPr>
-            <w:r>
-              <w:rPr>
-                <w:rFonts w:ascii="Times New Roman" w:hAnsi="Times New Roman" w:cs="Times New Roman"/>
-                <w:lang w:val="en-AI"/>
+                <w:color w:val="000000" w:themeColor="text1"/>
+              </w:rPr>
+            </w:pPr>
+            <w:r>
+              <w:rPr>
+                <w:rFonts w:ascii="Times New Roman" w:hAnsi="Times New Roman" w:cs="Times New Roman"/>
+                <w:color w:val="000000" w:themeColor="text1"/>
               </w:rPr>
               <w:t>Kiểm thử đăng nhập với thông tin hợp lệ</w:t>
             </w:r>
@@ -1700,13 +1706,13 @@
               <w:spacing w:after="160" w:line="259" w:lineRule="auto"/>
               <w:rPr>
                 <w:rFonts w:ascii="Times New Roman" w:hAnsi="Times New Roman" w:cs="Times New Roman"/>
-                <w:lang w:val="en-AI"/>
-              </w:rPr>
-            </w:pPr>
-            <w:r>
-              <w:rPr>
-                <w:rFonts w:ascii="Times New Roman" w:hAnsi="Times New Roman" w:cs="Times New Roman"/>
-                <w:lang w:val="en-AI"/>
+                <w:color w:val="000000" w:themeColor="text1"/>
+              </w:rPr>
+            </w:pPr>
+            <w:r>
+              <w:rPr>
+                <w:rFonts w:ascii="Times New Roman" w:hAnsi="Times New Roman" w:cs="Times New Roman"/>
+                <w:color w:val="000000" w:themeColor="text1"/>
               </w:rPr>
               <w:t>Login</w:t>
             </w:r>
@@ -1722,13 +1728,13 @@
               <w:spacing w:after="160" w:line="259" w:lineRule="auto"/>
               <w:rPr>
                 <w:rFonts w:ascii="Times New Roman" w:hAnsi="Times New Roman" w:cs="Times New Roman"/>
-                <w:lang w:val="en-AI"/>
-              </w:rPr>
-            </w:pPr>
-            <w:r>
-              <w:rPr>
-                <w:rFonts w:ascii="Times New Roman" w:hAnsi="Times New Roman" w:cs="Times New Roman"/>
-                <w:lang w:val="en-AI"/>
+                <w:color w:val="000000" w:themeColor="text1"/>
+              </w:rPr>
+            </w:pPr>
+            <w:r>
+              <w:rPr>
+                <w:rFonts w:ascii="Times New Roman" w:hAnsi="Times New Roman" w:cs="Times New Roman"/>
+                <w:color w:val="000000" w:themeColor="text1"/>
               </w:rPr>
               <w:t>Trình duyệt Chrome đã cài đặt, có kết nối Internet</w:t>
             </w:r>
@@ -1744,13 +1750,13 @@
               <w:spacing w:after="160" w:line="259" w:lineRule="auto"/>
               <w:rPr>
                 <w:rFonts w:ascii="Times New Roman" w:hAnsi="Times New Roman" w:cs="Times New Roman"/>
-                <w:lang w:val="en-AI"/>
-              </w:rPr>
-            </w:pPr>
-            <w:r>
-              <w:rPr>
-                <w:rFonts w:ascii="Times New Roman" w:hAnsi="Times New Roman" w:cs="Times New Roman"/>
-                <w:lang w:val="en-AI"/>
+                <w:color w:val="000000" w:themeColor="text1"/>
+              </w:rPr>
+            </w:pPr>
+            <w:r>
+              <w:rPr>
+                <w:rFonts w:ascii="Times New Roman" w:hAnsi="Times New Roman" w:cs="Times New Roman"/>
+                <w:color w:val="000000" w:themeColor="text1"/>
               </w:rPr>
               <w:t>1. Mở trình duyệt Chrome 2. Truy cập </w:t>
             </w:r>
@@ -1759,7 +1765,7 @@
                 <w:rPr>
                   <w:rStyle w:val="Hyperlink"/>
                   <w:rFonts w:ascii="Times New Roman" w:hAnsi="Times New Roman" w:cs="Times New Roman"/>
-                  <w:lang w:val="en-AI"/>
+                  <w:color w:val="000000" w:themeColor="text1"/>
                 </w:rPr>
                 <w:t>https://www.saucedemo.com</w:t>
               </w:r>
@@ -1767,7 +1773,7 @@
             <w:r>
               <w:rPr>
                 <w:rFonts w:ascii="Times New Roman" w:hAnsi="Times New Roman" w:cs="Times New Roman"/>
-                <w:lang w:val="en-AI"/>
+                <w:color w:val="000000" w:themeColor="text1"/>
               </w:rPr>
               <w:t> 3. Nhập Username và Password hợp lệ 4. Nhấn nút Login</w:t>
             </w:r>
@@ -1783,13 +1789,13 @@
               <w:spacing w:after="160" w:line="259" w:lineRule="auto"/>
               <w:rPr>
                 <w:rFonts w:ascii="Times New Roman" w:hAnsi="Times New Roman" w:cs="Times New Roman"/>
-                <w:lang w:val="en-AI"/>
-              </w:rPr>
-            </w:pPr>
-            <w:r>
-              <w:rPr>
-                <w:rFonts w:ascii="Times New Roman" w:hAnsi="Times New Roman" w:cs="Times New Roman"/>
-                <w:lang w:val="en-AI"/>
+                <w:color w:val="000000" w:themeColor="text1"/>
+              </w:rPr>
+            </w:pPr>
+            <w:r>
+              <w:rPr>
+                <w:rFonts w:ascii="Times New Roman" w:hAnsi="Times New Roman" w:cs="Times New Roman"/>
+                <w:color w:val="000000" w:themeColor="text1"/>
               </w:rPr>
               <w:t>Username: standard_user, Password: secret_sauce</w:t>
             </w:r>
@@ -1805,13 +1811,13 @@
               <w:spacing w:after="160" w:line="259" w:lineRule="auto"/>
               <w:rPr>
                 <w:rFonts w:ascii="Times New Roman" w:hAnsi="Times New Roman" w:cs="Times New Roman"/>
-                <w:lang w:val="en-AI"/>
-              </w:rPr>
-            </w:pPr>
-            <w:r>
-              <w:rPr>
-                <w:rFonts w:ascii="Times New Roman" w:hAnsi="Times New Roman" w:cs="Times New Roman"/>
-                <w:lang w:val="en-AI"/>
+                <w:color w:val="000000" w:themeColor="text1"/>
+              </w:rPr>
+            </w:pPr>
+            <w:r>
+              <w:rPr>
+                <w:rFonts w:ascii="Times New Roman" w:hAnsi="Times New Roman" w:cs="Times New Roman"/>
+                <w:color w:val="000000" w:themeColor="text1"/>
               </w:rPr>
               <w:t>Chuyển hướng đến trang inventory</w:t>
             </w:r>
@@ -1827,13 +1833,13 @@
               <w:spacing w:after="160" w:line="259" w:lineRule="auto"/>
               <w:rPr>
                 <w:rFonts w:ascii="Times New Roman" w:hAnsi="Times New Roman" w:cs="Times New Roman"/>
-                <w:lang w:val="en-AI"/>
-              </w:rPr>
-            </w:pPr>
-            <w:r>
-              <w:rPr>
-                <w:rFonts w:ascii="Times New Roman" w:hAnsi="Times New Roman" w:cs="Times New Roman"/>
-                <w:lang w:val="en-AI"/>
+                <w:color w:val="000000" w:themeColor="text1"/>
+              </w:rPr>
+            </w:pPr>
+            <w:r>
+              <w:rPr>
+                <w:rFonts w:ascii="Times New Roman" w:hAnsi="Times New Roman" w:cs="Times New Roman"/>
+                <w:color w:val="000000" w:themeColor="text1"/>
               </w:rPr>
               <w:t>URL chứa "inventory"</w:t>
             </w:r>
@@ -1849,13 +1855,13 @@
               <w:spacing w:after="160" w:line="259" w:lineRule="auto"/>
               <w:rPr>
                 <w:rFonts w:ascii="Times New Roman" w:hAnsi="Times New Roman" w:cs="Times New Roman"/>
-                <w:lang w:val="en-AI"/>
-              </w:rPr>
-            </w:pPr>
-            <w:r>
-              <w:rPr>
-                <w:rFonts w:ascii="Times New Roman" w:hAnsi="Times New Roman" w:cs="Times New Roman"/>
-                <w:lang w:val="en-AI"/>
+                <w:color w:val="000000" w:themeColor="text1"/>
+              </w:rPr>
+            </w:pPr>
+            <w:r>
+              <w:rPr>
+                <w:rFonts w:ascii="Times New Roman" w:hAnsi="Times New Roman" w:cs="Times New Roman"/>
+                <w:color w:val="000000" w:themeColor="text1"/>
               </w:rPr>
               <w:t>Pass</w:t>
             </w:r>
@@ -1873,13 +1879,13 @@
               <w:spacing w:after="160" w:line="259" w:lineRule="auto"/>
               <w:rPr>
                 <w:rFonts w:ascii="Times New Roman" w:hAnsi="Times New Roman" w:cs="Times New Roman"/>
-                <w:lang w:val="en-AI"/>
-              </w:rPr>
-            </w:pPr>
-            <w:r>
-              <w:rPr>
-                <w:rFonts w:ascii="Times New Roman" w:hAnsi="Times New Roman" w:cs="Times New Roman"/>
-                <w:lang w:val="en-AI"/>
+                <w:color w:val="000000" w:themeColor="text1"/>
+              </w:rPr>
+            </w:pPr>
+            <w:r>
+              <w:rPr>
+                <w:rFonts w:ascii="Times New Roman" w:hAnsi="Times New Roman" w:cs="Times New Roman"/>
+                <w:color w:val="000000" w:themeColor="text1"/>
               </w:rPr>
               <w:t>TC008</w:t>
             </w:r>
@@ -1895,13 +1901,13 @@
               <w:spacing w:after="160" w:line="259" w:lineRule="auto"/>
               <w:rPr>
                 <w:rFonts w:ascii="Times New Roman" w:hAnsi="Times New Roman" w:cs="Times New Roman"/>
-                <w:lang w:val="en-AI"/>
-              </w:rPr>
-            </w:pPr>
-            <w:r>
-              <w:rPr>
-                <w:rFonts w:ascii="Times New Roman" w:hAnsi="Times New Roman" w:cs="Times New Roman"/>
-                <w:lang w:val="en-AI"/>
+                <w:color w:val="000000" w:themeColor="text1"/>
+              </w:rPr>
+            </w:pPr>
+            <w:r>
+              <w:rPr>
+                <w:rFonts w:ascii="Times New Roman" w:hAnsi="Times New Roman" w:cs="Times New Roman"/>
+                <w:color w:val="000000" w:themeColor="text1"/>
               </w:rPr>
               <w:t>Kiểm thử đăng nhập với thông tin không hợp lệ</w:t>
             </w:r>
@@ -1917,13 +1923,13 @@
               <w:spacing w:after="160" w:line="259" w:lineRule="auto"/>
               <w:rPr>
                 <w:rFonts w:ascii="Times New Roman" w:hAnsi="Times New Roman" w:cs="Times New Roman"/>
-                <w:lang w:val="en-AI"/>
-              </w:rPr>
-            </w:pPr>
-            <w:r>
-              <w:rPr>
-                <w:rFonts w:ascii="Times New Roman" w:hAnsi="Times New Roman" w:cs="Times New Roman"/>
-                <w:lang w:val="en-AI"/>
+                <w:color w:val="000000" w:themeColor="text1"/>
+              </w:rPr>
+            </w:pPr>
+            <w:r>
+              <w:rPr>
+                <w:rFonts w:ascii="Times New Roman" w:hAnsi="Times New Roman" w:cs="Times New Roman"/>
+                <w:color w:val="000000" w:themeColor="text1"/>
               </w:rPr>
               <w:t>Login</w:t>
             </w:r>
@@ -1939,13 +1945,13 @@
               <w:spacing w:after="160" w:line="259" w:lineRule="auto"/>
               <w:rPr>
                 <w:rFonts w:ascii="Times New Roman" w:hAnsi="Times New Roman" w:cs="Times New Roman"/>
-                <w:lang w:val="en-AI"/>
-              </w:rPr>
-            </w:pPr>
-            <w:r>
-              <w:rPr>
-                <w:rFonts w:ascii="Times New Roman" w:hAnsi="Times New Roman" w:cs="Times New Roman"/>
-                <w:lang w:val="en-AI"/>
+                <w:color w:val="000000" w:themeColor="text1"/>
+              </w:rPr>
+            </w:pPr>
+            <w:r>
+              <w:rPr>
+                <w:rFonts w:ascii="Times New Roman" w:hAnsi="Times New Roman" w:cs="Times New Roman"/>
+                <w:color w:val="000000" w:themeColor="text1"/>
               </w:rPr>
               <w:t>Trình duyệt Chrome đã cài đặt, có kết nối Internet</w:t>
             </w:r>
@@ -1961,13 +1967,13 @@
               <w:spacing w:after="160" w:line="259" w:lineRule="auto"/>
               <w:rPr>
                 <w:rFonts w:ascii="Times New Roman" w:hAnsi="Times New Roman" w:cs="Times New Roman"/>
-                <w:lang w:val="en-AI"/>
-              </w:rPr>
-            </w:pPr>
-            <w:r>
-              <w:rPr>
-                <w:rFonts w:ascii="Times New Roman" w:hAnsi="Times New Roman" w:cs="Times New Roman"/>
-                <w:lang w:val="en-AI"/>
+                <w:color w:val="000000" w:themeColor="text1"/>
+              </w:rPr>
+            </w:pPr>
+            <w:r>
+              <w:rPr>
+                <w:rFonts w:ascii="Times New Roman" w:hAnsi="Times New Roman" w:cs="Times New Roman"/>
+                <w:color w:val="000000" w:themeColor="text1"/>
               </w:rPr>
               <w:t>1. Mở trình duyệt Chrome 2. Truy cập </w:t>
             </w:r>
@@ -1976,7 +1982,7 @@
                 <w:rPr>
                   <w:rStyle w:val="Hyperlink"/>
                   <w:rFonts w:ascii="Times New Roman" w:hAnsi="Times New Roman" w:cs="Times New Roman"/>
-                  <w:lang w:val="en-AI"/>
+                  <w:color w:val="000000" w:themeColor="text1"/>
                 </w:rPr>
                 <w:t>https://www.saucedemo.com</w:t>
               </w:r>
@@ -1984,7 +1990,7 @@
             <w:r>
               <w:rPr>
                 <w:rFonts w:ascii="Times New Roman" w:hAnsi="Times New Roman" w:cs="Times New Roman"/>
-                <w:lang w:val="en-AI"/>
+                <w:color w:val="000000" w:themeColor="text1"/>
               </w:rPr>
               <w:t> 3. Nhập Username và Password sai 4. Nhấn nút Login</w:t>
             </w:r>
@@ -2000,13 +2006,13 @@
               <w:spacing w:after="160" w:line="259" w:lineRule="auto"/>
               <w:rPr>
                 <w:rFonts w:ascii="Times New Roman" w:hAnsi="Times New Roman" w:cs="Times New Roman"/>
-                <w:lang w:val="en-AI"/>
-              </w:rPr>
-            </w:pPr>
-            <w:r>
-              <w:rPr>
-                <w:rFonts w:ascii="Times New Roman" w:hAnsi="Times New Roman" w:cs="Times New Roman"/>
-                <w:lang w:val="en-AI"/>
+                <w:color w:val="000000" w:themeColor="text1"/>
+              </w:rPr>
+            </w:pPr>
+            <w:r>
+              <w:rPr>
+                <w:rFonts w:ascii="Times New Roman" w:hAnsi="Times New Roman" w:cs="Times New Roman"/>
+                <w:color w:val="000000" w:themeColor="text1"/>
               </w:rPr>
               <w:t>Username: invalid_user, Password: wrong_password</w:t>
             </w:r>
@@ -2022,13 +2028,13 @@
               <w:spacing w:after="160" w:line="259" w:lineRule="auto"/>
               <w:rPr>
                 <w:rFonts w:ascii="Times New Roman" w:hAnsi="Times New Roman" w:cs="Times New Roman"/>
-                <w:lang w:val="en-AI"/>
-              </w:rPr>
-            </w:pPr>
-            <w:r>
-              <w:rPr>
-                <w:rFonts w:ascii="Times New Roman" w:hAnsi="Times New Roman" w:cs="Times New Roman"/>
-                <w:lang w:val="en-AI"/>
+                <w:color w:val="000000" w:themeColor="text1"/>
+              </w:rPr>
+            </w:pPr>
+            <w:r>
+              <w:rPr>
+                <w:rFonts w:ascii="Times New Roman" w:hAnsi="Times New Roman" w:cs="Times New Roman"/>
+                <w:color w:val="000000" w:themeColor="text1"/>
               </w:rPr>
               <w:t>Hiển thị thông báo lỗi "Username and password do not match"</w:t>
             </w:r>
@@ -2044,13 +2050,13 @@
               <w:spacing w:after="160" w:line="259" w:lineRule="auto"/>
               <w:rPr>
                 <w:rFonts w:ascii="Times New Roman" w:hAnsi="Times New Roman" w:cs="Times New Roman"/>
-                <w:lang w:val="en-AI"/>
-              </w:rPr>
-            </w:pPr>
-            <w:r>
-              <w:rPr>
-                <w:rFonts w:ascii="Times New Roman" w:hAnsi="Times New Roman" w:cs="Times New Roman"/>
-                <w:lang w:val="en-AI"/>
+                <w:color w:val="000000" w:themeColor="text1"/>
+              </w:rPr>
+            </w:pPr>
+            <w:r>
+              <w:rPr>
+                <w:rFonts w:ascii="Times New Roman" w:hAnsi="Times New Roman" w:cs="Times New Roman"/>
+                <w:color w:val="000000" w:themeColor="text1"/>
               </w:rPr>
               <w:t>Hiện thông báo lỗi đúng</w:t>
             </w:r>
@@ -2066,13 +2072,13 @@
               <w:spacing w:after="160" w:line="259" w:lineRule="auto"/>
               <w:rPr>
                 <w:rFonts w:ascii="Times New Roman" w:hAnsi="Times New Roman" w:cs="Times New Roman"/>
-                <w:lang w:val="en-AI"/>
-              </w:rPr>
-            </w:pPr>
-            <w:r>
-              <w:rPr>
-                <w:rFonts w:ascii="Times New Roman" w:hAnsi="Times New Roman" w:cs="Times New Roman"/>
-                <w:lang w:val="en-AI"/>
+                <w:color w:val="000000" w:themeColor="text1"/>
+              </w:rPr>
+            </w:pPr>
+            <w:r>
+              <w:rPr>
+                <w:rFonts w:ascii="Times New Roman" w:hAnsi="Times New Roman" w:cs="Times New Roman"/>
+                <w:color w:val="000000" w:themeColor="text1"/>
               </w:rPr>
               <w:t>Pass</w:t>
             </w:r>
@@ -2090,13 +2096,13 @@
               <w:spacing w:after="160" w:line="259" w:lineRule="auto"/>
               <w:rPr>
                 <w:rFonts w:ascii="Times New Roman" w:hAnsi="Times New Roman" w:cs="Times New Roman"/>
-                <w:lang w:val="en-AI"/>
-              </w:rPr>
-            </w:pPr>
-            <w:r>
-              <w:rPr>
-                <w:rFonts w:ascii="Times New Roman" w:hAnsi="Times New Roman" w:cs="Times New Roman"/>
-                <w:lang w:val="en-AI"/>
+                <w:color w:val="000000" w:themeColor="text1"/>
+              </w:rPr>
+            </w:pPr>
+            <w:r>
+              <w:rPr>
+                <w:rFonts w:ascii="Times New Roman" w:hAnsi="Times New Roman" w:cs="Times New Roman"/>
+                <w:color w:val="000000" w:themeColor="text1"/>
               </w:rPr>
               <w:t>TC009</w:t>
             </w:r>
@@ -2112,13 +2118,13 @@
               <w:spacing w:after="160" w:line="259" w:lineRule="auto"/>
               <w:rPr>
                 <w:rFonts w:ascii="Times New Roman" w:hAnsi="Times New Roman" w:cs="Times New Roman"/>
-                <w:lang w:val="en-AI"/>
-              </w:rPr>
-            </w:pPr>
-            <w:r>
-              <w:rPr>
-                <w:rFonts w:ascii="Times New Roman" w:hAnsi="Times New Roman" w:cs="Times New Roman"/>
-                <w:lang w:val="en-AI"/>
+                <w:color w:val="000000" w:themeColor="text1"/>
+              </w:rPr>
+            </w:pPr>
+            <w:r>
+              <w:rPr>
+                <w:rFonts w:ascii="Times New Roman" w:hAnsi="Times New Roman" w:cs="Times New Roman"/>
+                <w:color w:val="000000" w:themeColor="text1"/>
               </w:rPr>
               <w:t>Kiểm thử đăng nhập khi để trống các trường</w:t>
             </w:r>
@@ -2134,13 +2140,13 @@
               <w:spacing w:after="160" w:line="259" w:lineRule="auto"/>
               <w:rPr>
                 <w:rFonts w:ascii="Times New Roman" w:hAnsi="Times New Roman" w:cs="Times New Roman"/>
-                <w:lang w:val="en-AI"/>
-              </w:rPr>
-            </w:pPr>
-            <w:r>
-              <w:rPr>
-                <w:rFonts w:ascii="Times New Roman" w:hAnsi="Times New Roman" w:cs="Times New Roman"/>
-                <w:lang w:val="en-AI"/>
+                <w:color w:val="000000" w:themeColor="text1"/>
+              </w:rPr>
+            </w:pPr>
+            <w:r>
+              <w:rPr>
+                <w:rFonts w:ascii="Times New Roman" w:hAnsi="Times New Roman" w:cs="Times New Roman"/>
+                <w:color w:val="000000" w:themeColor="text1"/>
               </w:rPr>
               <w:t>Login</w:t>
             </w:r>
@@ -2156,13 +2162,13 @@
               <w:spacing w:after="160" w:line="259" w:lineRule="auto"/>
               <w:rPr>
                 <w:rFonts w:ascii="Times New Roman" w:hAnsi="Times New Roman" w:cs="Times New Roman"/>
-                <w:lang w:val="en-AI"/>
-              </w:rPr>
-            </w:pPr>
-            <w:r>
-              <w:rPr>
-                <w:rFonts w:ascii="Times New Roman" w:hAnsi="Times New Roman" w:cs="Times New Roman"/>
-                <w:lang w:val="en-AI"/>
+                <w:color w:val="000000" w:themeColor="text1"/>
+              </w:rPr>
+            </w:pPr>
+            <w:r>
+              <w:rPr>
+                <w:rFonts w:ascii="Times New Roman" w:hAnsi="Times New Roman" w:cs="Times New Roman"/>
+                <w:color w:val="000000" w:themeColor="text1"/>
               </w:rPr>
               <w:t>Trình duyệt Chrome đã cài đặt, có kết nối Internet</w:t>
             </w:r>
@@ -2178,13 +2184,13 @@
               <w:spacing w:after="160" w:line="259" w:lineRule="auto"/>
               <w:rPr>
                 <w:rFonts w:ascii="Times New Roman" w:hAnsi="Times New Roman" w:cs="Times New Roman"/>
-                <w:lang w:val="en-AI"/>
-              </w:rPr>
-            </w:pPr>
-            <w:r>
-              <w:rPr>
-                <w:rFonts w:ascii="Times New Roman" w:hAnsi="Times New Roman" w:cs="Times New Roman"/>
-                <w:lang w:val="en-AI"/>
+                <w:color w:val="000000" w:themeColor="text1"/>
+              </w:rPr>
+            </w:pPr>
+            <w:r>
+              <w:rPr>
+                <w:rFonts w:ascii="Times New Roman" w:hAnsi="Times New Roman" w:cs="Times New Roman"/>
+                <w:color w:val="000000" w:themeColor="text1"/>
               </w:rPr>
               <w:t>1. Mở trình duyệt Chrome 2. Truy cập </w:t>
             </w:r>
@@ -2193,7 +2199,7 @@
                 <w:rPr>
                   <w:rStyle w:val="Hyperlink"/>
                   <w:rFonts w:ascii="Times New Roman" w:hAnsi="Times New Roman" w:cs="Times New Roman"/>
-                  <w:lang w:val="en-AI"/>
+                  <w:color w:val="000000" w:themeColor="text1"/>
                 </w:rPr>
                 <w:t>https://www.saucedemo.com</w:t>
               </w:r>
@@ -2201,7 +2207,7 @@
             <w:r>
               <w:rPr>
                 <w:rFonts w:ascii="Times New Roman" w:hAnsi="Times New Roman" w:cs="Times New Roman"/>
-                <w:lang w:val="en-AI"/>
+                <w:color w:val="000000" w:themeColor="text1"/>
               </w:rPr>
               <w:t> 3. Không nhập gì 4. Nhấn nút Login</w:t>
             </w:r>
@@ -2217,13 +2223,13 @@
               <w:spacing w:after="160" w:line="259" w:lineRule="auto"/>
               <w:rPr>
                 <w:rFonts w:ascii="Times New Roman" w:hAnsi="Times New Roman" w:cs="Times New Roman"/>
-                <w:lang w:val="en-AI"/>
-              </w:rPr>
-            </w:pPr>
-            <w:r>
-              <w:rPr>
-                <w:rFonts w:ascii="Times New Roman" w:hAnsi="Times New Roman" w:cs="Times New Roman"/>
-                <w:lang w:val="en-AI"/>
+                <w:color w:val="000000" w:themeColor="text1"/>
+              </w:rPr>
+            </w:pPr>
+            <w:r>
+              <w:rPr>
+                <w:rFonts w:ascii="Times New Roman" w:hAnsi="Times New Roman" w:cs="Times New Roman"/>
+                <w:color w:val="000000" w:themeColor="text1"/>
               </w:rPr>
               <w:t>Username: (trống), Password: (trống)</w:t>
             </w:r>
@@ -2239,13 +2245,13 @@
               <w:spacing w:after="160" w:line="259" w:lineRule="auto"/>
               <w:rPr>
                 <w:rFonts w:ascii="Times New Roman" w:hAnsi="Times New Roman" w:cs="Times New Roman"/>
-                <w:lang w:val="en-AI"/>
-              </w:rPr>
-            </w:pPr>
-            <w:r>
-              <w:rPr>
-                <w:rFonts w:ascii="Times New Roman" w:hAnsi="Times New Roman" w:cs="Times New Roman"/>
-                <w:lang w:val="en-AI"/>
+                <w:color w:val="000000" w:themeColor="text1"/>
+              </w:rPr>
+            </w:pPr>
+            <w:r>
+              <w:rPr>
+                <w:rFonts w:ascii="Times New Roman" w:hAnsi="Times New Roman" w:cs="Times New Roman"/>
+                <w:color w:val="000000" w:themeColor="text1"/>
               </w:rPr>
               <w:t>Hiển thị thông báo lỗi "Username is required"</w:t>
             </w:r>
@@ -2261,13 +2267,13 @@
               <w:spacing w:after="160" w:line="259" w:lineRule="auto"/>
               <w:rPr>
                 <w:rFonts w:ascii="Times New Roman" w:hAnsi="Times New Roman" w:cs="Times New Roman"/>
-                <w:lang w:val="en-AI"/>
-              </w:rPr>
-            </w:pPr>
-            <w:r>
-              <w:rPr>
-                <w:rFonts w:ascii="Times New Roman" w:hAnsi="Times New Roman" w:cs="Times New Roman"/>
-                <w:lang w:val="en-AI"/>
+                <w:color w:val="000000" w:themeColor="text1"/>
+              </w:rPr>
+            </w:pPr>
+            <w:r>
+              <w:rPr>
+                <w:rFonts w:ascii="Times New Roman" w:hAnsi="Times New Roman" w:cs="Times New Roman"/>
+                <w:color w:val="000000" w:themeColor="text1"/>
               </w:rPr>
               <w:t>Hiện thông báo "Username is required"</w:t>
             </w:r>
@@ -2283,13 +2289,13 @@
               <w:spacing w:after="160" w:line="259" w:lineRule="auto"/>
               <w:rPr>
                 <w:rFonts w:ascii="Times New Roman" w:hAnsi="Times New Roman" w:cs="Times New Roman"/>
-                <w:lang w:val="en-AI"/>
-              </w:rPr>
-            </w:pPr>
-            <w:r>
-              <w:rPr>
-                <w:rFonts w:ascii="Times New Roman" w:hAnsi="Times New Roman" w:cs="Times New Roman"/>
-                <w:lang w:val="en-AI"/>
+                <w:color w:val="000000" w:themeColor="text1"/>
+              </w:rPr>
+            </w:pPr>
+            <w:r>
+              <w:rPr>
+                <w:rFonts w:ascii="Times New Roman" w:hAnsi="Times New Roman" w:cs="Times New Roman"/>
+                <w:color w:val="000000" w:themeColor="text1"/>
               </w:rPr>
               <w:t>Pass</w:t>
             </w:r>
@@ -2307,13 +2313,13 @@
               <w:spacing w:after="160" w:line="259" w:lineRule="auto"/>
               <w:rPr>
                 <w:rFonts w:ascii="Times New Roman" w:hAnsi="Times New Roman" w:cs="Times New Roman"/>
-                <w:lang w:val="en-AI"/>
-              </w:rPr>
-            </w:pPr>
-            <w:r>
-              <w:rPr>
-                <w:rFonts w:ascii="Times New Roman" w:hAnsi="Times New Roman" w:cs="Times New Roman"/>
-                <w:lang w:val="en-AI"/>
+                <w:color w:val="000000" w:themeColor="text1"/>
+              </w:rPr>
+            </w:pPr>
+            <w:r>
+              <w:rPr>
+                <w:rFonts w:ascii="Times New Roman" w:hAnsi="Times New Roman" w:cs="Times New Roman"/>
+                <w:color w:val="000000" w:themeColor="text1"/>
               </w:rPr>
               <w:t>TC010</w:t>
             </w:r>
@@ -2329,13 +2335,13 @@
               <w:spacing w:after="160" w:line="259" w:lineRule="auto"/>
               <w:rPr>
                 <w:rFonts w:ascii="Times New Roman" w:hAnsi="Times New Roman" w:cs="Times New Roman"/>
-                <w:lang w:val="en-AI"/>
-              </w:rPr>
-            </w:pPr>
-            <w:r>
-              <w:rPr>
-                <w:rFonts w:ascii="Times New Roman" w:hAnsi="Times New Roman" w:cs="Times New Roman"/>
-                <w:lang w:val="en-AI"/>
+                <w:color w:val="000000" w:themeColor="text1"/>
+              </w:rPr>
+            </w:pPr>
+            <w:r>
+              <w:rPr>
+                <w:rFonts w:ascii="Times New Roman" w:hAnsi="Times New Roman" w:cs="Times New Roman"/>
+                <w:color w:val="000000" w:themeColor="text1"/>
               </w:rPr>
               <w:t>Kiểm thử danh sách accepted usernames hiển thị</w:t>
             </w:r>
@@ -2351,13 +2357,13 @@
               <w:spacing w:after="160" w:line="259" w:lineRule="auto"/>
               <w:rPr>
                 <w:rFonts w:ascii="Times New Roman" w:hAnsi="Times New Roman" w:cs="Times New Roman"/>
-                <w:lang w:val="en-AI"/>
-              </w:rPr>
-            </w:pPr>
-            <w:r>
-              <w:rPr>
-                <w:rFonts w:ascii="Times New Roman" w:hAnsi="Times New Roman" w:cs="Times New Roman"/>
-                <w:lang w:val="en-AI"/>
+                <w:color w:val="000000" w:themeColor="text1"/>
+              </w:rPr>
+            </w:pPr>
+            <w:r>
+              <w:rPr>
+                <w:rFonts w:ascii="Times New Roman" w:hAnsi="Times New Roman" w:cs="Times New Roman"/>
+                <w:color w:val="000000" w:themeColor="text1"/>
               </w:rPr>
               <w:t>UI</w:t>
             </w:r>
@@ -2373,13 +2379,13 @@
               <w:spacing w:after="160" w:line="259" w:lineRule="auto"/>
               <w:rPr>
                 <w:rFonts w:ascii="Times New Roman" w:hAnsi="Times New Roman" w:cs="Times New Roman"/>
-                <w:lang w:val="en-AI"/>
-              </w:rPr>
-            </w:pPr>
-            <w:r>
-              <w:rPr>
-                <w:rFonts w:ascii="Times New Roman" w:hAnsi="Times New Roman" w:cs="Times New Roman"/>
-                <w:lang w:val="en-AI"/>
+                <w:color w:val="000000" w:themeColor="text1"/>
+              </w:rPr>
+            </w:pPr>
+            <w:r>
+              <w:rPr>
+                <w:rFonts w:ascii="Times New Roman" w:hAnsi="Times New Roman" w:cs="Times New Roman"/>
+                <w:color w:val="000000" w:themeColor="text1"/>
               </w:rPr>
               <w:t>Trình duyệt Chrome đã cài đặt, có kết nối Internet</w:t>
             </w:r>
@@ -2395,13 +2401,13 @@
               <w:spacing w:after="160" w:line="259" w:lineRule="auto"/>
               <w:rPr>
                 <w:rFonts w:ascii="Times New Roman" w:hAnsi="Times New Roman" w:cs="Times New Roman"/>
-                <w:lang w:val="en-AI"/>
-              </w:rPr>
-            </w:pPr>
-            <w:r>
-              <w:rPr>
-                <w:rFonts w:ascii="Times New Roman" w:hAnsi="Times New Roman" w:cs="Times New Roman"/>
-                <w:lang w:val="en-AI"/>
+                <w:color w:val="000000" w:themeColor="text1"/>
+              </w:rPr>
+            </w:pPr>
+            <w:r>
+              <w:rPr>
+                <w:rFonts w:ascii="Times New Roman" w:hAnsi="Times New Roman" w:cs="Times New Roman"/>
+                <w:color w:val="000000" w:themeColor="text1"/>
               </w:rPr>
               <w:t>1. Mở trình duyệt Chrome 2. Truy cập </w:t>
             </w:r>
@@ -2410,7 +2416,7 @@
                 <w:rPr>
                   <w:rStyle w:val="Hyperlink"/>
                   <w:rFonts w:ascii="Times New Roman" w:hAnsi="Times New Roman" w:cs="Times New Roman"/>
-                  <w:lang w:val="en-AI"/>
+                  <w:color w:val="000000" w:themeColor="text1"/>
                 </w:rPr>
                 <w:t>https://www.saucedemo.com</w:t>
               </w:r>
@@ -2418,7 +2424,7 @@
             <w:r>
               <w:rPr>
                 <w:rFonts w:ascii="Times New Roman" w:hAnsi="Times New Roman" w:cs="Times New Roman"/>
-                <w:lang w:val="en-AI"/>
+                <w:color w:val="000000" w:themeColor="text1"/>
               </w:rPr>
               <w:t> 3. Kiểm tra phần accepted usernames</w:t>
             </w:r>
@@ -2434,13 +2440,13 @@
               <w:spacing w:after="160" w:line="259" w:lineRule="auto"/>
               <w:rPr>
                 <w:rFonts w:ascii="Times New Roman" w:hAnsi="Times New Roman" w:cs="Times New Roman"/>
-                <w:lang w:val="en-AI"/>
-              </w:rPr>
-            </w:pPr>
-            <w:r>
-              <w:rPr>
-                <w:rFonts w:ascii="Times New Roman" w:hAnsi="Times New Roman" w:cs="Times New Roman"/>
-                <w:lang w:val="en-AI"/>
+                <w:color w:val="000000" w:themeColor="text1"/>
+              </w:rPr>
+            </w:pPr>
+            <w:r>
+              <w:rPr>
+                <w:rFonts w:ascii="Times New Roman" w:hAnsi="Times New Roman" w:cs="Times New Roman"/>
+                <w:color w:val="000000" w:themeColor="text1"/>
               </w:rPr>
               <w:t>URL: </w:t>
             </w:r>
@@ -2449,7 +2455,7 @@
                 <w:rPr>
                   <w:rStyle w:val="Hyperlink"/>
                   <w:rFonts w:ascii="Times New Roman" w:hAnsi="Times New Roman" w:cs="Times New Roman"/>
-                  <w:lang w:val="en-AI"/>
+                  <w:color w:val="000000" w:themeColor="text1"/>
                 </w:rPr>
                 <w:t>https://www.saucedemo.com</w:t>
               </w:r>
@@ -2466,13 +2472,13 @@
               <w:spacing w:after="160" w:line="259" w:lineRule="auto"/>
               <w:rPr>
                 <w:rFonts w:ascii="Times New Roman" w:hAnsi="Times New Roman" w:cs="Times New Roman"/>
-                <w:lang w:val="en-AI"/>
-              </w:rPr>
-            </w:pPr>
-            <w:r>
-              <w:rPr>
-                <w:rFonts w:ascii="Times New Roman" w:hAnsi="Times New Roman" w:cs="Times New Roman"/>
-                <w:lang w:val="en-AI"/>
+                <w:color w:val="000000" w:themeColor="text1"/>
+              </w:rPr>
+            </w:pPr>
+            <w:r>
+              <w:rPr>
+                <w:rFonts w:ascii="Times New Roman" w:hAnsi="Times New Roman" w:cs="Times New Roman"/>
+                <w:color w:val="000000" w:themeColor="text1"/>
               </w:rPr>
               <w:t>Danh sách hiển thị và chứa "standard_user"</w:t>
             </w:r>
@@ -2488,13 +2494,13 @@
               <w:spacing w:after="160" w:line="259" w:lineRule="auto"/>
               <w:rPr>
                 <w:rFonts w:ascii="Times New Roman" w:hAnsi="Times New Roman" w:cs="Times New Roman"/>
-                <w:lang w:val="en-AI"/>
-              </w:rPr>
-            </w:pPr>
-            <w:r>
-              <w:rPr>
-                <w:rFonts w:ascii="Times New Roman" w:hAnsi="Times New Roman" w:cs="Times New Roman"/>
-                <w:lang w:val="en-AI"/>
+                <w:color w:val="000000" w:themeColor="text1"/>
+              </w:rPr>
+            </w:pPr>
+            <w:r>
+              <w:rPr>
+                <w:rFonts w:ascii="Times New Roman" w:hAnsi="Times New Roman" w:cs="Times New Roman"/>
+                <w:color w:val="000000" w:themeColor="text1"/>
               </w:rPr>
               <w:t>Danh sách hiển thị, chứa "standard_user"</w:t>
             </w:r>
@@ -2510,13 +2516,13 @@
               <w:spacing w:after="160" w:line="259" w:lineRule="auto"/>
               <w:rPr>
                 <w:rFonts w:ascii="Times New Roman" w:hAnsi="Times New Roman" w:cs="Times New Roman"/>
-                <w:lang w:val="en-AI"/>
-              </w:rPr>
-            </w:pPr>
-            <w:r>
-              <w:rPr>
-                <w:rFonts w:ascii="Times New Roman" w:hAnsi="Times New Roman" w:cs="Times New Roman"/>
-                <w:lang w:val="en-AI"/>
+                <w:color w:val="000000" w:themeColor="text1"/>
+              </w:rPr>
+            </w:pPr>
+            <w:r>
+              <w:rPr>
+                <w:rFonts w:ascii="Times New Roman" w:hAnsi="Times New Roman" w:cs="Times New Roman"/>
+                <w:color w:val="000000" w:themeColor="text1"/>
               </w:rPr>
               <w:t>Pass</w:t>
             </w:r>
@@ -2534,13 +2540,13 @@
               <w:spacing w:after="160" w:line="259" w:lineRule="auto"/>
               <w:rPr>
                 <w:rFonts w:ascii="Times New Roman" w:hAnsi="Times New Roman" w:cs="Times New Roman"/>
-                <w:lang w:val="en-AI"/>
-              </w:rPr>
-            </w:pPr>
-            <w:r>
-              <w:rPr>
-                <w:rFonts w:ascii="Times New Roman" w:hAnsi="Times New Roman" w:cs="Times New Roman"/>
-                <w:lang w:val="en-AI"/>
+                <w:color w:val="000000" w:themeColor="text1"/>
+              </w:rPr>
+            </w:pPr>
+            <w:r>
+              <w:rPr>
+                <w:rFonts w:ascii="Times New Roman" w:hAnsi="Times New Roman" w:cs="Times New Roman"/>
+                <w:color w:val="000000" w:themeColor="text1"/>
               </w:rPr>
               <w:t>TC011</w:t>
             </w:r>
@@ -2556,13 +2562,13 @@
               <w:spacing w:after="160" w:line="259" w:lineRule="auto"/>
               <w:rPr>
                 <w:rFonts w:ascii="Times New Roman" w:hAnsi="Times New Roman" w:cs="Times New Roman"/>
-                <w:lang w:val="en-AI"/>
-              </w:rPr>
-            </w:pPr>
-            <w:r>
-              <w:rPr>
-                <w:rFonts w:ascii="Times New Roman" w:hAnsi="Times New Roman" w:cs="Times New Roman"/>
-                <w:lang w:val="en-AI"/>
+                <w:color w:val="000000" w:themeColor="text1"/>
+              </w:rPr>
+            </w:pPr>
+            <w:r>
+              <w:rPr>
+                <w:rFonts w:ascii="Times New Roman" w:hAnsi="Times New Roman" w:cs="Times New Roman"/>
+                <w:color w:val="000000" w:themeColor="text1"/>
               </w:rPr>
               <w:t>Kiểm thử trường password có type là password</w:t>
             </w:r>
@@ -2578,13 +2584,13 @@
               <w:spacing w:after="160" w:line="259" w:lineRule="auto"/>
               <w:rPr>
                 <w:rFonts w:ascii="Times New Roman" w:hAnsi="Times New Roman" w:cs="Times New Roman"/>
-                <w:lang w:val="en-AI"/>
-              </w:rPr>
-            </w:pPr>
-            <w:r>
-              <w:rPr>
-                <w:rFonts w:ascii="Times New Roman" w:hAnsi="Times New Roman" w:cs="Times New Roman"/>
-                <w:lang w:val="en-AI"/>
+                <w:color w:val="000000" w:themeColor="text1"/>
+              </w:rPr>
+            </w:pPr>
+            <w:r>
+              <w:rPr>
+                <w:rFonts w:ascii="Times New Roman" w:hAnsi="Times New Roman" w:cs="Times New Roman"/>
+                <w:color w:val="000000" w:themeColor="text1"/>
               </w:rPr>
               <w:t>Login Form</w:t>
             </w:r>
@@ -2600,20 +2606,20 @@
               <w:spacing w:after="160" w:line="259" w:lineRule="auto"/>
               <w:rPr>
                 <w:rFonts w:ascii="Times New Roman" w:hAnsi="Times New Roman" w:cs="Times New Roman"/>
-                <w:lang w:val="en-AI"/>
-              </w:rPr>
-            </w:pPr>
-            <w:r>
-              <w:rPr>
-                <w:rFonts w:ascii="Times New Roman" w:hAnsi="Times New Roman" w:cs="Times New Roman"/>
-                <w:lang w:val="en-AI"/>
+                <w:color w:val="000000" w:themeColor="text1"/>
+              </w:rPr>
+            </w:pPr>
+            <w:r>
+              <w:rPr>
+                <w:rFonts w:ascii="Times New Roman" w:hAnsi="Times New Roman" w:cs="Times New Roman"/>
+                <w:color w:val="000000" w:themeColor="text1"/>
               </w:rPr>
               <w:t xml:space="preserve">Trình duyệt Chrome đã cài đặt, có </w:t>
             </w:r>
             <w:r>
               <w:rPr>
                 <w:rFonts w:ascii="Times New Roman" w:hAnsi="Times New Roman" w:cs="Times New Roman"/>
-                <w:lang w:val="en-AI"/>
+                <w:color w:val="000000" w:themeColor="text1"/>
               </w:rPr>
               <w:lastRenderedPageBreak/>
               <w:t>kết nối Internet</w:t>
@@ -2630,13 +2636,13 @@
               <w:spacing w:after="160" w:line="259" w:lineRule="auto"/>
               <w:rPr>
                 <w:rFonts w:ascii="Times New Roman" w:hAnsi="Times New Roman" w:cs="Times New Roman"/>
-                <w:lang w:val="en-AI"/>
-              </w:rPr>
-            </w:pPr>
-            <w:r>
-              <w:rPr>
-                <w:rFonts w:ascii="Times New Roman" w:hAnsi="Times New Roman" w:cs="Times New Roman"/>
-                <w:lang w:val="en-AI"/>
+                <w:color w:val="000000" w:themeColor="text1"/>
+              </w:rPr>
+            </w:pPr>
+            <w:r>
+              <w:rPr>
+                <w:rFonts w:ascii="Times New Roman" w:hAnsi="Times New Roman" w:cs="Times New Roman"/>
+                <w:color w:val="000000" w:themeColor="text1"/>
               </w:rPr>
               <w:lastRenderedPageBreak/>
               <w:t>1. Mở trình duyệt Chrome 2. Truy cập </w:t>
@@ -2646,7 +2652,7 @@
                 <w:rPr>
                   <w:rStyle w:val="Hyperlink"/>
                   <w:rFonts w:ascii="Times New Roman" w:hAnsi="Times New Roman" w:cs="Times New Roman"/>
-                  <w:lang w:val="en-AI"/>
+                  <w:color w:val="000000" w:themeColor="text1"/>
                 </w:rPr>
                 <w:t>https://www.saucedemo.com</w:t>
               </w:r>
@@ -2654,14 +2660,14 @@
             <w:r>
               <w:rPr>
                 <w:rFonts w:ascii="Times New Roman" w:hAnsi="Times New Roman" w:cs="Times New Roman"/>
-                <w:lang w:val="en-AI"/>
+                <w:color w:val="000000" w:themeColor="text1"/>
               </w:rPr>
               <w:t> </w:t>
             </w:r>
             <w:r>
               <w:rPr>
                 <w:rFonts w:ascii="Times New Roman" w:hAnsi="Times New Roman" w:cs="Times New Roman"/>
-                <w:lang w:val="en-AI"/>
+                <w:color w:val="000000" w:themeColor="text1"/>
               </w:rPr>
               <w:lastRenderedPageBreak/>
               <w:t>3. Kiểm tra thuộc tính type của trường Password</w:t>
@@ -2678,13 +2684,13 @@
               <w:spacing w:after="160" w:line="259" w:lineRule="auto"/>
               <w:rPr>
                 <w:rFonts w:ascii="Times New Roman" w:hAnsi="Times New Roman" w:cs="Times New Roman"/>
-                <w:lang w:val="en-AI"/>
-              </w:rPr>
-            </w:pPr>
-            <w:r>
-              <w:rPr>
-                <w:rFonts w:ascii="Times New Roman" w:hAnsi="Times New Roman" w:cs="Times New Roman"/>
-                <w:lang w:val="en-AI"/>
+                <w:color w:val="000000" w:themeColor="text1"/>
+              </w:rPr>
+            </w:pPr>
+            <w:r>
+              <w:rPr>
+                <w:rFonts w:ascii="Times New Roman" w:hAnsi="Times New Roman" w:cs="Times New Roman"/>
+                <w:color w:val="000000" w:themeColor="text1"/>
               </w:rPr>
               <w:lastRenderedPageBreak/>
               <w:t>URL: </w:t>
@@ -2694,7 +2700,7 @@
                 <w:rPr>
                   <w:rStyle w:val="Hyperlink"/>
                   <w:rFonts w:ascii="Times New Roman" w:hAnsi="Times New Roman" w:cs="Times New Roman"/>
-                  <w:lang w:val="en-AI"/>
+                  <w:color w:val="000000" w:themeColor="text1"/>
                 </w:rPr>
                 <w:t>https://www.saucedemo.com</w:t>
               </w:r>
@@ -2711,13 +2717,13 @@
               <w:spacing w:after="160" w:line="259" w:lineRule="auto"/>
               <w:rPr>
                 <w:rFonts w:ascii="Times New Roman" w:hAnsi="Times New Roman" w:cs="Times New Roman"/>
-                <w:lang w:val="en-AI"/>
-              </w:rPr>
-            </w:pPr>
-            <w:r>
-              <w:rPr>
-                <w:rFonts w:ascii="Times New Roman" w:hAnsi="Times New Roman" w:cs="Times New Roman"/>
-                <w:lang w:val="en-AI"/>
+                <w:color w:val="000000" w:themeColor="text1"/>
+              </w:rPr>
+            </w:pPr>
+            <w:r>
+              <w:rPr>
+                <w:rFonts w:ascii="Times New Roman" w:hAnsi="Times New Roman" w:cs="Times New Roman"/>
+                <w:color w:val="000000" w:themeColor="text1"/>
               </w:rPr>
               <w:t>Thuộc tính type = "password"</w:t>
             </w:r>
@@ -2733,13 +2739,13 @@
               <w:spacing w:after="160" w:line="259" w:lineRule="auto"/>
               <w:rPr>
                 <w:rFonts w:ascii="Times New Roman" w:hAnsi="Times New Roman" w:cs="Times New Roman"/>
-                <w:lang w:val="en-AI"/>
-              </w:rPr>
-            </w:pPr>
-            <w:r>
-              <w:rPr>
-                <w:rFonts w:ascii="Times New Roman" w:hAnsi="Times New Roman" w:cs="Times New Roman"/>
-                <w:lang w:val="en-AI"/>
+                <w:color w:val="000000" w:themeColor="text1"/>
+              </w:rPr>
+            </w:pPr>
+            <w:r>
+              <w:rPr>
+                <w:rFonts w:ascii="Times New Roman" w:hAnsi="Times New Roman" w:cs="Times New Roman"/>
+                <w:color w:val="000000" w:themeColor="text1"/>
               </w:rPr>
               <w:t>type = "password"</w:t>
             </w:r>
@@ -2755,13 +2761,13 @@
               <w:spacing w:after="160" w:line="259" w:lineRule="auto"/>
               <w:rPr>
                 <w:rFonts w:ascii="Times New Roman" w:hAnsi="Times New Roman" w:cs="Times New Roman"/>
-                <w:lang w:val="en-AI"/>
-              </w:rPr>
-            </w:pPr>
-            <w:r>
-              <w:rPr>
-                <w:rFonts w:ascii="Times New Roman" w:hAnsi="Times New Roman" w:cs="Times New Roman"/>
-                <w:lang w:val="en-AI"/>
+                <w:color w:val="000000" w:themeColor="text1"/>
+              </w:rPr>
+            </w:pPr>
+            <w:r>
+              <w:rPr>
+                <w:rFonts w:ascii="Times New Roman" w:hAnsi="Times New Roman" w:cs="Times New Roman"/>
+                <w:color w:val="000000" w:themeColor="text1"/>
               </w:rPr>
               <w:t>Pass</w:t>
             </w:r>
@@ -2772,6 +2778,7 @@
     <w:p>
       <w:pPr>
         <w:rPr>
+          <w:color w:val="000000" w:themeColor="text1"/>
           <w:lang w:val="en-US"/>
         </w:rPr>
       </w:pPr>
@@ -2780,22 +2787,28 @@
       <w:pPr>
         <w:rPr>
           <w:rFonts w:ascii="Times New Roman" w:hAnsi="Times New Roman" w:cs="Times New Roman"/>
+          <w:color w:val="000000" w:themeColor="text1"/>
           <w:lang w:val="en-US"/>
         </w:rPr>
       </w:pPr>
       <w:r>
         <w:rPr>
           <w:rFonts w:ascii="Times New Roman" w:hAnsi="Times New Roman" w:cs="Times New Roman"/>
+          <w:color w:val="000000" w:themeColor="text1"/>
           <w:lang w:val="en-US"/>
         </w:rPr>
         <w:t>Bài 1.2:</w:t>
       </w:r>
       <w:r>
+        <w:rPr>
+          <w:color w:val="000000" w:themeColor="text1"/>
+        </w:rPr>
         <w:t xml:space="preserve"> </w:t>
       </w:r>
       <w:r>
         <w:rPr>
           <w:rFonts w:ascii="Times New Roman" w:hAnsi="Times New Roman" w:cs="Times New Roman"/>
+          <w:color w:val="000000" w:themeColor="text1"/>
           <w:lang w:val="en-US"/>
         </w:rPr>
         <w:t>KIỂM THỬ FORM ĐĂNG NHẬP (1.0 điểm)</w:t>
@@ -2803,6 +2816,7 @@
       <w:r>
         <w:rPr>
           <w:rFonts w:ascii="Times New Roman" w:hAnsi="Times New Roman" w:cs="Times New Roman"/>
+          <w:color w:val="000000" w:themeColor="text1"/>
           <w:lang w:val="en-US"/>
         </w:rPr>
         <w:br/>
@@ -2810,6 +2824,8 @@
       <w:r>
         <w:rPr>
           <w:rFonts w:ascii="Times New Roman" w:hAnsi="Times New Roman" w:cs="Times New Roman"/>
+          <w:noProof/>
+          <w:color w:val="000000" w:themeColor="text1"/>
           <w:lang w:val="en-US"/>
         </w:rPr>
         <w:drawing>
@@ -2851,6 +2867,7 @@
       <w:r>
         <w:rPr>
           <w:rFonts w:ascii="Times New Roman" w:hAnsi="Times New Roman" w:cs="Times New Roman"/>
+          <w:color w:val="000000" w:themeColor="text1"/>
           <w:lang w:val="en-US"/>
         </w:rPr>
         <w:br/>
@@ -2888,7 +2905,7 @@
                 <w:rFonts w:ascii="Times New Roman" w:hAnsi="Times New Roman" w:cs="Times New Roman"/>
                 <w:b/>
                 <w:bCs/>
-                <w:lang w:val="en-AI"/>
+                <w:color w:val="000000" w:themeColor="text1"/>
               </w:rPr>
             </w:pPr>
             <w:r>
@@ -2896,7 +2913,7 @@
                 <w:rFonts w:ascii="Times New Roman" w:hAnsi="Times New Roman" w:cs="Times New Roman"/>
                 <w:b/>
                 <w:bCs/>
-                <w:lang w:val="en-AI"/>
+                <w:color w:val="000000" w:themeColor="text1"/>
               </w:rPr>
               <w:t>TC ID</w:t>
             </w:r>
@@ -2914,7 +2931,7 @@
                 <w:rFonts w:ascii="Times New Roman" w:hAnsi="Times New Roman" w:cs="Times New Roman"/>
                 <w:b/>
                 <w:bCs/>
-                <w:lang w:val="en-AI"/>
+                <w:color w:val="000000" w:themeColor="text1"/>
               </w:rPr>
             </w:pPr>
             <w:r>
@@ -2922,7 +2939,7 @@
                 <w:rFonts w:ascii="Times New Roman" w:hAnsi="Times New Roman" w:cs="Times New Roman"/>
                 <w:b/>
                 <w:bCs/>
-                <w:lang w:val="en-AI"/>
+                <w:color w:val="000000" w:themeColor="text1"/>
               </w:rPr>
               <w:t>Tên TC</w:t>
             </w:r>
@@ -2940,7 +2957,7 @@
                 <w:rFonts w:ascii="Times New Roman" w:hAnsi="Times New Roman" w:cs="Times New Roman"/>
                 <w:b/>
                 <w:bCs/>
-                <w:lang w:val="en-AI"/>
+                <w:color w:val="000000" w:themeColor="text1"/>
               </w:rPr>
             </w:pPr>
             <w:r>
@@ -2948,7 +2965,7 @@
                 <w:rFonts w:ascii="Times New Roman" w:hAnsi="Times New Roman" w:cs="Times New Roman"/>
                 <w:b/>
                 <w:bCs/>
-                <w:lang w:val="en-AI"/>
+                <w:color w:val="000000" w:themeColor="text1"/>
               </w:rPr>
               <w:t>Module</w:t>
             </w:r>
@@ -2966,7 +2983,7 @@
                 <w:rFonts w:ascii="Times New Roman" w:hAnsi="Times New Roman" w:cs="Times New Roman"/>
                 <w:b/>
                 <w:bCs/>
-                <w:lang w:val="en-AI"/>
+                <w:color w:val="000000" w:themeColor="text1"/>
               </w:rPr>
             </w:pPr>
             <w:r>
@@ -2974,7 +2991,7 @@
                 <w:rFonts w:ascii="Times New Roman" w:hAnsi="Times New Roman" w:cs="Times New Roman"/>
                 <w:b/>
                 <w:bCs/>
-                <w:lang w:val="en-AI"/>
+                <w:color w:val="000000" w:themeColor="text1"/>
               </w:rPr>
               <w:t>Điều kiện tiên quyết</w:t>
             </w:r>
@@ -2992,7 +3009,7 @@
                 <w:rFonts w:ascii="Times New Roman" w:hAnsi="Times New Roman" w:cs="Times New Roman"/>
                 <w:b/>
                 <w:bCs/>
-                <w:lang w:val="en-AI"/>
+                <w:color w:val="000000" w:themeColor="text1"/>
               </w:rPr>
             </w:pPr>
             <w:r>
@@ -3000,7 +3017,7 @@
                 <w:rFonts w:ascii="Times New Roman" w:hAnsi="Times New Roman" w:cs="Times New Roman"/>
                 <w:b/>
                 <w:bCs/>
-                <w:lang w:val="en-AI"/>
+                <w:color w:val="000000" w:themeColor="text1"/>
               </w:rPr>
               <w:t>Bước thực hiện</w:t>
             </w:r>
@@ -3018,7 +3035,7 @@
                 <w:rFonts w:ascii="Times New Roman" w:hAnsi="Times New Roman" w:cs="Times New Roman"/>
                 <w:b/>
                 <w:bCs/>
-                <w:lang w:val="en-AI"/>
+                <w:color w:val="000000" w:themeColor="text1"/>
               </w:rPr>
             </w:pPr>
             <w:r>
@@ -3026,7 +3043,7 @@
                 <w:rFonts w:ascii="Times New Roman" w:hAnsi="Times New Roman" w:cs="Times New Roman"/>
                 <w:b/>
                 <w:bCs/>
-                <w:lang w:val="en-AI"/>
+                <w:color w:val="000000" w:themeColor="text1"/>
               </w:rPr>
               <w:t>Dữ liệu đầu vào</w:t>
             </w:r>
@@ -3044,7 +3061,7 @@
                 <w:rFonts w:ascii="Times New Roman" w:hAnsi="Times New Roman" w:cs="Times New Roman"/>
                 <w:b/>
                 <w:bCs/>
-                <w:lang w:val="en-AI"/>
+                <w:color w:val="000000" w:themeColor="text1"/>
               </w:rPr>
             </w:pPr>
             <w:r>
@@ -3052,7 +3069,7 @@
                 <w:rFonts w:ascii="Times New Roman" w:hAnsi="Times New Roman" w:cs="Times New Roman"/>
                 <w:b/>
                 <w:bCs/>
-                <w:lang w:val="en-AI"/>
+                <w:color w:val="000000" w:themeColor="text1"/>
               </w:rPr>
               <w:t>Kết quả mong đợi</w:t>
             </w:r>
@@ -3070,7 +3087,7 @@
                 <w:rFonts w:ascii="Times New Roman" w:hAnsi="Times New Roman" w:cs="Times New Roman"/>
                 <w:b/>
                 <w:bCs/>
-                <w:lang w:val="en-AI"/>
+                <w:color w:val="000000" w:themeColor="text1"/>
               </w:rPr>
             </w:pPr>
             <w:r>
@@ -3078,7 +3095,7 @@
                 <w:rFonts w:ascii="Times New Roman" w:hAnsi="Times New Roman" w:cs="Times New Roman"/>
                 <w:b/>
                 <w:bCs/>
-                <w:lang w:val="en-AI"/>
+                <w:color w:val="000000" w:themeColor="text1"/>
               </w:rPr>
               <w:t>Kết quả thực tế</w:t>
             </w:r>
@@ -3096,7 +3113,7 @@
                 <w:rFonts w:ascii="Times New Roman" w:hAnsi="Times New Roman" w:cs="Times New Roman"/>
                 <w:b/>
                 <w:bCs/>
-                <w:lang w:val="en-AI"/>
+                <w:color w:val="000000" w:themeColor="text1"/>
               </w:rPr>
             </w:pPr>
             <w:r>
@@ -3104,7 +3121,7 @@
                 <w:rFonts w:ascii="Times New Roman" w:hAnsi="Times New Roman" w:cs="Times New Roman"/>
                 <w:b/>
                 <w:bCs/>
-                <w:lang w:val="en-AI"/>
+                <w:color w:val="000000" w:themeColor="text1"/>
               </w:rPr>
               <w:t>Trạng thái</w:t>
             </w:r>
@@ -3122,13 +3139,13 @@
               <w:spacing w:after="160" w:line="259" w:lineRule="auto"/>
               <w:rPr>
                 <w:rFonts w:ascii="Times New Roman" w:hAnsi="Times New Roman" w:cs="Times New Roman"/>
-                <w:lang w:val="en-AI"/>
-              </w:rPr>
-            </w:pPr>
-            <w:r>
-              <w:rPr>
-                <w:rFonts w:ascii="Times New Roman" w:hAnsi="Times New Roman" w:cs="Times New Roman"/>
-                <w:lang w:val="en-AI"/>
+                <w:color w:val="000000" w:themeColor="text1"/>
+              </w:rPr>
+            </w:pPr>
+            <w:r>
+              <w:rPr>
+                <w:rFonts w:ascii="Times New Roman" w:hAnsi="Times New Roman" w:cs="Times New Roman"/>
+                <w:color w:val="000000" w:themeColor="text1"/>
               </w:rPr>
               <w:t>TC001</w:t>
             </w:r>
@@ -3144,13 +3161,13 @@
               <w:spacing w:after="160" w:line="259" w:lineRule="auto"/>
               <w:rPr>
                 <w:rFonts w:ascii="Times New Roman" w:hAnsi="Times New Roman" w:cs="Times New Roman"/>
-                <w:lang w:val="en-AI"/>
-              </w:rPr>
-            </w:pPr>
-            <w:r>
-              <w:rPr>
-                <w:rFonts w:ascii="Times New Roman" w:hAnsi="Times New Roman" w:cs="Times New Roman"/>
-                <w:lang w:val="en-AI"/>
+                <w:color w:val="000000" w:themeColor="text1"/>
+              </w:rPr>
+            </w:pPr>
+            <w:r>
+              <w:rPr>
+                <w:rFonts w:ascii="Times New Roman" w:hAnsi="Times New Roman" w:cs="Times New Roman"/>
+                <w:color w:val="000000" w:themeColor="text1"/>
               </w:rPr>
               <w:t>Đăng nhập thành công với user/pass hợp lệ</w:t>
             </w:r>
@@ -3166,13 +3183,13 @@
               <w:spacing w:after="160" w:line="259" w:lineRule="auto"/>
               <w:rPr>
                 <w:rFonts w:ascii="Times New Roman" w:hAnsi="Times New Roman" w:cs="Times New Roman"/>
-                <w:lang w:val="en-AI"/>
-              </w:rPr>
-            </w:pPr>
-            <w:r>
-              <w:rPr>
-                <w:rFonts w:ascii="Times New Roman" w:hAnsi="Times New Roman" w:cs="Times New Roman"/>
-                <w:lang w:val="en-AI"/>
+                <w:color w:val="000000" w:themeColor="text1"/>
+              </w:rPr>
+            </w:pPr>
+            <w:r>
+              <w:rPr>
+                <w:rFonts w:ascii="Times New Roman" w:hAnsi="Times New Roman" w:cs="Times New Roman"/>
+                <w:color w:val="000000" w:themeColor="text1"/>
               </w:rPr>
               <w:t>Login</w:t>
             </w:r>
@@ -3188,13 +3205,13 @@
               <w:spacing w:after="160" w:line="259" w:lineRule="auto"/>
               <w:rPr>
                 <w:rFonts w:ascii="Times New Roman" w:hAnsi="Times New Roman" w:cs="Times New Roman"/>
-                <w:lang w:val="en-AI"/>
-              </w:rPr>
-            </w:pPr>
-            <w:r>
-              <w:rPr>
-                <w:rFonts w:ascii="Times New Roman" w:hAnsi="Times New Roman" w:cs="Times New Roman"/>
-                <w:lang w:val="en-AI"/>
+                <w:color w:val="000000" w:themeColor="text1"/>
+              </w:rPr>
+            </w:pPr>
+            <w:r>
+              <w:rPr>
+                <w:rFonts w:ascii="Times New Roman" w:hAnsi="Times New Roman" w:cs="Times New Roman"/>
+                <w:color w:val="000000" w:themeColor="text1"/>
               </w:rPr>
               <w:t>Trình duyệt Chrome đã cài đặt, có kết nối Internet</w:t>
             </w:r>
@@ -3210,13 +3227,13 @@
               <w:spacing w:after="160" w:line="259" w:lineRule="auto"/>
               <w:rPr>
                 <w:rFonts w:ascii="Times New Roman" w:hAnsi="Times New Roman" w:cs="Times New Roman"/>
-                <w:lang w:val="en-AI"/>
-              </w:rPr>
-            </w:pPr>
-            <w:r>
-              <w:rPr>
-                <w:rFonts w:ascii="Times New Roman" w:hAnsi="Times New Roman" w:cs="Times New Roman"/>
-                <w:lang w:val="en-AI"/>
+                <w:color w:val="000000" w:themeColor="text1"/>
+              </w:rPr>
+            </w:pPr>
+            <w:r>
+              <w:rPr>
+                <w:rFonts w:ascii="Times New Roman" w:hAnsi="Times New Roman" w:cs="Times New Roman"/>
+                <w:color w:val="000000" w:themeColor="text1"/>
               </w:rPr>
               <w:t>1. Mở trình duyệt Chrome 2. Truy cập </w:t>
             </w:r>
@@ -3225,7 +3242,7 @@
                 <w:rPr>
                   <w:rStyle w:val="Hyperlink"/>
                   <w:rFonts w:ascii="Times New Roman" w:hAnsi="Times New Roman" w:cs="Times New Roman"/>
-                  <w:lang w:val="en-AI"/>
+                  <w:color w:val="000000" w:themeColor="text1"/>
                 </w:rPr>
                 <w:t>https://www.saucedemo.com</w:t>
               </w:r>
@@ -3233,7 +3250,7 @@
             <w:r>
               <w:rPr>
                 <w:rFonts w:ascii="Times New Roman" w:hAnsi="Times New Roman" w:cs="Times New Roman"/>
-                <w:lang w:val="en-AI"/>
+                <w:color w:val="000000" w:themeColor="text1"/>
               </w:rPr>
               <w:t> 3. Nhập Username hợp lệ 4. Nhập Password hợp lệ 5. Nhấn nút Login</w:t>
             </w:r>
@@ -3249,13 +3266,13 @@
               <w:spacing w:after="160" w:line="259" w:lineRule="auto"/>
               <w:rPr>
                 <w:rFonts w:ascii="Times New Roman" w:hAnsi="Times New Roman" w:cs="Times New Roman"/>
-                <w:lang w:val="en-AI"/>
-              </w:rPr>
-            </w:pPr>
-            <w:r>
-              <w:rPr>
-                <w:rFonts w:ascii="Times New Roman" w:hAnsi="Times New Roman" w:cs="Times New Roman"/>
-                <w:lang w:val="en-AI"/>
+                <w:color w:val="000000" w:themeColor="text1"/>
+              </w:rPr>
+            </w:pPr>
+            <w:r>
+              <w:rPr>
+                <w:rFonts w:ascii="Times New Roman" w:hAnsi="Times New Roman" w:cs="Times New Roman"/>
+                <w:color w:val="000000" w:themeColor="text1"/>
               </w:rPr>
               <w:t>Username: standard_user, Password: secret_sauce</w:t>
             </w:r>
@@ -3271,13 +3288,13 @@
               <w:spacing w:after="160" w:line="259" w:lineRule="auto"/>
               <w:rPr>
                 <w:rFonts w:ascii="Times New Roman" w:hAnsi="Times New Roman" w:cs="Times New Roman"/>
-                <w:lang w:val="en-AI"/>
-              </w:rPr>
-            </w:pPr>
-            <w:r>
-              <w:rPr>
-                <w:rFonts w:ascii="Times New Roman" w:hAnsi="Times New Roman" w:cs="Times New Roman"/>
-                <w:lang w:val="en-AI"/>
+                <w:color w:val="000000" w:themeColor="text1"/>
+              </w:rPr>
+            </w:pPr>
+            <w:r>
+              <w:rPr>
+                <w:rFonts w:ascii="Times New Roman" w:hAnsi="Times New Roman" w:cs="Times New Roman"/>
+                <w:color w:val="000000" w:themeColor="text1"/>
               </w:rPr>
               <w:t>Chuyển hướng đến trang /inventory.html</w:t>
             </w:r>
@@ -3293,13 +3310,13 @@
               <w:spacing w:after="160" w:line="259" w:lineRule="auto"/>
               <w:rPr>
                 <w:rFonts w:ascii="Times New Roman" w:hAnsi="Times New Roman" w:cs="Times New Roman"/>
-                <w:lang w:val="en-AI"/>
-              </w:rPr>
-            </w:pPr>
-            <w:r>
-              <w:rPr>
-                <w:rFonts w:ascii="Times New Roman" w:hAnsi="Times New Roman" w:cs="Times New Roman"/>
-                <w:lang w:val="en-AI"/>
+                <w:color w:val="000000" w:themeColor="text1"/>
+              </w:rPr>
+            </w:pPr>
+            <w:r>
+              <w:rPr>
+                <w:rFonts w:ascii="Times New Roman" w:hAnsi="Times New Roman" w:cs="Times New Roman"/>
+                <w:color w:val="000000" w:themeColor="text1"/>
               </w:rPr>
               <w:t>URL chứa "inventory.html"</w:t>
             </w:r>
@@ -3315,13 +3332,13 @@
               <w:spacing w:after="160" w:line="259" w:lineRule="auto"/>
               <w:rPr>
                 <w:rFonts w:ascii="Times New Roman" w:hAnsi="Times New Roman" w:cs="Times New Roman"/>
-                <w:lang w:val="en-AI"/>
-              </w:rPr>
-            </w:pPr>
-            <w:r>
-              <w:rPr>
-                <w:rFonts w:ascii="Times New Roman" w:hAnsi="Times New Roman" w:cs="Times New Roman"/>
-                <w:lang w:val="en-AI"/>
+                <w:color w:val="000000" w:themeColor="text1"/>
+              </w:rPr>
+            </w:pPr>
+            <w:r>
+              <w:rPr>
+                <w:rFonts w:ascii="Times New Roman" w:hAnsi="Times New Roman" w:cs="Times New Roman"/>
+                <w:color w:val="000000" w:themeColor="text1"/>
               </w:rPr>
               <w:t>Pass</w:t>
             </w:r>
@@ -3339,13 +3356,13 @@
               <w:spacing w:after="160" w:line="259" w:lineRule="auto"/>
               <w:rPr>
                 <w:rFonts w:ascii="Times New Roman" w:hAnsi="Times New Roman" w:cs="Times New Roman"/>
-                <w:lang w:val="en-AI"/>
-              </w:rPr>
-            </w:pPr>
-            <w:r>
-              <w:rPr>
-                <w:rFonts w:ascii="Times New Roman" w:hAnsi="Times New Roman" w:cs="Times New Roman"/>
-                <w:lang w:val="en-AI"/>
+                <w:color w:val="000000" w:themeColor="text1"/>
+              </w:rPr>
+            </w:pPr>
+            <w:r>
+              <w:rPr>
+                <w:rFonts w:ascii="Times New Roman" w:hAnsi="Times New Roman" w:cs="Times New Roman"/>
+                <w:color w:val="000000" w:themeColor="text1"/>
               </w:rPr>
               <w:t>TC002</w:t>
             </w:r>
@@ -3361,13 +3378,13 @@
               <w:spacing w:after="160" w:line="259" w:lineRule="auto"/>
               <w:rPr>
                 <w:rFonts w:ascii="Times New Roman" w:hAnsi="Times New Roman" w:cs="Times New Roman"/>
-                <w:lang w:val="en-AI"/>
-              </w:rPr>
-            </w:pPr>
-            <w:r>
-              <w:rPr>
-                <w:rFonts w:ascii="Times New Roman" w:hAnsi="Times New Roman" w:cs="Times New Roman"/>
-                <w:lang w:val="en-AI"/>
+                <w:color w:val="000000" w:themeColor="text1"/>
+              </w:rPr>
+            </w:pPr>
+            <w:r>
+              <w:rPr>
+                <w:rFonts w:ascii="Times New Roman" w:hAnsi="Times New Roman" w:cs="Times New Roman"/>
+                <w:color w:val="000000" w:themeColor="text1"/>
               </w:rPr>
               <w:t>Đăng nhập với mật khẩu sai</w:t>
             </w:r>
@@ -3383,13 +3400,13 @@
               <w:spacing w:after="160" w:line="259" w:lineRule="auto"/>
               <w:rPr>
                 <w:rFonts w:ascii="Times New Roman" w:hAnsi="Times New Roman" w:cs="Times New Roman"/>
-                <w:lang w:val="en-AI"/>
-              </w:rPr>
-            </w:pPr>
-            <w:r>
-              <w:rPr>
-                <w:rFonts w:ascii="Times New Roman" w:hAnsi="Times New Roman" w:cs="Times New Roman"/>
-                <w:lang w:val="en-AI"/>
+                <w:color w:val="000000" w:themeColor="text1"/>
+              </w:rPr>
+            </w:pPr>
+            <w:r>
+              <w:rPr>
+                <w:rFonts w:ascii="Times New Roman" w:hAnsi="Times New Roman" w:cs="Times New Roman"/>
+                <w:color w:val="000000" w:themeColor="text1"/>
               </w:rPr>
               <w:t>Login</w:t>
             </w:r>
@@ -3405,13 +3422,13 @@
               <w:spacing w:after="160" w:line="259" w:lineRule="auto"/>
               <w:rPr>
                 <w:rFonts w:ascii="Times New Roman" w:hAnsi="Times New Roman" w:cs="Times New Roman"/>
-                <w:lang w:val="en-AI"/>
-              </w:rPr>
-            </w:pPr>
-            <w:r>
-              <w:rPr>
-                <w:rFonts w:ascii="Times New Roman" w:hAnsi="Times New Roman" w:cs="Times New Roman"/>
-                <w:lang w:val="en-AI"/>
+                <w:color w:val="000000" w:themeColor="text1"/>
+              </w:rPr>
+            </w:pPr>
+            <w:r>
+              <w:rPr>
+                <w:rFonts w:ascii="Times New Roman" w:hAnsi="Times New Roman" w:cs="Times New Roman"/>
+                <w:color w:val="000000" w:themeColor="text1"/>
               </w:rPr>
               <w:t>Trình duyệt Chrome đã cài đặt, có kết nối Internet</w:t>
             </w:r>
@@ -3427,13 +3444,13 @@
               <w:spacing w:after="160" w:line="259" w:lineRule="auto"/>
               <w:rPr>
                 <w:rFonts w:ascii="Times New Roman" w:hAnsi="Times New Roman" w:cs="Times New Roman"/>
-                <w:lang w:val="en-AI"/>
-              </w:rPr>
-            </w:pPr>
-            <w:r>
-              <w:rPr>
-                <w:rFonts w:ascii="Times New Roman" w:hAnsi="Times New Roman" w:cs="Times New Roman"/>
-                <w:lang w:val="en-AI"/>
+                <w:color w:val="000000" w:themeColor="text1"/>
+              </w:rPr>
+            </w:pPr>
+            <w:r>
+              <w:rPr>
+                <w:rFonts w:ascii="Times New Roman" w:hAnsi="Times New Roman" w:cs="Times New Roman"/>
+                <w:color w:val="000000" w:themeColor="text1"/>
               </w:rPr>
               <w:t>1. Mở trình duyệt Chrome 2. Truy cập </w:t>
             </w:r>
@@ -3442,7 +3459,7 @@
                 <w:rPr>
                   <w:rStyle w:val="Hyperlink"/>
                   <w:rFonts w:ascii="Times New Roman" w:hAnsi="Times New Roman" w:cs="Times New Roman"/>
-                  <w:lang w:val="en-AI"/>
+                  <w:color w:val="000000" w:themeColor="text1"/>
                 </w:rPr>
                 <w:t>https://www.saucedemo.com</w:t>
               </w:r>
@@ -3450,7 +3467,7 @@
             <w:r>
               <w:rPr>
                 <w:rFonts w:ascii="Times New Roman" w:hAnsi="Times New Roman" w:cs="Times New Roman"/>
-                <w:lang w:val="en-AI"/>
+                <w:color w:val="000000" w:themeColor="text1"/>
               </w:rPr>
               <w:t> 3. Nhập Username hợp lệ 4. Nhập Password sai 5. Nhấn nút Login</w:t>
             </w:r>
@@ -3466,13 +3483,13 @@
               <w:spacing w:after="160" w:line="259" w:lineRule="auto"/>
               <w:rPr>
                 <w:rFonts w:ascii="Times New Roman" w:hAnsi="Times New Roman" w:cs="Times New Roman"/>
-                <w:lang w:val="en-AI"/>
-              </w:rPr>
-            </w:pPr>
-            <w:r>
-              <w:rPr>
-                <w:rFonts w:ascii="Times New Roman" w:hAnsi="Times New Roman" w:cs="Times New Roman"/>
-                <w:lang w:val="en-AI"/>
+                <w:color w:val="000000" w:themeColor="text1"/>
+              </w:rPr>
+            </w:pPr>
+            <w:r>
+              <w:rPr>
+                <w:rFonts w:ascii="Times New Roman" w:hAnsi="Times New Roman" w:cs="Times New Roman"/>
+                <w:color w:val="000000" w:themeColor="text1"/>
               </w:rPr>
               <w:t>Username: standard_user, Password: wrong_password</w:t>
             </w:r>
@@ -3488,13 +3505,13 @@
               <w:spacing w:after="160" w:line="259" w:lineRule="auto"/>
               <w:rPr>
                 <w:rFonts w:ascii="Times New Roman" w:hAnsi="Times New Roman" w:cs="Times New Roman"/>
-                <w:lang w:val="en-AI"/>
-              </w:rPr>
-            </w:pPr>
-            <w:r>
-              <w:rPr>
-                <w:rFonts w:ascii="Times New Roman" w:hAnsi="Times New Roman" w:cs="Times New Roman"/>
-                <w:lang w:val="en-AI"/>
+                <w:color w:val="000000" w:themeColor="text1"/>
+              </w:rPr>
+            </w:pPr>
+            <w:r>
+              <w:rPr>
+                <w:rFonts w:ascii="Times New Roman" w:hAnsi="Times New Roman" w:cs="Times New Roman"/>
+                <w:color w:val="000000" w:themeColor="text1"/>
               </w:rPr>
               <w:t>Hiển thị thông báo lỗi chứa "Username and password do not match"</w:t>
             </w:r>
@@ -3510,13 +3527,13 @@
               <w:spacing w:after="160" w:line="259" w:lineRule="auto"/>
               <w:rPr>
                 <w:rFonts w:ascii="Times New Roman" w:hAnsi="Times New Roman" w:cs="Times New Roman"/>
-                <w:lang w:val="en-AI"/>
-              </w:rPr>
-            </w:pPr>
-            <w:r>
-              <w:rPr>
-                <w:rFonts w:ascii="Times New Roman" w:hAnsi="Times New Roman" w:cs="Times New Roman"/>
-                <w:lang w:val="en-AI"/>
+                <w:color w:val="000000" w:themeColor="text1"/>
+              </w:rPr>
+            </w:pPr>
+            <w:r>
+              <w:rPr>
+                <w:rFonts w:ascii="Times New Roman" w:hAnsi="Times New Roman" w:cs="Times New Roman"/>
+                <w:color w:val="000000" w:themeColor="text1"/>
               </w:rPr>
               <w:t>Thông báo lỗi hiển thị đúng nội dung</w:t>
             </w:r>
@@ -3532,13 +3549,13 @@
               <w:spacing w:after="160" w:line="259" w:lineRule="auto"/>
               <w:rPr>
                 <w:rFonts w:ascii="Times New Roman" w:hAnsi="Times New Roman" w:cs="Times New Roman"/>
-                <w:lang w:val="en-AI"/>
-              </w:rPr>
-            </w:pPr>
-            <w:r>
-              <w:rPr>
-                <w:rFonts w:ascii="Times New Roman" w:hAnsi="Times New Roman" w:cs="Times New Roman"/>
-                <w:lang w:val="en-AI"/>
+                <w:color w:val="000000" w:themeColor="text1"/>
+              </w:rPr>
+            </w:pPr>
+            <w:r>
+              <w:rPr>
+                <w:rFonts w:ascii="Times New Roman" w:hAnsi="Times New Roman" w:cs="Times New Roman"/>
+                <w:color w:val="000000" w:themeColor="text1"/>
               </w:rPr>
               <w:t>Pass</w:t>
             </w:r>
@@ -3556,13 +3573,13 @@
               <w:spacing w:after="160" w:line="259" w:lineRule="auto"/>
               <w:rPr>
                 <w:rFonts w:ascii="Times New Roman" w:hAnsi="Times New Roman" w:cs="Times New Roman"/>
-                <w:lang w:val="en-AI"/>
-              </w:rPr>
-            </w:pPr>
-            <w:r>
-              <w:rPr>
-                <w:rFonts w:ascii="Times New Roman" w:hAnsi="Times New Roman" w:cs="Times New Roman"/>
-                <w:lang w:val="en-AI"/>
+                <w:color w:val="000000" w:themeColor="text1"/>
+              </w:rPr>
+            </w:pPr>
+            <w:r>
+              <w:rPr>
+                <w:rFonts w:ascii="Times New Roman" w:hAnsi="Times New Roman" w:cs="Times New Roman"/>
+                <w:color w:val="000000" w:themeColor="text1"/>
               </w:rPr>
               <w:t>TC003</w:t>
             </w:r>
@@ -3578,13 +3595,13 @@
               <w:spacing w:after="160" w:line="259" w:lineRule="auto"/>
               <w:rPr>
                 <w:rFonts w:ascii="Times New Roman" w:hAnsi="Times New Roman" w:cs="Times New Roman"/>
-                <w:lang w:val="en-AI"/>
-              </w:rPr>
-            </w:pPr>
-            <w:r>
-              <w:rPr>
-                <w:rFonts w:ascii="Times New Roman" w:hAnsi="Times New Roman" w:cs="Times New Roman"/>
-                <w:lang w:val="en-AI"/>
+                <w:color w:val="000000" w:themeColor="text1"/>
+              </w:rPr>
+            </w:pPr>
+            <w:r>
+              <w:rPr>
+                <w:rFonts w:ascii="Times New Roman" w:hAnsi="Times New Roman" w:cs="Times New Roman"/>
+                <w:color w:val="000000" w:themeColor="text1"/>
               </w:rPr>
               <w:t>Đăng nhập khi bỏ trống username</w:t>
             </w:r>
@@ -3600,13 +3617,13 @@
               <w:spacing w:after="160" w:line="259" w:lineRule="auto"/>
               <w:rPr>
                 <w:rFonts w:ascii="Times New Roman" w:hAnsi="Times New Roman" w:cs="Times New Roman"/>
-                <w:lang w:val="en-AI"/>
-              </w:rPr>
-            </w:pPr>
-            <w:r>
-              <w:rPr>
-                <w:rFonts w:ascii="Times New Roman" w:hAnsi="Times New Roman" w:cs="Times New Roman"/>
-                <w:lang w:val="en-AI"/>
+                <w:color w:val="000000" w:themeColor="text1"/>
+              </w:rPr>
+            </w:pPr>
+            <w:r>
+              <w:rPr>
+                <w:rFonts w:ascii="Times New Roman" w:hAnsi="Times New Roman" w:cs="Times New Roman"/>
+                <w:color w:val="000000" w:themeColor="text1"/>
               </w:rPr>
               <w:t>Login</w:t>
             </w:r>
@@ -3622,20 +3639,20 @@
               <w:spacing w:after="160" w:line="259" w:lineRule="auto"/>
               <w:rPr>
                 <w:rFonts w:ascii="Times New Roman" w:hAnsi="Times New Roman" w:cs="Times New Roman"/>
-                <w:lang w:val="en-AI"/>
-              </w:rPr>
-            </w:pPr>
-            <w:r>
-              <w:rPr>
-                <w:rFonts w:ascii="Times New Roman" w:hAnsi="Times New Roman" w:cs="Times New Roman"/>
-                <w:lang w:val="en-AI"/>
+                <w:color w:val="000000" w:themeColor="text1"/>
+              </w:rPr>
+            </w:pPr>
+            <w:r>
+              <w:rPr>
+                <w:rFonts w:ascii="Times New Roman" w:hAnsi="Times New Roman" w:cs="Times New Roman"/>
+                <w:color w:val="000000" w:themeColor="text1"/>
               </w:rPr>
               <w:t xml:space="preserve">Trình duyệt Chrome đã cài </w:t>
             </w:r>
             <w:r>
               <w:rPr>
                 <w:rFonts w:ascii="Times New Roman" w:hAnsi="Times New Roman" w:cs="Times New Roman"/>
-                <w:lang w:val="en-AI"/>
+                <w:color w:val="000000" w:themeColor="text1"/>
               </w:rPr>
               <w:lastRenderedPageBreak/>
               <w:t>đặt, có kết nối Internet</w:t>
@@ -3652,13 +3669,13 @@
               <w:spacing w:after="160" w:line="259" w:lineRule="auto"/>
               <w:rPr>
                 <w:rFonts w:ascii="Times New Roman" w:hAnsi="Times New Roman" w:cs="Times New Roman"/>
-                <w:lang w:val="en-AI"/>
-              </w:rPr>
-            </w:pPr>
-            <w:r>
-              <w:rPr>
-                <w:rFonts w:ascii="Times New Roman" w:hAnsi="Times New Roman" w:cs="Times New Roman"/>
-                <w:lang w:val="en-AI"/>
+                <w:color w:val="000000" w:themeColor="text1"/>
+              </w:rPr>
+            </w:pPr>
+            <w:r>
+              <w:rPr>
+                <w:rFonts w:ascii="Times New Roman" w:hAnsi="Times New Roman" w:cs="Times New Roman"/>
+                <w:color w:val="000000" w:themeColor="text1"/>
               </w:rPr>
               <w:lastRenderedPageBreak/>
               <w:t>1. Mở trình duyệt Chrome 2. Truy cập </w:t>
@@ -3668,7 +3685,7 @@
                 <w:rPr>
                   <w:rStyle w:val="Hyperlink"/>
                   <w:rFonts w:ascii="Times New Roman" w:hAnsi="Times New Roman" w:cs="Times New Roman"/>
-                  <w:lang w:val="en-AI"/>
+                  <w:color w:val="000000" w:themeColor="text1"/>
                 </w:rPr>
                 <w:t>https://www.saucedemo.com</w:t>
               </w:r>
@@ -3676,14 +3693,14 @@
             <w:r>
               <w:rPr>
                 <w:rFonts w:ascii="Times New Roman" w:hAnsi="Times New Roman" w:cs="Times New Roman"/>
-                <w:lang w:val="en-AI"/>
+                <w:color w:val="000000" w:themeColor="text1"/>
               </w:rPr>
               <w:t xml:space="preserve"> 3. Bỏ </w:t>
             </w:r>
             <w:r>
               <w:rPr>
                 <w:rFonts w:ascii="Times New Roman" w:hAnsi="Times New Roman" w:cs="Times New Roman"/>
-                <w:lang w:val="en-AI"/>
+                <w:color w:val="000000" w:themeColor="text1"/>
               </w:rPr>
               <w:lastRenderedPageBreak/>
               <w:t>trống Username 4. Nhập Password 5. Nhấn nút Login</w:t>
@@ -3700,13 +3717,13 @@
               <w:spacing w:after="160" w:line="259" w:lineRule="auto"/>
               <w:rPr>
                 <w:rFonts w:ascii="Times New Roman" w:hAnsi="Times New Roman" w:cs="Times New Roman"/>
-                <w:lang w:val="en-AI"/>
-              </w:rPr>
-            </w:pPr>
-            <w:r>
-              <w:rPr>
-                <w:rFonts w:ascii="Times New Roman" w:hAnsi="Times New Roman" w:cs="Times New Roman"/>
-                <w:lang w:val="en-AI"/>
+                <w:color w:val="000000" w:themeColor="text1"/>
+              </w:rPr>
+            </w:pPr>
+            <w:r>
+              <w:rPr>
+                <w:rFonts w:ascii="Times New Roman" w:hAnsi="Times New Roman" w:cs="Times New Roman"/>
+                <w:color w:val="000000" w:themeColor="text1"/>
               </w:rPr>
               <w:lastRenderedPageBreak/>
               <w:t>Username: (trống), Password: secret_sauce</w:t>
@@ -3723,20 +3740,20 @@
               <w:spacing w:after="160" w:line="259" w:lineRule="auto"/>
               <w:rPr>
                 <w:rFonts w:ascii="Times New Roman" w:hAnsi="Times New Roman" w:cs="Times New Roman"/>
-                <w:lang w:val="en-AI"/>
-              </w:rPr>
-            </w:pPr>
-            <w:r>
-              <w:rPr>
-                <w:rFonts w:ascii="Times New Roman" w:hAnsi="Times New Roman" w:cs="Times New Roman"/>
-                <w:lang w:val="en-AI"/>
+                <w:color w:val="000000" w:themeColor="text1"/>
+              </w:rPr>
+            </w:pPr>
+            <w:r>
+              <w:rPr>
+                <w:rFonts w:ascii="Times New Roman" w:hAnsi="Times New Roman" w:cs="Times New Roman"/>
+                <w:color w:val="000000" w:themeColor="text1"/>
               </w:rPr>
               <w:t xml:space="preserve">Hiển thị thông báo lỗi chứa </w:t>
             </w:r>
             <w:r>
               <w:rPr>
                 <w:rFonts w:ascii="Times New Roman" w:hAnsi="Times New Roman" w:cs="Times New Roman"/>
-                <w:lang w:val="en-AI"/>
+                <w:color w:val="000000" w:themeColor="text1"/>
               </w:rPr>
               <w:lastRenderedPageBreak/>
               <w:t>"Username is required"</w:t>
@@ -3753,13 +3770,13 @@
               <w:spacing w:after="160" w:line="259" w:lineRule="auto"/>
               <w:rPr>
                 <w:rFonts w:ascii="Times New Roman" w:hAnsi="Times New Roman" w:cs="Times New Roman"/>
-                <w:lang w:val="en-AI"/>
-              </w:rPr>
-            </w:pPr>
-            <w:r>
-              <w:rPr>
-                <w:rFonts w:ascii="Times New Roman" w:hAnsi="Times New Roman" w:cs="Times New Roman"/>
-                <w:lang w:val="en-AI"/>
+                <w:color w:val="000000" w:themeColor="text1"/>
+              </w:rPr>
+            </w:pPr>
+            <w:r>
+              <w:rPr>
+                <w:rFonts w:ascii="Times New Roman" w:hAnsi="Times New Roman" w:cs="Times New Roman"/>
+                <w:color w:val="000000" w:themeColor="text1"/>
               </w:rPr>
               <w:lastRenderedPageBreak/>
               <w:t>Thông báo lỗi "Username is required" hiển thị</w:t>
@@ -3776,13 +3793,13 @@
               <w:spacing w:after="160" w:line="259" w:lineRule="auto"/>
               <w:rPr>
                 <w:rFonts w:ascii="Times New Roman" w:hAnsi="Times New Roman" w:cs="Times New Roman"/>
-                <w:lang w:val="en-AI"/>
-              </w:rPr>
-            </w:pPr>
-            <w:r>
-              <w:rPr>
-                <w:rFonts w:ascii="Times New Roman" w:hAnsi="Times New Roman" w:cs="Times New Roman"/>
-                <w:lang w:val="en-AI"/>
+                <w:color w:val="000000" w:themeColor="text1"/>
+              </w:rPr>
+            </w:pPr>
+            <w:r>
+              <w:rPr>
+                <w:rFonts w:ascii="Times New Roman" w:hAnsi="Times New Roman" w:cs="Times New Roman"/>
+                <w:color w:val="000000" w:themeColor="text1"/>
               </w:rPr>
               <w:t>Pass</w:t>
             </w:r>
@@ -3800,13 +3817,13 @@
               <w:spacing w:after="160" w:line="259" w:lineRule="auto"/>
               <w:rPr>
                 <w:rFonts w:ascii="Times New Roman" w:hAnsi="Times New Roman" w:cs="Times New Roman"/>
-                <w:lang w:val="en-AI"/>
-              </w:rPr>
-            </w:pPr>
-            <w:r>
-              <w:rPr>
-                <w:rFonts w:ascii="Times New Roman" w:hAnsi="Times New Roman" w:cs="Times New Roman"/>
-                <w:lang w:val="en-AI"/>
+                <w:color w:val="000000" w:themeColor="text1"/>
+              </w:rPr>
+            </w:pPr>
+            <w:r>
+              <w:rPr>
+                <w:rFonts w:ascii="Times New Roman" w:hAnsi="Times New Roman" w:cs="Times New Roman"/>
+                <w:color w:val="000000" w:themeColor="text1"/>
               </w:rPr>
               <w:t>TC004</w:t>
             </w:r>
@@ -3822,13 +3839,13 @@
               <w:spacing w:after="160" w:line="259" w:lineRule="auto"/>
               <w:rPr>
                 <w:rFonts w:ascii="Times New Roman" w:hAnsi="Times New Roman" w:cs="Times New Roman"/>
-                <w:lang w:val="en-AI"/>
-              </w:rPr>
-            </w:pPr>
-            <w:r>
-              <w:rPr>
-                <w:rFonts w:ascii="Times New Roman" w:hAnsi="Times New Roman" w:cs="Times New Roman"/>
-                <w:lang w:val="en-AI"/>
+                <w:color w:val="000000" w:themeColor="text1"/>
+              </w:rPr>
+            </w:pPr>
+            <w:r>
+              <w:rPr>
+                <w:rFonts w:ascii="Times New Roman" w:hAnsi="Times New Roman" w:cs="Times New Roman"/>
+                <w:color w:val="000000" w:themeColor="text1"/>
               </w:rPr>
               <w:t>Đăng nhập khi bỏ trống password</w:t>
             </w:r>
@@ -3844,13 +3861,13 @@
               <w:spacing w:after="160" w:line="259" w:lineRule="auto"/>
               <w:rPr>
                 <w:rFonts w:ascii="Times New Roman" w:hAnsi="Times New Roman" w:cs="Times New Roman"/>
-                <w:lang w:val="en-AI"/>
-              </w:rPr>
-            </w:pPr>
-            <w:r>
-              <w:rPr>
-                <w:rFonts w:ascii="Times New Roman" w:hAnsi="Times New Roman" w:cs="Times New Roman"/>
-                <w:lang w:val="en-AI"/>
+                <w:color w:val="000000" w:themeColor="text1"/>
+              </w:rPr>
+            </w:pPr>
+            <w:r>
+              <w:rPr>
+                <w:rFonts w:ascii="Times New Roman" w:hAnsi="Times New Roman" w:cs="Times New Roman"/>
+                <w:color w:val="000000" w:themeColor="text1"/>
               </w:rPr>
               <w:t>Login</w:t>
             </w:r>
@@ -3866,13 +3883,13 @@
               <w:spacing w:after="160" w:line="259" w:lineRule="auto"/>
               <w:rPr>
                 <w:rFonts w:ascii="Times New Roman" w:hAnsi="Times New Roman" w:cs="Times New Roman"/>
-                <w:lang w:val="en-AI"/>
-              </w:rPr>
-            </w:pPr>
-            <w:r>
-              <w:rPr>
-                <w:rFonts w:ascii="Times New Roman" w:hAnsi="Times New Roman" w:cs="Times New Roman"/>
-                <w:lang w:val="en-AI"/>
+                <w:color w:val="000000" w:themeColor="text1"/>
+              </w:rPr>
+            </w:pPr>
+            <w:r>
+              <w:rPr>
+                <w:rFonts w:ascii="Times New Roman" w:hAnsi="Times New Roman" w:cs="Times New Roman"/>
+                <w:color w:val="000000" w:themeColor="text1"/>
               </w:rPr>
               <w:t>Trình duyệt Chrome đã cài đặt, có kết nối Internet</w:t>
             </w:r>
@@ -3888,13 +3905,13 @@
               <w:spacing w:after="160" w:line="259" w:lineRule="auto"/>
               <w:rPr>
                 <w:rFonts w:ascii="Times New Roman" w:hAnsi="Times New Roman" w:cs="Times New Roman"/>
-                <w:lang w:val="en-AI"/>
-              </w:rPr>
-            </w:pPr>
-            <w:r>
-              <w:rPr>
-                <w:rFonts w:ascii="Times New Roman" w:hAnsi="Times New Roman" w:cs="Times New Roman"/>
-                <w:lang w:val="en-AI"/>
+                <w:color w:val="000000" w:themeColor="text1"/>
+              </w:rPr>
+            </w:pPr>
+            <w:r>
+              <w:rPr>
+                <w:rFonts w:ascii="Times New Roman" w:hAnsi="Times New Roman" w:cs="Times New Roman"/>
+                <w:color w:val="000000" w:themeColor="text1"/>
               </w:rPr>
               <w:t>1. Mở trình duyệt Chrome 2. Truy cập </w:t>
             </w:r>
@@ -3903,7 +3920,7 @@
                 <w:rPr>
                   <w:rStyle w:val="Hyperlink"/>
                   <w:rFonts w:ascii="Times New Roman" w:hAnsi="Times New Roman" w:cs="Times New Roman"/>
-                  <w:lang w:val="en-AI"/>
+                  <w:color w:val="000000" w:themeColor="text1"/>
                 </w:rPr>
                 <w:t>https://www.saucedemo.com</w:t>
               </w:r>
@@ -3911,7 +3928,7 @@
             <w:r>
               <w:rPr>
                 <w:rFonts w:ascii="Times New Roman" w:hAnsi="Times New Roman" w:cs="Times New Roman"/>
-                <w:lang w:val="en-AI"/>
+                <w:color w:val="000000" w:themeColor="text1"/>
               </w:rPr>
               <w:t> 3. Nhập Username hợp lệ 4. Bỏ trống Password 5. Nhấn nút Login</w:t>
             </w:r>
@@ -3927,13 +3944,13 @@
               <w:spacing w:after="160" w:line="259" w:lineRule="auto"/>
               <w:rPr>
                 <w:rFonts w:ascii="Times New Roman" w:hAnsi="Times New Roman" w:cs="Times New Roman"/>
-                <w:lang w:val="en-AI"/>
-              </w:rPr>
-            </w:pPr>
-            <w:r>
-              <w:rPr>
-                <w:rFonts w:ascii="Times New Roman" w:hAnsi="Times New Roman" w:cs="Times New Roman"/>
-                <w:lang w:val="en-AI"/>
+                <w:color w:val="000000" w:themeColor="text1"/>
+              </w:rPr>
+            </w:pPr>
+            <w:r>
+              <w:rPr>
+                <w:rFonts w:ascii="Times New Roman" w:hAnsi="Times New Roman" w:cs="Times New Roman"/>
+                <w:color w:val="000000" w:themeColor="text1"/>
               </w:rPr>
               <w:t>Username: standard_user, Password: (trống)</w:t>
             </w:r>
@@ -3949,13 +3966,13 @@
               <w:spacing w:after="160" w:line="259" w:lineRule="auto"/>
               <w:rPr>
                 <w:rFonts w:ascii="Times New Roman" w:hAnsi="Times New Roman" w:cs="Times New Roman"/>
-                <w:lang w:val="en-AI"/>
-              </w:rPr>
-            </w:pPr>
-            <w:r>
-              <w:rPr>
-                <w:rFonts w:ascii="Times New Roman" w:hAnsi="Times New Roman" w:cs="Times New Roman"/>
-                <w:lang w:val="en-AI"/>
+                <w:color w:val="000000" w:themeColor="text1"/>
+              </w:rPr>
+            </w:pPr>
+            <w:r>
+              <w:rPr>
+                <w:rFonts w:ascii="Times New Roman" w:hAnsi="Times New Roman" w:cs="Times New Roman"/>
+                <w:color w:val="000000" w:themeColor="text1"/>
               </w:rPr>
               <w:t>Hiển thị thông báo lỗi chứa "Password is required"</w:t>
             </w:r>
@@ -3971,13 +3988,13 @@
               <w:spacing w:after="160" w:line="259" w:lineRule="auto"/>
               <w:rPr>
                 <w:rFonts w:ascii="Times New Roman" w:hAnsi="Times New Roman" w:cs="Times New Roman"/>
-                <w:lang w:val="en-AI"/>
-              </w:rPr>
-            </w:pPr>
-            <w:r>
-              <w:rPr>
-                <w:rFonts w:ascii="Times New Roman" w:hAnsi="Times New Roman" w:cs="Times New Roman"/>
-                <w:lang w:val="en-AI"/>
+                <w:color w:val="000000" w:themeColor="text1"/>
+              </w:rPr>
+            </w:pPr>
+            <w:r>
+              <w:rPr>
+                <w:rFonts w:ascii="Times New Roman" w:hAnsi="Times New Roman" w:cs="Times New Roman"/>
+                <w:color w:val="000000" w:themeColor="text1"/>
               </w:rPr>
               <w:t>Thông báo lỗi "Password is required" hiển thị</w:t>
             </w:r>
@@ -3993,13 +4010,13 @@
               <w:spacing w:after="160" w:line="259" w:lineRule="auto"/>
               <w:rPr>
                 <w:rFonts w:ascii="Times New Roman" w:hAnsi="Times New Roman" w:cs="Times New Roman"/>
-                <w:lang w:val="en-AI"/>
-              </w:rPr>
-            </w:pPr>
-            <w:r>
-              <w:rPr>
-                <w:rFonts w:ascii="Times New Roman" w:hAnsi="Times New Roman" w:cs="Times New Roman"/>
-                <w:lang w:val="en-AI"/>
+                <w:color w:val="000000" w:themeColor="text1"/>
+              </w:rPr>
+            </w:pPr>
+            <w:r>
+              <w:rPr>
+                <w:rFonts w:ascii="Times New Roman" w:hAnsi="Times New Roman" w:cs="Times New Roman"/>
+                <w:color w:val="000000" w:themeColor="text1"/>
               </w:rPr>
               <w:t>Pass</w:t>
             </w:r>
@@ -4017,13 +4034,13 @@
               <w:spacing w:after="160" w:line="259" w:lineRule="auto"/>
               <w:rPr>
                 <w:rFonts w:ascii="Times New Roman" w:hAnsi="Times New Roman" w:cs="Times New Roman"/>
-                <w:lang w:val="en-AI"/>
-              </w:rPr>
-            </w:pPr>
-            <w:r>
-              <w:rPr>
-                <w:rFonts w:ascii="Times New Roman" w:hAnsi="Times New Roman" w:cs="Times New Roman"/>
-                <w:lang w:val="en-AI"/>
+                <w:color w:val="000000" w:themeColor="text1"/>
+              </w:rPr>
+            </w:pPr>
+            <w:r>
+              <w:rPr>
+                <w:rFonts w:ascii="Times New Roman" w:hAnsi="Times New Roman" w:cs="Times New Roman"/>
+                <w:color w:val="000000" w:themeColor="text1"/>
               </w:rPr>
               <w:t>TC005</w:t>
             </w:r>
@@ -4039,13 +4056,13 @@
               <w:spacing w:after="160" w:line="259" w:lineRule="auto"/>
               <w:rPr>
                 <w:rFonts w:ascii="Times New Roman" w:hAnsi="Times New Roman" w:cs="Times New Roman"/>
-                <w:lang w:val="en-AI"/>
-              </w:rPr>
-            </w:pPr>
-            <w:r>
-              <w:rPr>
-                <w:rFonts w:ascii="Times New Roman" w:hAnsi="Times New Roman" w:cs="Times New Roman"/>
-                <w:lang w:val="en-AI"/>
+                <w:color w:val="000000" w:themeColor="text1"/>
+              </w:rPr>
+            </w:pPr>
+            <w:r>
+              <w:rPr>
+                <w:rFonts w:ascii="Times New Roman" w:hAnsi="Times New Roman" w:cs="Times New Roman"/>
+                <w:color w:val="000000" w:themeColor="text1"/>
               </w:rPr>
               <w:t>Đăng nhập với tài khoản bị khóa (locked_out_user)</w:t>
             </w:r>
@@ -4061,13 +4078,13 @@
               <w:spacing w:after="160" w:line="259" w:lineRule="auto"/>
               <w:rPr>
                 <w:rFonts w:ascii="Times New Roman" w:hAnsi="Times New Roman" w:cs="Times New Roman"/>
-                <w:lang w:val="en-AI"/>
-              </w:rPr>
-            </w:pPr>
-            <w:r>
-              <w:rPr>
-                <w:rFonts w:ascii="Times New Roman" w:hAnsi="Times New Roman" w:cs="Times New Roman"/>
-                <w:lang w:val="en-AI"/>
+                <w:color w:val="000000" w:themeColor="text1"/>
+              </w:rPr>
+            </w:pPr>
+            <w:r>
+              <w:rPr>
+                <w:rFonts w:ascii="Times New Roman" w:hAnsi="Times New Roman" w:cs="Times New Roman"/>
+                <w:color w:val="000000" w:themeColor="text1"/>
               </w:rPr>
               <w:t>Login</w:t>
             </w:r>
@@ -4083,13 +4100,13 @@
               <w:spacing w:after="160" w:line="259" w:lineRule="auto"/>
               <w:rPr>
                 <w:rFonts w:ascii="Times New Roman" w:hAnsi="Times New Roman" w:cs="Times New Roman"/>
-                <w:lang w:val="en-AI"/>
-              </w:rPr>
-            </w:pPr>
-            <w:r>
-              <w:rPr>
-                <w:rFonts w:ascii="Times New Roman" w:hAnsi="Times New Roman" w:cs="Times New Roman"/>
-                <w:lang w:val="en-AI"/>
+                <w:color w:val="000000" w:themeColor="text1"/>
+              </w:rPr>
+            </w:pPr>
+            <w:r>
+              <w:rPr>
+                <w:rFonts w:ascii="Times New Roman" w:hAnsi="Times New Roman" w:cs="Times New Roman"/>
+                <w:color w:val="000000" w:themeColor="text1"/>
               </w:rPr>
               <w:t>Trình duyệt Chrome đã cài đặt, có kết nối Internet</w:t>
             </w:r>
@@ -4105,13 +4122,13 @@
               <w:spacing w:after="160" w:line="259" w:lineRule="auto"/>
               <w:rPr>
                 <w:rFonts w:ascii="Times New Roman" w:hAnsi="Times New Roman" w:cs="Times New Roman"/>
-                <w:lang w:val="en-AI"/>
-              </w:rPr>
-            </w:pPr>
-            <w:r>
-              <w:rPr>
-                <w:rFonts w:ascii="Times New Roman" w:hAnsi="Times New Roman" w:cs="Times New Roman"/>
-                <w:lang w:val="en-AI"/>
+                <w:color w:val="000000" w:themeColor="text1"/>
+              </w:rPr>
+            </w:pPr>
+            <w:r>
+              <w:rPr>
+                <w:rFonts w:ascii="Times New Roman" w:hAnsi="Times New Roman" w:cs="Times New Roman"/>
+                <w:color w:val="000000" w:themeColor="text1"/>
               </w:rPr>
               <w:t>1. Mở trình duyệt Chrome 2. Truy cập </w:t>
             </w:r>
@@ -4120,7 +4137,7 @@
                 <w:rPr>
                   <w:rStyle w:val="Hyperlink"/>
                   <w:rFonts w:ascii="Times New Roman" w:hAnsi="Times New Roman" w:cs="Times New Roman"/>
-                  <w:lang w:val="en-AI"/>
+                  <w:color w:val="000000" w:themeColor="text1"/>
                 </w:rPr>
                 <w:t>https://www.saucedemo.com</w:t>
               </w:r>
@@ -4128,7 +4145,7 @@
             <w:r>
               <w:rPr>
                 <w:rFonts w:ascii="Times New Roman" w:hAnsi="Times New Roman" w:cs="Times New Roman"/>
-                <w:lang w:val="en-AI"/>
+                <w:color w:val="000000" w:themeColor="text1"/>
               </w:rPr>
               <w:t> 3. Nhập Username locked_out_user 4. Nhập Password hợp lệ 5. Nhấn nút Login</w:t>
             </w:r>
@@ -4144,13 +4161,13 @@
               <w:spacing w:after="160" w:line="259" w:lineRule="auto"/>
               <w:rPr>
                 <w:rFonts w:ascii="Times New Roman" w:hAnsi="Times New Roman" w:cs="Times New Roman"/>
-                <w:lang w:val="en-AI"/>
-              </w:rPr>
-            </w:pPr>
-            <w:r>
-              <w:rPr>
-                <w:rFonts w:ascii="Times New Roman" w:hAnsi="Times New Roman" w:cs="Times New Roman"/>
-                <w:lang w:val="en-AI"/>
+                <w:color w:val="000000" w:themeColor="text1"/>
+              </w:rPr>
+            </w:pPr>
+            <w:r>
+              <w:rPr>
+                <w:rFonts w:ascii="Times New Roman" w:hAnsi="Times New Roman" w:cs="Times New Roman"/>
+                <w:color w:val="000000" w:themeColor="text1"/>
               </w:rPr>
               <w:t>Username: locked_out_user, Password: secret_sauce</w:t>
             </w:r>
@@ -4166,13 +4183,13 @@
               <w:spacing w:after="160" w:line="259" w:lineRule="auto"/>
               <w:rPr>
                 <w:rFonts w:ascii="Times New Roman" w:hAnsi="Times New Roman" w:cs="Times New Roman"/>
-                <w:lang w:val="en-AI"/>
-              </w:rPr>
-            </w:pPr>
-            <w:r>
-              <w:rPr>
-                <w:rFonts w:ascii="Times New Roman" w:hAnsi="Times New Roman" w:cs="Times New Roman"/>
-                <w:lang w:val="en-AI"/>
+                <w:color w:val="000000" w:themeColor="text1"/>
+              </w:rPr>
+            </w:pPr>
+            <w:r>
+              <w:rPr>
+                <w:rFonts w:ascii="Times New Roman" w:hAnsi="Times New Roman" w:cs="Times New Roman"/>
+                <w:color w:val="000000" w:themeColor="text1"/>
               </w:rPr>
               <w:t>Hiển thị thông báo lỗi chứa "Sorry, this user has been locked out"</w:t>
             </w:r>
@@ -4188,13 +4205,13 @@
               <w:spacing w:after="160" w:line="259" w:lineRule="auto"/>
               <w:rPr>
                 <w:rFonts w:ascii="Times New Roman" w:hAnsi="Times New Roman" w:cs="Times New Roman"/>
-                <w:lang w:val="en-AI"/>
-              </w:rPr>
-            </w:pPr>
-            <w:r>
-              <w:rPr>
-                <w:rFonts w:ascii="Times New Roman" w:hAnsi="Times New Roman" w:cs="Times New Roman"/>
-                <w:lang w:val="en-AI"/>
+                <w:color w:val="000000" w:themeColor="text1"/>
+              </w:rPr>
+            </w:pPr>
+            <w:r>
+              <w:rPr>
+                <w:rFonts w:ascii="Times New Roman" w:hAnsi="Times New Roman" w:cs="Times New Roman"/>
+                <w:color w:val="000000" w:themeColor="text1"/>
               </w:rPr>
               <w:t>Thông báo lỗi "Sorry, this user has been locked out" hiển thị</w:t>
             </w:r>
@@ -4210,13 +4227,13 @@
               <w:spacing w:after="160" w:line="259" w:lineRule="auto"/>
               <w:rPr>
                 <w:rFonts w:ascii="Times New Roman" w:hAnsi="Times New Roman" w:cs="Times New Roman"/>
-                <w:lang w:val="en-AI"/>
-              </w:rPr>
-            </w:pPr>
-            <w:r>
-              <w:rPr>
-                <w:rFonts w:ascii="Times New Roman" w:hAnsi="Times New Roman" w:cs="Times New Roman"/>
-                <w:lang w:val="en-AI"/>
+                <w:color w:val="000000" w:themeColor="text1"/>
+              </w:rPr>
+            </w:pPr>
+            <w:r>
+              <w:rPr>
+                <w:rFonts w:ascii="Times New Roman" w:hAnsi="Times New Roman" w:cs="Times New Roman"/>
+                <w:color w:val="000000" w:themeColor="text1"/>
               </w:rPr>
               <w:t>Pass</w:t>
             </w:r>
@@ -4228,6 +4245,7 @@
       <w:pPr>
         <w:rPr>
           <w:rFonts w:ascii="Times New Roman" w:hAnsi="Times New Roman" w:cs="Times New Roman"/>
+          <w:color w:val="000000" w:themeColor="text1"/>
           <w:lang w:val="en-US"/>
         </w:rPr>
       </w:pPr>
@@ -4236,36 +4254,28 @@
       <w:pPr>
         <w:rPr>
           <w:rFonts w:ascii="Times New Roman" w:hAnsi="Times New Roman" w:cs="Times New Roman"/>
+          <w:color w:val="000000" w:themeColor="text1"/>
           <w:lang w:val="en-US"/>
         </w:rPr>
       </w:pPr>
       <w:r>
         <w:rPr>
           <w:rFonts w:ascii="Times New Roman" w:hAnsi="Times New Roman" w:cs="Times New Roman"/>
+          <w:color w:val="000000" w:themeColor="text1"/>
           <w:lang w:val="en-US"/>
         </w:rPr>
-        <w:t xml:space="preserve">Bài </w:t>
+        <w:t>Bài 2.1:</w:t>
       </w:r>
       <w:r>
         <w:rPr>
-          <w:rFonts w:ascii="Times New Roman" w:hAnsi="Times New Roman" w:cs="Times New Roman"/>
-          <w:lang w:val="en-US"/>
+          <w:color w:val="000000" w:themeColor="text1"/>
         </w:rPr>
-        <w:t>2.1</w:t>
-      </w:r>
-      <w:r>
-        <w:rPr>
-          <w:rFonts w:ascii="Times New Roman" w:hAnsi="Times New Roman" w:cs="Times New Roman"/>
-          <w:lang w:val="en-US"/>
-        </w:rPr>
-        <w:t>:</w:t>
-      </w:r>
-      <w:r>
         <w:t xml:space="preserve"> </w:t>
       </w:r>
       <w:r>
         <w:rPr>
           <w:rFonts w:ascii="Times New Roman" w:hAnsi="Times New Roman" w:cs="Times New Roman"/>
+          <w:color w:val="000000" w:themeColor="text1"/>
           <w:lang w:val="en-US"/>
         </w:rPr>
         <w:t>XÂY DỰNG TESTNG SUITE XML (1.0 điểm)</w:t>
@@ -4275,36 +4285,28 @@
       <w:pPr>
         <w:rPr>
           <w:rFonts w:ascii="Times New Roman" w:hAnsi="Times New Roman" w:cs="Times New Roman"/>
+          <w:color w:val="000000" w:themeColor="text1"/>
           <w:lang w:val="en-US"/>
         </w:rPr>
       </w:pPr>
       <w:r>
         <w:rPr>
           <w:rFonts w:ascii="Times New Roman" w:hAnsi="Times New Roman" w:cs="Times New Roman"/>
+          <w:color w:val="000000" w:themeColor="text1"/>
           <w:lang w:val="en-US"/>
         </w:rPr>
-        <w:t xml:space="preserve">Bài </w:t>
+        <w:t>Bài 2.2:</w:t>
       </w:r>
       <w:r>
         <w:rPr>
-          <w:rFonts w:ascii="Times New Roman" w:hAnsi="Times New Roman" w:cs="Times New Roman"/>
-          <w:lang w:val="en-US"/>
+          <w:color w:val="000000" w:themeColor="text1"/>
         </w:rPr>
-        <w:t>2.2</w:t>
-      </w:r>
-      <w:r>
-        <w:rPr>
-          <w:rFonts w:ascii="Times New Roman" w:hAnsi="Times New Roman" w:cs="Times New Roman"/>
-          <w:lang w:val="en-US"/>
-        </w:rPr>
-        <w:t>:</w:t>
-      </w:r>
-      <w:r>
         <w:t xml:space="preserve"> </w:t>
       </w:r>
       <w:r>
         <w:rPr>
           <w:rFonts w:ascii="Times New Roman" w:hAnsi="Times New Roman" w:cs="Times New Roman"/>
+          <w:color w:val="000000" w:themeColor="text1"/>
           <w:lang w:val="en-US"/>
         </w:rPr>
         <w:t>PARALLEL EXECUTION VỚI THREADLOCAL (1.0 điểm)</w:t>
@@ -4314,12 +4316,15 @@
       <w:pPr>
         <w:rPr>
           <w:rFonts w:ascii="Times New Roman" w:hAnsi="Times New Roman" w:cs="Times New Roman"/>
+          <w:color w:val="000000" w:themeColor="text1"/>
           <w:lang w:val="en-US"/>
         </w:rPr>
       </w:pPr>
       <w:r>
         <w:rPr>
           <w:rFonts w:ascii="Times New Roman" w:hAnsi="Times New Roman" w:cs="Times New Roman"/>
+          <w:noProof/>
+          <w:color w:val="000000" w:themeColor="text1"/>
           <w:lang w:val="en-US"/>
         </w:rPr>
         <w:drawing>
@@ -4363,36 +4368,28 @@
       <w:pPr>
         <w:rPr>
           <w:rFonts w:ascii="Times New Roman" w:hAnsi="Times New Roman" w:cs="Times New Roman"/>
+          <w:color w:val="000000" w:themeColor="text1"/>
           <w:lang w:val="en-US"/>
         </w:rPr>
       </w:pPr>
       <w:r>
         <w:rPr>
           <w:rFonts w:ascii="Times New Roman" w:hAnsi="Times New Roman" w:cs="Times New Roman"/>
+          <w:color w:val="000000" w:themeColor="text1"/>
           <w:lang w:val="en-US"/>
         </w:rPr>
-        <w:t xml:space="preserve">Bài </w:t>
+        <w:t>Bài 3.1:</w:t>
       </w:r>
       <w:r>
         <w:rPr>
-          <w:rFonts w:ascii="Times New Roman" w:hAnsi="Times New Roman" w:cs="Times New Roman"/>
-          <w:lang w:val="en-US"/>
+          <w:color w:val="000000" w:themeColor="text1"/>
         </w:rPr>
-        <w:t>3.1</w:t>
-      </w:r>
-      <w:r>
-        <w:rPr>
-          <w:rFonts w:ascii="Times New Roman" w:hAnsi="Times New Roman" w:cs="Times New Roman"/>
-          <w:lang w:val="en-US"/>
-        </w:rPr>
-        <w:t>:</w:t>
-      </w:r>
-      <w:r>
         <w:t xml:space="preserve"> </w:t>
       </w:r>
       <w:r>
         <w:rPr>
           <w:rFonts w:ascii="Times New Roman" w:hAnsi="Times New Roman" w:cs="Times New Roman"/>
+          <w:color w:val="000000" w:themeColor="text1"/>
           <w:lang w:val="en-US"/>
         </w:rPr>
         <w:t>PHÂN TÍCH CFG VÀ TÍNH TOÁN COVERAGE (1.0 điểm)</w:t>
@@ -4402,93 +4399,149 @@
       <w:pPr>
         <w:rPr>
           <w:rFonts w:ascii="Times New Roman" w:hAnsi="Times New Roman" w:cs="Times New Roman"/>
+          <w:color w:val="000000" w:themeColor="text1"/>
           <w:lang w:val="en-US"/>
         </w:rPr>
       </w:pPr>
       <w:r>
         <w:rPr>
           <w:rFonts w:ascii="Times New Roman" w:hAnsi="Times New Roman" w:cs="Times New Roman"/>
+          <w:color w:val="000000" w:themeColor="text1"/>
           <w:lang w:val="en-US"/>
         </w:rPr>
-        <w:t xml:space="preserve">Bài </w:t>
+        <w:lastRenderedPageBreak/>
+        <w:drawing>
+          <wp:inline distT="0" distB="0" distL="0" distR="0" wp14:anchorId="772C1E4F" wp14:editId="05B0E69D">
+            <wp:extent cx="5731510" cy="6277610"/>
+            <wp:effectExtent l="0" t="0" r="2540" b="8890"/>
+            <wp:docPr id="3" name="Picture 3"/>
+            <wp:cNvGraphicFramePr>
+              <a:graphicFrameLocks xmlns:a="http://schemas.openxmlformats.org/drawingml/2006/main" noChangeAspect="1"/>
+            </wp:cNvGraphicFramePr>
+            <a:graphic xmlns:a="http://schemas.openxmlformats.org/drawingml/2006/main">
+              <a:graphicData uri="http://schemas.openxmlformats.org/drawingml/2006/picture">
+                <pic:pic xmlns:pic="http://schemas.openxmlformats.org/drawingml/2006/picture">
+                  <pic:nvPicPr>
+                    <pic:cNvPr id="1" name=""/>
+                    <pic:cNvPicPr/>
+                  </pic:nvPicPr>
+                  <pic:blipFill>
+                    <a:blip r:embed="rId30"/>
+                    <a:stretch>
+                      <a:fillRect/>
+                    </a:stretch>
+                  </pic:blipFill>
+                  <pic:spPr>
+                    <a:xfrm>
+                      <a:off x="0" y="0"/>
+                      <a:ext cx="5731510" cy="6277610"/>
+                    </a:xfrm>
+                    <a:prstGeom prst="rect">
+                      <a:avLst/>
+                    </a:prstGeom>
+                  </pic:spPr>
+                </pic:pic>
+              </a:graphicData>
+            </a:graphic>
+          </wp:inline>
+        </w:drawing>
+      </w:r>
+    </w:p>
+    <w:p>
+      <w:pPr>
+        <w:rPr>
+          <w:rFonts w:ascii="Times New Roman" w:hAnsi="Times New Roman" w:cs="Times New Roman"/>
+          <w:color w:val="000000" w:themeColor="text1"/>
+          <w:lang w:val="en-US"/>
+        </w:rPr>
+      </w:pPr>
+      <w:r>
+        <w:rPr>
+          <w:rFonts w:ascii="Times New Roman" w:hAnsi="Times New Roman" w:cs="Times New Roman"/>
+          <w:color w:val="000000" w:themeColor="text1"/>
+          <w:lang w:val="en-US"/>
+        </w:rPr>
+        <w:t>Bài 3.2: STATEMENT &amp; BRANCH COVERAGE THỰC TẾ (1.0 điểm)</w:t>
+      </w:r>
+    </w:p>
+    <w:p>
+      <w:pPr>
+        <w:rPr>
+          <w:rFonts w:ascii="Times New Roman" w:hAnsi="Times New Roman" w:cs="Times New Roman"/>
+          <w:color w:val="000000" w:themeColor="text1"/>
+          <w:lang w:val="en-US"/>
+        </w:rPr>
+      </w:pPr>
+      <w:r>
+        <w:rPr>
+          <w:rFonts w:ascii="Times New Roman" w:hAnsi="Times New Roman" w:cs="Times New Roman"/>
+          <w:color w:val="000000" w:themeColor="text1"/>
+          <w:lang w:val="en-US"/>
+        </w:rPr>
+        <w:lastRenderedPageBreak/>
+        <w:drawing>
+          <wp:inline distT="0" distB="0" distL="0" distR="0" wp14:anchorId="66B392CE" wp14:editId="1E8986EB">
+            <wp:extent cx="5731510" cy="5472430"/>
+            <wp:effectExtent l="0" t="0" r="2540" b="0"/>
+            <wp:docPr id="4" name="Picture 4"/>
+            <wp:cNvGraphicFramePr>
+              <a:graphicFrameLocks xmlns:a="http://schemas.openxmlformats.org/drawingml/2006/main" noChangeAspect="1"/>
+            </wp:cNvGraphicFramePr>
+            <a:graphic xmlns:a="http://schemas.openxmlformats.org/drawingml/2006/main">
+              <a:graphicData uri="http://schemas.openxmlformats.org/drawingml/2006/picture">
+                <pic:pic xmlns:pic="http://schemas.openxmlformats.org/drawingml/2006/picture">
+                  <pic:nvPicPr>
+                    <pic:cNvPr id="1" name=""/>
+                    <pic:cNvPicPr/>
+                  </pic:nvPicPr>
+                  <pic:blipFill>
+                    <a:blip r:embed="rId31"/>
+                    <a:stretch>
+                      <a:fillRect/>
+                    </a:stretch>
+                  </pic:blipFill>
+                  <pic:spPr>
+                    <a:xfrm>
+                      <a:off x="0" y="0"/>
+                      <a:ext cx="5731510" cy="5472430"/>
+                    </a:xfrm>
+                    <a:prstGeom prst="rect">
+                      <a:avLst/>
+                    </a:prstGeom>
+                  </pic:spPr>
+                </pic:pic>
+              </a:graphicData>
+            </a:graphic>
+          </wp:inline>
+        </w:drawing>
+      </w:r>
+    </w:p>
+    <w:p>
+      <w:pPr>
+        <w:rPr>
+          <w:rFonts w:ascii="Times New Roman" w:hAnsi="Times New Roman" w:cs="Times New Roman"/>
+          <w:color w:val="000000" w:themeColor="text1"/>
+          <w:lang w:val="en-US"/>
+        </w:rPr>
+      </w:pPr>
+      <w:r>
+        <w:rPr>
+          <w:rFonts w:ascii="Times New Roman" w:hAnsi="Times New Roman" w:cs="Times New Roman"/>
+          <w:color w:val="000000" w:themeColor="text1"/>
+          <w:lang w:val="en-US"/>
+        </w:rPr>
+        <w:t>Bài 4.1:</w:t>
       </w:r>
       <w:r>
         <w:rPr>
-          <w:rFonts w:ascii="Times New Roman" w:hAnsi="Times New Roman" w:cs="Times New Roman"/>
-          <w:lang w:val="en-US"/>
-        </w:rPr>
-        <w:t>3</w:t>
-      </w:r>
-      <w:r>
-        <w:rPr>
-          <w:rFonts w:ascii="Times New Roman" w:hAnsi="Times New Roman" w:cs="Times New Roman"/>
-          <w:lang w:val="en-US"/>
-        </w:rPr>
-        <w:t>.2:</w:t>
-      </w:r>
-      <w:r>
-        <w:rPr>
-          <w:rFonts w:ascii="Times New Roman" w:hAnsi="Times New Roman" w:cs="Times New Roman"/>
-          <w:lang w:val="en-US"/>
+          <w:color w:val="000000" w:themeColor="text1"/>
         </w:rPr>
         <w:t xml:space="preserve"> </w:t>
       </w:r>
       <w:r>
         <w:rPr>
           <w:rFonts w:ascii="Times New Roman" w:hAnsi="Times New Roman" w:cs="Times New Roman"/>
-          <w:lang w:val="en-US"/>
-        </w:rPr>
-        <w:t>STATEMENT &amp; BRANCH COVERAGE THỰC TẾ (1.0 điểm)</w:t>
-      </w:r>
-    </w:p>
-    <w:p>
-      <w:pPr>
-        <w:rPr>
-          <w:rFonts w:ascii="Times New Roman" w:hAnsi="Times New Roman" w:cs="Times New Roman"/>
-          <w:lang w:val="en-US"/>
-        </w:rPr>
-      </w:pPr>
-      <w:r>
-        <w:rPr>
-          <w:rFonts w:ascii="Times New Roman" w:hAnsi="Times New Roman" w:cs="Times New Roman"/>
-          <w:lang w:val="en-US"/>
-        </w:rPr>
-        <w:t xml:space="preserve">Bài </w:t>
-      </w:r>
-      <w:r>
-        <w:rPr>
-          <w:rFonts w:ascii="Times New Roman" w:hAnsi="Times New Roman" w:cs="Times New Roman"/>
-          <w:lang w:val="en-US"/>
-        </w:rPr>
-        <w:t>4</w:t>
-      </w:r>
-      <w:r>
-        <w:rPr>
-          <w:rFonts w:ascii="Times New Roman" w:hAnsi="Times New Roman" w:cs="Times New Roman"/>
-          <w:lang w:val="en-US"/>
-        </w:rPr>
-        <w:t>.</w:t>
-      </w:r>
-      <w:r>
-        <w:rPr>
-          <w:rFonts w:ascii="Times New Roman" w:hAnsi="Times New Roman" w:cs="Times New Roman"/>
-          <w:lang w:val="en-US"/>
-        </w:rPr>
-        <w:t>1</w:t>
-      </w:r>
-      <w:r>
-        <w:rPr>
-          <w:rFonts w:ascii="Times New Roman" w:hAnsi="Times New Roman" w:cs="Times New Roman"/>
-          <w:lang w:val="en-US"/>
-        </w:rPr>
-        <w:t>:</w:t>
-      </w:r>
-      <w:r>
-        <w:t xml:space="preserve"> </w:t>
-      </w:r>
-      <w:r>
-        <w:rPr>
-          <w:rFonts w:ascii="Times New Roman" w:hAnsi="Times New Roman" w:cs="Times New Roman"/>
+          <w:color w:val="000000" w:themeColor="text1"/>
           <w:lang w:val="en-US"/>
         </w:rPr>
         <w:t>TÍNH CC VÀ BASIS PATH (1.0 điểm)</w:t>
@@ -4498,28 +4551,1652 @@
       <w:pPr>
         <w:rPr>
           <w:rFonts w:ascii="Times New Roman" w:hAnsi="Times New Roman" w:cs="Times New Roman"/>
+          <w:color w:val="000000" w:themeColor="text1"/>
           <w:lang w:val="en-US"/>
         </w:rPr>
       </w:pPr>
       <w:r>
         <w:rPr>
           <w:rFonts w:ascii="Times New Roman" w:hAnsi="Times New Roman" w:cs="Times New Roman"/>
+          <w:color w:val="000000" w:themeColor="text1"/>
           <w:lang w:val="en-US"/>
         </w:rPr>
+        <w:lastRenderedPageBreak/>
+        <w:drawing>
+          <wp:inline distT="0" distB="0" distL="0" distR="0" wp14:anchorId="3E56DC44" wp14:editId="5F81B476">
+            <wp:extent cx="5731510" cy="3849370"/>
+            <wp:effectExtent l="0" t="0" r="2540" b="0"/>
+            <wp:docPr id="5" name="Picture 5"/>
+            <wp:cNvGraphicFramePr>
+              <a:graphicFrameLocks xmlns:a="http://schemas.openxmlformats.org/drawingml/2006/main" noChangeAspect="1"/>
+            </wp:cNvGraphicFramePr>
+            <a:graphic xmlns:a="http://schemas.openxmlformats.org/drawingml/2006/main">
+              <a:graphicData uri="http://schemas.openxmlformats.org/drawingml/2006/picture">
+                <pic:pic xmlns:pic="http://schemas.openxmlformats.org/drawingml/2006/picture">
+                  <pic:nvPicPr>
+                    <pic:cNvPr id="1" name=""/>
+                    <pic:cNvPicPr/>
+                  </pic:nvPicPr>
+                  <pic:blipFill>
+                    <a:blip r:embed="rId32"/>
+                    <a:stretch>
+                      <a:fillRect/>
+                    </a:stretch>
+                  </pic:blipFill>
+                  <pic:spPr>
+                    <a:xfrm>
+                      <a:off x="0" y="0"/>
+                      <a:ext cx="5731510" cy="3849370"/>
+                    </a:xfrm>
+                    <a:prstGeom prst="rect">
+                      <a:avLst/>
+                    </a:prstGeom>
+                  </pic:spPr>
+                </pic:pic>
+              </a:graphicData>
+            </a:graphic>
+          </wp:inline>
+        </w:drawing>
+      </w:r>
+    </w:p>
+    <w:tbl>
+      <w:tblPr>
+        <w:tblStyle w:val="TableGrid"/>
+        <w:tblW w:w="8730" w:type="dxa"/>
+        <w:tblLook w:val="04A0" w:firstRow="1" w:lastRow="0" w:firstColumn="1" w:lastColumn="0" w:noHBand="0" w:noVBand="1"/>
+      </w:tblPr>
+      <w:tblGrid>
+        <w:gridCol w:w="3469"/>
+        <w:gridCol w:w="5261"/>
+      </w:tblGrid>
+      <w:tr>
+        <w:tc>
+          <w:tcPr>
+            <w:tcW w:w="0" w:type="auto"/>
+            <w:hideMark/>
+          </w:tcPr>
+          <w:p>
+            <w:pPr>
+              <w:spacing w:after="240"/>
+              <w:jc w:val="center"/>
+              <w:rPr>
+                <w:rFonts w:ascii="Segoe UI" w:eastAsia="Times New Roman" w:hAnsi="Segoe UI" w:cs="Segoe UI"/>
+                <w:b/>
+                <w:bCs/>
+                <w:color w:val="000000" w:themeColor="text1"/>
+                <w:sz w:val="20"/>
+                <w:szCs w:val="20"/>
+                <w:lang w:val="en-AI" w:eastAsia="en-AI"/>
+              </w:rPr>
+            </w:pPr>
+            <w:r>
+              <w:rPr>
+                <w:rFonts w:ascii="Segoe UI" w:eastAsia="Times New Roman" w:hAnsi="Segoe UI" w:cs="Segoe UI"/>
+                <w:b/>
+                <w:bCs/>
+                <w:color w:val="000000" w:themeColor="text1"/>
+                <w:sz w:val="20"/>
+                <w:szCs w:val="20"/>
+                <w:lang w:val="en-AI" w:eastAsia="en-AI"/>
+              </w:rPr>
+              <w:t>Thông số</w:t>
+            </w:r>
+          </w:p>
+        </w:tc>
+        <w:tc>
+          <w:tcPr>
+            <w:tcW w:w="0" w:type="auto"/>
+            <w:hideMark/>
+          </w:tcPr>
+          <w:p>
+            <w:pPr>
+              <w:spacing w:after="240"/>
+              <w:jc w:val="center"/>
+              <w:rPr>
+                <w:rFonts w:ascii="Segoe UI" w:eastAsia="Times New Roman" w:hAnsi="Segoe UI" w:cs="Segoe UI"/>
+                <w:b/>
+                <w:bCs/>
+                <w:color w:val="000000" w:themeColor="text1"/>
+                <w:sz w:val="20"/>
+                <w:szCs w:val="20"/>
+                <w:lang w:val="en-AI" w:eastAsia="en-AI"/>
+              </w:rPr>
+            </w:pPr>
+            <w:r>
+              <w:rPr>
+                <w:rFonts w:ascii="Segoe UI" w:eastAsia="Times New Roman" w:hAnsi="Segoe UI" w:cs="Segoe UI"/>
+                <w:b/>
+                <w:bCs/>
+                <w:color w:val="000000" w:themeColor="text1"/>
+                <w:sz w:val="20"/>
+                <w:szCs w:val="20"/>
+                <w:lang w:val="en-AI" w:eastAsia="en-AI"/>
+              </w:rPr>
+              <w:t>Giá trị</w:t>
+            </w:r>
+          </w:p>
+        </w:tc>
+      </w:tr>
+      <w:tr>
+        <w:tc>
+          <w:tcPr>
+            <w:tcW w:w="0" w:type="auto"/>
+            <w:hideMark/>
+          </w:tcPr>
+          <w:p>
+            <w:pPr>
+              <w:spacing w:after="240"/>
+              <w:rPr>
+                <w:rFonts w:ascii="Segoe UI" w:eastAsia="Times New Roman" w:hAnsi="Segoe UI" w:cs="Segoe UI"/>
+                <w:color w:val="000000" w:themeColor="text1"/>
+                <w:sz w:val="20"/>
+                <w:szCs w:val="20"/>
+                <w:lang w:val="en-AI" w:eastAsia="en-AI"/>
+              </w:rPr>
+            </w:pPr>
+            <w:r>
+              <w:rPr>
+                <w:rFonts w:ascii="Segoe UI" w:eastAsia="Times New Roman" w:hAnsi="Segoe UI" w:cs="Segoe UI"/>
+                <w:color w:val="000000" w:themeColor="text1"/>
+                <w:sz w:val="20"/>
+                <w:szCs w:val="20"/>
+                <w:lang w:val="en-AI" w:eastAsia="en-AI"/>
+              </w:rPr>
+              <w:t>Số quyết định (D)</w:t>
+            </w:r>
+          </w:p>
+        </w:tc>
+        <w:tc>
+          <w:tcPr>
+            <w:tcW w:w="0" w:type="auto"/>
+            <w:hideMark/>
+          </w:tcPr>
+          <w:p>
+            <w:pPr>
+              <w:spacing w:after="240"/>
+              <w:rPr>
+                <w:rFonts w:ascii="Segoe UI" w:eastAsia="Times New Roman" w:hAnsi="Segoe UI" w:cs="Segoe UI"/>
+                <w:color w:val="000000" w:themeColor="text1"/>
+                <w:sz w:val="20"/>
+                <w:szCs w:val="20"/>
+                <w:lang w:val="en-AI" w:eastAsia="en-AI"/>
+              </w:rPr>
+            </w:pPr>
+            <w:r>
+              <w:rPr>
+                <w:rFonts w:ascii="Segoe UI" w:eastAsia="Times New Roman" w:hAnsi="Segoe UI" w:cs="Segoe UI"/>
+                <w:color w:val="000000" w:themeColor="text1"/>
+                <w:sz w:val="20"/>
+                <w:szCs w:val="20"/>
+                <w:lang w:val="en-AI" w:eastAsia="en-AI"/>
+              </w:rPr>
+              <w:t>7 (D1–D7)</w:t>
+            </w:r>
+          </w:p>
+        </w:tc>
+      </w:tr>
+      <w:tr>
+        <w:tc>
+          <w:tcPr>
+            <w:tcW w:w="0" w:type="auto"/>
+            <w:hideMark/>
+          </w:tcPr>
+          <w:p>
+            <w:pPr>
+              <w:spacing w:after="240"/>
+              <w:rPr>
+                <w:rFonts w:ascii="Segoe UI" w:eastAsia="Times New Roman" w:hAnsi="Segoe UI" w:cs="Segoe UI"/>
+                <w:color w:val="000000" w:themeColor="text1"/>
+                <w:sz w:val="20"/>
+                <w:szCs w:val="20"/>
+                <w:lang w:val="en-AI" w:eastAsia="en-AI"/>
+              </w:rPr>
+            </w:pPr>
+            <w:r>
+              <w:rPr>
+                <w:rFonts w:ascii="Segoe UI" w:eastAsia="Times New Roman" w:hAnsi="Segoe UI" w:cs="Segoe UI"/>
+                <w:color w:val="000000" w:themeColor="text1"/>
+                <w:sz w:val="20"/>
+                <w:szCs w:val="20"/>
+                <w:lang w:val="en-AI" w:eastAsia="en-AI"/>
+              </w:rPr>
+              <w:t>Cyclomatic Complexity</w:t>
+            </w:r>
+          </w:p>
+        </w:tc>
+        <w:tc>
+          <w:tcPr>
+            <w:tcW w:w="0" w:type="auto"/>
+            <w:hideMark/>
+          </w:tcPr>
+          <w:p>
+            <w:pPr>
+              <w:spacing w:after="240"/>
+              <w:rPr>
+                <w:rFonts w:ascii="Segoe UI" w:eastAsia="Times New Roman" w:hAnsi="Segoe UI" w:cs="Segoe UI"/>
+                <w:color w:val="000000" w:themeColor="text1"/>
+                <w:sz w:val="20"/>
+                <w:szCs w:val="20"/>
+                <w:lang w:val="en-AI" w:eastAsia="en-AI"/>
+              </w:rPr>
+            </w:pPr>
+            <w:r>
+              <w:rPr>
+                <w:rFonts w:ascii="Segoe UI" w:eastAsia="Times New Roman" w:hAnsi="Segoe UI" w:cs="Segoe UI"/>
+                <w:color w:val="000000" w:themeColor="text1"/>
+                <w:sz w:val="20"/>
+                <w:szCs w:val="20"/>
+                <w:lang w:val="en-AI" w:eastAsia="en-AI"/>
+              </w:rPr>
+              <w:t>CC = D + 1 = </w:t>
+            </w:r>
+            <w:r>
+              <w:rPr>
+                <w:rFonts w:ascii="Segoe UI" w:eastAsia="Times New Roman" w:hAnsi="Segoe UI" w:cs="Segoe UI"/>
+                <w:b/>
+                <w:bCs/>
+                <w:color w:val="000000" w:themeColor="text1"/>
+                <w:sz w:val="20"/>
+                <w:szCs w:val="20"/>
+                <w:lang w:val="en-AI" w:eastAsia="en-AI"/>
+              </w:rPr>
+              <w:t>8</w:t>
+            </w:r>
+          </w:p>
+        </w:tc>
+      </w:tr>
+      <w:tr>
+        <w:tc>
+          <w:tcPr>
+            <w:tcW w:w="0" w:type="auto"/>
+            <w:hideMark/>
+          </w:tcPr>
+          <w:p>
+            <w:pPr>
+              <w:spacing w:after="240"/>
+              <w:rPr>
+                <w:rFonts w:ascii="Segoe UI" w:eastAsia="Times New Roman" w:hAnsi="Segoe UI" w:cs="Segoe UI"/>
+                <w:color w:val="000000" w:themeColor="text1"/>
+                <w:sz w:val="20"/>
+                <w:szCs w:val="20"/>
+                <w:lang w:val="en-AI" w:eastAsia="en-AI"/>
+              </w:rPr>
+            </w:pPr>
+            <w:r>
+              <w:rPr>
+                <w:rFonts w:ascii="Segoe UI" w:eastAsia="Times New Roman" w:hAnsi="Segoe UI" w:cs="Segoe UI"/>
+                <w:color w:val="000000" w:themeColor="text1"/>
+                <w:sz w:val="20"/>
+                <w:szCs w:val="20"/>
+                <w:lang w:val="en-AI" w:eastAsia="en-AI"/>
+              </w:rPr>
+              <w:t>Kiểm chứng</w:t>
+            </w:r>
+          </w:p>
+        </w:tc>
+        <w:tc>
+          <w:tcPr>
+            <w:tcW w:w="0" w:type="auto"/>
+            <w:hideMark/>
+          </w:tcPr>
+          <w:p>
+            <w:pPr>
+              <w:spacing w:after="240"/>
+              <w:rPr>
+                <w:rFonts w:ascii="Segoe UI" w:eastAsia="Times New Roman" w:hAnsi="Segoe UI" w:cs="Segoe UI"/>
+                <w:color w:val="000000" w:themeColor="text1"/>
+                <w:sz w:val="20"/>
+                <w:szCs w:val="20"/>
+                <w:lang w:val="en-AI" w:eastAsia="en-AI"/>
+              </w:rPr>
+            </w:pPr>
+            <w:r>
+              <w:rPr>
+                <w:rFonts w:ascii="Segoe UI" w:eastAsia="Times New Roman" w:hAnsi="Segoe UI" w:cs="Segoe UI"/>
+                <w:color w:val="000000" w:themeColor="text1"/>
+                <w:sz w:val="20"/>
+                <w:szCs w:val="20"/>
+                <w:lang w:val="en-AI" w:eastAsia="en-AI"/>
+              </w:rPr>
+              <w:t>CC = E − N + 2P = 21 − 15 + 2 = </w:t>
+            </w:r>
+            <w:r>
+              <w:rPr>
+                <w:rFonts w:ascii="Segoe UI" w:eastAsia="Times New Roman" w:hAnsi="Segoe UI" w:cs="Segoe UI"/>
+                <w:b/>
+                <w:bCs/>
+                <w:color w:val="000000" w:themeColor="text1"/>
+                <w:sz w:val="20"/>
+                <w:szCs w:val="20"/>
+                <w:lang w:val="en-AI" w:eastAsia="en-AI"/>
+              </w:rPr>
+              <w:t>8</w:t>
+            </w:r>
+            <w:r>
+              <w:rPr>
+                <w:rFonts w:ascii="Segoe UI" w:eastAsia="Times New Roman" w:hAnsi="Segoe UI" w:cs="Segoe UI"/>
+                <w:color w:val="000000" w:themeColor="text1"/>
+                <w:sz w:val="20"/>
+                <w:szCs w:val="20"/>
+                <w:lang w:val="en-AI" w:eastAsia="en-AI"/>
+              </w:rPr>
+              <w:t> </w:t>
+            </w:r>
+          </w:p>
+        </w:tc>
+      </w:tr>
+      <w:tr>
+        <w:tc>
+          <w:tcPr>
+            <w:tcW w:w="0" w:type="auto"/>
+            <w:hideMark/>
+          </w:tcPr>
+          <w:p>
+            <w:pPr>
+              <w:spacing w:after="240"/>
+              <w:rPr>
+                <w:rFonts w:ascii="Segoe UI" w:eastAsia="Times New Roman" w:hAnsi="Segoe UI" w:cs="Segoe UI"/>
+                <w:color w:val="000000" w:themeColor="text1"/>
+                <w:sz w:val="20"/>
+                <w:szCs w:val="20"/>
+                <w:lang w:val="en-AI" w:eastAsia="en-AI"/>
+              </w:rPr>
+            </w:pPr>
+            <w:r>
+              <w:rPr>
+                <w:rFonts w:ascii="Segoe UI" w:eastAsia="Times New Roman" w:hAnsi="Segoe UI" w:cs="Segoe UI"/>
+                <w:color w:val="000000" w:themeColor="text1"/>
+                <w:sz w:val="20"/>
+                <w:szCs w:val="20"/>
+                <w:lang w:val="en-AI" w:eastAsia="en-AI"/>
+              </w:rPr>
+              <w:t>Số node CFG</w:t>
+            </w:r>
+          </w:p>
+        </w:tc>
+        <w:tc>
+          <w:tcPr>
+            <w:tcW w:w="0" w:type="auto"/>
+            <w:hideMark/>
+          </w:tcPr>
+          <w:p>
+            <w:pPr>
+              <w:spacing w:after="240"/>
+              <w:rPr>
+                <w:rFonts w:ascii="Segoe UI" w:eastAsia="Times New Roman" w:hAnsi="Segoe UI" w:cs="Segoe UI"/>
+                <w:color w:val="000000" w:themeColor="text1"/>
+                <w:sz w:val="20"/>
+                <w:szCs w:val="20"/>
+                <w:lang w:val="en-AI" w:eastAsia="en-AI"/>
+              </w:rPr>
+            </w:pPr>
+            <w:r>
+              <w:rPr>
+                <w:rFonts w:ascii="Segoe UI" w:eastAsia="Times New Roman" w:hAnsi="Segoe UI" w:cs="Segoe UI"/>
+                <w:color w:val="000000" w:themeColor="text1"/>
+                <w:sz w:val="20"/>
+                <w:szCs w:val="20"/>
+                <w:lang w:val="en-AI" w:eastAsia="en-AI"/>
+              </w:rPr>
+              <w:t>1</w:t>
+            </w:r>
+          </w:p>
+        </w:tc>
+      </w:tr>
+      <w:tr>
+        <w:tc>
+          <w:tcPr>
+            <w:tcW w:w="0" w:type="auto"/>
+            <w:hideMark/>
+          </w:tcPr>
+          <w:p>
+            <w:pPr>
+              <w:spacing w:after="240"/>
+              <w:rPr>
+                <w:rFonts w:ascii="Segoe UI" w:eastAsia="Times New Roman" w:hAnsi="Segoe UI" w:cs="Segoe UI"/>
+                <w:color w:val="000000" w:themeColor="text1"/>
+                <w:sz w:val="20"/>
+                <w:szCs w:val="20"/>
+                <w:lang w:val="en-AI" w:eastAsia="en-AI"/>
+              </w:rPr>
+            </w:pPr>
+            <w:r>
+              <w:rPr>
+                <w:rFonts w:ascii="Segoe UI" w:eastAsia="Times New Roman" w:hAnsi="Segoe UI" w:cs="Segoe UI"/>
+                <w:color w:val="000000" w:themeColor="text1"/>
+                <w:sz w:val="20"/>
+                <w:szCs w:val="20"/>
+                <w:lang w:val="en-AI" w:eastAsia="en-AI"/>
+              </w:rPr>
+              <w:t>Số edge CFG</w:t>
+            </w:r>
+          </w:p>
+        </w:tc>
+        <w:tc>
+          <w:tcPr>
+            <w:tcW w:w="0" w:type="auto"/>
+            <w:hideMark/>
+          </w:tcPr>
+          <w:p>
+            <w:pPr>
+              <w:spacing w:after="240"/>
+              <w:rPr>
+                <w:rFonts w:ascii="Segoe UI" w:eastAsia="Times New Roman" w:hAnsi="Segoe UI" w:cs="Segoe UI"/>
+                <w:color w:val="000000" w:themeColor="text1"/>
+                <w:sz w:val="20"/>
+                <w:szCs w:val="20"/>
+                <w:lang w:val="en-AI" w:eastAsia="en-AI"/>
+              </w:rPr>
+            </w:pPr>
+            <w:r>
+              <w:rPr>
+                <w:rFonts w:ascii="Segoe UI" w:eastAsia="Times New Roman" w:hAnsi="Segoe UI" w:cs="Segoe UI"/>
+                <w:color w:val="000000" w:themeColor="text1"/>
+                <w:sz w:val="20"/>
+                <w:szCs w:val="20"/>
+                <w:lang w:val="en-AI" w:eastAsia="en-AI"/>
+              </w:rPr>
+              <w:t>21</w:t>
+            </w:r>
+          </w:p>
+        </w:tc>
+      </w:tr>
+      <w:tr>
+        <w:tc>
+          <w:tcPr>
+            <w:tcW w:w="0" w:type="auto"/>
+            <w:hideMark/>
+          </w:tcPr>
+          <w:p>
+            <w:pPr>
+              <w:spacing w:after="240"/>
+              <w:rPr>
+                <w:rFonts w:ascii="Segoe UI" w:eastAsia="Times New Roman" w:hAnsi="Segoe UI" w:cs="Segoe UI"/>
+                <w:color w:val="000000" w:themeColor="text1"/>
+                <w:sz w:val="20"/>
+                <w:szCs w:val="20"/>
+                <w:lang w:val="en-AI" w:eastAsia="en-AI"/>
+              </w:rPr>
+            </w:pPr>
+            <w:r>
+              <w:rPr>
+                <w:rFonts w:ascii="Segoe UI" w:eastAsia="Times New Roman" w:hAnsi="Segoe UI" w:cs="Segoe UI"/>
+                <w:color w:val="000000" w:themeColor="text1"/>
+                <w:sz w:val="20"/>
+                <w:szCs w:val="20"/>
+                <w:lang w:val="en-AI" w:eastAsia="en-AI"/>
+              </w:rPr>
+              <w:t>Số Basis Path</w:t>
+            </w:r>
+          </w:p>
+        </w:tc>
+        <w:tc>
+          <w:tcPr>
+            <w:tcW w:w="0" w:type="auto"/>
+            <w:hideMark/>
+          </w:tcPr>
+          <w:p>
+            <w:pPr>
+              <w:spacing w:after="240"/>
+              <w:rPr>
+                <w:rFonts w:ascii="Segoe UI" w:eastAsia="Times New Roman" w:hAnsi="Segoe UI" w:cs="Segoe UI"/>
+                <w:color w:val="000000" w:themeColor="text1"/>
+                <w:sz w:val="20"/>
+                <w:szCs w:val="20"/>
+                <w:lang w:val="en-AI" w:eastAsia="en-AI"/>
+              </w:rPr>
+            </w:pPr>
+            <w:r>
+              <w:rPr>
+                <w:rFonts w:ascii="Segoe UI" w:eastAsia="Times New Roman" w:hAnsi="Segoe UI" w:cs="Segoe UI"/>
+                <w:color w:val="000000" w:themeColor="text1"/>
+                <w:sz w:val="20"/>
+                <w:szCs w:val="20"/>
+                <w:lang w:val="en-AI" w:eastAsia="en-AI"/>
+              </w:rPr>
+              <w:t>8</w:t>
+            </w:r>
+          </w:p>
+        </w:tc>
+      </w:tr>
+      <w:tr>
+        <w:tc>
+          <w:tcPr>
+            <w:tcW w:w="0" w:type="auto"/>
+            <w:hideMark/>
+          </w:tcPr>
+          <w:p>
+            <w:pPr>
+              <w:spacing w:after="240"/>
+              <w:rPr>
+                <w:rFonts w:ascii="Segoe UI" w:eastAsia="Times New Roman" w:hAnsi="Segoe UI" w:cs="Segoe UI"/>
+                <w:color w:val="000000" w:themeColor="text1"/>
+                <w:sz w:val="20"/>
+                <w:szCs w:val="20"/>
+                <w:lang w:val="en-AI" w:eastAsia="en-AI"/>
+              </w:rPr>
+            </w:pPr>
+            <w:r>
+              <w:rPr>
+                <w:rFonts w:ascii="Segoe UI" w:eastAsia="Times New Roman" w:hAnsi="Segoe UI" w:cs="Segoe UI"/>
+                <w:color w:val="000000" w:themeColor="text1"/>
+                <w:sz w:val="20"/>
+                <w:szCs w:val="20"/>
+                <w:lang w:val="en-AI" w:eastAsia="en-AI"/>
+              </w:rPr>
+              <w:t>Kết quả test</w:t>
+            </w:r>
+          </w:p>
+        </w:tc>
+        <w:tc>
+          <w:tcPr>
+            <w:tcW w:w="0" w:type="auto"/>
+            <w:hideMark/>
+          </w:tcPr>
+          <w:p>
+            <w:pPr>
+              <w:spacing w:after="240"/>
+              <w:rPr>
+                <w:rFonts w:ascii="Segoe UI" w:eastAsia="Times New Roman" w:hAnsi="Segoe UI" w:cs="Segoe UI"/>
+                <w:color w:val="000000" w:themeColor="text1"/>
+                <w:sz w:val="20"/>
+                <w:szCs w:val="20"/>
+                <w:lang w:val="en-US" w:eastAsia="en-AI"/>
+              </w:rPr>
+            </w:pPr>
+            <w:r>
+              <w:rPr>
+                <w:rFonts w:ascii="Segoe UI" w:eastAsia="Times New Roman" w:hAnsi="Segoe UI" w:cs="Segoe UI"/>
+                <w:b/>
+                <w:bCs/>
+                <w:color w:val="000000" w:themeColor="text1"/>
+                <w:sz w:val="20"/>
+                <w:szCs w:val="20"/>
+                <w:lang w:val="en-AI" w:eastAsia="en-AI"/>
+              </w:rPr>
+              <w:t xml:space="preserve">8/8 </w:t>
+            </w:r>
+            <w:r>
+              <w:rPr>
+                <w:rFonts w:ascii="Segoe UI" w:eastAsia="Times New Roman" w:hAnsi="Segoe UI" w:cs="Segoe UI"/>
+                <w:b/>
+                <w:bCs/>
+                <w:color w:val="000000" w:themeColor="text1"/>
+                <w:sz w:val="20"/>
+                <w:szCs w:val="20"/>
+                <w:lang w:val="en-US" w:eastAsia="en-AI"/>
+              </w:rPr>
+              <w:t>pass</w:t>
+            </w:r>
+          </w:p>
+        </w:tc>
+      </w:tr>
+    </w:tbl>
+    <w:p>
+      <w:pPr>
+        <w:rPr>
+          <w:rFonts w:ascii="Times New Roman" w:hAnsi="Times New Roman" w:cs="Times New Roman"/>
+          <w:color w:val="000000" w:themeColor="text1"/>
+          <w:lang w:val="en-US"/>
+        </w:rPr>
+      </w:pPr>
+    </w:p>
+    <w:tbl>
+      <w:tblPr>
+        <w:tblStyle w:val="TableGrid"/>
+        <w:tblW w:w="8730" w:type="dxa"/>
+        <w:tblLook w:val="04A0" w:firstRow="1" w:lastRow="0" w:firstColumn="1" w:lastColumn="0" w:noHBand="0" w:noVBand="1"/>
+      </w:tblPr>
+      <w:tblGrid>
+        <w:gridCol w:w="1747"/>
+        <w:gridCol w:w="3008"/>
+        <w:gridCol w:w="2573"/>
+        <w:gridCol w:w="1402"/>
+      </w:tblGrid>
+      <w:tr>
+        <w:tc>
+          <w:tcPr>
+            <w:tcW w:w="0" w:type="auto"/>
+            <w:hideMark/>
+          </w:tcPr>
+          <w:p>
+            <w:pPr>
+              <w:jc w:val="center"/>
+              <w:rPr>
+                <w:rFonts w:ascii="Segoe UI" w:eastAsia="Times New Roman" w:hAnsi="Segoe UI" w:cs="Segoe UI"/>
+                <w:b/>
+                <w:bCs/>
+                <w:color w:val="000000" w:themeColor="text1"/>
+                <w:sz w:val="20"/>
+                <w:szCs w:val="20"/>
+                <w:lang w:val="en-AI" w:eastAsia="en-AI"/>
+              </w:rPr>
+            </w:pPr>
+            <w:r>
+              <w:rPr>
+                <w:rFonts w:ascii="Segoe UI" w:eastAsia="Times New Roman" w:hAnsi="Segoe UI" w:cs="Segoe UI"/>
+                <w:b/>
+                <w:bCs/>
+                <w:color w:val="000000" w:themeColor="text1"/>
+                <w:sz w:val="20"/>
+                <w:szCs w:val="20"/>
+                <w:lang w:val="en-AI" w:eastAsia="en-AI"/>
+              </w:rPr>
+              <w:t>Path</w:t>
+            </w:r>
+          </w:p>
+        </w:tc>
+        <w:tc>
+          <w:tcPr>
+            <w:tcW w:w="0" w:type="auto"/>
+            <w:hideMark/>
+          </w:tcPr>
+          <w:p>
+            <w:pPr>
+              <w:jc w:val="center"/>
+              <w:rPr>
+                <w:rFonts w:ascii="Segoe UI" w:eastAsia="Times New Roman" w:hAnsi="Segoe UI" w:cs="Segoe UI"/>
+                <w:b/>
+                <w:bCs/>
+                <w:color w:val="000000" w:themeColor="text1"/>
+                <w:sz w:val="20"/>
+                <w:szCs w:val="20"/>
+                <w:lang w:val="en-AI" w:eastAsia="en-AI"/>
+              </w:rPr>
+            </w:pPr>
+            <w:r>
+              <w:rPr>
+                <w:rFonts w:ascii="Segoe UI" w:eastAsia="Times New Roman" w:hAnsi="Segoe UI" w:cs="Segoe UI"/>
+                <w:b/>
+                <w:bCs/>
+                <w:color w:val="000000" w:themeColor="text1"/>
+                <w:sz w:val="20"/>
+                <w:szCs w:val="20"/>
+                <w:lang w:val="en-AI" w:eastAsia="en-AI"/>
+              </w:rPr>
+              <w:t>Decisions</w:t>
+            </w:r>
+          </w:p>
+        </w:tc>
+        <w:tc>
+          <w:tcPr>
+            <w:tcW w:w="0" w:type="auto"/>
+            <w:hideMark/>
+          </w:tcPr>
+          <w:p>
+            <w:pPr>
+              <w:jc w:val="center"/>
+              <w:rPr>
+                <w:rFonts w:ascii="Segoe UI" w:eastAsia="Times New Roman" w:hAnsi="Segoe UI" w:cs="Segoe UI"/>
+                <w:b/>
+                <w:bCs/>
+                <w:color w:val="000000" w:themeColor="text1"/>
+                <w:sz w:val="20"/>
+                <w:szCs w:val="20"/>
+                <w:lang w:val="en-AI" w:eastAsia="en-AI"/>
+              </w:rPr>
+            </w:pPr>
+            <w:r>
+              <w:rPr>
+                <w:rFonts w:ascii="Segoe UI" w:eastAsia="Times New Roman" w:hAnsi="Segoe UI" w:cs="Segoe UI"/>
+                <w:b/>
+                <w:bCs/>
+                <w:color w:val="000000" w:themeColor="text1"/>
+                <w:sz w:val="20"/>
+                <w:szCs w:val="20"/>
+                <w:lang w:val="en-AI" w:eastAsia="en-AI"/>
+              </w:rPr>
+              <w:t>Input</w:t>
+            </w:r>
+          </w:p>
+        </w:tc>
+        <w:tc>
+          <w:tcPr>
+            <w:tcW w:w="0" w:type="auto"/>
+            <w:hideMark/>
+          </w:tcPr>
+          <w:p>
+            <w:pPr>
+              <w:jc w:val="center"/>
+              <w:rPr>
+                <w:rFonts w:ascii="Segoe UI" w:eastAsia="Times New Roman" w:hAnsi="Segoe UI" w:cs="Segoe UI"/>
+                <w:b/>
+                <w:bCs/>
+                <w:color w:val="000000" w:themeColor="text1"/>
+                <w:sz w:val="20"/>
+                <w:szCs w:val="20"/>
+                <w:lang w:val="en-AI" w:eastAsia="en-AI"/>
+              </w:rPr>
+            </w:pPr>
+            <w:r>
+              <w:rPr>
+                <w:rFonts w:ascii="Segoe UI" w:eastAsia="Times New Roman" w:hAnsi="Segoe UI" w:cs="Segoe UI"/>
+                <w:b/>
+                <w:bCs/>
+                <w:color w:val="000000" w:themeColor="text1"/>
+                <w:sz w:val="20"/>
+                <w:szCs w:val="20"/>
+                <w:lang w:val="en-AI" w:eastAsia="en-AI"/>
+              </w:rPr>
+              <w:t>Expected</w:t>
+            </w:r>
+          </w:p>
+        </w:tc>
+      </w:tr>
+      <w:tr>
+        <w:tc>
+          <w:tcPr>
+            <w:tcW w:w="0" w:type="auto"/>
+            <w:hideMark/>
+          </w:tcPr>
+          <w:p>
+            <w:pPr>
+              <w:rPr>
+                <w:rFonts w:ascii="Segoe UI" w:eastAsia="Times New Roman" w:hAnsi="Segoe UI" w:cs="Segoe UI"/>
+                <w:color w:val="000000" w:themeColor="text1"/>
+                <w:sz w:val="20"/>
+                <w:szCs w:val="20"/>
+                <w:lang w:val="en-AI" w:eastAsia="en-AI"/>
+              </w:rPr>
+            </w:pPr>
+            <w:r>
+              <w:rPr>
+                <w:rFonts w:ascii="Segoe UI" w:eastAsia="Times New Roman" w:hAnsi="Segoe UI" w:cs="Segoe UI"/>
+                <w:color w:val="000000" w:themeColor="text1"/>
+                <w:sz w:val="20"/>
+                <w:szCs w:val="20"/>
+                <w:lang w:val="en-AI" w:eastAsia="en-AI"/>
+              </w:rPr>
+              <w:t>P1 (baseline)</w:t>
+            </w:r>
+          </w:p>
+        </w:tc>
+        <w:tc>
+          <w:tcPr>
+            <w:tcW w:w="0" w:type="auto"/>
+            <w:hideMark/>
+          </w:tcPr>
+          <w:p>
+            <w:pPr>
+              <w:rPr>
+                <w:rFonts w:ascii="Segoe UI" w:eastAsia="Times New Roman" w:hAnsi="Segoe UI" w:cs="Segoe UI"/>
+                <w:color w:val="000000" w:themeColor="text1"/>
+                <w:sz w:val="20"/>
+                <w:szCs w:val="20"/>
+                <w:lang w:val="en-AI" w:eastAsia="en-AI"/>
+              </w:rPr>
+            </w:pPr>
+            <w:r>
+              <w:rPr>
+                <w:rFonts w:ascii="Segoe UI" w:eastAsia="Times New Roman" w:hAnsi="Segoe UI" w:cs="Segoe UI"/>
+                <w:color w:val="000000" w:themeColor="text1"/>
+                <w:sz w:val="20"/>
+                <w:szCs w:val="20"/>
+                <w:lang w:val="en-AI" w:eastAsia="en-AI"/>
+              </w:rPr>
+              <w:t>D1=F,D2=T,D3=T,D7=T</w:t>
+            </w:r>
+          </w:p>
+        </w:tc>
+        <w:tc>
+          <w:tcPr>
+            <w:tcW w:w="0" w:type="auto"/>
+            <w:hideMark/>
+          </w:tcPr>
+          <w:p>
+            <w:pPr>
+              <w:rPr>
+                <w:rFonts w:ascii="Segoe UI" w:eastAsia="Times New Roman" w:hAnsi="Segoe UI" w:cs="Segoe UI"/>
+                <w:color w:val="000000" w:themeColor="text1"/>
+                <w:sz w:val="20"/>
+                <w:szCs w:val="20"/>
+                <w:lang w:val="en-AI" w:eastAsia="en-AI"/>
+              </w:rPr>
+            </w:pPr>
+            <w:r>
+              <w:rPr>
+                <w:rFonts w:ascii="Segoe UI" w:eastAsia="Times New Roman" w:hAnsi="Segoe UI" w:cs="Segoe UI"/>
+                <w:color w:val="000000" w:themeColor="text1"/>
+                <w:sz w:val="20"/>
+                <w:szCs w:val="20"/>
+                <w:lang w:val="en-AI" w:eastAsia="en-AI"/>
+              </w:rPr>
+              <w:t>10, noi_thanh, true</w:t>
+            </w:r>
+          </w:p>
+        </w:tc>
+        <w:tc>
+          <w:tcPr>
+            <w:tcW w:w="0" w:type="auto"/>
+            <w:hideMark/>
+          </w:tcPr>
+          <w:p>
+            <w:pPr>
+              <w:rPr>
+                <w:rFonts w:ascii="Segoe UI" w:eastAsia="Times New Roman" w:hAnsi="Segoe UI" w:cs="Segoe UI"/>
+                <w:color w:val="000000" w:themeColor="text1"/>
+                <w:sz w:val="20"/>
+                <w:szCs w:val="20"/>
+                <w:lang w:val="en-AI" w:eastAsia="en-AI"/>
+              </w:rPr>
+            </w:pPr>
+            <w:r>
+              <w:rPr>
+                <w:rFonts w:ascii="Segoe UI" w:eastAsia="Times New Roman" w:hAnsi="Segoe UI" w:cs="Segoe UI"/>
+                <w:color w:val="000000" w:themeColor="text1"/>
+                <w:sz w:val="20"/>
+                <w:szCs w:val="20"/>
+                <w:lang w:val="en-AI" w:eastAsia="en-AI"/>
+              </w:rPr>
+              <w:t>22500.0</w:t>
+            </w:r>
+          </w:p>
+        </w:tc>
+      </w:tr>
+      <w:tr>
+        <w:tc>
+          <w:tcPr>
+            <w:tcW w:w="0" w:type="auto"/>
+            <w:hideMark/>
+          </w:tcPr>
+          <w:p>
+            <w:pPr>
+              <w:rPr>
+                <w:rFonts w:ascii="Segoe UI" w:eastAsia="Times New Roman" w:hAnsi="Segoe UI" w:cs="Segoe UI"/>
+                <w:color w:val="000000" w:themeColor="text1"/>
+                <w:sz w:val="20"/>
+                <w:szCs w:val="20"/>
+                <w:lang w:val="en-AI" w:eastAsia="en-AI"/>
+              </w:rPr>
+            </w:pPr>
+            <w:r>
+              <w:rPr>
+                <w:rFonts w:ascii="Segoe UI" w:eastAsia="Times New Roman" w:hAnsi="Segoe UI" w:cs="Segoe UI"/>
+                <w:color w:val="000000" w:themeColor="text1"/>
+                <w:sz w:val="20"/>
+                <w:szCs w:val="20"/>
+                <w:lang w:val="en-AI" w:eastAsia="en-AI"/>
+              </w:rPr>
+              <w:t>P2 (flip D1)</w:t>
+            </w:r>
+          </w:p>
+        </w:tc>
+        <w:tc>
+          <w:tcPr>
+            <w:tcW w:w="0" w:type="auto"/>
+            <w:hideMark/>
+          </w:tcPr>
+          <w:p>
+            <w:pPr>
+              <w:rPr>
+                <w:rFonts w:ascii="Segoe UI" w:eastAsia="Times New Roman" w:hAnsi="Segoe UI" w:cs="Segoe UI"/>
+                <w:color w:val="000000" w:themeColor="text1"/>
+                <w:sz w:val="20"/>
+                <w:szCs w:val="20"/>
+                <w:lang w:val="en-AI" w:eastAsia="en-AI"/>
+              </w:rPr>
+            </w:pPr>
+            <w:r>
+              <w:rPr>
+                <w:rFonts w:ascii="Segoe UI" w:eastAsia="Times New Roman" w:hAnsi="Segoe UI" w:cs="Segoe UI"/>
+                <w:color w:val="000000" w:themeColor="text1"/>
+                <w:sz w:val="20"/>
+                <w:szCs w:val="20"/>
+                <w:lang w:val="en-AI" w:eastAsia="en-AI"/>
+              </w:rPr>
+              <w:t>D1=T</w:t>
+            </w:r>
+          </w:p>
+        </w:tc>
+        <w:tc>
+          <w:tcPr>
+            <w:tcW w:w="0" w:type="auto"/>
+            <w:hideMark/>
+          </w:tcPr>
+          <w:p>
+            <w:pPr>
+              <w:rPr>
+                <w:rFonts w:ascii="Segoe UI" w:eastAsia="Times New Roman" w:hAnsi="Segoe UI" w:cs="Segoe UI"/>
+                <w:color w:val="000000" w:themeColor="text1"/>
+                <w:sz w:val="20"/>
+                <w:szCs w:val="20"/>
+                <w:lang w:val="en-AI" w:eastAsia="en-AI"/>
+              </w:rPr>
+            </w:pPr>
+            <w:r>
+              <w:rPr>
+                <w:rFonts w:ascii="Segoe UI" w:eastAsia="Times New Roman" w:hAnsi="Segoe UI" w:cs="Segoe UI"/>
+                <w:color w:val="000000" w:themeColor="text1"/>
+                <w:sz w:val="20"/>
+                <w:szCs w:val="20"/>
+                <w:lang w:val="en-AI" w:eastAsia="en-AI"/>
+              </w:rPr>
+              <w:t>0, noi_thanh, false</w:t>
+            </w:r>
+          </w:p>
+        </w:tc>
+        <w:tc>
+          <w:tcPr>
+            <w:tcW w:w="0" w:type="auto"/>
+            <w:hideMark/>
+          </w:tcPr>
+          <w:p>
+            <w:pPr>
+              <w:rPr>
+                <w:rFonts w:ascii="Segoe UI" w:eastAsia="Times New Roman" w:hAnsi="Segoe UI" w:cs="Segoe UI"/>
+                <w:color w:val="000000" w:themeColor="text1"/>
+                <w:sz w:val="20"/>
+                <w:szCs w:val="20"/>
+                <w:lang w:val="en-AI" w:eastAsia="en-AI"/>
+              </w:rPr>
+            </w:pPr>
+            <w:r>
+              <w:rPr>
+                <w:rFonts w:ascii="Segoe UI" w:eastAsia="Times New Roman" w:hAnsi="Segoe UI" w:cs="Segoe UI"/>
+                <w:color w:val="000000" w:themeColor="text1"/>
+                <w:sz w:val="20"/>
+                <w:szCs w:val="20"/>
+                <w:lang w:val="en-AI" w:eastAsia="en-AI"/>
+              </w:rPr>
+              <w:t>Exception</w:t>
+            </w:r>
+          </w:p>
+        </w:tc>
+      </w:tr>
+      <w:tr>
+        <w:tc>
+          <w:tcPr>
+            <w:tcW w:w="0" w:type="auto"/>
+            <w:hideMark/>
+          </w:tcPr>
+          <w:p>
+            <w:pPr>
+              <w:rPr>
+                <w:rFonts w:ascii="Segoe UI" w:eastAsia="Times New Roman" w:hAnsi="Segoe UI" w:cs="Segoe UI"/>
+                <w:color w:val="000000" w:themeColor="text1"/>
+                <w:sz w:val="20"/>
+                <w:szCs w:val="20"/>
+                <w:lang w:val="en-AI" w:eastAsia="en-AI"/>
+              </w:rPr>
+            </w:pPr>
+            <w:r>
+              <w:rPr>
+                <w:rFonts w:ascii="Segoe UI" w:eastAsia="Times New Roman" w:hAnsi="Segoe UI" w:cs="Segoe UI"/>
+                <w:color w:val="000000" w:themeColor="text1"/>
+                <w:sz w:val="20"/>
+                <w:szCs w:val="20"/>
+                <w:lang w:val="en-AI" w:eastAsia="en-AI"/>
+              </w:rPr>
+              <w:t>P3 (flip D2)</w:t>
+            </w:r>
+          </w:p>
+        </w:tc>
+        <w:tc>
+          <w:tcPr>
+            <w:tcW w:w="0" w:type="auto"/>
+            <w:hideMark/>
+          </w:tcPr>
+          <w:p>
+            <w:pPr>
+              <w:rPr>
+                <w:rFonts w:ascii="Segoe UI" w:eastAsia="Times New Roman" w:hAnsi="Segoe UI" w:cs="Segoe UI"/>
+                <w:color w:val="000000" w:themeColor="text1"/>
+                <w:sz w:val="20"/>
+                <w:szCs w:val="20"/>
+                <w:lang w:val="en-AI" w:eastAsia="en-AI"/>
+              </w:rPr>
+            </w:pPr>
+            <w:r>
+              <w:rPr>
+                <w:rFonts w:ascii="Segoe UI" w:eastAsia="Times New Roman" w:hAnsi="Segoe UI" w:cs="Segoe UI"/>
+                <w:color w:val="000000" w:themeColor="text1"/>
+                <w:sz w:val="20"/>
+                <w:szCs w:val="20"/>
+                <w:lang w:val="en-AI" w:eastAsia="en-AI"/>
+              </w:rPr>
+              <w:t>D2=F,D4=T,D5=T,D7=T</w:t>
+            </w:r>
+          </w:p>
+        </w:tc>
+        <w:tc>
+          <w:tcPr>
+            <w:tcW w:w="0" w:type="auto"/>
+            <w:hideMark/>
+          </w:tcPr>
+          <w:p>
+            <w:pPr>
+              <w:rPr>
+                <w:rFonts w:ascii="Segoe UI" w:eastAsia="Times New Roman" w:hAnsi="Segoe UI" w:cs="Segoe UI"/>
+                <w:color w:val="000000" w:themeColor="text1"/>
+                <w:sz w:val="20"/>
+                <w:szCs w:val="20"/>
+                <w:lang w:val="en-AI" w:eastAsia="en-AI"/>
+              </w:rPr>
+            </w:pPr>
+            <w:r>
+              <w:rPr>
+                <w:rFonts w:ascii="Segoe UI" w:eastAsia="Times New Roman" w:hAnsi="Segoe UI" w:cs="Segoe UI"/>
+                <w:color w:val="000000" w:themeColor="text1"/>
+                <w:sz w:val="20"/>
+                <w:szCs w:val="20"/>
+                <w:lang w:val="en-AI" w:eastAsia="en-AI"/>
+              </w:rPr>
+              <w:t>5, ngoai_thanh, true</w:t>
+            </w:r>
+          </w:p>
+        </w:tc>
+        <w:tc>
+          <w:tcPr>
+            <w:tcW w:w="0" w:type="auto"/>
+            <w:hideMark/>
+          </w:tcPr>
+          <w:p>
+            <w:pPr>
+              <w:rPr>
+                <w:rFonts w:ascii="Segoe UI" w:eastAsia="Times New Roman" w:hAnsi="Segoe UI" w:cs="Segoe UI"/>
+                <w:color w:val="000000" w:themeColor="text1"/>
+                <w:sz w:val="20"/>
+                <w:szCs w:val="20"/>
+                <w:lang w:val="en-AI" w:eastAsia="en-AI"/>
+              </w:rPr>
+            </w:pPr>
+            <w:r>
+              <w:rPr>
+                <w:rFonts w:ascii="Segoe UI" w:eastAsia="Times New Roman" w:hAnsi="Segoe UI" w:cs="Segoe UI"/>
+                <w:color w:val="000000" w:themeColor="text1"/>
+                <w:sz w:val="20"/>
+                <w:szCs w:val="20"/>
+                <w:lang w:val="en-AI" w:eastAsia="en-AI"/>
+              </w:rPr>
+              <w:t>27900.0</w:t>
+            </w:r>
+          </w:p>
+        </w:tc>
+      </w:tr>
+      <w:tr>
+        <w:tc>
+          <w:tcPr>
+            <w:tcW w:w="0" w:type="auto"/>
+            <w:hideMark/>
+          </w:tcPr>
+          <w:p>
+            <w:pPr>
+              <w:rPr>
+                <w:rFonts w:ascii="Segoe UI" w:eastAsia="Times New Roman" w:hAnsi="Segoe UI" w:cs="Segoe UI"/>
+                <w:color w:val="000000" w:themeColor="text1"/>
+                <w:sz w:val="20"/>
+                <w:szCs w:val="20"/>
+                <w:lang w:val="en-AI" w:eastAsia="en-AI"/>
+              </w:rPr>
+            </w:pPr>
+            <w:r>
+              <w:rPr>
+                <w:rFonts w:ascii="Segoe UI" w:eastAsia="Times New Roman" w:hAnsi="Segoe UI" w:cs="Segoe UI"/>
+                <w:color w:val="000000" w:themeColor="text1"/>
+                <w:sz w:val="20"/>
+                <w:szCs w:val="20"/>
+                <w:lang w:val="en-AI" w:eastAsia="en-AI"/>
+              </w:rPr>
+              <w:t>P4 (flip D3)</w:t>
+            </w:r>
+          </w:p>
+        </w:tc>
+        <w:tc>
+          <w:tcPr>
+            <w:tcW w:w="0" w:type="auto"/>
+            <w:hideMark/>
+          </w:tcPr>
+          <w:p>
+            <w:pPr>
+              <w:rPr>
+                <w:rFonts w:ascii="Segoe UI" w:eastAsia="Times New Roman" w:hAnsi="Segoe UI" w:cs="Segoe UI"/>
+                <w:color w:val="000000" w:themeColor="text1"/>
+                <w:sz w:val="20"/>
+                <w:szCs w:val="20"/>
+                <w:lang w:val="en-AI" w:eastAsia="en-AI"/>
+              </w:rPr>
+            </w:pPr>
+            <w:r>
+              <w:rPr>
+                <w:rFonts w:ascii="Segoe UI" w:eastAsia="Times New Roman" w:hAnsi="Segoe UI" w:cs="Segoe UI"/>
+                <w:color w:val="000000" w:themeColor="text1"/>
+                <w:sz w:val="20"/>
+                <w:szCs w:val="20"/>
+                <w:lang w:val="en-AI" w:eastAsia="en-AI"/>
+              </w:rPr>
+              <w:t>D2=T,D3=F,D7=T</w:t>
+            </w:r>
+          </w:p>
+        </w:tc>
+        <w:tc>
+          <w:tcPr>
+            <w:tcW w:w="0" w:type="auto"/>
+            <w:hideMark/>
+          </w:tcPr>
+          <w:p>
+            <w:pPr>
+              <w:rPr>
+                <w:rFonts w:ascii="Segoe UI" w:eastAsia="Times New Roman" w:hAnsi="Segoe UI" w:cs="Segoe UI"/>
+                <w:color w:val="000000" w:themeColor="text1"/>
+                <w:sz w:val="20"/>
+                <w:szCs w:val="20"/>
+                <w:lang w:val="en-AI" w:eastAsia="en-AI"/>
+              </w:rPr>
+            </w:pPr>
+            <w:r>
+              <w:rPr>
+                <w:rFonts w:ascii="Segoe UI" w:eastAsia="Times New Roman" w:hAnsi="Segoe UI" w:cs="Segoe UI"/>
+                <w:color w:val="000000" w:themeColor="text1"/>
+                <w:sz w:val="20"/>
+                <w:szCs w:val="20"/>
+                <w:lang w:val="en-AI" w:eastAsia="en-AI"/>
+              </w:rPr>
+              <w:t>3, noi_thanh, true</w:t>
+            </w:r>
+          </w:p>
+        </w:tc>
+        <w:tc>
+          <w:tcPr>
+            <w:tcW w:w="0" w:type="auto"/>
+            <w:hideMark/>
+          </w:tcPr>
+          <w:p>
+            <w:pPr>
+              <w:rPr>
+                <w:rFonts w:ascii="Segoe UI" w:eastAsia="Times New Roman" w:hAnsi="Segoe UI" w:cs="Segoe UI"/>
+                <w:color w:val="000000" w:themeColor="text1"/>
+                <w:sz w:val="20"/>
+                <w:szCs w:val="20"/>
+                <w:lang w:val="en-AI" w:eastAsia="en-AI"/>
+              </w:rPr>
+            </w:pPr>
+            <w:r>
+              <w:rPr>
+                <w:rFonts w:ascii="Segoe UI" w:eastAsia="Times New Roman" w:hAnsi="Segoe UI" w:cs="Segoe UI"/>
+                <w:color w:val="000000" w:themeColor="text1"/>
+                <w:sz w:val="20"/>
+                <w:szCs w:val="20"/>
+                <w:lang w:val="en-AI" w:eastAsia="en-AI"/>
+              </w:rPr>
+              <w:t>13500.0</w:t>
+            </w:r>
+          </w:p>
+        </w:tc>
+      </w:tr>
+      <w:tr>
+        <w:tc>
+          <w:tcPr>
+            <w:tcW w:w="0" w:type="auto"/>
+            <w:hideMark/>
+          </w:tcPr>
+          <w:p>
+            <w:pPr>
+              <w:rPr>
+                <w:rFonts w:ascii="Segoe UI" w:eastAsia="Times New Roman" w:hAnsi="Segoe UI" w:cs="Segoe UI"/>
+                <w:color w:val="000000" w:themeColor="text1"/>
+                <w:sz w:val="20"/>
+                <w:szCs w:val="20"/>
+                <w:lang w:val="en-AI" w:eastAsia="en-AI"/>
+              </w:rPr>
+            </w:pPr>
+            <w:r>
+              <w:rPr>
+                <w:rFonts w:ascii="Segoe UI" w:eastAsia="Times New Roman" w:hAnsi="Segoe UI" w:cs="Segoe UI"/>
+                <w:color w:val="000000" w:themeColor="text1"/>
+                <w:sz w:val="20"/>
+                <w:szCs w:val="20"/>
+                <w:lang w:val="en-AI" w:eastAsia="en-AI"/>
+              </w:rPr>
+              <w:t>P5 (flip D4)</w:t>
+            </w:r>
+          </w:p>
+        </w:tc>
+        <w:tc>
+          <w:tcPr>
+            <w:tcW w:w="0" w:type="auto"/>
+            <w:hideMark/>
+          </w:tcPr>
+          <w:p>
+            <w:pPr>
+              <w:rPr>
+                <w:rFonts w:ascii="Segoe UI" w:eastAsia="Times New Roman" w:hAnsi="Segoe UI" w:cs="Segoe UI"/>
+                <w:color w:val="000000" w:themeColor="text1"/>
+                <w:sz w:val="20"/>
+                <w:szCs w:val="20"/>
+                <w:lang w:val="en-AI" w:eastAsia="en-AI"/>
+              </w:rPr>
+            </w:pPr>
+            <w:r>
+              <w:rPr>
+                <w:rFonts w:ascii="Segoe UI" w:eastAsia="Times New Roman" w:hAnsi="Segoe UI" w:cs="Segoe UI"/>
+                <w:color w:val="000000" w:themeColor="text1"/>
+                <w:sz w:val="20"/>
+                <w:szCs w:val="20"/>
+                <w:lang w:val="en-AI" w:eastAsia="en-AI"/>
+              </w:rPr>
+              <w:t>D4=F,D6=T,D7=T</w:t>
+            </w:r>
+          </w:p>
+        </w:tc>
+        <w:tc>
+          <w:tcPr>
+            <w:tcW w:w="0" w:type="auto"/>
+            <w:hideMark/>
+          </w:tcPr>
+          <w:p>
+            <w:pPr>
+              <w:rPr>
+                <w:rFonts w:ascii="Segoe UI" w:eastAsia="Times New Roman" w:hAnsi="Segoe UI" w:cs="Segoe UI"/>
+                <w:color w:val="000000" w:themeColor="text1"/>
+                <w:sz w:val="20"/>
+                <w:szCs w:val="20"/>
+                <w:lang w:val="en-AI" w:eastAsia="en-AI"/>
+              </w:rPr>
+            </w:pPr>
+            <w:r>
+              <w:rPr>
+                <w:rFonts w:ascii="Segoe UI" w:eastAsia="Times New Roman" w:hAnsi="Segoe UI" w:cs="Segoe UI"/>
+                <w:color w:val="000000" w:themeColor="text1"/>
+                <w:sz w:val="20"/>
+                <w:szCs w:val="20"/>
+                <w:lang w:val="en-AI" w:eastAsia="en-AI"/>
+              </w:rPr>
+              <w:t>5, tinh_khac, true</w:t>
+            </w:r>
+          </w:p>
+        </w:tc>
+        <w:tc>
+          <w:tcPr>
+            <w:tcW w:w="0" w:type="auto"/>
+            <w:hideMark/>
+          </w:tcPr>
+          <w:p>
+            <w:pPr>
+              <w:rPr>
+                <w:rFonts w:ascii="Segoe UI" w:eastAsia="Times New Roman" w:hAnsi="Segoe UI" w:cs="Segoe UI"/>
+                <w:color w:val="000000" w:themeColor="text1"/>
+                <w:sz w:val="20"/>
+                <w:szCs w:val="20"/>
+                <w:lang w:val="en-AI" w:eastAsia="en-AI"/>
+              </w:rPr>
+            </w:pPr>
+            <w:r>
+              <w:rPr>
+                <w:rFonts w:ascii="Segoe UI" w:eastAsia="Times New Roman" w:hAnsi="Segoe UI" w:cs="Segoe UI"/>
+                <w:color w:val="000000" w:themeColor="text1"/>
+                <w:sz w:val="20"/>
+                <w:szCs w:val="20"/>
+                <w:lang w:val="en-AI" w:eastAsia="en-AI"/>
+              </w:rPr>
+              <w:t>58500.0</w:t>
+            </w:r>
+          </w:p>
+        </w:tc>
+      </w:tr>
+      <w:tr>
+        <w:tc>
+          <w:tcPr>
+            <w:tcW w:w="0" w:type="auto"/>
+            <w:hideMark/>
+          </w:tcPr>
+          <w:p>
+            <w:pPr>
+              <w:rPr>
+                <w:rFonts w:ascii="Segoe UI" w:eastAsia="Times New Roman" w:hAnsi="Segoe UI" w:cs="Segoe UI"/>
+                <w:color w:val="000000" w:themeColor="text1"/>
+                <w:sz w:val="20"/>
+                <w:szCs w:val="20"/>
+                <w:lang w:val="en-AI" w:eastAsia="en-AI"/>
+              </w:rPr>
+            </w:pPr>
+            <w:r>
+              <w:rPr>
+                <w:rFonts w:ascii="Segoe UI" w:eastAsia="Times New Roman" w:hAnsi="Segoe UI" w:cs="Segoe UI"/>
+                <w:color w:val="000000" w:themeColor="text1"/>
+                <w:sz w:val="20"/>
+                <w:szCs w:val="20"/>
+                <w:lang w:val="en-AI" w:eastAsia="en-AI"/>
+              </w:rPr>
+              <w:t>P6 (flip D5)</w:t>
+            </w:r>
+          </w:p>
+        </w:tc>
+        <w:tc>
+          <w:tcPr>
+            <w:tcW w:w="0" w:type="auto"/>
+            <w:hideMark/>
+          </w:tcPr>
+          <w:p>
+            <w:pPr>
+              <w:rPr>
+                <w:rFonts w:ascii="Segoe UI" w:eastAsia="Times New Roman" w:hAnsi="Segoe UI" w:cs="Segoe UI"/>
+                <w:color w:val="000000" w:themeColor="text1"/>
+                <w:sz w:val="20"/>
+                <w:szCs w:val="20"/>
+                <w:lang w:val="en-AI" w:eastAsia="en-AI"/>
+              </w:rPr>
+            </w:pPr>
+            <w:r>
+              <w:rPr>
+                <w:rFonts w:ascii="Segoe UI" w:eastAsia="Times New Roman" w:hAnsi="Segoe UI" w:cs="Segoe UI"/>
+                <w:color w:val="000000" w:themeColor="text1"/>
+                <w:sz w:val="20"/>
+                <w:szCs w:val="20"/>
+                <w:lang w:val="en-AI" w:eastAsia="en-AI"/>
+              </w:rPr>
+              <w:t>D4=T,D5=F,D7=T</w:t>
+            </w:r>
+          </w:p>
+        </w:tc>
+        <w:tc>
+          <w:tcPr>
+            <w:tcW w:w="0" w:type="auto"/>
+            <w:hideMark/>
+          </w:tcPr>
+          <w:p>
+            <w:pPr>
+              <w:rPr>
+                <w:rFonts w:ascii="Segoe UI" w:eastAsia="Times New Roman" w:hAnsi="Segoe UI" w:cs="Segoe UI"/>
+                <w:color w:val="000000" w:themeColor="text1"/>
+                <w:sz w:val="20"/>
+                <w:szCs w:val="20"/>
+                <w:lang w:val="en-AI" w:eastAsia="en-AI"/>
+              </w:rPr>
+            </w:pPr>
+            <w:r>
+              <w:rPr>
+                <w:rFonts w:ascii="Segoe UI" w:eastAsia="Times New Roman" w:hAnsi="Segoe UI" w:cs="Segoe UI"/>
+                <w:color w:val="000000" w:themeColor="text1"/>
+                <w:sz w:val="20"/>
+                <w:szCs w:val="20"/>
+                <w:lang w:val="en-AI" w:eastAsia="en-AI"/>
+              </w:rPr>
+              <w:t>2, ngoai_thanh, true</w:t>
+            </w:r>
+          </w:p>
+        </w:tc>
+        <w:tc>
+          <w:tcPr>
+            <w:tcW w:w="0" w:type="auto"/>
+            <w:hideMark/>
+          </w:tcPr>
+          <w:p>
+            <w:pPr>
+              <w:rPr>
+                <w:rFonts w:ascii="Segoe UI" w:eastAsia="Times New Roman" w:hAnsi="Segoe UI" w:cs="Segoe UI"/>
+                <w:color w:val="000000" w:themeColor="text1"/>
+                <w:sz w:val="20"/>
+                <w:szCs w:val="20"/>
+                <w:lang w:val="en-AI" w:eastAsia="en-AI"/>
+              </w:rPr>
+            </w:pPr>
+            <w:r>
+              <w:rPr>
+                <w:rFonts w:ascii="Segoe UI" w:eastAsia="Times New Roman" w:hAnsi="Segoe UI" w:cs="Segoe UI"/>
+                <w:color w:val="000000" w:themeColor="text1"/>
+                <w:sz w:val="20"/>
+                <w:szCs w:val="20"/>
+                <w:lang w:val="en-AI" w:eastAsia="en-AI"/>
+              </w:rPr>
+              <w:t>22500.0</w:t>
+            </w:r>
+          </w:p>
+        </w:tc>
+      </w:tr>
+      <w:tr>
+        <w:tc>
+          <w:tcPr>
+            <w:tcW w:w="0" w:type="auto"/>
+            <w:hideMark/>
+          </w:tcPr>
+          <w:p>
+            <w:pPr>
+              <w:rPr>
+                <w:rFonts w:ascii="Segoe UI" w:eastAsia="Times New Roman" w:hAnsi="Segoe UI" w:cs="Segoe UI"/>
+                <w:color w:val="000000" w:themeColor="text1"/>
+                <w:sz w:val="20"/>
+                <w:szCs w:val="20"/>
+                <w:lang w:val="en-AI" w:eastAsia="en-AI"/>
+              </w:rPr>
+            </w:pPr>
+            <w:r>
+              <w:rPr>
+                <w:rFonts w:ascii="Segoe UI" w:eastAsia="Times New Roman" w:hAnsi="Segoe UI" w:cs="Segoe UI"/>
+                <w:color w:val="000000" w:themeColor="text1"/>
+                <w:sz w:val="20"/>
+                <w:szCs w:val="20"/>
+                <w:lang w:val="en-AI" w:eastAsia="en-AI"/>
+              </w:rPr>
+              <w:t>P7 (flip D6)</w:t>
+            </w:r>
+          </w:p>
+        </w:tc>
+        <w:tc>
+          <w:tcPr>
+            <w:tcW w:w="0" w:type="auto"/>
+            <w:hideMark/>
+          </w:tcPr>
+          <w:p>
+            <w:pPr>
+              <w:rPr>
+                <w:rFonts w:ascii="Segoe UI" w:eastAsia="Times New Roman" w:hAnsi="Segoe UI" w:cs="Segoe UI"/>
+                <w:color w:val="000000" w:themeColor="text1"/>
+                <w:sz w:val="20"/>
+                <w:szCs w:val="20"/>
+                <w:lang w:val="en-AI" w:eastAsia="en-AI"/>
+              </w:rPr>
+            </w:pPr>
+            <w:r>
+              <w:rPr>
+                <w:rFonts w:ascii="Segoe UI" w:eastAsia="Times New Roman" w:hAnsi="Segoe UI" w:cs="Segoe UI"/>
+                <w:color w:val="000000" w:themeColor="text1"/>
+                <w:sz w:val="20"/>
+                <w:szCs w:val="20"/>
+                <w:lang w:val="en-AI" w:eastAsia="en-AI"/>
+              </w:rPr>
+              <w:t>D4=F,D6=F,D7=T</w:t>
+            </w:r>
+          </w:p>
+        </w:tc>
+        <w:tc>
+          <w:tcPr>
+            <w:tcW w:w="0" w:type="auto"/>
+            <w:hideMark/>
+          </w:tcPr>
+          <w:p>
+            <w:pPr>
+              <w:rPr>
+                <w:rFonts w:ascii="Segoe UI" w:eastAsia="Times New Roman" w:hAnsi="Segoe UI" w:cs="Segoe UI"/>
+                <w:color w:val="000000" w:themeColor="text1"/>
+                <w:sz w:val="20"/>
+                <w:szCs w:val="20"/>
+                <w:lang w:val="en-AI" w:eastAsia="en-AI"/>
+              </w:rPr>
+            </w:pPr>
+            <w:r>
+              <w:rPr>
+                <w:rFonts w:ascii="Segoe UI" w:eastAsia="Times New Roman" w:hAnsi="Segoe UI" w:cs="Segoe UI"/>
+                <w:color w:val="000000" w:themeColor="text1"/>
+                <w:sz w:val="20"/>
+                <w:szCs w:val="20"/>
+                <w:lang w:val="en-AI" w:eastAsia="en-AI"/>
+              </w:rPr>
+              <w:t>1, tinh_khac, true</w:t>
+            </w:r>
+          </w:p>
+        </w:tc>
+        <w:tc>
+          <w:tcPr>
+            <w:tcW w:w="0" w:type="auto"/>
+            <w:hideMark/>
+          </w:tcPr>
+          <w:p>
+            <w:pPr>
+              <w:rPr>
+                <w:rFonts w:ascii="Segoe UI" w:eastAsia="Times New Roman" w:hAnsi="Segoe UI" w:cs="Segoe UI"/>
+                <w:color w:val="000000" w:themeColor="text1"/>
+                <w:sz w:val="20"/>
+                <w:szCs w:val="20"/>
+                <w:lang w:val="en-AI" w:eastAsia="en-AI"/>
+              </w:rPr>
+            </w:pPr>
+            <w:r>
+              <w:rPr>
+                <w:rFonts w:ascii="Segoe UI" w:eastAsia="Times New Roman" w:hAnsi="Segoe UI" w:cs="Segoe UI"/>
+                <w:color w:val="000000" w:themeColor="text1"/>
+                <w:sz w:val="20"/>
+                <w:szCs w:val="20"/>
+                <w:lang w:val="en-AI" w:eastAsia="en-AI"/>
+              </w:rPr>
+              <w:t>45000.0</w:t>
+            </w:r>
+          </w:p>
+        </w:tc>
+      </w:tr>
+      <w:tr>
+        <w:tc>
+          <w:tcPr>
+            <w:tcW w:w="0" w:type="auto"/>
+            <w:hideMark/>
+          </w:tcPr>
+          <w:p>
+            <w:pPr>
+              <w:rPr>
+                <w:rFonts w:ascii="Segoe UI" w:eastAsia="Times New Roman" w:hAnsi="Segoe UI" w:cs="Segoe UI"/>
+                <w:color w:val="000000" w:themeColor="text1"/>
+                <w:sz w:val="20"/>
+                <w:szCs w:val="20"/>
+                <w:lang w:val="en-AI" w:eastAsia="en-AI"/>
+              </w:rPr>
+            </w:pPr>
+            <w:r>
+              <w:rPr>
+                <w:rFonts w:ascii="Segoe UI" w:eastAsia="Times New Roman" w:hAnsi="Segoe UI" w:cs="Segoe UI"/>
+                <w:color w:val="000000" w:themeColor="text1"/>
+                <w:sz w:val="20"/>
+                <w:szCs w:val="20"/>
+                <w:lang w:val="en-AI" w:eastAsia="en-AI"/>
+              </w:rPr>
+              <w:t>P8 (flip D7)</w:t>
+            </w:r>
+          </w:p>
+        </w:tc>
+        <w:tc>
+          <w:tcPr>
+            <w:tcW w:w="0" w:type="auto"/>
+            <w:hideMark/>
+          </w:tcPr>
+          <w:p>
+            <w:pPr>
+              <w:rPr>
+                <w:rFonts w:ascii="Segoe UI" w:eastAsia="Times New Roman" w:hAnsi="Segoe UI" w:cs="Segoe UI"/>
+                <w:color w:val="000000" w:themeColor="text1"/>
+                <w:sz w:val="20"/>
+                <w:szCs w:val="20"/>
+                <w:lang w:val="en-AI" w:eastAsia="en-AI"/>
+              </w:rPr>
+            </w:pPr>
+            <w:r>
+              <w:rPr>
+                <w:rFonts w:ascii="Segoe UI" w:eastAsia="Times New Roman" w:hAnsi="Segoe UI" w:cs="Segoe UI"/>
+                <w:color w:val="000000" w:themeColor="text1"/>
+                <w:sz w:val="20"/>
+                <w:szCs w:val="20"/>
+                <w:lang w:val="en-AI" w:eastAsia="en-AI"/>
+              </w:rPr>
+              <w:t>D2=T,D3=T,D7=F</w:t>
+            </w:r>
+          </w:p>
+        </w:tc>
+        <w:tc>
+          <w:tcPr>
+            <w:tcW w:w="0" w:type="auto"/>
+            <w:hideMark/>
+          </w:tcPr>
+          <w:p>
+            <w:pPr>
+              <w:rPr>
+                <w:rFonts w:ascii="Segoe UI" w:eastAsia="Times New Roman" w:hAnsi="Segoe UI" w:cs="Segoe UI"/>
+                <w:color w:val="000000" w:themeColor="text1"/>
+                <w:sz w:val="20"/>
+                <w:szCs w:val="20"/>
+                <w:lang w:val="en-AI" w:eastAsia="en-AI"/>
+              </w:rPr>
+            </w:pPr>
+            <w:r>
+              <w:rPr>
+                <w:rFonts w:ascii="Segoe UI" w:eastAsia="Times New Roman" w:hAnsi="Segoe UI" w:cs="Segoe UI"/>
+                <w:color w:val="000000" w:themeColor="text1"/>
+                <w:sz w:val="20"/>
+                <w:szCs w:val="20"/>
+                <w:lang w:val="en-AI" w:eastAsia="en-AI"/>
+              </w:rPr>
+              <w:t>10, noi_thanh, false</w:t>
+            </w:r>
+          </w:p>
+        </w:tc>
+        <w:tc>
+          <w:tcPr>
+            <w:tcW w:w="0" w:type="auto"/>
+            <w:hideMark/>
+          </w:tcPr>
+          <w:p>
+            <w:pPr>
+              <w:rPr>
+                <w:rFonts w:ascii="Segoe UI" w:eastAsia="Times New Roman" w:hAnsi="Segoe UI" w:cs="Segoe UI"/>
+                <w:color w:val="000000" w:themeColor="text1"/>
+                <w:sz w:val="20"/>
+                <w:szCs w:val="20"/>
+                <w:lang w:val="en-AI" w:eastAsia="en-AI"/>
+              </w:rPr>
+            </w:pPr>
+            <w:r>
+              <w:rPr>
+                <w:rFonts w:ascii="Segoe UI" w:eastAsia="Times New Roman" w:hAnsi="Segoe UI" w:cs="Segoe UI"/>
+                <w:color w:val="000000" w:themeColor="text1"/>
+                <w:sz w:val="20"/>
+                <w:szCs w:val="20"/>
+                <w:lang w:val="en-AI" w:eastAsia="en-AI"/>
+              </w:rPr>
+              <w:t>25000.0</w:t>
+            </w:r>
+          </w:p>
+        </w:tc>
+      </w:tr>
+    </w:tbl>
+    <w:p>
+      <w:pPr>
+        <w:rPr>
+          <w:rFonts w:ascii="Times New Roman" w:hAnsi="Times New Roman" w:cs="Times New Roman"/>
+          <w:color w:val="000000" w:themeColor="text1"/>
+          <w:lang w:val="en-US"/>
+        </w:rPr>
+      </w:pPr>
+    </w:p>
+    <w:p>
+      <w:pPr>
+        <w:rPr>
+          <w:rFonts w:ascii="Times New Roman" w:hAnsi="Times New Roman" w:cs="Times New Roman"/>
+          <w:color w:val="000000" w:themeColor="text1"/>
+          <w:lang w:val="en-US"/>
+        </w:rPr>
+      </w:pPr>
+      <w:r>
+        <w:rPr>
+          <w:rFonts w:ascii="Times New Roman" w:hAnsi="Times New Roman" w:cs="Times New Roman"/>
+          <w:color w:val="000000" w:themeColor="text1"/>
+          <w:lang w:val="en-US"/>
+        </w:rPr>
+        <w:lastRenderedPageBreak/>
         <w:t>Bài 4.2:</w:t>
       </w:r>
       <w:r>
         <w:rPr>
           <w:rFonts w:ascii="Times New Roman" w:hAnsi="Times New Roman" w:cs="Times New Roman"/>
+          <w:color w:val="000000" w:themeColor="text1"/>
           <w:lang w:val="en-US"/>
         </w:rPr>
         <w:tab/>
-      </w:r>
-      <w:r>
-        <w:rPr>
-          <w:rFonts w:ascii="Times New Roman" w:hAnsi="Times New Roman" w:cs="Times New Roman"/>
-          <w:lang w:val="en-US"/>
-        </w:rPr>
         <w:t>VIẾT TEST CASE TESTNG TỪ BASIS PATH (1.0 điểm)</w:t>
       </w:r>
     </w:p>
@@ -4527,67 +6204,113 @@
       <w:pPr>
         <w:rPr>
           <w:rFonts w:ascii="Times New Roman" w:hAnsi="Times New Roman" w:cs="Times New Roman"/>
+          <w:color w:val="000000" w:themeColor="text1"/>
           <w:lang w:val="en-US"/>
         </w:rPr>
       </w:pPr>
       <w:r>
         <w:rPr>
           <w:rFonts w:ascii="Times New Roman" w:hAnsi="Times New Roman" w:cs="Times New Roman"/>
+          <w:color w:val="000000" w:themeColor="text1"/>
           <w:lang w:val="en-US"/>
         </w:rPr>
-        <w:lastRenderedPageBreak/>
-        <w:t xml:space="preserve">Bài 5.1: </w:t>
-      </w:r>
-      <w:r>
-        <w:rPr>
-          <w:rFonts w:ascii="Times New Roman" w:hAnsi="Times New Roman" w:cs="Times New Roman"/>
-          <w:lang w:val="en-US"/>
-        </w:rPr>
-        <w:t>PHÂN TÍCH CONDITION VÀ MC/DC (1.0 điểm)</w:t>
+        <w:drawing>
+          <wp:inline distT="0" distB="0" distL="0" distR="0" wp14:anchorId="786F6A8D" wp14:editId="1AB3E516">
+            <wp:extent cx="5731510" cy="3013710"/>
+            <wp:effectExtent l="0" t="0" r="2540" b="0"/>
+            <wp:docPr id="6" name="Picture 6"/>
+            <wp:cNvGraphicFramePr>
+              <a:graphicFrameLocks xmlns:a="http://schemas.openxmlformats.org/drawingml/2006/main" noChangeAspect="1"/>
+            </wp:cNvGraphicFramePr>
+            <a:graphic xmlns:a="http://schemas.openxmlformats.org/drawingml/2006/main">
+              <a:graphicData uri="http://schemas.openxmlformats.org/drawingml/2006/picture">
+                <pic:pic xmlns:pic="http://schemas.openxmlformats.org/drawingml/2006/picture">
+                  <pic:nvPicPr>
+                    <pic:cNvPr id="1" name=""/>
+                    <pic:cNvPicPr/>
+                  </pic:nvPicPr>
+                  <pic:blipFill>
+                    <a:blip r:embed="rId33"/>
+                    <a:stretch>
+                      <a:fillRect/>
+                    </a:stretch>
+                  </pic:blipFill>
+                  <pic:spPr>
+                    <a:xfrm>
+                      <a:off x="0" y="0"/>
+                      <a:ext cx="5731510" cy="3013710"/>
+                    </a:xfrm>
+                    <a:prstGeom prst="rect">
+                      <a:avLst/>
+                    </a:prstGeom>
+                  </pic:spPr>
+                </pic:pic>
+              </a:graphicData>
+            </a:graphic>
+          </wp:inline>
+        </w:drawing>
       </w:r>
     </w:p>
     <w:p>
       <w:pPr>
         <w:rPr>
           <w:rFonts w:ascii="Times New Roman" w:hAnsi="Times New Roman" w:cs="Times New Roman"/>
+          <w:color w:val="000000" w:themeColor="text1"/>
           <w:lang w:val="en-US"/>
         </w:rPr>
       </w:pPr>
       <w:r>
         <w:rPr>
           <w:rFonts w:ascii="Times New Roman" w:hAnsi="Times New Roman" w:cs="Times New Roman"/>
+          <w:color w:val="000000" w:themeColor="text1"/>
           <w:lang w:val="en-US"/>
         </w:rPr>
-        <w:t xml:space="preserve">Bài 5.2: </w:t>
-      </w:r>
-      <w:r>
-        <w:rPr>
-          <w:rFonts w:ascii="Times New Roman" w:hAnsi="Times New Roman" w:cs="Times New Roman"/>
-          <w:lang w:val="en-US"/>
-        </w:rPr>
-        <w:t>VIẾT TEST TESTNG TỪ MC/DC (1.0 điểm)</w:t>
+        <w:t>Bài 5.1: PHÂN TÍCH CONDITION VÀ MC/DC (1.0 điểm)</w:t>
       </w:r>
     </w:p>
     <w:p>
       <w:pPr>
         <w:rPr>
           <w:rFonts w:ascii="Times New Roman" w:hAnsi="Times New Roman" w:cs="Times New Roman"/>
+          <w:color w:val="000000" w:themeColor="text1"/>
           <w:lang w:val="en-US"/>
         </w:rPr>
       </w:pPr>
       <w:r>
         <w:rPr>
           <w:rFonts w:ascii="Times New Roman" w:hAnsi="Times New Roman" w:cs="Times New Roman"/>
+          <w:color w:val="000000" w:themeColor="text1"/>
+          <w:lang w:val="en-US"/>
+        </w:rPr>
+        <w:t>Bài 5.2: VIẾT TEST TESTNG TỪ MC/DC (1.0 điểm)</w:t>
+      </w:r>
+    </w:p>
+    <w:p>
+      <w:pPr>
+        <w:rPr>
+          <w:rFonts w:ascii="Times New Roman" w:hAnsi="Times New Roman" w:cs="Times New Roman"/>
+          <w:color w:val="000000" w:themeColor="text1"/>
+          <w:lang w:val="en-US"/>
+        </w:rPr>
+      </w:pPr>
+      <w:r>
+        <w:rPr>
+          <w:rFonts w:ascii="Times New Roman" w:hAnsi="Times New Roman" w:cs="Times New Roman"/>
+          <w:color w:val="000000" w:themeColor="text1"/>
           <w:lang w:val="en-US"/>
         </w:rPr>
         <w:t>Bài 6.1:</w:t>
       </w:r>
       <w:r>
+        <w:rPr>
+          <w:color w:val="000000" w:themeColor="text1"/>
+        </w:rPr>
         <w:t xml:space="preserve"> </w:t>
       </w:r>
       <w:r>
         <w:rPr>
           <w:rFonts w:ascii="Times New Roman" w:hAnsi="Times New Roman" w:cs="Times New Roman"/>
+          <w:color w:val="000000" w:themeColor="text1"/>
           <w:lang w:val="en-US"/>
         </w:rPr>
         <w:t>TDD: THIẾT KẾ CFG → VIẾT TEST → VIẾT CODE (1.0 điểm)</w:t>
@@ -4597,51 +6320,45 @@
       <w:pPr>
         <w:rPr>
           <w:rFonts w:ascii="Times New Roman" w:hAnsi="Times New Roman" w:cs="Times New Roman"/>
+          <w:color w:val="000000" w:themeColor="text1"/>
           <w:lang w:val="en-US"/>
         </w:rPr>
       </w:pPr>
       <w:r>
         <w:rPr>
           <w:rFonts w:ascii="Times New Roman" w:hAnsi="Times New Roman" w:cs="Times New Roman"/>
+          <w:color w:val="000000" w:themeColor="text1"/>
           <w:lang w:val="en-US"/>
         </w:rPr>
         <w:t>Bài 6.2:</w:t>
       </w:r>
       <w:r>
-        <w:t xml:space="preserve"> </w:t>
-      </w:r>
-      <w:r>
         <w:rPr>
-          <w:rFonts w:ascii="Times New Roman" w:hAnsi="Times New Roman" w:cs="Times New Roman"/>
-          <w:lang w:val="en-US"/>
-        </w:rPr>
-        <w:t>WHITE-BOX + SELENIUM: KIỂM THỬ FORM GIAO DIỆN (1.0</w:t>
-      </w:r>
-      <w:r>
-        <w:rPr>
-          <w:rFonts w:ascii="Times New Roman" w:hAnsi="Times New Roman" w:cs="Times New Roman"/>
-          <w:lang w:val="en-US"/>
+          <w:color w:val="000000" w:themeColor="text1"/>
         </w:rPr>
         <w:t xml:space="preserve"> </w:t>
       </w:r>
       <w:r>
         <w:rPr>
           <w:rFonts w:ascii="Times New Roman" w:hAnsi="Times New Roman" w:cs="Times New Roman"/>
+          <w:color w:val="000000" w:themeColor="text1"/>
           <w:lang w:val="en-US"/>
         </w:rPr>
-        <w:t>điểm)</w:t>
+        <w:t>WHITE-BOX + SELENIUM: KIỂM THỬ FORM GIAO DIỆN (1.0 điểm)</w:t>
       </w:r>
     </w:p>
     <w:p>
       <w:pPr>
         <w:rPr>
           <w:rFonts w:ascii="Times New Roman" w:hAnsi="Times New Roman" w:cs="Times New Roman"/>
+          <w:color w:val="000000" w:themeColor="text1"/>
           <w:lang w:val="en-US"/>
         </w:rPr>
       </w:pPr>
       <w:r>
         <w:rPr>
           <w:rFonts w:ascii="Times New Roman" w:hAnsi="Times New Roman" w:cs="Times New Roman"/>
+          <w:color w:val="000000" w:themeColor="text1"/>
           <w:lang w:val="en-US"/>
         </w:rPr>
         <w:t>Bài 7</w:t>
@@ -4649,6 +6366,7 @@
       <w:r>
         <w:rPr>
           <w:rFonts w:ascii="Times New Roman" w:hAnsi="Times New Roman" w:cs="Times New Roman"/>
+          <w:color w:val="000000" w:themeColor="text1"/>
           <w:lang w:val="en-US"/>
         </w:rPr>
         <w:t>.1</w:t>
@@ -4656,16 +6374,21 @@
       <w:r>
         <w:rPr>
           <w:rFonts w:ascii="Times New Roman" w:hAnsi="Times New Roman" w:cs="Times New Roman"/>
+          <w:color w:val="000000" w:themeColor="text1"/>
           <w:lang w:val="en-US"/>
         </w:rPr>
         <w:t>:</w:t>
       </w:r>
       <w:r>
+        <w:rPr>
+          <w:color w:val="000000" w:themeColor="text1"/>
+        </w:rPr>
         <w:t xml:space="preserve"> </w:t>
       </w:r>
       <w:r>
         <w:rPr>
           <w:rFonts w:ascii="Times New Roman" w:hAnsi="Times New Roman" w:cs="Times New Roman"/>
+          <w:color w:val="000000" w:themeColor="text1"/>
           <w:lang w:val="en-US"/>
         </w:rPr>
         <w:t>PHÂN TÍCH VÀ THIẾT KẾ TEST SUITE TOÀN DIỆN (5 điểm)</w:t>
@@ -4675,28 +6398,24 @@
       <w:pPr>
         <w:rPr>
           <w:rFonts w:ascii="Times New Roman" w:hAnsi="Times New Roman" w:cs="Times New Roman"/>
+          <w:color w:val="000000" w:themeColor="text1"/>
           <w:lang w:val="en-US"/>
         </w:rPr>
       </w:pPr>
       <w:r>
         <w:rPr>
           <w:rFonts w:ascii="Times New Roman" w:hAnsi="Times New Roman" w:cs="Times New Roman"/>
+          <w:color w:val="000000" w:themeColor="text1"/>
           <w:lang w:val="en-US"/>
         </w:rPr>
-        <w:t xml:space="preserve">Bài 7.2: </w:t>
-      </w:r>
-      <w:r>
-        <w:rPr>
-          <w:rFonts w:ascii="Times New Roman" w:hAnsi="Times New Roman" w:cs="Times New Roman"/>
-          <w:lang w:val="en-US"/>
-        </w:rPr>
-        <w:t>TÍCH HỢP ALLURE + JACOCO (3 điểm)</w:t>
+        <w:t>Bài 7.2: TÍCH HỢP ALLURE + JACOCO (3 điểm)</w:t>
       </w:r>
     </w:p>
     <w:p>
       <w:pPr>
         <w:rPr>
           <w:rFonts w:ascii="Times New Roman" w:hAnsi="Times New Roman" w:cs="Times New Roman"/>
+          <w:color w:val="000000" w:themeColor="text1"/>
           <w:lang w:val="en-US"/>
         </w:rPr>
       </w:pPr>
@@ -5113,6 +6832,7 @@
   <w:style w:type="character" w:default="1" w:styleId="DefaultParagraphFont">
     <w:name w:val="Default Paragraph Font"/>
     <w:uiPriority w:val="1"/>
+    <w:semiHidden/>
     <w:unhideWhenUsed/>
   </w:style>
   <w:style w:type="table" w:default="1" w:styleId="TableNormal">
@@ -5177,6 +6897,17 @@
         <w:insideV w:val="single" w:sz="4" w:space="0" w:color="auto"/>
       </w:tblBorders>
     </w:tblPr>
+  </w:style>
+  <w:style w:type="character" w:styleId="Strong">
+    <w:name w:val="Strong"/>
+    <w:basedOn w:val="DefaultParagraphFont"/>
+    <w:uiPriority w:val="22"/>
+    <w:qFormat/>
+    <w:rsid w:val="005D786B"/>
+    <w:rPr>
+      <w:b/>
+      <w:bCs/>
+    </w:rPr>
   </w:style>
 </w:styles>
 </file>
